--- a/docx/ch01_history.docx
+++ b/docx/ch01_history.docx
@@ -7,7 +7,73 @@
         <w:pStyle w:val="Title"/>
       </w:pPr>
       <w:r>
-        <w:t xml:space="preserve">Chapter 1: The History of IT Ethics | Computing &amp; AI Ethics</w:t>
+        <w:t xml:space="preserve">Chapter</w:t>
+      </w:r>
+      <w:r>
+        <w:t xml:space="preserve"> </w:t>
+      </w:r>
+      <w:r>
+        <w:t xml:space="preserve">1:</w:t>
+      </w:r>
+      <w:r>
+        <w:t xml:space="preserve"> </w:t>
+      </w:r>
+      <w:r>
+        <w:t xml:space="preserve">The</w:t>
+      </w:r>
+      <w:r>
+        <w:t xml:space="preserve"> </w:t>
+      </w:r>
+      <w:r>
+        <w:t xml:space="preserve">History</w:t>
+      </w:r>
+      <w:r>
+        <w:t xml:space="preserve"> </w:t>
+      </w:r>
+      <w:r>
+        <w:t xml:space="preserve">of</w:t>
+      </w:r>
+      <w:r>
+        <w:t xml:space="preserve"> </w:t>
+      </w:r>
+      <w:r>
+        <w:t xml:space="preserve">IT</w:t>
+      </w:r>
+      <w:r>
+        <w:t xml:space="preserve"> </w:t>
+      </w:r>
+      <w:r>
+        <w:t xml:space="preserve">Ethics</w:t>
+      </w:r>
+      <w:r>
+        <w:t xml:space="preserve"> </w:t>
+      </w:r>
+      <w:r>
+        <w:t xml:space="preserve">|</w:t>
+      </w:r>
+      <w:r>
+        <w:t xml:space="preserve"> </w:t>
+      </w:r>
+      <w:r>
+        <w:t xml:space="preserve">Computing</w:t>
+      </w:r>
+      <w:r>
+        <w:t xml:space="preserve"> </w:t>
+      </w:r>
+      <w:r>
+        <w:t xml:space="preserve">&amp;</w:t>
+      </w:r>
+      <w:r>
+        <w:t xml:space="preserve"> </w:t>
+      </w:r>
+      <w:r>
+        <w:t xml:space="preserve">AI</w:t>
+      </w:r>
+      <w:r>
+        <w:t xml:space="preserve"> </w:t>
+      </w:r>
+      <w:r>
+        <w:t xml:space="preserve">Ethics</w:t>
       </w:r>
     </w:p>
     <w:p>
@@ -15,11 +81,49 @@
         <w:pStyle w:val="Author"/>
       </w:pPr>
       <w:r>
-        <w:t xml:space="preserve">Brendan Shea, PhD</w:t>
-      </w:r>
-    </w:p>
-    <w:bookmarkStart w:id="10" w:name="central-questions"/>
-    <w:bookmarkStart w:id="9" w:name="cq-heading"/>
+        <w:t xml:space="preserve">Brendan</w:t>
+      </w:r>
+      <w:r>
+        <w:t xml:space="preserve"> </w:t>
+      </w:r>
+      <w:r>
+        <w:t xml:space="preserve">Shea,</w:t>
+      </w:r>
+      <w:r>
+        <w:t xml:space="preserve"> </w:t>
+      </w:r>
+      <w:r>
+        <w:t xml:space="preserve">PhD</w:t>
+      </w:r>
+    </w:p>
+    <w:p>
+      <w:pPr>
+        <w:pStyle w:val="ChapterEyebrow"/>
+      </w:pPr>
+      <w:r>
+        <w:t xml:space="preserve">Chapter 1</w:t>
+      </w:r>
+    </w:p>
+    <w:bookmarkStart w:id="20" w:name="the-history-of-it-ethics"/>
+    <w:p>
+      <w:pPr>
+        <w:pStyle w:val="Heading1"/>
+      </w:pPr>
+      <w:r>
+        <w:t xml:space="preserve">The History of IT Ethics</w:t>
+      </w:r>
+    </w:p>
+    <w:p>
+      <w:pPr>
+        <w:pStyle w:val="ChapterSubtitle"/>
+      </w:pPr>
+      <w:r>
+        <w:t xml:space="preserve">Every information revolution promised liberation. Every one enabled new forms of control. Both promises were kept.</w:t>
+      </w:r>
+    </w:p>
+    <w:bookmarkEnd w:id="20"/>
+    <w:bookmarkStart w:id="22" w:name="central-questions"/>
+    <w:bookmarkStart w:id="21" w:name="cq-heading"/>
     <w:p>
       <w:pPr>
         <w:pStyle w:val="Heading2"/>
@@ -30,11 +134,11 @@
     </w:p>
     <w:p>
       <w:pPr>
-        <w:pStyle w:val="Compact"/>
         <w:numPr>
           <w:ilvl w:val="0"/>
           <w:numId w:val="1001"/>
         </w:numPr>
+        <w:pStyle w:val="Compact"/>
       </w:pPr>
       <w:r>
         <w:t xml:space="preserve">What are the five major information technology revolutions, and what ethical patterns do they share?</w:t>
@@ -42,11 +146,11 @@
     </w:p>
     <w:p>
       <w:pPr>
-        <w:pStyle w:val="Compact"/>
         <w:numPr>
           <w:ilvl w:val="0"/>
           <w:numId w:val="1001"/>
         </w:numPr>
+        <w:pStyle w:val="Compact"/>
       </w:pPr>
       <w:r>
         <w:t xml:space="preserve">Why does every revolutionary technology promise liberation yet enable new forms of control?</w:t>
@@ -54,11 +158,11 @@
     </w:p>
     <w:p>
       <w:pPr>
-        <w:pStyle w:val="Compact"/>
         <w:numPr>
           <w:ilvl w:val="0"/>
           <w:numId w:val="1001"/>
         </w:numPr>
+        <w:pStyle w:val="Compact"/>
       </w:pPr>
       <w:r>
         <w:t xml:space="preserve">How have optimists and pessimists responded to each revolution — and who was right?</w:t>
@@ -66,11 +170,11 @@
     </w:p>
     <w:p>
       <w:pPr>
-        <w:pStyle w:val="Compact"/>
         <w:numPr>
           <w:ilvl w:val="0"/>
           <w:numId w:val="1001"/>
         </w:numPr>
+        <w:pStyle w:val="Compact"/>
       </w:pPr>
       <w:r>
         <w:t xml:space="preserve">How do economic and political interests shape the impact of new technology?</w:t>
@@ -78,20 +182,20 @@
     </w:p>
     <w:p>
       <w:pPr>
-        <w:pStyle w:val="Compact"/>
         <w:numPr>
           <w:ilvl w:val="0"/>
           <w:numId w:val="1001"/>
         </w:numPr>
+        <w:pStyle w:val="Compact"/>
       </w:pPr>
       <w:r>
         <w:t xml:space="preserve">What historical lessons should we carry into our thinking about AI, privacy, and surveillance today?</w:t>
       </w:r>
     </w:p>
-    <w:bookmarkEnd w:id="9"/>
-    <w:bookmarkEnd w:id="10"/>
-    <w:bookmarkStart w:id="15" w:name="what-is-it"/>
-    <w:bookmarkStart w:id="14" w:name="s1-heading"/>
+    <w:bookmarkEnd w:id="21"/>
+    <w:bookmarkEnd w:id="22"/>
+    <w:bookmarkStart w:id="27" w:name="what-is-it"/>
+    <w:bookmarkStart w:id="26" w:name="s1-heading"/>
     <w:p>
       <w:pPr>
         <w:pStyle w:val="Heading2"/>
@@ -105,19 +209,25 @@
         <w:pStyle w:val="FirstParagraph"/>
       </w:pPr>
       <w:r>
-        <w:t xml:space="preserve">In the summer of 399 BCE, the philosopher Socrates stood before a jury of five hundred Athenian citizens</w:t>
-      </w:r>
-      <w:r>
-        <w:t xml:space="preserve"> </w:t>
-      </w:r>
-      <w:r>
-        <w:t xml:space="preserve">and was condemned to death. His alleged crime was corrupting the youth of Athens. His real offense,</w:t>
-      </w:r>
-      <w:r>
-        <w:t xml:space="preserve"> </w:t>
-      </w:r>
-      <w:r>
-        <w:t xml:space="preserve">many historians believe, was something more specific: he questioned everything, including the authority</w:t>
+        <w:t xml:space="preserve">In 399 BCE, the philosopher Socrates stood before a jury of five hundred Athenian citizens</w:t>
+      </w:r>
+      <w:r>
+        <w:t xml:space="preserve"> </w:t>
+      </w:r>
+      <w:r>
+        <w:t xml:space="preserve">and was condemned to death. The formal charges were impiety toward the city's gods and corrupting</w:t>
+      </w:r>
+      <w:r>
+        <w:t xml:space="preserve"> </w:t>
+      </w:r>
+      <w:r>
+        <w:t xml:space="preserve">the youth of Athens. His real offense,</w:t>
+      </w:r>
+      <w:r>
+        <w:t xml:space="preserve"> </w:t>
+      </w:r>
+      <w:r>
+        <w:t xml:space="preserve">many historians believe, was something else: he questioned everything, including the authority</w:t>
       </w:r>
       <w:r>
         <w:t xml:space="preserve"> </w:t>
@@ -154,8 +264,8 @@
       </w:r>
       <w:r>
         <w:rPr>
+          <w:iCs/>
           <w:i/>
-          <w:iCs/>
         </w:rPr>
         <w:t xml:space="preserve">only because someone wrote about him</w:t>
       </w:r>
@@ -283,8 +393,8 @@
       </w:r>
       <w:r>
         <w:rPr>
+          <w:iCs/>
           <w:i/>
-          <w:iCs/>
         </w:rPr>
         <w:t xml:space="preserve">ought</w:t>
       </w:r>
@@ -346,20 +456,20 @@
       <w:r>
         <w:drawing>
           <wp:inline>
-            <wp:extent cx="5334000" cy="2027402"/>
+            <wp:extent cx="5334000" cy="2009300"/>
             <wp:effectExtent b="0" l="0" r="0" t="0"/>
-            <wp:docPr descr="Diagram 1" title="" id="12" name="Picture"/>
+            <wp:docPr descr="Diagram 1" title="" id="24" name="Picture"/>
             <a:graphic>
               <a:graphicData uri="http://schemas.openxmlformats.org/drawingml/2006/picture">
                 <pic:pic>
                   <pic:nvPicPr>
-                    <pic:cNvPr descr="C:/Users/brend/AppData/Local/Temp/docx-build-2So8QR/ch01_history-diagrams/diag_0.png" id="13" name="Picture"/>
+                    <pic:cNvPr descr="/tmp/docx-build-87TwSJ/ch01_history-diagrams/diag_0.png" id="25" name="Picture"/>
                     <pic:cNvPicPr>
                       <a:picLocks noChangeArrowheads="1" noChangeAspect="1"/>
                     </pic:cNvPicPr>
                   </pic:nvPicPr>
                   <pic:blipFill>
-                    <a:blip r:embed="rId11"/>
+                    <a:blip r:embed="rId23"/>
                     <a:stretch>
                       <a:fillRect/>
                     </a:stretch>
@@ -367,7 +477,7 @@
                   <pic:spPr bwMode="auto">
                     <a:xfrm>
                       <a:off x="0" y="0"/>
-                      <a:ext cx="5334000" cy="2027402"/>
+                      <a:ext cx="5334000" cy="2009300"/>
                     </a:xfrm>
                     <a:prstGeom prst="rect">
                       <a:avLst/>
@@ -407,6 +517,7 @@
         <w:tblStyle w:val="Table"/>
         <w:tblW w:type="auto" w:w="0"/>
         <w:tblLook w:firstRow="1" w:lastRow="0" w:firstColumn="0" w:lastColumn="0" w:noHBand="0" w:noVBand="0" w:val="0020"/>
+        <w:jc w:val="start"/>
         <w:tblCaption w:val="Table 1.1 — The Five IT Revolutions: Key Thinkers and Core Tensions"/>
       </w:tblPr>
       <w:tblGrid>
@@ -417,13 +528,14 @@
       </w:tblGrid>
       <w:tr>
         <w:trPr>
-          <w:tblHeader w:val="on"/>
+          <w:tblHeader w:val="true"/>
         </w:trPr>
         <w:tc>
           <w:tcPr/>
           <w:p>
             <w:pPr>
               <w:pStyle w:val="Compact"/>
+              <w:jc w:val="left"/>
             </w:pPr>
             <w:r>
               <w:t xml:space="preserve">Revolution</w:t>
@@ -435,6 +547,7 @@
           <w:p>
             <w:pPr>
               <w:pStyle w:val="Compact"/>
+              <w:jc w:val="left"/>
             </w:pPr>
             <w:r>
               <w:t xml:space="preserve">Approximate Date</w:t>
@@ -446,6 +559,7 @@
           <w:p>
             <w:pPr>
               <w:pStyle w:val="Compact"/>
+              <w:jc w:val="left"/>
             </w:pPr>
             <w:r>
               <w:t xml:space="preserve">Key Thinkers</w:t>
@@ -457,6 +571,7 @@
           <w:p>
             <w:pPr>
               <w:pStyle w:val="Compact"/>
+              <w:jc w:val="left"/>
             </w:pPr>
             <w:r>
               <w:t xml:space="preserve">Core Tension</w:t>
@@ -470,6 +585,7 @@
           <w:p>
             <w:pPr>
               <w:pStyle w:val="Compact"/>
+              <w:jc w:val="left"/>
             </w:pPr>
             <w:r>
               <w:t xml:space="preserve">Writing</w:t>
@@ -481,6 +597,7 @@
           <w:p>
             <w:pPr>
               <w:pStyle w:val="Compact"/>
+              <w:jc w:val="left"/>
             </w:pPr>
             <w:r>
               <w:t xml:space="preserve">~3200 BCE</w:t>
@@ -492,6 +609,7 @@
           <w:p>
             <w:pPr>
               <w:pStyle w:val="Compact"/>
+              <w:jc w:val="left"/>
             </w:pPr>
             <w:r>
               <w:t xml:space="preserve">Socrates, Plato</w:t>
@@ -503,6 +621,7 @@
           <w:p>
             <w:pPr>
               <w:pStyle w:val="Compact"/>
+              <w:jc w:val="left"/>
             </w:pPr>
             <w:r>
               <w:t xml:space="preserve">Memory vs. external record</w:t>
@@ -516,6 +635,7 @@
           <w:p>
             <w:pPr>
               <w:pStyle w:val="Compact"/>
+              <w:jc w:val="left"/>
             </w:pPr>
             <w:r>
               <w:t xml:space="preserve">Printing Press</w:t>
@@ -527,6 +647,7 @@
           <w:p>
             <w:pPr>
               <w:pStyle w:val="Compact"/>
+              <w:jc w:val="left"/>
             </w:pPr>
             <w:r>
               <w:t xml:space="preserve">~1440 CE</w:t>
@@ -538,6 +659,7 @@
           <w:p>
             <w:pPr>
               <w:pStyle w:val="Compact"/>
+              <w:jc w:val="left"/>
             </w:pPr>
             <w:r>
               <w:t xml:space="preserve">Gutenberg, Luther, Erasmus</w:t>
@@ -549,6 +671,7 @@
           <w:p>
             <w:pPr>
               <w:pStyle w:val="Compact"/>
+              <w:jc w:val="left"/>
             </w:pPr>
             <w:r>
               <w:t xml:space="preserve">Free dissemination vs. responsible gatekeeping</w:t>
@@ -562,6 +685,7 @@
           <w:p>
             <w:pPr>
               <w:pStyle w:val="Compact"/>
+              <w:jc w:val="left"/>
             </w:pPr>
             <w:r>
               <w:t xml:space="preserve">Distance Communication</w:t>
@@ -573,6 +697,7 @@
           <w:p>
             <w:pPr>
               <w:pStyle w:val="Compact"/>
+              <w:jc w:val="left"/>
             </w:pPr>
             <w:r>
               <w:t xml:space="preserve">~1840s</w:t>
@@ -584,6 +709,7 @@
           <w:p>
             <w:pPr>
               <w:pStyle w:val="Compact"/>
+              <w:jc w:val="left"/>
             </w:pPr>
             <w:r>
               <w:t xml:space="preserve">Morse, Mill, Marx</w:t>
@@ -595,6 +721,7 @@
           <w:p>
             <w:pPr>
               <w:pStyle w:val="Compact"/>
+              <w:jc w:val="left"/>
             </w:pPr>
             <w:r>
               <w:t xml:space="preserve">Individual liberty vs. ownership and power</w:t>
@@ -608,6 +735,7 @@
           <w:p>
             <w:pPr>
               <w:pStyle w:val="Compact"/>
+              <w:jc w:val="left"/>
             </w:pPr>
             <w:r>
               <w:t xml:space="preserve">Mass Media</w:t>
@@ -619,6 +747,7 @@
           <w:p>
             <w:pPr>
               <w:pStyle w:val="Compact"/>
+              <w:jc w:val="left"/>
             </w:pPr>
             <w:r>
               <w:t xml:space="preserve">~1920s</w:t>
@@ -630,6 +759,7 @@
           <w:p>
             <w:pPr>
               <w:pStyle w:val="Compact"/>
+              <w:jc w:val="left"/>
             </w:pPr>
             <w:r>
               <w:t xml:space="preserve">Orwell, Arendt</w:t>
@@ -641,6 +771,7 @@
           <w:p>
             <w:pPr>
               <w:pStyle w:val="Compact"/>
+              <w:jc w:val="left"/>
             </w:pPr>
             <w:r>
               <w:t xml:space="preserve">Shared culture vs. propaganda and control</w:t>
@@ -654,6 +785,7 @@
           <w:p>
             <w:pPr>
               <w:pStyle w:val="Compact"/>
+              <w:jc w:val="left"/>
             </w:pPr>
             <w:r>
               <w:t xml:space="preserve">The World Wide Web</w:t>
@@ -665,6 +797,7 @@
           <w:p>
             <w:pPr>
               <w:pStyle w:val="Compact"/>
+              <w:jc w:val="left"/>
             </w:pPr>
             <w:r>
               <w:t xml:space="preserve">~1990s</w:t>
@@ -676,6 +809,7 @@
           <w:p>
             <w:pPr>
               <w:pStyle w:val="Compact"/>
+              <w:jc w:val="left"/>
             </w:pPr>
             <w:r>
               <w:t xml:space="preserve">Berners-Lee, and us</w:t>
@@ -687,6 +821,7 @@
           <w:p>
             <w:pPr>
               <w:pStyle w:val="Compact"/>
+              <w:jc w:val="left"/>
             </w:pPr>
             <w:r>
               <w:t xml:space="preserve">Democratization vs. surveillance capitalism</w:t>
@@ -695,10 +830,108 @@
         </w:tc>
       </w:tr>
     </w:tbl>
-    <w:bookmarkEnd w:id="14"/>
-    <w:bookmarkEnd w:id="15"/>
-    <w:bookmarkStart w:id="25" w:name="writing"/>
-    <w:bookmarkStart w:id="24" w:name="s2-heading"/>
+    <w:p>
+      <w:pPr>
+        <w:pStyle w:val="BodyText"/>
+      </w:pPr>
+      <w:r>
+        <w:t xml:space="preserve">Notice what the last column of that table is doing. In every row, the same technology is pulling</w:t>
+      </w:r>
+      <w:r>
+        <w:t xml:space="preserve"> </w:t>
+      </w:r>
+      <w:r>
+        <w:t xml:space="preserve">in two directions at once, and the thinkers we will meet line up on opposite sides of that pull.</w:t>
+      </w:r>
+      <w:r>
+        <w:t xml:space="preserve"> </w:t>
+      </w:r>
+      <w:r>
+        <w:t xml:space="preserve">Keeping the tension in view — rather than deciding in advance that technology is good or bad — is</w:t>
+      </w:r>
+      <w:r>
+        <w:t xml:space="preserve"> </w:t>
+      </w:r>
+      <w:r>
+        <w:t xml:space="preserve">the habit of mind this chapter is trying to build.</w:t>
+      </w:r>
+    </w:p>
+    <w:p>
+      <w:pPr>
+        <w:pStyle w:val="BoxLabel"/>
+      </w:pPr>
+      <w:r>
+        <w:t xml:space="preserve">Thought Questions</w:t>
+      </w:r>
+    </w:p>
+    <w:p>
+      <w:pPr>
+        <w:numPr>
+          <w:ilvl w:val="0"/>
+          <w:numId w:val="1002"/>
+        </w:numPr>
+        <w:pStyle w:val="Compact"/>
+      </w:pPr>
+      <w:r>
+        <w:t xml:space="preserve">Our definition counts writing, the printing press, and the smartphone as the same kind of thing. What does that definition help you notice? What might it cause you to miss?</w:t>
+      </w:r>
+    </w:p>
+    <w:p>
+      <w:pPr>
+        <w:numPr>
+          <w:ilvl w:val="0"/>
+          <w:numId w:val="1002"/>
+        </w:numPr>
+        <w:pStyle w:val="Compact"/>
+      </w:pPr>
+      <w:r>
+        <w:t xml:space="preserve">What is the oldest piece of information technology you personally use in a normal week — and what would change if it vanished?</w:t>
+      </w:r>
+    </w:p>
+    <w:p>
+      <w:pPr>
+        <w:numPr>
+          <w:ilvl w:val="0"/>
+          <w:numId w:val="1002"/>
+        </w:numPr>
+        <w:pStyle w:val="Compact"/>
+      </w:pPr>
+      <w:r>
+        <w:t xml:space="preserve">Someone objects that digital technology</w:t>
+      </w:r>
+      <w:r>
+        <w:t xml:space="preserve"> </w:t>
+      </w:r>
+      <w:r>
+        <w:rPr>
+          <w:iCs/>
+          <w:i/>
+        </w:rPr>
+        <w:t xml:space="preserve">is</w:t>
+      </w:r>
+      <w:r>
+        <w:t xml:space="preserve"> </w:t>
+      </w:r>
+      <w:r>
+        <w:t xml:space="preserve">different in kind, not just in speed and scale, because it computes rather than merely stores. Make that objection as strong as you can. Does it survive?</w:t>
+      </w:r>
+    </w:p>
+    <w:p>
+      <w:pPr>
+        <w:numPr>
+          <w:ilvl w:val="0"/>
+          <w:numId w:val="1002"/>
+        </w:numPr>
+        <w:pStyle w:val="Compact"/>
+      </w:pPr>
+      <w:r>
+        <w:t xml:space="preserve">Normative ethics asks how we ought to act. Who, if anyone, is in a position to answer that question about a technology used by billions of people?</w:t>
+      </w:r>
+    </w:p>
+    <w:bookmarkEnd w:id="26"/>
+    <w:bookmarkEnd w:id="27"/>
+    <w:bookmarkStart w:id="37" w:name="writing"/>
+    <w:bookmarkStart w:id="36" w:name="s2-heading"/>
     <w:p>
       <w:pPr>
         <w:pStyle w:val="Heading2"/>
@@ -755,8 +988,8 @@
       </w:r>
       <w:r>
         <w:rPr>
+          <w:iCs/>
           <w:i/>
-          <w:iCs/>
         </w:rPr>
         <w:t xml:space="preserve">Epic of Gilgamesh</w:t>
       </w:r>
@@ -829,18 +1062,18 @@
           <wp:inline>
             <wp:extent cx="4889500" cy="8128000"/>
             <wp:effectExtent b="0" l="0" r="0" t="0"/>
-            <wp:docPr descr="A small clay tablet covered in wedge-shaped cuneiform script, photographed against a plain background" title="" id="17" name="Picture"/>
+            <wp:docPr descr="A small clay tablet covered in wedge-shaped cuneiform script, photographed against a plain background" title="" id="29" name="Picture"/>
             <a:graphic>
               <a:graphicData uri="http://schemas.openxmlformats.org/drawingml/2006/picture">
                 <pic:pic>
                   <pic:nvPicPr>
-                    <pic:cNvPr descr="C:/Users/brend/OneDrive/Documents/Github/computing_ai_ethics/images/cuneiform_tablet.jpg" id="18" name="Picture"/>
+                    <pic:cNvPr descr="/home/user/computing_ai_ethics/images/cuneiform_tablet.jpg" id="30" name="Picture"/>
                     <pic:cNvPicPr>
                       <a:picLocks noChangeArrowheads="1" noChangeAspect="1"/>
                     </pic:cNvPicPr>
                   </pic:nvPicPr>
                   <pic:blipFill>
-                    <a:blip r:embed="rId16"/>
+                    <a:blip r:embed="rId28"/>
                     <a:stretch>
                       <a:fillRect/>
                     </a:stretch>
@@ -911,8 +1144,8 @@
       </w:r>
       <w:r>
         <w:rPr>
+          <w:iCs/>
           <w:i/>
-          <w:iCs/>
         </w:rPr>
         <w:t xml:space="preserve">appearance</w:t>
       </w:r>
@@ -932,18 +1165,18 @@
           <wp:inline>
             <wp:extent cx="5334000" cy="7999182"/>
             <wp:effectExtent b="0" l="0" r="0" t="0"/>
-            <wp:docPr descr="Marble bust of Plato, showing a bearded man with a thoughtful expression" title="" id="20" name="Picture"/>
+            <wp:docPr descr="Marble bust of Plato, showing a bearded man with a thoughtful expression" title="" id="32" name="Picture"/>
             <a:graphic>
               <a:graphicData uri="http://schemas.openxmlformats.org/drawingml/2006/picture">
                 <pic:pic>
                   <pic:nvPicPr>
-                    <pic:cNvPr descr="C:/Users/brend/OneDrive/Documents/Github/computing_ai_ethics/images/plato_bust.jpg" id="21" name="Picture"/>
+                    <pic:cNvPr descr="/home/user/computing_ai_ethics/images/plato_bust.jpg" id="33" name="Picture"/>
                     <pic:cNvPicPr>
                       <a:picLocks noChangeArrowheads="1" noChangeAspect="1"/>
                     </pic:cNvPicPr>
                   </pic:nvPicPr>
                   <pic:blipFill>
-                    <a:blip r:embed="rId19"/>
+                    <a:blip r:embed="rId31"/>
                     <a:stretch>
                       <a:fillRect/>
                     </a:stretch>
@@ -978,7 +1211,7 @@
         <w:t xml:space="preserve">Key Thinker</w:t>
       </w:r>
     </w:p>
-    <w:bookmarkStart w:id="22" w:name="plato-c.-428348-bce"/>
+    <w:bookmarkStart w:id="34" w:name="plato-c.-428348-bce"/>
     <w:p>
       <w:pPr>
         <w:pStyle w:val="Heading3"/>
@@ -993,7 +1226,7 @@
         <w:t xml:space="preserve">(c. 428–348 BCE)</w:t>
       </w:r>
     </w:p>
-    <w:bookmarkEnd w:id="22"/>
+    <w:bookmarkEnd w:id="34"/>
     <w:p>
       <w:pPr>
         <w:pStyle w:val="KeyThinker"/>
@@ -1005,7 +1238,7 @@
         <w:t xml:space="preserve"> </w:t>
       </w:r>
       <w:r>
-        <w:t xml:space="preserve">of Socrates. After Socrates' execution in 399 BCE, Plato traveled widely before returning to</w:t>
+        <w:t xml:space="preserve">of Socrates. After Socrates's execution in 399 BCE, Plato traveled widely before returning to</w:t>
       </w:r>
       <w:r>
         <w:t xml:space="preserve"> </w:t>
@@ -1017,7 +1250,7 @@
         <w:t xml:space="preserve"> </w:t>
       </w:r>
       <w:r>
-        <w:t xml:space="preserve">history, which operated for nearly nine hundred years. His works, all written as dialogues,</w:t>
+        <w:t xml:space="preserve">history, which survived in one form or another for centuries. His works, all written as dialogues,</w:t>
       </w:r>
       <w:r>
         <w:t xml:space="preserve"> </w:t>
@@ -1031,15 +1264,15 @@
         <w:pStyle w:val="KeyThinker"/>
       </w:pPr>
       <w:r>
-        <w:t xml:space="preserve">Here lies the great irony: Plato preserved Socrates' oral philosophy</w:t>
+        <w:t xml:space="preserve">Here lies the great irony: Plato preserved Socrates's oral philosophy</w:t>
       </w:r>
       <w:r>
         <w:t xml:space="preserve"> </w:t>
       </w:r>
       <w:r>
         <w:rPr>
+          <w:iCs/>
           <w:i/>
-          <w:iCs/>
         </w:rPr>
         <w:t xml:space="preserve">in writing</w:t>
       </w:r>
@@ -1057,8 +1290,8 @@
       </w:r>
       <w:r>
         <w:rPr>
+          <w:iCs/>
           <w:i/>
-          <w:iCs/>
         </w:rPr>
         <w:t xml:space="preserve">Phaedrus</w:t>
       </w:r>
@@ -1102,8 +1335,8 @@
       </w:r>
       <w:r>
         <w:rPr>
+          <w:iCs/>
           <w:i/>
-          <w:iCs/>
         </w:rPr>
         <w:t xml:space="preserve">Republic</w:t>
       </w:r>
@@ -1124,13 +1357,13 @@
       </w:r>
       <w:r>
         <w:rPr>
+          <w:iCs/>
           <w:i/>
-          <w:iCs/>
         </w:rPr>
         <w:t xml:space="preserve">Apology</w:t>
       </w:r>
       <w:r>
-        <w:t xml:space="preserve">, his account of Socrates' trial and death.</w:t>
+        <w:t xml:space="preserve">, his account of Socrates's trial and death.</w:t>
       </w:r>
       <w:r>
         <w:t xml:space="preserve"> </w:t>
@@ -1145,7 +1378,7 @@
         <w:t xml:space="preserve">than physical objects, shaped Western philosophy for two thousand years.</w:t>
       </w:r>
     </w:p>
-    <w:bookmarkStart w:id="23" w:name="the-myth-of-theuth-and-thamus"/>
+    <w:bookmarkStart w:id="35" w:name="the-myth-of-theuth-and-thamus"/>
     <w:p>
       <w:pPr>
         <w:pStyle w:val="Heading3"/>
@@ -1166,8 +1399,8 @@
       </w:r>
       <w:r>
         <w:rPr>
+          <w:iCs/>
           <w:i/>
-          <w:iCs/>
         </w:rPr>
         <w:t xml:space="preserve">Phaedrus</w:t>
       </w:r>
@@ -1201,6 +1434,84 @@
     </w:p>
     <w:p>
       <w:pPr>
+        <w:pStyle w:val="BodyText"/>
+      </w:pPr>
+      <w:r>
+        <w:t xml:space="preserve">Before going further, one caution about the story itself. Socrates introduces it as something</w:t>
+      </w:r>
+      <w:r>
+        <w:t xml:space="preserve"> </w:t>
+      </w:r>
+      <w:r>
+        <w:t xml:space="preserve">he has "heard," an old tale handed down from Egypt, and generations of readers have taken him</w:t>
+      </w:r>
+      <w:r>
+        <w:t xml:space="preserve"> </w:t>
+      </w:r>
+      <w:r>
+        <w:t xml:space="preserve">at his word. Classicists generally do not. No Egyptian source tells this story, the names do not</w:t>
+      </w:r>
+      <w:r>
+        <w:t xml:space="preserve"> </w:t>
+      </w:r>
+      <w:r>
+        <w:t xml:space="preserve">behave the way genuine Egyptian traditions behave in Greek retellings, and the tale's structure</w:t>
+      </w:r>
+      <w:r>
+        <w:t xml:space="preserve"> </w:t>
+      </w:r>
+      <w:r>
+        <w:t xml:space="preserve">is suspiciously well suited to the argument Plato wants to make. The myth of Theuth and Thamus</w:t>
+      </w:r>
+      <w:r>
+        <w:t xml:space="preserve"> </w:t>
+      </w:r>
+      <w:r>
+        <w:t xml:space="preserve">is almost certainly Plato's own invention, dressed in borrowed antiquity to lend it authority.</w:t>
+      </w:r>
+      <w:r>
+        <w:t xml:space="preserve"> </w:t>
+      </w:r>
+      <w:r>
+        <w:t xml:space="preserve">That is worth sitting with. Plato invented a story attacking writing, wrote it down, and it</w:t>
+      </w:r>
+      <w:r>
+        <w:t xml:space="preserve"> </w:t>
+      </w:r>
+      <w:r>
+        <w:t xml:space="preserve">survives twenty-four centuries later</w:t>
+      </w:r>
+      <w:r>
+        <w:t xml:space="preserve"> </w:t>
+      </w:r>
+      <w:r>
+        <w:rPr>
+          <w:iCs/>
+          <w:i/>
+        </w:rPr>
+        <w:t xml:space="preserve">because</w:t>
+      </w:r>
+      <w:r>
+        <w:t xml:space="preserve"> </w:t>
+      </w:r>
+      <w:r>
+        <w:t xml:space="preserve">he wrote it down. The critique of the</w:t>
+      </w:r>
+      <w:r>
+        <w:t xml:space="preserve"> </w:t>
+      </w:r>
+      <w:r>
+        <w:t xml:space="preserve">technology reaches us only through the technology it criticizes — and it reaches us wearing a</w:t>
+      </w:r>
+      <w:r>
+        <w:t xml:space="preserve"> </w:t>
+      </w:r>
+      <w:r>
+        <w:t xml:space="preserve">false citation.</w:t>
+      </w:r>
+    </w:p>
+    <w:p>
+      <w:pPr>
         <w:pStyle w:val="BlockQuote"/>
       </w:pPr>
       <w:r>
@@ -1263,8 +1574,8 @@
       </w:r>
       <w:r>
         <w:rPr>
+          <w:iCs/>
           <w:i/>
-          <w:iCs/>
         </w:rPr>
         <w:t xml:space="preserve">memory</w:t>
       </w:r>
@@ -1279,8 +1590,8 @@
       </w:r>
       <w:r>
         <w:rPr>
+          <w:iCs/>
           <w:i/>
-          <w:iCs/>
         </w:rPr>
         <w:t xml:space="preserve">reminding</w:t>
       </w:r>
@@ -1351,303 +1662,315 @@
     </w:p>
     <w:p>
       <w:pPr>
-        <w:pStyle w:val="Compact"/>
-        <w:numPr>
-          <w:ilvl w:val="0"/>
-          <w:numId w:val="1002"/>
-        </w:numPr>
-      </w:pPr>
-      <w:r>
-        <w:t xml:space="preserve">Genuine knowledge requires active engagement: the ability to respond to questions, to adapt an explanation to a particular audience, and to examine one's own reasoning.</w:t>
-      </w:r>
-    </w:p>
-    <w:p>
-      <w:pPr>
-        <w:pStyle w:val="Compact"/>
-        <w:numPr>
-          <w:ilvl w:val="0"/>
-          <w:numId w:val="1002"/>
-        </w:numPr>
-      </w:pPr>
-      <w:r>
-        <w:t xml:space="preserve">A written text cannot respond to questions or adapt to its reader — it always says the same thing to everyone.</w:t>
-      </w:r>
-    </w:p>
-    <w:p>
-      <w:pPr>
-        <w:pStyle w:val="Compact"/>
-        <w:numPr>
-          <w:ilvl w:val="0"/>
-          <w:numId w:val="1002"/>
-        </w:numPr>
-      </w:pPr>
-      <w:r>
-        <w:t xml:space="preserve">Relying on written texts therefore produces a false sense of understanding: readers feel informed without having genuinely grasped the subject.</w:t>
-      </w:r>
-    </w:p>
-    <w:p>
-      <w:pPr>
-        <w:pStyle w:val="ArgumentConclusion"/>
-      </w:pPr>
-      <w:r>
-        <w:t xml:space="preserve">∴</w:t>
-      </w:r>
-      <w:r>
-        <w:t xml:space="preserve"> </w:t>
-      </w:r>
-      <w:r>
-        <w:t xml:space="preserve">Writing produces the</w:t>
-      </w:r>
-      <w:r>
-        <w:t xml:space="preserve"> </w:t>
-      </w:r>
-      <w:r>
-        <w:rPr>
-          <w:i/>
-          <w:iCs/>
-        </w:rPr>
-        <w:t xml:space="preserve">appearance</w:t>
-      </w:r>
-      <w:r>
-        <w:t xml:space="preserve"> </w:t>
-      </w:r>
-      <w:r>
-        <w:t xml:space="preserve">of wisdom, not genuine wisdom, and is therefore inferior to living dialogue for developing real understanding.</w:t>
-      </w:r>
-    </w:p>
-    <w:p>
-      <w:pPr>
-        <w:pStyle w:val="BodyText"/>
-      </w:pPr>
-      <w:r>
-        <w:t xml:space="preserve">Is this argument convincing? There is something undeniably right about it. Students who can</w:t>
-      </w:r>
-      <w:r>
-        <w:t xml:space="preserve"> </w:t>
-      </w:r>
-      <w:r>
-        <w:t xml:space="preserve">recite a definition from their notes without being able to apply or explain it have experienced</w:t>
-      </w:r>
-      <w:r>
-        <w:t xml:space="preserve"> </w:t>
-      </w:r>
-      <w:r>
-        <w:t xml:space="preserve">exactly what Socrates describes. And yet the argument seems too strong. The accumulated knowledge</w:t>
-      </w:r>
-      <w:r>
-        <w:t xml:space="preserve"> </w:t>
-      </w:r>
-      <w:r>
-        <w:t xml:space="preserve">of human civilization — mathematics, science, literature, history, law — would be impossible</w:t>
-      </w:r>
-      <w:r>
-        <w:t xml:space="preserve"> </w:t>
-      </w:r>
-      <w:r>
-        <w:t xml:space="preserve">without writing. Socrates himself benefited from reading: he was deeply familiar with Homer,</w:t>
-      </w:r>
-      <w:r>
-        <w:t xml:space="preserve"> </w:t>
-      </w:r>
-      <w:r>
-        <w:t xml:space="preserve">with earlier philosophers, with Athenian drama. The argument identifies a real risk — confusing</w:t>
-      </w:r>
-      <w:r>
-        <w:t xml:space="preserve"> </w:t>
-      </w:r>
-      <w:r>
-        <w:t xml:space="preserve">external records with internal understanding — without proving that the risk outweighs the gains.</w:t>
-      </w:r>
-    </w:p>
-    <w:p>
-      <w:pPr>
-        <w:pStyle w:val="BoxLabel"/>
-      </w:pPr>
-      <w:r>
-        <w:t xml:space="preserve">Case Study</w:t>
-      </w:r>
-    </w:p>
-    <w:p>
-      <w:pPr>
-        <w:pStyle w:val="BoxTitle"/>
-      </w:pPr>
-      <w:r>
-        <w:t xml:space="preserve">Hammurabi's Code (c. 1754 BCE)</w:t>
-      </w:r>
-    </w:p>
-    <w:p>
-      <w:pPr>
-        <w:pStyle w:val="CaseStudy"/>
-      </w:pPr>
-      <w:r>
-        <w:t xml:space="preserve">Among the most striking early uses of writing is the Code of Hammurabi, a Babylonian legal</w:t>
-      </w:r>
-      <w:r>
-        <w:t xml:space="preserve"> </w:t>
-      </w:r>
-      <w:r>
-        <w:t xml:space="preserve">code inscribed on an eight-foot basalt stele around 1754 BCE. Commissioned by King Hammurabi</w:t>
-      </w:r>
-      <w:r>
-        <w:t xml:space="preserve"> </w:t>
-      </w:r>
-      <w:r>
-        <w:t xml:space="preserve">of Babylon, the code contains 282 laws governing everything from wages and property disputes</w:t>
-      </w:r>
-      <w:r>
-        <w:t xml:space="preserve"> </w:t>
-      </w:r>
-      <w:r>
-        <w:t xml:space="preserve">to marriage, adoption, and criminal punishment. Its famous principle — "an eye for an eye,</w:t>
-      </w:r>
-      <w:r>
-        <w:t xml:space="preserve"> </w:t>
-      </w:r>
-      <w:r>
-        <w:t xml:space="preserve">a tooth for a tooth" — is often quoted out of context; in fact, the code represented a</w:t>
-      </w:r>
-      <w:r>
-        <w:t xml:space="preserve"> </w:t>
-      </w:r>
-      <w:r>
-        <w:t xml:space="preserve">significant constraint on arbitrary royal power, since the king's judges were now bound by</w:t>
-      </w:r>
-      <w:r>
-        <w:t xml:space="preserve"> </w:t>
-      </w:r>
-      <w:r>
-        <w:t xml:space="preserve">written rules rather than personal whim.</w:t>
-      </w:r>
-    </w:p>
-    <w:p>
-      <w:pPr>
-        <w:pStyle w:val="CaseStudy"/>
-      </w:pPr>
-      <w:r>
-        <w:t xml:space="preserve">Yet the same technology served opposite ends. The stele was publicly displayed — anyone</w:t>
-      </w:r>
-      <w:r>
-        <w:t xml:space="preserve"> </w:t>
-      </w:r>
-      <w:r>
-        <w:t xml:space="preserve">(who could read) could check whether a judge's ruling conformed to written law. But the</w:t>
-      </w:r>
-      <w:r>
-        <w:t xml:space="preserve"> </w:t>
-      </w:r>
-      <w:r>
-        <w:t xml:space="preserve">administrative apparatus that writing enabled also empowered an imperial bureaucracy. Tax</w:t>
-      </w:r>
-      <w:r>
-        <w:t xml:space="preserve"> </w:t>
-      </w:r>
-      <w:r>
-        <w:t xml:space="preserve">records, tribute lists, and grain accounting allowed Hammurabi to manage an empire of</w:t>
-      </w:r>
-      <w:r>
-        <w:t xml:space="preserve"> </w:t>
-      </w:r>
-      <w:r>
-        <w:t xml:space="preserve">hundreds of thousands of people with a precision impossible in purely oral societies.</w:t>
-      </w:r>
-      <w:r>
-        <w:t xml:space="preserve"> </w:t>
-      </w:r>
-      <w:r>
-        <w:t xml:space="preserve">Writing was simultaneously a check on arbitrary power and a tool for consolidating it.</w:t>
-      </w:r>
-    </w:p>
-    <w:p>
-      <w:pPr>
-        <w:pStyle w:val="CaseStudy"/>
-      </w:pPr>
-      <w:r>
-        <w:t xml:space="preserve">This paradox is characteristic of every IT revolution: the same technology that enables</w:t>
-      </w:r>
-      <w:r>
-        <w:t xml:space="preserve"> </w:t>
-      </w:r>
-      <w:r>
-        <w:t xml:space="preserve">legal accountability also enables administrative surveillance and control.</w:t>
-      </w:r>
-    </w:p>
-    <w:p>
-      <w:pPr>
-        <w:pStyle w:val="BoxLabel"/>
-      </w:pPr>
-      <w:r>
-        <w:t xml:space="preserve">Thought Questions</w:t>
-      </w:r>
-    </w:p>
-    <w:p>
-      <w:pPr>
-        <w:pStyle w:val="Compact"/>
         <w:numPr>
           <w:ilvl w:val="0"/>
           <w:numId w:val="1003"/>
         </w:numPr>
-      </w:pPr>
-      <w:r>
-        <w:t xml:space="preserve">Socrates worried that writing would make people</w:t>
-      </w:r>
-      <w:r>
-        <w:t xml:space="preserve"> </w:t>
-      </w:r>
-      <w:r>
-        <w:rPr>
-          <w:i/>
-          <w:iCs/>
-        </w:rPr>
-        <w:t xml:space="preserve">seem</w:t>
-      </w:r>
-      <w:r>
-        <w:t xml:space="preserve"> </w:t>
-      </w:r>
-      <w:r>
-        <w:t xml:space="preserve">wise without being wise. Do you think the internet has made this problem better or worse? What evidence would you cite?</w:t>
-      </w:r>
-    </w:p>
-    <w:p>
-      <w:pPr>
         <w:pStyle w:val="Compact"/>
+      </w:pPr>
+      <w:r>
+        <w:t xml:space="preserve">Genuine knowledge requires active engagement: the ability to respond to questions, to adapt an explanation to a particular audience, and to examine one's own reasoning.</w:t>
+      </w:r>
+    </w:p>
+    <w:p>
+      <w:pPr>
         <w:numPr>
           <w:ilvl w:val="0"/>
           <w:numId w:val="1003"/>
         </w:numPr>
-      </w:pPr>
-      <w:r>
-        <w:t xml:space="preserve">What would be lost if humanity lost all written records tomorrow? What, if anything, would be gained?</w:t>
-      </w:r>
-    </w:p>
-    <w:p>
-      <w:pPr>
         <w:pStyle w:val="Compact"/>
+      </w:pPr>
+      <w:r>
+        <w:t xml:space="preserve">A written text cannot respond to questions or adapt to its reader — it always says the same thing to everyone.</w:t>
+      </w:r>
+    </w:p>
+    <w:p>
+      <w:pPr>
         <w:numPr>
           <w:ilvl w:val="0"/>
           <w:numId w:val="1003"/>
         </w:numPr>
-      </w:pPr>
-      <w:r>
-        <w:t xml:space="preserve">Is Socrates's argument against writing a good argument? Try to identify its strongest and weakest premise.</w:t>
-      </w:r>
-    </w:p>
-    <w:p>
-      <w:pPr>
         <w:pStyle w:val="Compact"/>
+      </w:pPr>
+      <w:r>
+        <w:t xml:space="preserve">Relying on written texts therefore produces a false sense of understanding: readers feel informed without having genuinely grasped the subject.</w:t>
+      </w:r>
+    </w:p>
+    <w:p>
+      <w:pPr>
+        <w:pStyle w:val="ArgumentConclusion"/>
+      </w:pPr>
+      <w:r>
+        <w:t xml:space="preserve">∴</w:t>
+      </w:r>
+      <w:r>
+        <w:t xml:space="preserve"> </w:t>
+      </w:r>
+      <w:r>
+        <w:t xml:space="preserve">Writing produces the</w:t>
+      </w:r>
+      <w:r>
+        <w:t xml:space="preserve"> </w:t>
+      </w:r>
+      <w:r>
+        <w:rPr>
+          <w:iCs/>
+          <w:i/>
+        </w:rPr>
+        <w:t xml:space="preserve">appearance</w:t>
+      </w:r>
+      <w:r>
+        <w:t xml:space="preserve"> </w:t>
+      </w:r>
+      <w:r>
+        <w:t xml:space="preserve">of wisdom, not genuine wisdom, and is therefore inferior to living dialogue for developing real understanding.</w:t>
+      </w:r>
+    </w:p>
+    <w:p>
+      <w:pPr>
+        <w:pStyle w:val="BodyText"/>
+      </w:pPr>
+      <w:r>
+        <w:t xml:space="preserve">Is this argument convincing? There is something undeniably right about it. Students who can</w:t>
+      </w:r>
+      <w:r>
+        <w:t xml:space="preserve"> </w:t>
+      </w:r>
+      <w:r>
+        <w:t xml:space="preserve">recite a definition from their notes without being able to apply or explain it have experienced</w:t>
+      </w:r>
+      <w:r>
+        <w:t xml:space="preserve"> </w:t>
+      </w:r>
+      <w:r>
+        <w:t xml:space="preserve">exactly what Socrates describes. And yet the argument seems too strong. The accumulated knowledge</w:t>
+      </w:r>
+      <w:r>
+        <w:t xml:space="preserve"> </w:t>
+      </w:r>
+      <w:r>
+        <w:t xml:space="preserve">of human civilization — mathematics, science, literature, history, law — would be impossible</w:t>
+      </w:r>
+      <w:r>
+        <w:t xml:space="preserve"> </w:t>
+      </w:r>
+      <w:r>
+        <w:t xml:space="preserve">without writing. Socrates himself benefited from reading: he was deeply familiar with Homer,</w:t>
+      </w:r>
+      <w:r>
+        <w:t xml:space="preserve"> </w:t>
+      </w:r>
+      <w:r>
+        <w:t xml:space="preserve">with earlier philosophers, with Athenian drama. The argument identifies a real risk — confusing</w:t>
+      </w:r>
+      <w:r>
+        <w:t xml:space="preserve"> </w:t>
+      </w:r>
+      <w:r>
+        <w:t xml:space="preserve">external records with internal understanding — without proving that the risk outweighs the gains.</w:t>
+      </w:r>
+    </w:p>
+    <w:p>
+      <w:pPr>
+        <w:pStyle w:val="BoxLabel"/>
+      </w:pPr>
+      <w:r>
+        <w:t xml:space="preserve">Case Study</w:t>
+      </w:r>
+    </w:p>
+    <w:p>
+      <w:pPr>
+        <w:pStyle w:val="BoxTitle"/>
+      </w:pPr>
+      <w:r>
+        <w:t xml:space="preserve">Hammurabi's Code (c. 1754 BCE)</w:t>
+      </w:r>
+    </w:p>
+    <w:p>
+      <w:pPr>
+        <w:pStyle w:val="CaseStudy"/>
+      </w:pPr>
+      <w:r>
+        <w:t xml:space="preserve">Among the most striking early uses of writing is the Code of Hammurabi, a Babylonian legal</w:t>
+      </w:r>
+      <w:r>
+        <w:t xml:space="preserve"> </w:t>
+      </w:r>
+      <w:r>
+        <w:t xml:space="preserve">code inscribed on a basalt stele more than seven feet tall around 1754 BCE. Commissioned by King Hammurabi</w:t>
+      </w:r>
+      <w:r>
+        <w:t xml:space="preserve"> </w:t>
+      </w:r>
+      <w:r>
+        <w:t xml:space="preserve">of Babylon, the code contains 282 laws governing everything from wages and property disputes</w:t>
+      </w:r>
+      <w:r>
+        <w:t xml:space="preserve"> </w:t>
+      </w:r>
+      <w:r>
+        <w:t xml:space="preserve">to marriage, adoption, and criminal punishment. Its famous principle — "an eye for an eye,</w:t>
+      </w:r>
+      <w:r>
+        <w:t xml:space="preserve"> </w:t>
+      </w:r>
+      <w:r>
+        <w:t xml:space="preserve">a tooth for a tooth" — is often quoted out of context; in fact, the code represented a</w:t>
+      </w:r>
+      <w:r>
+        <w:t xml:space="preserve"> </w:t>
+      </w:r>
+      <w:r>
+        <w:t xml:space="preserve">significant constraint on arbitrary royal power, since the king's judges were now bound by</w:t>
+      </w:r>
+      <w:r>
+        <w:t xml:space="preserve"> </w:t>
+      </w:r>
+      <w:r>
+        <w:t xml:space="preserve">written rules rather than personal whim.</w:t>
+      </w:r>
+    </w:p>
+    <w:p>
+      <w:pPr>
+        <w:pStyle w:val="CaseStudy"/>
+      </w:pPr>
+      <w:r>
+        <w:t xml:space="preserve">Yet the same technology served opposite ends. The stele was publicly displayed — anyone</w:t>
+      </w:r>
+      <w:r>
+        <w:t xml:space="preserve"> </w:t>
+      </w:r>
+      <w:r>
+        <w:t xml:space="preserve">(who could read) could check whether a judge's ruling conformed to written law. But the</w:t>
+      </w:r>
+      <w:r>
+        <w:t xml:space="preserve"> </w:t>
+      </w:r>
+      <w:r>
+        <w:t xml:space="preserve">administrative apparatus that writing enabled also empowered an imperial bureaucracy. Tax</w:t>
+      </w:r>
+      <w:r>
+        <w:t xml:space="preserve"> </w:t>
+      </w:r>
+      <w:r>
+        <w:t xml:space="preserve">records, tribute lists, and grain accounting allowed Hammurabi to manage an empire of</w:t>
+      </w:r>
+      <w:r>
+        <w:t xml:space="preserve"> </w:t>
+      </w:r>
+      <w:r>
+        <w:t xml:space="preserve">hundreds of thousands of people with a precision impossible in purely oral societies.</w:t>
+      </w:r>
+      <w:r>
+        <w:t xml:space="preserve"> </w:t>
+      </w:r>
+      <w:r>
+        <w:t xml:space="preserve">Writing was simultaneously a check on arbitrary power and a tool for consolidating it.</w:t>
+      </w:r>
+    </w:p>
+    <w:p>
+      <w:pPr>
+        <w:pStyle w:val="CaseStudy"/>
+      </w:pPr>
+      <w:r>
+        <w:t xml:space="preserve">This paradox is characteristic of every IT revolution: the same technology that enables</w:t>
+      </w:r>
+      <w:r>
+        <w:t xml:space="preserve"> </w:t>
+      </w:r>
+      <w:r>
+        <w:t xml:space="preserve">legal accountability also enables administrative surveillance and control.</w:t>
+      </w:r>
+    </w:p>
+    <w:p>
+      <w:pPr>
+        <w:pStyle w:val="BoxLabel"/>
+      </w:pPr>
+      <w:r>
+        <w:t xml:space="preserve">Thought Questions</w:t>
+      </w:r>
+    </w:p>
+    <w:p>
+      <w:pPr>
         <w:numPr>
           <w:ilvl w:val="0"/>
-          <w:numId w:val="1003"/>
+          <w:numId w:val="1004"/>
         </w:numPr>
+        <w:pStyle w:val="Compact"/>
+      </w:pPr>
+      <w:r>
+        <w:t xml:space="preserve">Socrates worried that writing would make people</w:t>
+      </w:r>
+      <w:r>
+        <w:t xml:space="preserve"> </w:t>
+      </w:r>
+      <w:r>
+        <w:rPr>
+          <w:iCs/>
+          <w:i/>
+        </w:rPr>
+        <w:t xml:space="preserve">seem</w:t>
+      </w:r>
+      <w:r>
+        <w:t xml:space="preserve"> </w:t>
+      </w:r>
+      <w:r>
+        <w:t xml:space="preserve">wise without being wise. Do you think the internet has made this problem better or worse? What evidence would you cite?</w:t>
+      </w:r>
+    </w:p>
+    <w:p>
+      <w:pPr>
+        <w:numPr>
+          <w:ilvl w:val="0"/>
+          <w:numId w:val="1004"/>
+        </w:numPr>
+        <w:pStyle w:val="Compact"/>
+      </w:pPr>
+      <w:r>
+        <w:t xml:space="preserve">What would be lost if humanity lost all written records tomorrow? What, if anything, would be gained?</w:t>
+      </w:r>
+    </w:p>
+    <w:p>
+      <w:pPr>
+        <w:numPr>
+          <w:ilvl w:val="0"/>
+          <w:numId w:val="1004"/>
+        </w:numPr>
+        <w:pStyle w:val="Compact"/>
+      </w:pPr>
+      <w:r>
+        <w:t xml:space="preserve">Is Socrates's argument against writing a good argument? Try to identify its strongest and weakest premise.</w:t>
+      </w:r>
+    </w:p>
+    <w:p>
+      <w:pPr>
+        <w:numPr>
+          <w:ilvl w:val="0"/>
+          <w:numId w:val="1004"/>
+        </w:numPr>
+        <w:pStyle w:val="Compact"/>
+      </w:pPr>
+      <w:r>
+        <w:t xml:space="preserve">Plato appears to have invented the Theuth myth and presented it as an inherited Egyptian tradition. Does that change how much weight the argument deserves? Should it?</w:t>
+      </w:r>
+    </w:p>
+    <w:p>
+      <w:pPr>
+        <w:numPr>
+          <w:ilvl w:val="0"/>
+          <w:numId w:val="1004"/>
+        </w:numPr>
+        <w:pStyle w:val="Compact"/>
       </w:pPr>
       <w:r>
         <w:t xml:space="preserve">Hammurabi's Code was both a protection against arbitrary power and a tool of imperial control. Can you think of a modern technology with the same double-edged quality?</w:t>
       </w:r>
     </w:p>
-    <w:bookmarkEnd w:id="23"/>
-    <w:bookmarkEnd w:id="24"/>
-    <w:bookmarkEnd w:id="25"/>
-    <w:bookmarkStart w:id="32" w:name="printing"/>
-    <w:bookmarkStart w:id="31" w:name="s3-heading"/>
+    <w:bookmarkEnd w:id="35"/>
+    <w:bookmarkEnd w:id="36"/>
+    <w:bookmarkEnd w:id="37"/>
+    <w:bookmarkStart w:id="44" w:name="printing"/>
+    <w:bookmarkStart w:id="43" w:name="s3-heading"/>
     <w:p>
       <w:pPr>
         <w:pStyle w:val="Heading2"/>
@@ -1667,25 +1990,43 @@
         <w:t xml:space="preserve"> </w:t>
       </w:r>
       <w:r>
-        <w:t xml:space="preserve">nailed a list of ninety-five theses — arguments he wanted to debate — to the door of a church</w:t>
-      </w:r>
-      <w:r>
-        <w:t xml:space="preserve"> </w:t>
-      </w:r>
-      <w:r>
-        <w:t xml:space="preserve">in Wittenberg, Germany. This was a standard academic gesture, common in universities of the</w:t>
-      </w:r>
-      <w:r>
-        <w:t xml:space="preserve"> </w:t>
-      </w:r>
-      <w:r>
-        <w:t xml:space="preserve">time. What was not standard was what happened next. Within two weeks, printed copies of Luther's</w:t>
-      </w:r>
-      <w:r>
-        <w:t xml:space="preserve"> </w:t>
-      </w:r>
-      <w:r>
-        <w:t xml:space="preserve">theses had spread across Germany. Within two months, they had reached most of Europe. Within</w:t>
+        <w:t xml:space="preserve">circulated a list of ninety-five theses — arguments he wanted to debate — in Wittenberg, Germany.</w:t>
+      </w:r>
+      <w:r>
+        <w:t xml:space="preserve"> </w:t>
+      </w:r>
+      <w:r>
+        <w:t xml:space="preserve">The familiar image of Luther nailing them to the door of the Castle Church may or may not be</w:t>
+      </w:r>
+      <w:r>
+        <w:t xml:space="preserve"> </w:t>
+      </w:r>
+      <w:r>
+        <w:t xml:space="preserve">literally true; historians have argued about it since the 1960s, because Luther never mentions</w:t>
+      </w:r>
+      <w:r>
+        <w:t xml:space="preserve"> </w:t>
+      </w:r>
+      <w:r>
+        <w:t xml:space="preserve">the nailing and the earliest report comes from a colleague who was not yet living in Wittenberg.</w:t>
+      </w:r>
+      <w:r>
+        <w:t xml:space="preserve"> </w:t>
+      </w:r>
+      <w:r>
+        <w:t xml:space="preserve">Posting theses on a church door was in any case a routine academic gesture. What was not routine</w:t>
+      </w:r>
+      <w:r>
+        <w:t xml:space="preserve"> </w:t>
+      </w:r>
+      <w:r>
+        <w:t xml:space="preserve">was what happened next. Within two weeks, printed copies of Luther's</w:t>
+      </w:r>
+      <w:r>
+        <w:t xml:space="preserve"> </w:t>
+      </w:r>
+      <w:r>
+        <w:t xml:space="preserve">theses had spread across Germany. Within two months, they had reached much of Europe. Within</w:t>
       </w:r>
       <w:r>
         <w:t xml:space="preserve"> </w:t>
@@ -1703,7 +2044,13 @@
         <w:t xml:space="preserve"> </w:t>
       </w:r>
       <w:r>
-        <w:t xml:space="preserve">named Johannes Gutenberg had developed about seventy years earlier: movable type printing.</w:t>
+        <w:t xml:space="preserve">named Johannes Gutenberg had developed roughly three-quarters of a century earlier: movable</w:t>
+      </w:r>
+      <w:r>
+        <w:t xml:space="preserve"> </w:t>
+      </w:r>
+      <w:r>
+        <w:t xml:space="preserve">type printing.</w:t>
       </w:r>
     </w:p>
     <w:p>
@@ -1723,19 +2070,43 @@
         <w:t xml:space="preserve"> </w:t>
       </w:r>
       <w:r>
-        <w:t xml:space="preserve">as much as a house. In 1450, there were approximately thirty thousand books in all of Europe.</w:t>
-      </w:r>
-      <w:r>
-        <w:t xml:space="preserve"> </w:t>
-      </w:r>
-      <w:r>
-        <w:t xml:space="preserve">By 1500, fifty years after Gutenberg's press began operating, there were approximately ten</w:t>
-      </w:r>
-      <w:r>
-        <w:t xml:space="preserve"> </w:t>
-      </w:r>
-      <w:r>
-        <w:t xml:space="preserve">million. The cost of a book had fallen by ninety percent. Literacy began to spread beyond</w:t>
+        <w:t xml:space="preserve">as much as a house. How many books existed in Europe on the eve of printing is genuinely</w:t>
+      </w:r>
+      <w:r>
+        <w:t xml:space="preserve"> </w:t>
+      </w:r>
+      <w:r>
+        <w:t xml:space="preserve">unknown; estimates in circulation range from a few thousand to a few tens of thousands, and</w:t>
+      </w:r>
+      <w:r>
+        <w:t xml:space="preserve"> </w:t>
+      </w:r>
+      <w:r>
+        <w:t xml:space="preserve">they rest on assumptions that are hard to check. The scale of the change, however, is not in</w:t>
+      </w:r>
+      <w:r>
+        <w:t xml:space="preserve"> </w:t>
+      </w:r>
+      <w:r>
+        <w:t xml:space="preserve">dispute. By 1500, fifty years after Gutenberg's press began operating, European printers had</w:t>
+      </w:r>
+      <w:r>
+        <w:t xml:space="preserve"> </w:t>
+      </w:r>
+      <w:r>
+        <w:t xml:space="preserve">produced somewhere between nine and twenty million volumes, depending on whose estimate you</w:t>
+      </w:r>
+      <w:r>
+        <w:t xml:space="preserve"> </w:t>
+      </w:r>
+      <w:r>
+        <w:t xml:space="preserve">accept. Books became dramatically cheaper — cheap enough that a prosperous merchant, and</w:t>
+      </w:r>
+      <w:r>
+        <w:t xml:space="preserve"> </w:t>
+      </w:r>
+      <w:r>
+        <w:t xml:space="preserve">eventually a schoolmaster, could own one. Literacy began to spread beyond</w:t>
       </w:r>
       <w:r>
         <w:t xml:space="preserve"> </w:t>
@@ -1747,7 +2118,16 @@
         <w:t xml:space="preserve"> </w:t>
       </w:r>
       <w:r>
-        <w:t xml:space="preserve">the production and interpretation of written texts was shattered.</w:t>
+        <w:t xml:space="preserve">the production and interpretation of written texts was shattered</w:t>
+      </w:r>
+      <w:r>
+        <w:t xml:space="preserve"> </w:t>
+      </w:r>
+      <w:r>
+        <w:t xml:space="preserve">(Eisenstein, 1979)</w:t>
+      </w:r>
+      <w:r>
+        <w:t xml:space="preserve">.</w:t>
       </w:r>
     </w:p>
     <w:p>
@@ -1759,18 +2139,18 @@
           <wp:inline>
             <wp:extent cx="5334000" cy="3333750"/>
             <wp:effectExtent b="0" l="0" r="0" t="0"/>
-            <wp:docPr descr="Two open pages of the Gutenberg Bible showing densely printed Latin text in two columns with ornate red and blue initial letters" title="" id="27" name="Picture"/>
+            <wp:docPr descr="Two open pages of the Gutenberg Bible showing densely printed Latin text in two columns with ornate red and blue initial letters" title="" id="39" name="Picture"/>
             <a:graphic>
               <a:graphicData uri="http://schemas.openxmlformats.org/drawingml/2006/picture">
                 <pic:pic>
                   <pic:nvPicPr>
-                    <pic:cNvPr descr="C:/Users/brend/OneDrive/Documents/Github/computing_ai_ethics/images/gutenberg_bible.jpg" id="28" name="Picture"/>
+                    <pic:cNvPr descr="/home/user/computing_ai_ethics/images/gutenberg_bible.jpg" id="40" name="Picture"/>
                     <pic:cNvPicPr>
                       <a:picLocks noChangeArrowheads="1" noChangeAspect="1"/>
                     </pic:cNvPicPr>
                   </pic:nvPicPr>
                   <pic:blipFill>
-                    <a:blip r:embed="rId26"/>
+                    <a:blip r:embed="rId38"/>
                     <a:stretch>
                       <a:fillRect/>
                     </a:stretch>
@@ -1839,7 +2219,7 @@
         <w:t xml:space="preserve">Key Thinker</w:t>
       </w:r>
     </w:p>
-    <w:bookmarkStart w:id="29" w:name="martin-luther-14831546"/>
+    <w:bookmarkStart w:id="41" w:name="martin-luther-14831546"/>
     <w:p>
       <w:pPr>
         <w:pStyle w:val="Heading3"/>
@@ -1854,7 +2234,7 @@
         <w:t xml:space="preserve">(1483–1546)</w:t>
       </w:r>
     </w:p>
-    <w:bookmarkEnd w:id="29"/>
+    <w:bookmarkEnd w:id="41"/>
     <w:p>
       <w:pPr>
         <w:pStyle w:val="KeyThinker"/>
@@ -1888,8 +2268,8 @@
       </w:r>
       <w:r>
         <w:rPr>
+          <w:iCs/>
           <w:i/>
-          <w:iCs/>
         </w:rPr>
         <w:t xml:space="preserve">sola fide</w:t>
       </w:r>
@@ -1898,8 +2278,8 @@
       </w:r>
       <w:r>
         <w:rPr>
+          <w:iCs/>
           <w:i/>
-          <w:iCs/>
         </w:rPr>
         <w:t xml:space="preserve">sola scriptura</w:t>
       </w:r>
@@ -1912,7 +2292,7 @@
         <w:pStyle w:val="KeyThinker"/>
       </w:pPr>
       <w:r>
-        <w:t xml:space="preserve">Luther was the first major thinker to recognize the printing press as a world-historical</w:t>
+        <w:t xml:space="preserve">Luther was among the first major thinkers to grasp the printing press as a world-historical</w:t>
       </w:r>
       <w:r>
         <w:t xml:space="preserve"> </w:t>
@@ -1977,7 +2357,105 @@
         <w:t xml:space="preserve">liberation and oppression, depending on who is using it and why.</w:t>
       </w:r>
     </w:p>
-    <w:bookmarkStart w:id="30" w:name="X072b59d0a25b5ba7ffa1465bddc9b93d4acd994"/>
+    <w:p>
+      <w:pPr>
+        <w:pStyle w:val="BodyText"/>
+      </w:pPr>
+      <w:r>
+        <w:t xml:space="preserve">Luther's enthusiasm for the press is usually illustrated with a single sentence, and that</w:t>
+      </w:r>
+      <w:r>
+        <w:t xml:space="preserve"> </w:t>
+      </w:r>
+      <w:r>
+        <w:t xml:space="preserve">sentence is worth pausing over.</w:t>
+      </w:r>
+    </w:p>
+    <w:p>
+      <w:pPr>
+        <w:pStyle w:val="BlockQuote"/>
+      </w:pPr>
+      <w:r>
+        <w:t xml:space="preserve">The art of book printing is the last and greatest gift, because it is through this that the</w:t>
+      </w:r>
+      <w:r>
+        <w:t xml:space="preserve"> </w:t>
+      </w:r>
+      <w:r>
+        <w:t xml:space="preserve">question of the true religion will become known to the entire world — to the very ends of the</w:t>
+      </w:r>
+      <w:r>
+        <w:t xml:space="preserve"> </w:t>
+      </w:r>
+      <w:r>
+        <w:t xml:space="preserve">earth and in all languages — in accordance with God's will. It is the inextinguishable flame</w:t>
+      </w:r>
+      <w:r>
+        <w:t xml:space="preserve"> </w:t>
+      </w:r>
+      <w:r>
+        <w:t xml:space="preserve">of the world.</w:t>
+      </w:r>
+    </w:p>
+    <w:p>
+      <w:pPr>
+        <w:pStyle w:val="BlockQuote"/>
+      </w:pPr>
+      <w:r>
+        <w:t xml:space="preserve">Attributed to Martin Luther; provenance uncertain</w:t>
+      </w:r>
+    </w:p>
+    <w:p>
+      <w:pPr>
+        <w:pStyle w:val="BodyText"/>
+      </w:pPr>
+      <w:r>
+        <w:t xml:space="preserve">This passage circulates everywhere — in histories of printing, in commencement addresses, on</w:t>
+      </w:r>
+      <w:r>
+        <w:t xml:space="preserve"> </w:t>
+      </w:r>
+      <w:r>
+        <w:t xml:space="preserve">posters in library corridors. It is also untraceable. It reaches us secondhand, through later</w:t>
+      </w:r>
+      <w:r>
+        <w:t xml:space="preserve"> </w:t>
+      </w:r>
+      <w:r>
+        <w:t xml:space="preserve">compilers of Luther's table talk and remarks, and it cannot be matched to anything Luther</w:t>
+      </w:r>
+      <w:r>
+        <w:t xml:space="preserve"> </w:t>
+      </w:r>
+      <w:r>
+        <w:t xml:space="preserve">himself is known to have written. The sentiment fits him; the wording may not be his. For a</w:t>
+      </w:r>
+      <w:r>
+        <w:t xml:space="preserve"> </w:t>
+      </w:r>
+      <w:r>
+        <w:t xml:space="preserve">course that asks you to check where claims come from, this is a useful embarrassment, and it</w:t>
+      </w:r>
+      <w:r>
+        <w:t xml:space="preserve"> </w:t>
+      </w:r>
+      <w:r>
+        <w:t xml:space="preserve">rhymes with the chapter's opening: we know Socrates only through Plato, and we know this</w:t>
+      </w:r>
+      <w:r>
+        <w:t xml:space="preserve"> </w:t>
+      </w:r>
+      <w:r>
+        <w:t xml:space="preserve">Luther only through whoever wrote him down. Treat the quotation as a fair summary of Luther's</w:t>
+      </w:r>
+      <w:r>
+        <w:t xml:space="preserve"> </w:t>
+      </w:r>
+      <w:r>
+        <w:t xml:space="preserve">attitude rather than as evidence of what he said.</w:t>
+      </w:r>
+    </w:p>
+    <w:bookmarkStart w:id="42" w:name="X072b59d0a25b5ba7ffa1465bddc9b93d4acd994"/>
     <w:p>
       <w:pPr>
         <w:pStyle w:val="Heading3"/>
@@ -1991,21 +2469,21 @@
         <w:pStyle w:val="FirstParagraph"/>
       </w:pPr>
       <w:r>
-        <w:t xml:space="preserve">Luther's great contemporary, the Dutch humanist scholar Desiderius Erasmus, was also a</w:t>
-      </w:r>
-      <w:r>
-        <w:t xml:space="preserve"> </w:t>
-      </w:r>
-      <w:r>
-        <w:t xml:space="preserve">prolific author who benefited enormously from the printing press. Erasmus's satirical work</w:t>
+        <w:t xml:space="preserve">Luther's great contemporary, the Dutch humanist scholar Desiderius Erasmus (c. 1466–1536), was</w:t>
+      </w:r>
+      <w:r>
+        <w:t xml:space="preserve"> </w:t>
+      </w:r>
+      <w:r>
+        <w:t xml:space="preserve">also a prolific author who benefited enormously from the printing press. Erasmus's satirical work</w:t>
       </w:r>
       <w:r>
         <w:t xml:space="preserve"> </w:t>
       </w:r>
       <w:r>
         <w:rPr>
+          <w:iCs/>
           <w:i/>
-          <w:iCs/>
         </w:rPr>
         <w:t xml:space="preserve">The Praise of Folly</w:t>
       </w:r>
@@ -2019,13 +2497,19 @@
         <w:t xml:space="preserve"> </w:t>
       </w:r>
       <w:r>
-        <w:t xml:space="preserve">and his critical edition of the Greek New Testament — produced using printed books from</w:t>
-      </w:r>
-      <w:r>
-        <w:t xml:space="preserve"> </w:t>
-      </w:r>
-      <w:r>
-        <w:t xml:space="preserve">multiple libraries — was a monument of Renaissance scholarship. Yet Erasmus viewed Luther's</w:t>
+        <w:t xml:space="preserve">and his 1516 edition of the Greek New Testament — collated from Greek manuscripts he tracked</w:t>
+      </w:r>
+      <w:r>
+        <w:t xml:space="preserve"> </w:t>
+      </w:r>
+      <w:r>
+        <w:t xml:space="preserve">down in Basel and England, and printed alongside his own corrected Latin translation — was a</w:t>
+      </w:r>
+      <w:r>
+        <w:t xml:space="preserve"> </w:t>
+      </w:r>
+      <w:r>
+        <w:t xml:space="preserve">monument of Renaissance scholarship. Yet Erasmus viewed Luther's</w:t>
       </w:r>
       <w:r>
         <w:t xml:space="preserve"> </w:t>
@@ -2096,394 +2580,424 @@
     </w:p>
     <w:p>
       <w:pPr>
-        <w:pStyle w:val="Compact"/>
-        <w:numPr>
-          <w:ilvl w:val="0"/>
-          <w:numId w:val="1004"/>
-        </w:numPr>
-      </w:pPr>
-      <w:r>
-        <w:t xml:space="preserve">Rapid, uncontrolled dissemination of complex ideas leads to widespread misunderstanding and social conflict.</w:t>
-      </w:r>
-    </w:p>
-    <w:p>
-      <w:pPr>
-        <w:pStyle w:val="Compact"/>
-        <w:numPr>
-          <w:ilvl w:val="0"/>
-          <w:numId w:val="1004"/>
-        </w:numPr>
-      </w:pPr>
-      <w:r>
-        <w:t xml:space="preserve">Most readers lack the training to evaluate complex theological, scientific, or philosophical arguments without expert guidance.</w:t>
-      </w:r>
-    </w:p>
-    <w:p>
-      <w:pPr>
-        <w:pStyle w:val="Compact"/>
-        <w:numPr>
-          <w:ilvl w:val="0"/>
-          <w:numId w:val="1004"/>
-        </w:numPr>
-      </w:pPr>
-      <w:r>
-        <w:t xml:space="preserve">Printing enables such ideas to reach mass audiences without any expert mediation.</w:t>
-      </w:r>
-    </w:p>
-    <w:p>
-      <w:pPr>
-        <w:pStyle w:val="ArgumentConclusion"/>
-      </w:pPr>
-      <w:r>
-        <w:t xml:space="preserve">∴</w:t>
-      </w:r>
-      <w:r>
-        <w:t xml:space="preserve"> </w:t>
-      </w:r>
-      <w:r>
-        <w:t xml:space="preserve">Some degree of gatekeeping — scholarly, editorial, or institutional — is necessary to prevent the printing press from doing more harm than good.</w:t>
-      </w:r>
-    </w:p>
-    <w:p>
-      <w:pPr>
-        <w:pStyle w:val="BoxLabel"/>
-      </w:pPr>
-      <w:r>
-        <w:t xml:space="preserve">Supporting argument</w:t>
-      </w:r>
-    </w:p>
-    <w:p>
-      <w:pPr>
-        <w:pStyle w:val="ProArgument"/>
-      </w:pPr>
-      <w:r>
-        <w:t xml:space="preserve">The evidence supports Erasmus's concern. The fifty years following Luther's 95 Theses</w:t>
-      </w:r>
-      <w:r>
-        <w:t xml:space="preserve"> </w:t>
-      </w:r>
-      <w:r>
-        <w:t xml:space="preserve">saw not only the spread of literacy and biblical knowledge but also the witch-hunting</w:t>
-      </w:r>
-      <w:r>
-        <w:t xml:space="preserve"> </w:t>
-      </w:r>
-      <w:r>
-        <w:t xml:space="preserve">manual</w:t>
-      </w:r>
-      <w:r>
-        <w:t xml:space="preserve"> </w:t>
-      </w:r>
-      <w:r>
-        <w:rPr>
-          <w:i/>
-          <w:iCs/>
-        </w:rPr>
-        <w:t xml:space="preserve">Malleus Maleficarum</w:t>
-      </w:r>
-      <w:r>
-        <w:t xml:space="preserve"> </w:t>
-      </w:r>
-      <w:r>
-        <w:t xml:space="preserve">becoming a bestseller, the religious wars that</w:t>
-      </w:r>
-      <w:r>
-        <w:t xml:space="preserve"> </w:t>
-      </w:r>
-      <w:r>
-        <w:t xml:space="preserve">devastated central Europe, and inflammatory anti-Semitic pamphlets spreading with</w:t>
-      </w:r>
-      <w:r>
-        <w:t xml:space="preserve"> </w:t>
-      </w:r>
-      <w:r>
-        <w:t xml:space="preserve">unprecedented speed. The press did not just spread truth — it amplified every dangerous</w:t>
-      </w:r>
-      <w:r>
-        <w:t xml:space="preserve"> </w:t>
-      </w:r>
-      <w:r>
-        <w:t xml:space="preserve">idea with equal indifference.</w:t>
-      </w:r>
-    </w:p>
-    <w:p>
-      <w:pPr>
-        <w:pStyle w:val="BoxLabel"/>
-      </w:pPr>
-      <w:r>
-        <w:t xml:space="preserve">Objection</w:t>
-      </w:r>
-    </w:p>
-    <w:p>
-      <w:pPr>
-        <w:pStyle w:val="Objection"/>
-      </w:pPr>
-      <w:r>
-        <w:t xml:space="preserve">But who gets to be the gatekeeper? In Luther's day, the gatekeepers were the Catholic</w:t>
-      </w:r>
-      <w:r>
-        <w:t xml:space="preserve"> </w:t>
-      </w:r>
-      <w:r>
-        <w:t xml:space="preserve">Church and secular princes who banned and burned books on the basis of their own</w:t>
-      </w:r>
-      <w:r>
-        <w:t xml:space="preserve"> </w:t>
-      </w:r>
-      <w:r>
-        <w:t xml:space="preserve">interests. Erasmus himself was censured by Church authorities. A gatekeeping system</w:t>
-      </w:r>
-      <w:r>
-        <w:t xml:space="preserve"> </w:t>
-      </w:r>
-      <w:r>
-        <w:t xml:space="preserve">tends to protect the powerful, not the truth. Erasmus's argument, however reasonable</w:t>
-      </w:r>
-      <w:r>
-        <w:t xml:space="preserve"> </w:t>
-      </w:r>
-      <w:r>
-        <w:t xml:space="preserve">it sounds in the abstract, risks being a defense of the status quo against any</w:t>
-      </w:r>
-      <w:r>
-        <w:t xml:space="preserve"> </w:t>
-      </w:r>
-      <w:r>
-        <w:t xml:space="preserve">challenge from below.</w:t>
-      </w:r>
-    </w:p>
-    <w:p>
-      <w:pPr>
-        <w:pStyle w:val="BodyText"/>
-      </w:pPr>
-      <w:r>
-        <w:t xml:space="preserve">The Luther-Erasmus debate is the prototype for an argument that recurs across every</w:t>
-      </w:r>
-      <w:r>
-        <w:t xml:space="preserve"> </w:t>
-      </w:r>
-      <w:r>
-        <w:t xml:space="preserve">subsequent information revolution: between those who want to maximize the free flow of</w:t>
-      </w:r>
-      <w:r>
-        <w:t xml:space="preserve"> </w:t>
-      </w:r>
-      <w:r>
-        <w:t xml:space="preserve">information and those who argue that some filtering is necessary to prevent harm. We</w:t>
-      </w:r>
-      <w:r>
-        <w:t xml:space="preserve"> </w:t>
-      </w:r>
-      <w:r>
-        <w:t xml:space="preserve">will encounter it again when we discuss internet content moderation in Chapter 3 and</w:t>
-      </w:r>
-      <w:r>
-        <w:t xml:space="preserve"> </w:t>
-      </w:r>
-      <w:r>
-        <w:t xml:space="preserve">AI-generated misinformation in Chapter 7.</w:t>
-      </w:r>
-    </w:p>
-    <w:p>
-      <w:pPr>
-        <w:pStyle w:val="BoxLabel"/>
-      </w:pPr>
-      <w:r>
-        <w:t xml:space="preserve">Case Study</w:t>
-      </w:r>
-    </w:p>
-    <w:p>
-      <w:pPr>
-        <w:pStyle w:val="BoxTitle"/>
-      </w:pPr>
-      <w:r>
-        <w:t xml:space="preserve">The 95 Theses and the Speed of Print (1517)</w:t>
-      </w:r>
-    </w:p>
-    <w:p>
-      <w:pPr>
-        <w:pStyle w:val="CaseStudy"/>
-      </w:pPr>
-      <w:r>
-        <w:t xml:space="preserve">Luther posted his 95 Theses on October 31, 1517. Within two weeks, friends had them</w:t>
-      </w:r>
-      <w:r>
-        <w:t xml:space="preserve"> </w:t>
-      </w:r>
-      <w:r>
-        <w:t xml:space="preserve">printed in Leipzig, Nuremberg, and Basel. Within two months, they had circulated to</w:t>
-      </w:r>
-      <w:r>
-        <w:t xml:space="preserve"> </w:t>
-      </w:r>
-      <w:r>
-        <w:t xml:space="preserve">virtually every corner of the German-speaking world and into France, England, and Italy.</w:t>
-      </w:r>
-      <w:r>
-        <w:t xml:space="preserve"> </w:t>
-      </w:r>
-      <w:r>
-        <w:t xml:space="preserve">This was staggeringly fast by the standards of the time. A manuscript letter might take</w:t>
-      </w:r>
-      <w:r>
-        <w:t xml:space="preserve"> </w:t>
-      </w:r>
-      <w:r>
-        <w:t xml:space="preserve">weeks to travel the same distance. The Pope, receiving reports from Rome about an</w:t>
-      </w:r>
-      <w:r>
-        <w:t xml:space="preserve"> </w:t>
-      </w:r>
-      <w:r>
-        <w:t xml:space="preserve">obscure German monk's complaint, initially dismissed the matter as a "monks' quarrel."</w:t>
-      </w:r>
-      <w:r>
-        <w:t xml:space="preserve"> </w:t>
-      </w:r>
-      <w:r>
-        <w:t xml:space="preserve">By the time the Church recognized the seriousness of the situation, Luther's ideas had</w:t>
-      </w:r>
-      <w:r>
-        <w:t xml:space="preserve"> </w:t>
-      </w:r>
-      <w:r>
-        <w:t xml:space="preserve">already taken root across an entire continent. The press had changed the speed of</w:t>
-      </w:r>
-      <w:r>
-        <w:t xml:space="preserve"> </w:t>
-      </w:r>
-      <w:r>
-        <w:t xml:space="preserve">intellectual history.</w:t>
-      </w:r>
-    </w:p>
-    <w:p>
-      <w:pPr>
-        <w:pStyle w:val="CaseStudy"/>
-      </w:pPr>
-      <w:r>
-        <w:t xml:space="preserve">What this case illustrates is a property of information technology that recurs throughout</w:t>
-      </w:r>
-      <w:r>
-        <w:t xml:space="preserve"> </w:t>
-      </w:r>
-      <w:r>
-        <w:t xml:space="preserve">history: new technologies change not just the</w:t>
-      </w:r>
-      <w:r>
-        <w:t xml:space="preserve"> </w:t>
-      </w:r>
-      <w:r>
-        <w:rPr>
-          <w:i/>
-          <w:iCs/>
-        </w:rPr>
-        <w:t xml:space="preserve">reach</w:t>
-      </w:r>
-      <w:r>
-        <w:t xml:space="preserve"> </w:t>
-      </w:r>
-      <w:r>
-        <w:t xml:space="preserve">of ideas but their</w:t>
-      </w:r>
-      <w:r>
-        <w:t xml:space="preserve"> </w:t>
-      </w:r>
-      <w:r>
-        <w:rPr>
-          <w:i/>
-          <w:iCs/>
-        </w:rPr>
-        <w:t xml:space="preserve">velocity</w:t>
-      </w:r>
-      <w:r>
-        <w:t xml:space="preserve">. An idea that spreads slowly gives institutions time to respond,</w:t>
-      </w:r>
-      <w:r>
-        <w:t xml:space="preserve"> </w:t>
-      </w:r>
-      <w:r>
-        <w:t xml:space="preserve">refute, and adapt. An idea that spreads in days does not. This acceleration creates</w:t>
-      </w:r>
-      <w:r>
-        <w:t xml:space="preserve"> </w:t>
-      </w:r>
-      <w:r>
-        <w:t xml:space="preserve">both opportunity (marginalized voices can reach audiences quickly) and danger</w:t>
-      </w:r>
-      <w:r>
-        <w:t xml:space="preserve"> </w:t>
-      </w:r>
-      <w:r>
-        <w:t xml:space="preserve">(misinformation can spread faster than correction). In the sixteenth century, this</w:t>
-      </w:r>
-      <w:r>
-        <w:t xml:space="preserve"> </w:t>
-      </w:r>
-      <w:r>
-        <w:t xml:space="preserve">dynamic helped shatter the thousand-year institutional unity of Western Christianity.</w:t>
-      </w:r>
-      <w:r>
-        <w:t xml:space="preserve"> </w:t>
-      </w:r>
-      <w:r>
-        <w:t xml:space="preserve">In the twenty-first, it shapes the spread of everything from political disinformation</w:t>
-      </w:r>
-      <w:r>
-        <w:t xml:space="preserve"> </w:t>
-      </w:r>
-      <w:r>
-        <w:t xml:space="preserve">to scientific discoveries.</w:t>
-      </w:r>
-    </w:p>
-    <w:p>
-      <w:pPr>
-        <w:pStyle w:val="BoxLabel"/>
-      </w:pPr>
-      <w:r>
-        <w:t xml:space="preserve">Thought Questions</w:t>
-      </w:r>
-    </w:p>
-    <w:p>
-      <w:pPr>
-        <w:pStyle w:val="Compact"/>
         <w:numPr>
           <w:ilvl w:val="0"/>
           <w:numId w:val="1005"/>
         </w:numPr>
-      </w:pPr>
-      <w:r>
-        <w:t xml:space="preserve">Erasmus worried that the press would spread ideas too quickly for ordinary readers to evaluate them. Does social media have the same problem? Is the problem worse or better now?</w:t>
-      </w:r>
-    </w:p>
-    <w:p>
-      <w:pPr>
         <w:pStyle w:val="Compact"/>
+      </w:pPr>
+      <w:r>
+        <w:t xml:space="preserve">Rapid, uncontrolled dissemination of complex ideas leads to widespread misunderstanding and social conflict.</w:t>
+      </w:r>
+    </w:p>
+    <w:p>
+      <w:pPr>
         <w:numPr>
           <w:ilvl w:val="0"/>
           <w:numId w:val="1005"/>
         </w:numPr>
-      </w:pPr>
-      <w:r>
-        <w:t xml:space="preserve">Luther said the printing press was "the last and greatest gift" for spreading true religion. Can a technology be a gift for spreading truth if it is equally useful for spreading falsehood?</w:t>
-      </w:r>
-    </w:p>
-    <w:p>
-      <w:pPr>
         <w:pStyle w:val="Compact"/>
+      </w:pPr>
+      <w:r>
+        <w:t xml:space="preserve">Most readers lack the training to evaluate complex theological, scientific, or philosophical arguments without expert guidance.</w:t>
+      </w:r>
+    </w:p>
+    <w:p>
+      <w:pPr>
         <w:numPr>
           <w:ilvl w:val="0"/>
           <w:numId w:val="1005"/>
         </w:numPr>
-      </w:pPr>
-      <w:r>
-        <w:t xml:space="preserve">Who are the "gatekeepers" of information in 2024? What legitimacy do they have — and who watches the watchmen?</w:t>
-      </w:r>
-    </w:p>
-    <w:bookmarkEnd w:id="30"/>
-    <w:bookmarkEnd w:id="31"/>
-    <w:bookmarkEnd w:id="32"/>
-    <w:bookmarkStart w:id="45" w:name="distance"/>
-    <w:bookmarkStart w:id="44" w:name="s4-heading"/>
+        <w:pStyle w:val="Compact"/>
+      </w:pPr>
+      <w:r>
+        <w:t xml:space="preserve">Printing enables such ideas to reach mass audiences without any expert mediation.</w:t>
+      </w:r>
+    </w:p>
+    <w:p>
+      <w:pPr>
+        <w:pStyle w:val="ArgumentConclusion"/>
+      </w:pPr>
+      <w:r>
+        <w:t xml:space="preserve">∴</w:t>
+      </w:r>
+      <w:r>
+        <w:t xml:space="preserve"> </w:t>
+      </w:r>
+      <w:r>
+        <w:t xml:space="preserve">Some degree of gatekeeping — scholarly, editorial, or institutional — is necessary to prevent the printing press from doing more harm than good.</w:t>
+      </w:r>
+    </w:p>
+    <w:p>
+      <w:pPr>
+        <w:pStyle w:val="BoxLabel"/>
+      </w:pPr>
+      <w:r>
+        <w:t xml:space="preserve">Supporting argument</w:t>
+      </w:r>
+    </w:p>
+    <w:p>
+      <w:pPr>
+        <w:pStyle w:val="ProArgument"/>
+      </w:pPr>
+      <w:r>
+        <w:t xml:space="preserve">The evidence supports Erasmus's concern. The first century and a half of printing</w:t>
+      </w:r>
+      <w:r>
+        <w:t xml:space="preserve"> </w:t>
+      </w:r>
+      <w:r>
+        <w:t xml:space="preserve">spread literacy and biblical knowledge, but it also turned the witch-hunting</w:t>
+      </w:r>
+      <w:r>
+        <w:t xml:space="preserve"> </w:t>
+      </w:r>
+      <w:r>
+        <w:t xml:space="preserve">manual</w:t>
+      </w:r>
+      <w:r>
+        <w:t xml:space="preserve"> </w:t>
+      </w:r>
+      <w:r>
+        <w:rPr>
+          <w:iCs/>
+          <w:i/>
+        </w:rPr>
+        <w:t xml:space="preserve">Malleus Maleficarum</w:t>
+      </w:r>
+      <w:r>
+        <w:t xml:space="preserve"> </w:t>
+      </w:r>
+      <w:r>
+        <w:t xml:space="preserve">(first printed in 1486–87, and reprinted in edition</w:t>
+      </w:r>
+      <w:r>
+        <w:t xml:space="preserve"> </w:t>
+      </w:r>
+      <w:r>
+        <w:t xml:space="preserve">after edition well into the seventeenth century) into a durable bestseller, carried the</w:t>
+      </w:r>
+      <w:r>
+        <w:t xml:space="preserve"> </w:t>
+      </w:r>
+      <w:r>
+        <w:t xml:space="preserve">pamphlet warfare that helped fuel religious conflicts culminating in the Thirty Years' War,</w:t>
+      </w:r>
+      <w:r>
+        <w:t xml:space="preserve"> </w:t>
+      </w:r>
+      <w:r>
+        <w:t xml:space="preserve">and gave inflammatory anti-Semitic tracts a reach they had never had before. The press did</w:t>
+      </w:r>
+      <w:r>
+        <w:t xml:space="preserve"> </w:t>
+      </w:r>
+      <w:r>
+        <w:t xml:space="preserve">not just spread truth — it amplified every dangerous idea with equal indifference.</w:t>
+      </w:r>
+    </w:p>
+    <w:p>
+      <w:pPr>
+        <w:pStyle w:val="BoxLabel"/>
+      </w:pPr>
+      <w:r>
+        <w:t xml:space="preserve">Objection</w:t>
+      </w:r>
+    </w:p>
+    <w:p>
+      <w:pPr>
+        <w:pStyle w:val="Objection"/>
+      </w:pPr>
+      <w:r>
+        <w:t xml:space="preserve">But who gets to be the gatekeeper? In Luther's day, the gatekeepers were the Catholic</w:t>
+      </w:r>
+      <w:r>
+        <w:t xml:space="preserve"> </w:t>
+      </w:r>
+      <w:r>
+        <w:t xml:space="preserve">Church and secular princes who banned and burned books on the basis of their own</w:t>
+      </w:r>
+      <w:r>
+        <w:t xml:space="preserve"> </w:t>
+      </w:r>
+      <w:r>
+        <w:t xml:space="preserve">interests. Erasmus himself was censured by Church authorities. A gatekeeping system</w:t>
+      </w:r>
+      <w:r>
+        <w:t xml:space="preserve"> </w:t>
+      </w:r>
+      <w:r>
+        <w:t xml:space="preserve">tends to protect the powerful, not the truth. Erasmus's argument, however reasonable</w:t>
+      </w:r>
+      <w:r>
+        <w:t xml:space="preserve"> </w:t>
+      </w:r>
+      <w:r>
+        <w:t xml:space="preserve">it sounds in the abstract, risks being a defense of the status quo against any</w:t>
+      </w:r>
+      <w:r>
+        <w:t xml:space="preserve"> </w:t>
+      </w:r>
+      <w:r>
+        <w:t xml:space="preserve">challenge from below.</w:t>
+      </w:r>
+    </w:p>
+    <w:p>
+      <w:pPr>
+        <w:pStyle w:val="BodyText"/>
+      </w:pPr>
+      <w:r>
+        <w:t xml:space="preserve">The Luther-Erasmus debate is the prototype for an argument that recurs across every</w:t>
+      </w:r>
+      <w:r>
+        <w:t xml:space="preserve"> </w:t>
+      </w:r>
+      <w:r>
+        <w:t xml:space="preserve">subsequent information revolution: between those who want to maximize the free flow of</w:t>
+      </w:r>
+      <w:r>
+        <w:t xml:space="preserve"> </w:t>
+      </w:r>
+      <w:r>
+        <w:t xml:space="preserve">information and those who argue that some filtering is necessary to prevent harm. We</w:t>
+      </w:r>
+      <w:r>
+        <w:t xml:space="preserve"> </w:t>
+      </w:r>
+      <w:r>
+        <w:t xml:space="preserve">will encounter it again when we discuss internet content moderation in Chapter 3 and</w:t>
+      </w:r>
+      <w:r>
+        <w:t xml:space="preserve"> </w:t>
+      </w:r>
+      <w:r>
+        <w:t xml:space="preserve">AI-generated misinformation in Chapter 7.</w:t>
+      </w:r>
+    </w:p>
+    <w:p>
+      <w:pPr>
+        <w:pStyle w:val="BoxLabel"/>
+      </w:pPr>
+      <w:r>
+        <w:t xml:space="preserve">Case Study</w:t>
+      </w:r>
+    </w:p>
+    <w:p>
+      <w:pPr>
+        <w:pStyle w:val="BoxTitle"/>
+      </w:pPr>
+      <w:r>
+        <w:t xml:space="preserve">The 95 Theses and the Speed of Print (1517)</w:t>
+      </w:r>
+    </w:p>
+    <w:p>
+      <w:pPr>
+        <w:pStyle w:val="CaseStudy"/>
+      </w:pPr>
+      <w:r>
+        <w:t xml:space="preserve">Luther circulated his 95 Theses on October 31, 1517. Within two weeks, friends had them</w:t>
+      </w:r>
+      <w:r>
+        <w:t xml:space="preserve"> </w:t>
+      </w:r>
+      <w:r>
+        <w:t xml:space="preserve">printed in Leipzig, Nuremberg, and Basel. Within two months, they had reached</w:t>
+      </w:r>
+      <w:r>
+        <w:t xml:space="preserve"> </w:t>
+      </w:r>
+      <w:r>
+        <w:t xml:space="preserve">much of the German-speaking world and beyond it into France, England, and Italy.</w:t>
+      </w:r>
+      <w:r>
+        <w:t xml:space="preserve"> </w:t>
+      </w:r>
+      <w:r>
+        <w:t xml:space="preserve">This was staggeringly fast by the standards of the time. A manuscript letter might take</w:t>
+      </w:r>
+      <w:r>
+        <w:t xml:space="preserve"> </w:t>
+      </w:r>
+      <w:r>
+        <w:t xml:space="preserve">weeks to travel the same distance. Pope Leo X, reading reports in Rome about an</w:t>
+      </w:r>
+      <w:r>
+        <w:t xml:space="preserve"> </w:t>
+      </w:r>
+      <w:r>
+        <w:t xml:space="preserve">obscure German monk's complaint, is said to have dismissed the affair as a squabble among</w:t>
+      </w:r>
+      <w:r>
+        <w:t xml:space="preserve"> </w:t>
+      </w:r>
+      <w:r>
+        <w:t xml:space="preserve">envious monks — a remark preserved only by later chroniclers, but a fair picture of how</w:t>
+      </w:r>
+      <w:r>
+        <w:t xml:space="preserve"> </w:t>
+      </w:r>
+      <w:r>
+        <w:t xml:space="preserve">little urgency Rome felt.</w:t>
+      </w:r>
+      <w:r>
+        <w:t xml:space="preserve"> </w:t>
+      </w:r>
+      <w:r>
+        <w:t xml:space="preserve">By the time the Church recognized the seriousness of the situation, Luther's ideas had</w:t>
+      </w:r>
+      <w:r>
+        <w:t xml:space="preserve"> </w:t>
+      </w:r>
+      <w:r>
+        <w:t xml:space="preserve">already taken root across an entire continent. The press had changed the speed of</w:t>
+      </w:r>
+      <w:r>
+        <w:t xml:space="preserve"> </w:t>
+      </w:r>
+      <w:r>
+        <w:t xml:space="preserve">intellectual history.</w:t>
+      </w:r>
+    </w:p>
+    <w:p>
+      <w:pPr>
+        <w:pStyle w:val="CaseStudy"/>
+      </w:pPr>
+      <w:r>
+        <w:t xml:space="preserve">What this case illustrates is a property of information technology that recurs throughout</w:t>
+      </w:r>
+      <w:r>
+        <w:t xml:space="preserve"> </w:t>
+      </w:r>
+      <w:r>
+        <w:t xml:space="preserve">history: new technologies change not just the</w:t>
+      </w:r>
+      <w:r>
+        <w:t xml:space="preserve"> </w:t>
+      </w:r>
+      <w:r>
+        <w:rPr>
+          <w:iCs/>
+          <w:i/>
+        </w:rPr>
+        <w:t xml:space="preserve">reach</w:t>
+      </w:r>
+      <w:r>
+        <w:t xml:space="preserve"> </w:t>
+      </w:r>
+      <w:r>
+        <w:t xml:space="preserve">of ideas but their</w:t>
+      </w:r>
+      <w:r>
+        <w:t xml:space="preserve"> </w:t>
+      </w:r>
+      <w:r>
+        <w:rPr>
+          <w:iCs/>
+          <w:i/>
+        </w:rPr>
+        <w:t xml:space="preserve">velocity</w:t>
+      </w:r>
+      <w:r>
+        <w:t xml:space="preserve">. An idea that spreads slowly gives institutions time to respond,</w:t>
+      </w:r>
+      <w:r>
+        <w:t xml:space="preserve"> </w:t>
+      </w:r>
+      <w:r>
+        <w:t xml:space="preserve">refute, and adapt. An idea that spreads in days does not. This acceleration creates</w:t>
+      </w:r>
+      <w:r>
+        <w:t xml:space="preserve"> </w:t>
+      </w:r>
+      <w:r>
+        <w:t xml:space="preserve">both opportunity (marginalized voices can reach audiences quickly) and danger</w:t>
+      </w:r>
+      <w:r>
+        <w:t xml:space="preserve"> </w:t>
+      </w:r>
+      <w:r>
+        <w:t xml:space="preserve">(misinformation can spread faster than correction). In the sixteenth century, this</w:t>
+      </w:r>
+      <w:r>
+        <w:t xml:space="preserve"> </w:t>
+      </w:r>
+      <w:r>
+        <w:t xml:space="preserve">dynamic helped shatter the thousand-year institutional unity of Western Christianity.</w:t>
+      </w:r>
+      <w:r>
+        <w:t xml:space="preserve"> </w:t>
+      </w:r>
+      <w:r>
+        <w:t xml:space="preserve">In the twenty-first, it shapes the spread of everything from political disinformation</w:t>
+      </w:r>
+      <w:r>
+        <w:t xml:space="preserve"> </w:t>
+      </w:r>
+      <w:r>
+        <w:t xml:space="preserve">to scientific discoveries.</w:t>
+      </w:r>
+    </w:p>
+    <w:p>
+      <w:pPr>
+        <w:pStyle w:val="BoxLabel"/>
+      </w:pPr>
+      <w:r>
+        <w:t xml:space="preserve">Thought Questions</w:t>
+      </w:r>
+    </w:p>
+    <w:p>
+      <w:pPr>
+        <w:numPr>
+          <w:ilvl w:val="0"/>
+          <w:numId w:val="1006"/>
+        </w:numPr>
+        <w:pStyle w:val="Compact"/>
+      </w:pPr>
+      <w:r>
+        <w:t xml:space="preserve">Erasmus worried that the press would spread ideas too quickly for ordinary readers to evaluate them. Does social media have the same problem? Is the problem worse or better now?</w:t>
+      </w:r>
+    </w:p>
+    <w:p>
+      <w:pPr>
+        <w:numPr>
+          <w:ilvl w:val="0"/>
+          <w:numId w:val="1006"/>
+        </w:numPr>
+        <w:pStyle w:val="Compact"/>
+      </w:pPr>
+      <w:r>
+        <w:t xml:space="preserve">A line attributed to Luther calls the printing press "the last and greatest gift" for spreading true religion. Can a technology be a gift for spreading truth if it is equally useful for spreading falsehood?</w:t>
+      </w:r>
+    </w:p>
+    <w:p>
+      <w:pPr>
+        <w:numPr>
+          <w:ilvl w:val="0"/>
+          <w:numId w:val="1006"/>
+        </w:numPr>
+        <w:pStyle w:val="Compact"/>
+      </w:pPr>
+      <w:r>
+        <w:t xml:space="preserve">Who are the "gatekeepers" of information today? What legitimacy do they have — and who watches the watchmen?</w:t>
+      </w:r>
+    </w:p>
+    <w:p>
+      <w:pPr>
+        <w:numPr>
+          <w:ilvl w:val="0"/>
+          <w:numId w:val="1006"/>
+        </w:numPr>
+        <w:pStyle w:val="Compact"/>
+      </w:pPr>
+      <w:r>
+        <w:t xml:space="preserve">The most famous Luther quotation about printing cannot be traced to Luther, and the most famous image of him — hammer in hand at the church door — may never have happened. What should a reader do with a claim that is probably right in spirit but unverifiable in detail?</w:t>
+      </w:r>
+    </w:p>
+    <w:bookmarkEnd w:id="42"/>
+    <w:bookmarkEnd w:id="43"/>
+    <w:bookmarkEnd w:id="44"/>
+    <w:bookmarkStart w:id="57" w:name="distance"/>
+    <w:bookmarkStart w:id="56" w:name="s4-heading"/>
     <w:p>
       <w:pPr>
         <w:pStyle w:val="Heading2"/>
@@ -2497,19 +3011,37 @@
         <w:pStyle w:val="FirstParagraph"/>
       </w:pPr>
       <w:r>
-        <w:t xml:space="preserve">On May 24, 1844, Samuel Morse sat in the chambers of the U.S. Supreme Court in Washington, D.C.,</w:t>
-      </w:r>
-      <w:r>
-        <w:t xml:space="preserve"> </w:t>
-      </w:r>
-      <w:r>
-        <w:t xml:space="preserve">and tapped out the first long-distance telegraph message in history, transmitting it forty miles</w:t>
-      </w:r>
-      <w:r>
-        <w:t xml:space="preserve"> </w:t>
-      </w:r>
-      <w:r>
-        <w:t xml:space="preserve">to Baltimore. The message, chosen by a young woman named Annie Ellsworth from the Book of Numbers,</w:t>
+        <w:t xml:space="preserve">On May 24, 1844, Samuel Morse sat in the Supreme Court chamber of the U.S. Capitol in Washington,</w:t>
+      </w:r>
+      <w:r>
+        <w:t xml:space="preserve"> </w:t>
+      </w:r>
+      <w:r>
+        <w:t xml:space="preserve">D.C., and tapped out the first message over America's first long-distance telegraph line,</w:t>
+      </w:r>
+      <w:r>
+        <w:t xml:space="preserve"> </w:t>
+      </w:r>
+      <w:r>
+        <w:t xml:space="preserve">transmitting it forty miles</w:t>
+      </w:r>
+      <w:r>
+        <w:t xml:space="preserve"> </w:t>
+      </w:r>
+      <w:r>
+        <w:t xml:space="preserve">to Baltimore. (Britain had beaten him to a working commercial telegraph by a few years, but</w:t>
+      </w:r>
+      <w:r>
+        <w:t xml:space="preserve"> </w:t>
+      </w:r>
+      <w:r>
+        <w:t xml:space="preserve">Morse's line was the one that convinced the United States.)</w:t>
+      </w:r>
+      <w:r>
+        <w:t xml:space="preserve"> </w:t>
+      </w:r>
+      <w:r>
+        <w:t xml:space="preserve">The message, chosen by a young woman named Annie Ellsworth from the Book of Numbers,</w:t>
       </w:r>
       <w:r>
         <w:t xml:space="preserve"> </w:t>
@@ -2527,19 +3059,13 @@
         <w:t xml:space="preserve"> </w:t>
       </w:r>
       <w:r>
-        <w:t xml:space="preserve">magic. Information that previously took days to travel by horseback arrived in seconds. Before the</w:t>
-      </w:r>
-      <w:r>
-        <w:t xml:space="preserve"> </w:t>
-      </w:r>
-      <w:r>
-        <w:t xml:space="preserve">telegraph, the fastest communication in the world moved at the speed of a horse. After it, messages</w:t>
-      </w:r>
-      <w:r>
-        <w:t xml:space="preserve"> </w:t>
-      </w:r>
-      <w:r>
-        <w:t xml:space="preserve">could circle the globe at the speed of electricity.</w:t>
+        <w:t xml:space="preserve">magic. News that had previously traveled at the speed of a rider or a ship now arrived in</w:t>
+      </w:r>
+      <w:r>
+        <w:t xml:space="preserve"> </w:t>
+      </w:r>
+      <w:r>
+        <w:t xml:space="preserve">seconds. For the first time in human history, a message could outrun the messenger.</w:t>
       </w:r>
     </w:p>
     <w:p>
@@ -2559,25 +3085,40 @@
         <w:t xml:space="preserve"> </w:t>
       </w:r>
       <w:r>
-        <w:t xml:space="preserve">universal peace and understanding. When the first transatlantic telegraph cable was completed</w:t>
-      </w:r>
-      <w:r>
-        <w:t xml:space="preserve"> </w:t>
-      </w:r>
-      <w:r>
-        <w:t xml:space="preserve">in 1866, connecting North America and Europe permanently, it was celebrated as one of the</w:t>
-      </w:r>
-      <w:r>
-        <w:t xml:space="preserve"> </w:t>
-      </w:r>
-      <w:r>
-        <w:t xml:space="preserve">greatest achievements in human history. The historian Tom Standage has called the telegraph</w:t>
-      </w:r>
-      <w:r>
-        <w:t xml:space="preserve"> </w:t>
-      </w:r>
-      <w:r>
-        <w:t xml:space="preserve">"the Victorian Internet," and the comparison is apt in more ways than one: the same utopian</w:t>
+        <w:t xml:space="preserve">universal peace and understanding. An 1858 transatlantic cable worked for barely three weeks</w:t>
+      </w:r>
+      <w:r>
+        <w:t xml:space="preserve"> </w:t>
+      </w:r>
+      <w:r>
+        <w:t xml:space="preserve">before failing; when a durable cable finally joined North America and Europe in 1866, it was</w:t>
+      </w:r>
+      <w:r>
+        <w:t xml:space="preserve"> </w:t>
+      </w:r>
+      <w:r>
+        <w:t xml:space="preserve">celebrated as one of the</w:t>
+      </w:r>
+      <w:r>
+        <w:t xml:space="preserve"> </w:t>
+      </w:r>
+      <w:r>
+        <w:t xml:space="preserve">greatest achievements in human history. The journalist Tom Standage has called the telegraph</w:t>
+      </w:r>
+      <w:r>
+        <w:t xml:space="preserve"> </w:t>
+      </w:r>
+      <w:r>
+        <w:t xml:space="preserve">"the Victorian Internet"</w:t>
+      </w:r>
+      <w:r>
+        <w:t xml:space="preserve"> </w:t>
+      </w:r>
+      <w:r>
+        <w:t xml:space="preserve">(Standage, 1998)</w:t>
+      </w:r>
+      <w:r>
+        <w:t xml:space="preserve">, and the comparison is apt in more ways than one: the same utopian</w:t>
       </w:r>
       <w:r>
         <w:t xml:space="preserve"> </w:t>
@@ -2601,18 +3142,18 @@
           <wp:inline>
             <wp:extent cx="5334000" cy="7692018"/>
             <wp:effectExtent b="0" l="0" r="0" t="0"/>
-            <wp:docPr descr="A formal portrait photograph of Samuel Morse, an elderly man with a long white beard wearing a dark suit" title="" id="34" name="Picture"/>
+            <wp:docPr descr="A formal portrait photograph of Samuel Morse, an elderly man with a long white beard wearing a dark suit" title="" id="46" name="Picture"/>
             <a:graphic>
               <a:graphicData uri="http://schemas.openxmlformats.org/drawingml/2006/picture">
                 <pic:pic>
                   <pic:nvPicPr>
-                    <pic:cNvPr descr="C:/Users/brend/OneDrive/Documents/Github/computing_ai_ethics/images/samuel_morse.jpg" id="35" name="Picture"/>
+                    <pic:cNvPr descr="/home/user/computing_ai_ethics/images/samuel_morse.jpg" id="47" name="Picture"/>
                     <pic:cNvPicPr>
                       <a:picLocks noChangeArrowheads="1" noChangeAspect="1"/>
                     </pic:cNvPicPr>
                   </pic:nvPicPr>
                   <pic:blipFill>
-                    <a:blip r:embed="rId33"/>
+                    <a:blip r:embed="rId45"/>
                     <a:stretch>
                       <a:fillRect/>
                     </a:stretch>
@@ -2644,19 +3185,19 @@
         <w:pStyle w:val="ImageCaption"/>
       </w:pPr>
       <w:r>
-        <w:t xml:space="preserve">Samuel F. B. Morse (1791–1872), inventor of the Morse Code telegraph system.</w:t>
-      </w:r>
-      <w:r>
-        <w:t xml:space="preserve"> </w:t>
-      </w:r>
-      <w:r>
-        <w:t xml:space="preserve">Morse began his career as a portrait painter before turning to electrical engineering.</w:t>
-      </w:r>
-      <w:r>
-        <w:t xml:space="preserve"> </w:t>
-      </w:r>
-      <w:r>
-        <w:t xml:space="preserve">His first long-distance telegraph message was sent on May 24, 1844.</w:t>
+        <w:t xml:space="preserve">Samuel F. B. Morse (1791–1872), who developed the Morse code telegraph system with his</w:t>
+      </w:r>
+      <w:r>
+        <w:t xml:space="preserve"> </w:t>
+      </w:r>
+      <w:r>
+        <w:t xml:space="preserve">collaborator Alfred Vail. Morse began his career as a portrait painter before turning to</w:t>
+      </w:r>
+      <w:r>
+        <w:t xml:space="preserve"> </w:t>
+      </w:r>
+      <w:r>
+        <w:t xml:space="preserve">invention. His first long-distance telegraph message was sent on May 24, 1844.</w:t>
       </w:r>
       <w:r>
         <w:t xml:space="preserve"> </w:t>
@@ -2695,6 +3236,56 @@
       </w:r>
       <w:r>
         <w:t xml:space="preserve">or is it always shaped by — and in service of — whoever holds economic and political power?</w:t>
+      </w:r>
+    </w:p>
+    <w:p>
+      <w:pPr>
+        <w:pStyle w:val="BodyText"/>
+      </w:pPr>
+      <w:r>
+        <w:t xml:space="preserve">A word about how we are using them. Mill and Marx never debated the telegraph. They never</w:t>
+      </w:r>
+      <w:r>
+        <w:t xml:space="preserve"> </w:t>
+      </w:r>
+      <w:r>
+        <w:t xml:space="preserve">debated each other about anything, in print or in person, and neither wrote a systematic</w:t>
+      </w:r>
+      <w:r>
+        <w:t xml:space="preserve"> </w:t>
+      </w:r>
+      <w:r>
+        <w:t xml:space="preserve">philosophy of communications technology; the telegraph is a passing presence in both bodies of</w:t>
+      </w:r>
+      <w:r>
+        <w:t xml:space="preserve"> </w:t>
+      </w:r>
+      <w:r>
+        <w:t xml:space="preserve">work. What follows is not intellectual history but a reconstruction. We are treating Mill and</w:t>
+      </w:r>
+      <w:r>
+        <w:t xml:space="preserve"> </w:t>
+      </w:r>
+      <w:r>
+        <w:t xml:space="preserve">Marx as representatives of two positions that have outlasted them both, because each states</w:t>
+      </w:r>
+      <w:r>
+        <w:t xml:space="preserve"> </w:t>
+      </w:r>
+      <w:r>
+        <w:t xml:space="preserve">his position with unusual clarity and because the disagreement between those positions</w:t>
+      </w:r>
+      <w:r>
+        <w:t xml:space="preserve"> </w:t>
+      </w:r>
+      <w:r>
+        <w:t xml:space="preserve">organizes almost every argument about media ownership that has happened since. Read the next</w:t>
+      </w:r>
+      <w:r>
+        <w:t xml:space="preserve"> </w:t>
+      </w:r>
+      <w:r>
+        <w:t xml:space="preserve">few pages as a staged contrast, not as a report of an argument these two men actually had.</w:t>
       </w:r>
     </w:p>
     <w:p>
@@ -2706,18 +3297,18 @@
           <wp:inline>
             <wp:extent cx="5334000" cy="6698901"/>
             <wp:effectExtent b="0" l="0" r="0" t="0"/>
-            <wp:docPr descr="A black-and-white portrait photograph of John Stuart Mill, a middle-aged man in Victorian dress" title="" id="37" name="Picture"/>
+            <wp:docPr descr="A black-and-white portrait photograph of John Stuart Mill, a middle-aged man in Victorian dress" title="" id="49" name="Picture"/>
             <a:graphic>
               <a:graphicData uri="http://schemas.openxmlformats.org/drawingml/2006/picture">
                 <pic:pic>
                   <pic:nvPicPr>
-                    <pic:cNvPr descr="C:/Users/brend/OneDrive/Documents/Github/computing_ai_ethics/images/john_stuart_mill.jpg" id="38" name="Picture"/>
+                    <pic:cNvPr descr="/home/user/computing_ai_ethics/images/john_stuart_mill.jpg" id="50" name="Picture"/>
                     <pic:cNvPicPr>
                       <a:picLocks noChangeArrowheads="1" noChangeAspect="1"/>
                     </pic:cNvPicPr>
                   </pic:nvPicPr>
                   <pic:blipFill>
-                    <a:blip r:embed="rId36"/>
+                    <a:blip r:embed="rId48"/>
                     <a:stretch>
                       <a:fillRect/>
                     </a:stretch>
@@ -2752,7 +3343,7 @@
         <w:t xml:space="preserve">Key Thinker</w:t>
       </w:r>
     </w:p>
-    <w:bookmarkStart w:id="39" w:name="john-stuart-mill-18061873"/>
+    <w:bookmarkStart w:id="51" w:name="john-stuart-mill-18061873"/>
     <w:p>
       <w:pPr>
         <w:pStyle w:val="Heading3"/>
@@ -2767,7 +3358,7 @@
         <w:t xml:space="preserve">(1806–1873)</w:t>
       </w:r>
     </w:p>
-    <w:bookmarkEnd w:id="39"/>
+    <w:bookmarkEnd w:id="51"/>
     <w:p>
       <w:pPr>
         <w:pStyle w:val="KeyThinker"/>
@@ -2812,8 +3403,8 @@
       </w:r>
       <w:r>
         <w:rPr>
+          <w:iCs/>
           <w:i/>
-          <w:iCs/>
         </w:rPr>
         <w:t xml:space="preserve">On Liberty</w:t>
       </w:r>
@@ -2842,13 +3433,31 @@
         <w:t xml:space="preserve"> </w:t>
       </w:r>
       <w:r>
-        <w:t xml:space="preserve">be allowed expression because the collision of ideas is how truth advances. He called this</w:t>
-      </w:r>
-      <w:r>
-        <w:t xml:space="preserve"> </w:t>
-      </w:r>
-      <w:r>
-        <w:t xml:space="preserve">the "marketplace of ideas."</w:t>
+        <w:t xml:space="preserve">be allowed expression because the collision of ideas is how truth advances. Later readers</w:t>
+      </w:r>
+      <w:r>
+        <w:t xml:space="preserve"> </w:t>
+      </w:r>
+      <w:r>
+        <w:t xml:space="preserve">named this picture the "marketplace of ideas," but the phrase is not Mill's — it entered</w:t>
+      </w:r>
+      <w:r>
+        <w:t xml:space="preserve"> </w:t>
+      </w:r>
+      <w:r>
+        <w:t xml:space="preserve">circulation through twentieth-century American free-speech law, and Mill himself would</w:t>
+      </w:r>
+      <w:r>
+        <w:t xml:space="preserve"> </w:t>
+      </w:r>
+      <w:r>
+        <w:t xml:space="preserve">probably have resisted it, since he wanted unpopular opinions actively protected rather</w:t>
+      </w:r>
+      <w:r>
+        <w:t xml:space="preserve"> </w:t>
+      </w:r>
+      <w:r>
+        <w:t xml:space="preserve">than left to compete.</w:t>
       </w:r>
     </w:p>
     <w:p>
@@ -2880,18 +3489,18 @@
           <wp:inline>
             <wp:extent cx="4352544" cy="6242304"/>
             <wp:effectExtent b="0" l="0" r="0" t="0"/>
-            <wp:docPr descr="A formal portrait photograph of Karl Marx with his distinctive large beard and dark coat" title="" id="41" name="Picture"/>
+            <wp:docPr descr="A formal portrait photograph of Karl Marx with his distinctive large beard and dark coat" title="" id="53" name="Picture"/>
             <a:graphic>
               <a:graphicData uri="http://schemas.openxmlformats.org/drawingml/2006/picture">
                 <pic:pic>
                   <pic:nvPicPr>
-                    <pic:cNvPr descr="C:/Users/brend/OneDrive/Documents/Github/computing_ai_ethics/images/karl_marx.jpg" id="42" name="Picture"/>
+                    <pic:cNvPr descr="/home/user/computing_ai_ethics/images/karl_marx.jpg" id="54" name="Picture"/>
                     <pic:cNvPicPr>
                       <a:picLocks noChangeArrowheads="1" noChangeAspect="1"/>
                     </pic:cNvPicPr>
                   </pic:nvPicPr>
                   <pic:blipFill>
-                    <a:blip r:embed="rId40"/>
+                    <a:blip r:embed="rId52"/>
                     <a:stretch>
                       <a:fillRect/>
                     </a:stretch>
@@ -2926,7 +3535,7 @@
         <w:t xml:space="preserve">Key Thinker</w:t>
       </w:r>
     </w:p>
-    <w:bookmarkStart w:id="43" w:name="karl-marx-18181883"/>
+    <w:bookmarkStart w:id="55" w:name="karl-marx-18181883"/>
     <w:p>
       <w:pPr>
         <w:pStyle w:val="Heading3"/>
@@ -2941,7 +3550,7 @@
         <w:t xml:space="preserve">(1818–1883)</w:t>
       </w:r>
     </w:p>
-    <w:bookmarkEnd w:id="43"/>
+    <w:bookmarkEnd w:id="55"/>
     <w:p>
       <w:pPr>
         <w:pStyle w:val="KeyThinker"/>
@@ -2959,7 +3568,13 @@
         <w:t xml:space="preserve"> </w:t>
       </w:r>
       <w:r>
-        <w:t xml:space="preserve">communist thought. Born into a middle-class Jewish family in Prussia, Marx was radicalized</w:t>
+        <w:t xml:space="preserve">communist thought. Born in Prussia into a middle-class family of Jewish descent — his</w:t>
+      </w:r>
+      <w:r>
+        <w:t xml:space="preserve"> </w:t>
+      </w:r>
+      <w:r>
+        <w:t xml:space="preserve">father, a lawyer, had converted to Lutheranism — Marx was radicalized</w:t>
       </w:r>
       <w:r>
         <w:t xml:space="preserve"> </w:t>
@@ -3003,7 +3618,35 @@
         <w:t xml:space="preserve"> </w:t>
       </w:r>
       <w:r>
-        <w:t xml:space="preserve">he wrote, "have ever been the ideas of its ruling class." Applied to communications</w:t>
+        <w:t xml:space="preserve">he and Engels wrote in the</w:t>
+      </w:r>
+      <w:r>
+        <w:t xml:space="preserve"> </w:t>
+      </w:r>
+      <w:r>
+        <w:rPr>
+          <w:iCs/>
+          <w:i/>
+        </w:rPr>
+        <w:t xml:space="preserve">Communist Manifesto</w:t>
+      </w:r>
+      <w:r>
+        <w:t xml:space="preserve">, "have ever been the ideas of its</w:t>
+      </w:r>
+      <w:r>
+        <w:t xml:space="preserve"> </w:t>
+      </w:r>
+      <w:r>
+        <w:t xml:space="preserve">ruling class"</w:t>
+      </w:r>
+      <w:r>
+        <w:t xml:space="preserve"> </w:t>
+      </w:r>
+      <w:r>
+        <w:t xml:space="preserve">(Marx &amp; Engels, 2002)</w:t>
+      </w:r>
+      <w:r>
+        <w:t xml:space="preserve">. Applied to communications</w:t>
       </w:r>
       <w:r>
         <w:t xml:space="preserve"> </w:t>
@@ -3128,152 +3771,164 @@
     </w:p>
     <w:p>
       <w:pPr>
-        <w:pStyle w:val="Compact"/>
-        <w:numPr>
-          <w:ilvl w:val="0"/>
-          <w:numId w:val="1006"/>
-        </w:numPr>
-      </w:pPr>
-      <w:r>
-        <w:t xml:space="preserve">In any society, those who control the means of production — including the means of communication — have decisive influence over public opinion.</w:t>
-      </w:r>
-    </w:p>
-    <w:p>
-      <w:pPr>
-        <w:pStyle w:val="Compact"/>
-        <w:numPr>
-          <w:ilvl w:val="0"/>
-          <w:numId w:val="1006"/>
-        </w:numPr>
-      </w:pPr>
-      <w:r>
-        <w:t xml:space="preserve">Under capitalism, the means of communication (printing houses, telegraph companies, later broadcast networks and social media platforms) are owned by the wealthy.</w:t>
-      </w:r>
-    </w:p>
-    <w:p>
-      <w:pPr>
-        <w:pStyle w:val="Compact"/>
-        <w:numPr>
-          <w:ilvl w:val="0"/>
-          <w:numId w:val="1006"/>
-        </w:numPr>
-      </w:pPr>
-      <w:r>
-        <w:t xml:space="preserve">Owners use their control to promote ideas that serve their interests and to suppress or marginalize ideas that threaten them.</w:t>
-      </w:r>
-    </w:p>
-    <w:p>
-      <w:pPr>
-        <w:pStyle w:val="ArgumentConclusion"/>
-      </w:pPr>
-      <w:r>
-        <w:t xml:space="preserve">∴</w:t>
-      </w:r>
-      <w:r>
-        <w:t xml:space="preserve"> </w:t>
-      </w:r>
-      <w:r>
-        <w:t xml:space="preserve">Mill's "free marketplace of ideas" is a fiction: the market is rigged in favor of those who own the infrastructure, and "free" communication in a capitalist society primarily amplifies the ideas of the ruling class.</w:t>
-      </w:r>
-    </w:p>
-    <w:p>
-      <w:pPr>
-        <w:pStyle w:val="BodyText"/>
-      </w:pPr>
-      <w:r>
-        <w:t xml:space="preserve">You do not need to be a Marxist to find this argument troubling. Consider: in the United</w:t>
-      </w:r>
-      <w:r>
-        <w:t xml:space="preserve"> </w:t>
-      </w:r>
-      <w:r>
-        <w:t xml:space="preserve">States today, most major media outlets are owned by a small number of large corporations.</w:t>
-      </w:r>
-      <w:r>
-        <w:t xml:space="preserve"> </w:t>
-      </w:r>
-      <w:r>
-        <w:t xml:space="preserve">The handful of social media platforms through which most people receive their news are</w:t>
-      </w:r>
-      <w:r>
-        <w:t xml:space="preserve"> </w:t>
-      </w:r>
-      <w:r>
-        <w:t xml:space="preserve">operated by some of the wealthiest companies in history. The algorithmic decisions these</w:t>
-      </w:r>
-      <w:r>
-        <w:t xml:space="preserve"> </w:t>
-      </w:r>
-      <w:r>
-        <w:t xml:space="preserve">platforms make — which stories are shown, which voices are amplified, which content is</w:t>
-      </w:r>
-      <w:r>
-        <w:t xml:space="preserve"> </w:t>
-      </w:r>
-      <w:r>
-        <w:t xml:space="preserve">suppressed — have enormous consequences for public discourse. Mill's dream of an open</w:t>
-      </w:r>
-      <w:r>
-        <w:t xml:space="preserve"> </w:t>
-      </w:r>
-      <w:r>
-        <w:t xml:space="preserve">marketplace and Marx's warning about concentrated ownership are both relevant to this</w:t>
-      </w:r>
-      <w:r>
-        <w:t xml:space="preserve"> </w:t>
-      </w:r>
-      <w:r>
-        <w:t xml:space="preserve">situation, and neither analysis alone is sufficient.</w:t>
-      </w:r>
-    </w:p>
-    <w:p>
-      <w:pPr>
-        <w:pStyle w:val="BoxLabel"/>
-      </w:pPr>
-      <w:r>
-        <w:t xml:space="preserve">Thought Questions</w:t>
-      </w:r>
-    </w:p>
-    <w:p>
-      <w:pPr>
-        <w:pStyle w:val="Compact"/>
         <w:numPr>
           <w:ilvl w:val="0"/>
           <w:numId w:val="1007"/>
         </w:numPr>
-      </w:pPr>
-      <w:r>
-        <w:t xml:space="preserve">Mill argues that even false opinions should be allowed because debate is how we find truth. Does this argument work on social media, where algorithms determine which voices are amplified?</w:t>
-      </w:r>
-    </w:p>
-    <w:p>
-      <w:pPr>
         <w:pStyle w:val="Compact"/>
+      </w:pPr>
+      <w:r>
+        <w:t xml:space="preserve">In any society, those who control the means of production — including the means of communication — have decisive influence over public opinion.</w:t>
+      </w:r>
+    </w:p>
+    <w:p>
+      <w:pPr>
         <w:numPr>
           <w:ilvl w:val="0"/>
           <w:numId w:val="1007"/>
         </w:numPr>
-      </w:pPr>
-      <w:r>
-        <w:t xml:space="preserve">Marx argues that whoever owns the means of communication controls the dominant ideas. Can you think of examples that support this claim? Counterexamples?</w:t>
-      </w:r>
-    </w:p>
-    <w:p>
-      <w:pPr>
         <w:pStyle w:val="Compact"/>
+      </w:pPr>
+      <w:r>
+        <w:t xml:space="preserve">Under capitalism, the means of communication (printing houses, telegraph companies, later broadcast networks and social media platforms) are owned by the wealthy.</w:t>
+      </w:r>
+    </w:p>
+    <w:p>
+      <w:pPr>
         <w:numPr>
           <w:ilvl w:val="0"/>
           <w:numId w:val="1007"/>
         </w:numPr>
+        <w:pStyle w:val="Compact"/>
+      </w:pPr>
+      <w:r>
+        <w:t xml:space="preserve">Owners use their control to promote ideas that serve their interests and to suppress or marginalize ideas that threaten them.</w:t>
+      </w:r>
+    </w:p>
+    <w:p>
+      <w:pPr>
+        <w:pStyle w:val="ArgumentConclusion"/>
+      </w:pPr>
+      <w:r>
+        <w:t xml:space="preserve">∴</w:t>
+      </w:r>
+      <w:r>
+        <w:t xml:space="preserve"> </w:t>
+      </w:r>
+      <w:r>
+        <w:t xml:space="preserve">The "free marketplace of ideas" credited to Mill is a fiction: the market is rigged in favor of those who own the infrastructure, and "free" communication in a capitalist society primarily amplifies the ideas of the ruling class.</w:t>
+      </w:r>
+    </w:p>
+    <w:p>
+      <w:pPr>
+        <w:pStyle w:val="BodyText"/>
+      </w:pPr>
+      <w:r>
+        <w:t xml:space="preserve">You do not need to be a Marxist to find this argument troubling. Consider: in the United</w:t>
+      </w:r>
+      <w:r>
+        <w:t xml:space="preserve"> </w:t>
+      </w:r>
+      <w:r>
+        <w:t xml:space="preserve">States today, most major media outlets are owned by a small number of large corporations.</w:t>
+      </w:r>
+      <w:r>
+        <w:t xml:space="preserve"> </w:t>
+      </w:r>
+      <w:r>
+        <w:t xml:space="preserve">The handful of social media platforms through which most people receive their news are</w:t>
+      </w:r>
+      <w:r>
+        <w:t xml:space="preserve"> </w:t>
+      </w:r>
+      <w:r>
+        <w:t xml:space="preserve">operated by some of the wealthiest companies in history. The algorithmic decisions these</w:t>
+      </w:r>
+      <w:r>
+        <w:t xml:space="preserve"> </w:t>
+      </w:r>
+      <w:r>
+        <w:t xml:space="preserve">platforms make — which stories are shown, which voices are amplified, which content is</w:t>
+      </w:r>
+      <w:r>
+        <w:t xml:space="preserve"> </w:t>
+      </w:r>
+      <w:r>
+        <w:t xml:space="preserve">suppressed — have enormous consequences for public discourse. Mill's dream of an open</w:t>
+      </w:r>
+      <w:r>
+        <w:t xml:space="preserve"> </w:t>
+      </w:r>
+      <w:r>
+        <w:t xml:space="preserve">marketplace and Marx's warning about concentrated ownership are both relevant to this</w:t>
+      </w:r>
+      <w:r>
+        <w:t xml:space="preserve"> </w:t>
+      </w:r>
+      <w:r>
+        <w:t xml:space="preserve">situation, and neither analysis alone is sufficient.</w:t>
+      </w:r>
+    </w:p>
+    <w:p>
+      <w:pPr>
+        <w:pStyle w:val="BoxLabel"/>
+      </w:pPr>
+      <w:r>
+        <w:t xml:space="preserve">Thought Questions</w:t>
+      </w:r>
+    </w:p>
+    <w:p>
+      <w:pPr>
+        <w:numPr>
+          <w:ilvl w:val="0"/>
+          <w:numId w:val="1008"/>
+        </w:numPr>
+        <w:pStyle w:val="Compact"/>
+      </w:pPr>
+      <w:r>
+        <w:t xml:space="preserve">Mill argues that even false opinions should be allowed because debate is how we find truth. Does this argument work on social media, where algorithms determine which voices are amplified?</w:t>
+      </w:r>
+    </w:p>
+    <w:p>
+      <w:pPr>
+        <w:numPr>
+          <w:ilvl w:val="0"/>
+          <w:numId w:val="1008"/>
+        </w:numPr>
+        <w:pStyle w:val="Compact"/>
+      </w:pPr>
+      <w:r>
+        <w:t xml:space="preserve">Marx argues that whoever owns the means of communication controls the dominant ideas. Can you think of examples that support this claim? Counterexamples?</w:t>
+      </w:r>
+    </w:p>
+    <w:p>
+      <w:pPr>
+        <w:numPr>
+          <w:ilvl w:val="0"/>
+          <w:numId w:val="1008"/>
+        </w:numPr>
+        <w:pStyle w:val="Compact"/>
       </w:pPr>
       <w:r>
         <w:t xml:space="preserve">Is there a way to have both Mill's open debate and a check on the power that Marx warns about? What would it look like in practice?</w:t>
       </w:r>
     </w:p>
-    <w:bookmarkEnd w:id="44"/>
-    <w:bookmarkEnd w:id="45"/>
-    <w:bookmarkStart w:id="52" w:name="mass-media"/>
-    <w:bookmarkStart w:id="51" w:name="s5-heading"/>
+    <w:p>
+      <w:pPr>
+        <w:numPr>
+          <w:ilvl w:val="0"/>
+          <w:numId w:val="1008"/>
+        </w:numPr>
+        <w:pStyle w:val="Compact"/>
+      </w:pPr>
+      <w:r>
+        <w:t xml:space="preserve">This section stages a debate between two men who never had one. What does that framing help you see clearly, and what might it distort about either thinker?</w:t>
+      </w:r>
+    </w:p>
+    <w:bookmarkEnd w:id="56"/>
+    <w:bookmarkEnd w:id="57"/>
+    <w:bookmarkStart w:id="64" w:name="mass-media"/>
+    <w:bookmarkStart w:id="63" w:name="s5-heading"/>
     <w:p>
       <w:pPr>
         <w:pStyle w:val="Heading2"/>
@@ -3318,8 +3973,8 @@
       </w:r>
       <w:r>
         <w:rPr>
+          <w:iCs/>
           <w:i/>
-          <w:iCs/>
         </w:rPr>
         <w:t xml:space="preserve">broadcast</w:t>
       </w:r>
@@ -3402,7 +4057,7 @@
         <w:t xml:space="preserve">Key Thinker</w:t>
       </w:r>
     </w:p>
-    <w:bookmarkStart w:id="46" w:name="george-orwell-19031950"/>
+    <w:bookmarkStart w:id="58" w:name="george-orwell-19031950"/>
     <w:p>
       <w:pPr>
         <w:pStyle w:val="Heading3"/>
@@ -3417,7 +4072,7 @@
         <w:t xml:space="preserve">(1903–1950)</w:t>
       </w:r>
     </w:p>
-    <w:bookmarkEnd w:id="46"/>
+    <w:bookmarkEnd w:id="58"/>
     <w:p>
       <w:pPr>
         <w:pStyle w:val="KeyThinker"/>
@@ -3468,8 +4123,8 @@
       </w:r>
       <w:r>
         <w:rPr>
+          <w:iCs/>
           <w:i/>
-          <w:iCs/>
         </w:rPr>
         <w:t xml:space="preserve">Animal Farm</w:t>
       </w:r>
@@ -3484,8 +4139,8 @@
       </w:r>
       <w:r>
         <w:rPr>
+          <w:iCs/>
           <w:i/>
-          <w:iCs/>
         </w:rPr>
         <w:t xml:space="preserve">Nineteen Eighty-Four</w:t>
       </w:r>
@@ -3506,8 +4161,8 @@
       </w:r>
       <w:r>
         <w:rPr>
+          <w:iCs/>
           <w:i/>
-          <w:iCs/>
         </w:rPr>
         <w:t xml:space="preserve">Nineteen Eighty-Four</w:t>
       </w:r>
@@ -3560,8 +4215,8 @@
       </w:r>
       <w:r>
         <w:rPr>
+          <w:iCs/>
           <w:i/>
-          <w:iCs/>
         </w:rPr>
         <w:t xml:space="preserve">Nineteen Eighty-Four</w:t>
       </w:r>
@@ -3668,18 +4323,18 @@
           <wp:inline>
             <wp:extent cx="5334000" cy="6596865"/>
             <wp:effectExtent b="0" l="0" r="0" t="0"/>
-            <wp:docPr descr="A black-and-white photograph of Hannah Arendt, a middle-aged woman with an intelligent, direct gaze" title="" id="48" name="Picture"/>
+            <wp:docPr descr="A black-and-white photograph of Hannah Arendt, a middle-aged woman with an intelligent, direct gaze" title="" id="60" name="Picture"/>
             <a:graphic>
               <a:graphicData uri="http://schemas.openxmlformats.org/drawingml/2006/picture">
                 <pic:pic>
                   <pic:nvPicPr>
-                    <pic:cNvPr descr="C:/Users/brend/OneDrive/Documents/Github/computing_ai_ethics/images/hannah_arendt.jpg" id="49" name="Picture"/>
+                    <pic:cNvPr descr="/home/user/computing_ai_ethics/images/hannah_arendt.jpg" id="61" name="Picture"/>
                     <pic:cNvPicPr>
                       <a:picLocks noChangeArrowheads="1" noChangeAspect="1"/>
                     </pic:cNvPicPr>
                   </pic:nvPicPr>
                   <pic:blipFill>
-                    <a:blip r:embed="rId47"/>
+                    <a:blip r:embed="rId59"/>
                     <a:stretch>
                       <a:fillRect/>
                     </a:stretch>
@@ -3714,7 +4369,7 @@
         <w:t xml:space="preserve">Key Thinker</w:t>
       </w:r>
     </w:p>
-    <w:bookmarkStart w:id="50" w:name="hannah-arendt-19061975"/>
+    <w:bookmarkStart w:id="62" w:name="hannah-arendt-19061975"/>
     <w:p>
       <w:pPr>
         <w:pStyle w:val="Heading3"/>
@@ -3729,7 +4384,7 @@
         <w:t xml:space="preserve">(1906–1975)</w:t>
       </w:r>
     </w:p>
-    <w:bookmarkEnd w:id="50"/>
+    <w:bookmarkEnd w:id="62"/>
     <w:p>
       <w:pPr>
         <w:pStyle w:val="KeyThinker"/>
@@ -3774,8 +4429,8 @@
       </w:r>
       <w:r>
         <w:rPr>
+          <w:iCs/>
           <w:i/>
-          <w:iCs/>
         </w:rPr>
         <w:t xml:space="preserve">The Origins of Totalitarianism</w:t>
       </w:r>
@@ -3795,7 +4450,22 @@
         <w:t xml:space="preserve"> </w:t>
       </w:r>
       <w:r>
-        <w:t xml:space="preserve">outcomes of specific historical and social conditions. Her analysis is distinctive in</w:t>
+        <w:t xml:space="preserve">outcomes of specific historical and social conditions</w:t>
+      </w:r>
+      <w:r>
+        <w:t xml:space="preserve"> </w:t>
+      </w:r>
+      <w:r>
+        <w:t xml:space="preserve">(Arendt, 1951)</w:t>
+      </w:r>
+      <w:r>
+        <w:t xml:space="preserve">.</w:t>
+      </w:r>
+      <w:r>
+        <w:t xml:space="preserve"> </w:t>
+      </w:r>
+      <w:r>
+        <w:t xml:space="preserve">Her analysis is distinctive in</w:t>
       </w:r>
       <w:r>
         <w:t xml:space="preserve"> </w:t>
@@ -3808,8 +4478,8 @@
       </w:r>
       <w:r>
         <w:rPr>
+          <w:iCs/>
           <w:i/>
-          <w:iCs/>
         </w:rPr>
         <w:t xml:space="preserve">loneliness</w:t>
       </w:r>
@@ -3885,280 +4555,320 @@
     </w:p>
     <w:p>
       <w:pPr>
-        <w:pStyle w:val="Compact"/>
-        <w:numPr>
-          <w:ilvl w:val="0"/>
-          <w:numId w:val="1008"/>
-        </w:numPr>
-      </w:pPr>
-      <w:r>
-        <w:t xml:space="preserve">Industrial modernity uproots people from stable communities, traditional roles, and inherited social bonds, producing widespread social isolation — what Arendt calls "atomization."</w:t>
-      </w:r>
-    </w:p>
-    <w:p>
-      <w:pPr>
-        <w:pStyle w:val="Compact"/>
-        <w:numPr>
-          <w:ilvl w:val="0"/>
-          <w:numId w:val="1008"/>
-        </w:numPr>
-      </w:pPr>
-      <w:r>
-        <w:t xml:space="preserve">Atomized individuals, lacking a shared social world, become desperate for coherence, belonging, and a sense that their lives matter.</w:t>
-      </w:r>
-    </w:p>
-    <w:p>
-      <w:pPr>
-        <w:pStyle w:val="Compact"/>
-        <w:numPr>
-          <w:ilvl w:val="0"/>
-          <w:numId w:val="1008"/>
-        </w:numPr>
-      </w:pPr>
-      <w:r>
-        <w:t xml:space="preserve">Mass broadcast media can deliver, simultaneously to millions of isolated individuals, a totalizing ideology that appears to explain everything and offers membership in a powerful movement.</w:t>
-      </w:r>
-    </w:p>
-    <w:p>
-      <w:pPr>
-        <w:pStyle w:val="ArgumentConclusion"/>
-      </w:pPr>
-      <w:r>
-        <w:t xml:space="preserve">∴</w:t>
-      </w:r>
-      <w:r>
-        <w:t xml:space="preserve"> </w:t>
-      </w:r>
-      <w:r>
-        <w:t xml:space="preserve">Mass media combined with social atomization creates conditions uniquely favorable to totalitarian movements: isolated individuals, hungry for belonging, are offered an all-encompassing worldview that promises to make them part of something greater than themselves.</w:t>
-      </w:r>
-    </w:p>
-    <w:p>
-      <w:pPr>
-        <w:pStyle w:val="BodyText"/>
-      </w:pPr>
-      <w:r>
-        <w:t xml:space="preserve">Arendt's argument adds an important dimension to Orwell's analysis. Orwell focuses on the</w:t>
-      </w:r>
-      <w:r>
-        <w:t xml:space="preserve"> </w:t>
-      </w:r>
-      <w:r>
-        <w:t xml:space="preserve">content of propaganda — the lies, the slogans, the manipulation. Arendt focuses on the</w:t>
-      </w:r>
-      <w:r>
-        <w:t xml:space="preserve"> </w:t>
-      </w:r>
-      <w:r>
-        <w:t xml:space="preserve">audience: why are people susceptible to propaganda in the first place? Her answer — that</w:t>
-      </w:r>
-      <w:r>
-        <w:t xml:space="preserve"> </w:t>
-      </w:r>
-      <w:r>
-        <w:t xml:space="preserve">social isolation makes people hungry for the kind of belonging that ideological movements</w:t>
-      </w:r>
-      <w:r>
-        <w:t xml:space="preserve"> </w:t>
-      </w:r>
-      <w:r>
-        <w:t xml:space="preserve">provide — has obvious implications for our present situation. If social media simultaneously</w:t>
-      </w:r>
-      <w:r>
-        <w:t xml:space="preserve"> </w:t>
-      </w:r>
-      <w:r>
-        <w:t xml:space="preserve">increases social connection and deepens loneliness, as some researchers argue, it might</w:t>
-      </w:r>
-      <w:r>
-        <w:t xml:space="preserve"> </w:t>
-      </w:r>
-      <w:r>
-        <w:t xml:space="preserve">be amplifying exactly the vulnerability that Arendt identified.</w:t>
-      </w:r>
-    </w:p>
-    <w:p>
-      <w:pPr>
-        <w:pStyle w:val="BoxLabel"/>
-      </w:pPr>
-      <w:r>
-        <w:t xml:space="preserve">Case Study</w:t>
-      </w:r>
-    </w:p>
-    <w:p>
-      <w:pPr>
-        <w:pStyle w:val="BoxTitle"/>
-      </w:pPr>
-      <w:r>
-        <w:t xml:space="preserve">Nazi Radio and the Volksempfänger (1933–1945)</w:t>
-      </w:r>
-    </w:p>
-    <w:p>
-      <w:pPr>
-        <w:pStyle w:val="CaseStudy"/>
-      </w:pPr>
-      <w:r>
-        <w:t xml:space="preserve">When the National Socialist (Nazi) Party came to power in Germany in 1933, radio was still</w:t>
-      </w:r>
-      <w:r>
-        <w:t xml:space="preserve"> </w:t>
-      </w:r>
-      <w:r>
-        <w:t xml:space="preserve">a relatively expensive medium. Nazi Propaganda Minister Joseph Goebbels immediately</w:t>
-      </w:r>
-      <w:r>
-        <w:t xml:space="preserve"> </w:t>
-      </w:r>
-      <w:r>
-        <w:t xml:space="preserve">recognized its potential and launched production of the</w:t>
-      </w:r>
-      <w:r>
-        <w:t xml:space="preserve"> </w:t>
-      </w:r>
-      <w:r>
-        <w:rPr>
-          <w:i/>
-          <w:iCs/>
-        </w:rPr>
-        <w:t xml:space="preserve">Volksempfänger</w:t>
-      </w:r>
-      <w:r>
-        <w:t xml:space="preserve"> </w:t>
-      </w:r>
-      <w:r>
-        <w:t xml:space="preserve">— the</w:t>
-      </w:r>
-      <w:r>
-        <w:t xml:space="preserve"> </w:t>
-      </w:r>
-      <w:r>
-        <w:t xml:space="preserve">"People's Receiver" — a cheap, standardized radio set designed to bring Nazi broadcasts</w:t>
-      </w:r>
-      <w:r>
-        <w:t xml:space="preserve"> </w:t>
-      </w:r>
-      <w:r>
-        <w:t xml:space="preserve">into every German home. By 1939, Germany had the highest per-capita radio ownership in</w:t>
-      </w:r>
-      <w:r>
-        <w:t xml:space="preserve"> </w:t>
-      </w:r>
-      <w:r>
-        <w:t xml:space="preserve">the world: over sixteen million sets, reaching approximately seventy percent of the population.</w:t>
-      </w:r>
-    </w:p>
-    <w:p>
-      <w:pPr>
-        <w:pStyle w:val="CaseStudy"/>
-      </w:pPr>
-      <w:r>
-        <w:t xml:space="preserve">The Nazis used radio to broadcast Hitler's speeches live to the entire nation, to saturate</w:t>
-      </w:r>
-      <w:r>
-        <w:t xml:space="preserve"> </w:t>
-      </w:r>
-      <w:r>
-        <w:t xml:space="preserve">daily life with Party music, news, and ideology, and to create the impression of a unified,</w:t>
-      </w:r>
-      <w:r>
-        <w:t xml:space="preserve"> </w:t>
-      </w:r>
-      <w:r>
-        <w:t xml:space="preserve">enthusiastic national community. Crucially, the radios were designed to receive but not</w:t>
-      </w:r>
-      <w:r>
-        <w:t xml:space="preserve"> </w:t>
-      </w:r>
-      <w:r>
-        <w:t xml:space="preserve">transmit — the audience could only listen, not respond. This was, as Orwell and Arendt would</w:t>
-      </w:r>
-      <w:r>
-        <w:t xml:space="preserve"> </w:t>
-      </w:r>
-      <w:r>
-        <w:t xml:space="preserve">have predicted, a technology of one-way communication deployed in service of a regime that</w:t>
-      </w:r>
-      <w:r>
-        <w:t xml:space="preserve"> </w:t>
-      </w:r>
-      <w:r>
-        <w:t xml:space="preserve">required passive acceptance, not active citizenship.</w:t>
-      </w:r>
-    </w:p>
-    <w:p>
-      <w:pPr>
-        <w:pStyle w:val="CaseStudy"/>
-      </w:pPr>
-      <w:r>
-        <w:t xml:space="preserve">The Nazi radio program illustrates a structural feature of broadcast media that internet</w:t>
-      </w:r>
-      <w:r>
-        <w:t xml:space="preserve"> </w:t>
-      </w:r>
-      <w:r>
-        <w:t xml:space="preserve">advocates often cite as a weakness: it is inherently one-to-many, not many-to-many. The</w:t>
-      </w:r>
-      <w:r>
-        <w:t xml:space="preserve"> </w:t>
-      </w:r>
-      <w:r>
-        <w:t xml:space="preserve">question of whether social media's many-to-many structure is better or worse in practice</w:t>
-      </w:r>
-      <w:r>
-        <w:t xml:space="preserve"> </w:t>
-      </w:r>
-      <w:r>
-        <w:t xml:space="preserve">is one we will examine in later chapters.</w:t>
-      </w:r>
-    </w:p>
-    <w:p>
-      <w:pPr>
-        <w:pStyle w:val="BoxLabel"/>
-      </w:pPr>
-      <w:r>
-        <w:t xml:space="preserve">Thought Questions</w:t>
-      </w:r>
-    </w:p>
-    <w:p>
-      <w:pPr>
-        <w:pStyle w:val="Compact"/>
         <w:numPr>
           <w:ilvl w:val="0"/>
           <w:numId w:val="1009"/>
         </w:numPr>
-      </w:pPr>
-      <w:r>
-        <w:t xml:space="preserve">Arendt argues that loneliness makes people susceptible to totalitarian movements. If social media increases loneliness, does it increase this risk? What evidence bears on this question?</w:t>
-      </w:r>
-    </w:p>
-    <w:p>
-      <w:pPr>
         <w:pStyle w:val="Compact"/>
+      </w:pPr>
+      <w:r>
+        <w:t xml:space="preserve">Industrial modernity uproots people from stable communities, traditional roles, and inherited social bonds, producing widespread social isolation — what Arendt calls "atomization."</w:t>
+      </w:r>
+    </w:p>
+    <w:p>
+      <w:pPr>
         <w:numPr>
           <w:ilvl w:val="0"/>
           <w:numId w:val="1009"/>
         </w:numPr>
-      </w:pPr>
-      <w:r>
-        <w:t xml:space="preserve">Orwell thought the ultimate goal of propaganda was to destroy people's capacity to distinguish truth from falsehood. Does the term "post-truth" suggest this has happened, or is it an exaggeration?</w:t>
-      </w:r>
-    </w:p>
-    <w:p>
-      <w:pPr>
         <w:pStyle w:val="Compact"/>
+      </w:pPr>
+      <w:r>
+        <w:t xml:space="preserve">Atomized individuals, lacking a shared social world, become desperate for coherence, belonging, and a sense that their lives matter.</w:t>
+      </w:r>
+    </w:p>
+    <w:p>
+      <w:pPr>
         <w:numPr>
           <w:ilvl w:val="0"/>
           <w:numId w:val="1009"/>
         </w:numPr>
+        <w:pStyle w:val="Compact"/>
+      </w:pPr>
+      <w:r>
+        <w:t xml:space="preserve">Mass broadcast media can deliver, simultaneously to millions of isolated individuals, a totalizing ideology that appears to explain everything and offers membership in a powerful movement.</w:t>
+      </w:r>
+    </w:p>
+    <w:p>
+      <w:pPr>
+        <w:pStyle w:val="ArgumentConclusion"/>
+      </w:pPr>
+      <w:r>
+        <w:t xml:space="preserve">∴</w:t>
+      </w:r>
+      <w:r>
+        <w:t xml:space="preserve"> </w:t>
+      </w:r>
+      <w:r>
+        <w:t xml:space="preserve">Mass media combined with social atomization creates conditions uniquely favorable to totalitarian movements: isolated individuals, hungry for belonging, are offered an all-encompassing worldview that promises to make them part of something greater than themselves.</w:t>
+      </w:r>
+    </w:p>
+    <w:p>
+      <w:pPr>
+        <w:pStyle w:val="BodyText"/>
+      </w:pPr>
+      <w:r>
+        <w:t xml:space="preserve">Arendt's argument adds an important dimension to Orwell's analysis. Orwell focuses on the</w:t>
+      </w:r>
+      <w:r>
+        <w:t xml:space="preserve"> </w:t>
+      </w:r>
+      <w:r>
+        <w:t xml:space="preserve">content of propaganda — the lies, the slogans, the manipulation. Arendt focuses on the</w:t>
+      </w:r>
+      <w:r>
+        <w:t xml:space="preserve"> </w:t>
+      </w:r>
+      <w:r>
+        <w:t xml:space="preserve">audience: why are people susceptible to propaganda in the first place? Her answer — that</w:t>
+      </w:r>
+      <w:r>
+        <w:t xml:space="preserve"> </w:t>
+      </w:r>
+      <w:r>
+        <w:t xml:space="preserve">social isolation makes people hungry for the kind of belonging that ideological movements</w:t>
+      </w:r>
+      <w:r>
+        <w:t xml:space="preserve"> </w:t>
+      </w:r>
+      <w:r>
+        <w:t xml:space="preserve">provide — has obvious implications for our present situation. If social media simultaneously</w:t>
+      </w:r>
+      <w:r>
+        <w:t xml:space="preserve"> </w:t>
+      </w:r>
+      <w:r>
+        <w:t xml:space="preserve">increases social connection and deepens loneliness, as some researchers argue, it might</w:t>
+      </w:r>
+      <w:r>
+        <w:t xml:space="preserve"> </w:t>
+      </w:r>
+      <w:r>
+        <w:t xml:space="preserve">be amplifying exactly the vulnerability that Arendt identified.</w:t>
+      </w:r>
+    </w:p>
+    <w:p>
+      <w:pPr>
+        <w:pStyle w:val="BoxLabel"/>
+      </w:pPr>
+      <w:r>
+        <w:t xml:space="preserve">Case Study</w:t>
+      </w:r>
+    </w:p>
+    <w:p>
+      <w:pPr>
+        <w:pStyle w:val="BoxTitle"/>
+      </w:pPr>
+      <w:r>
+        <w:t xml:space="preserve">Nazi Radio and the Volksempfänger (1933–1945)</w:t>
+      </w:r>
+    </w:p>
+    <w:p>
+      <w:pPr>
+        <w:pStyle w:val="CaseStudy"/>
+      </w:pPr>
+      <w:r>
+        <w:t xml:space="preserve">When the National Socialist (Nazi) Party came to power in Germany in 1933, radio was still</w:t>
+      </w:r>
+      <w:r>
+        <w:t xml:space="preserve"> </w:t>
+      </w:r>
+      <w:r>
+        <w:t xml:space="preserve">a relatively expensive medium. Nazi Propaganda Minister Joseph Goebbels immediately</w:t>
+      </w:r>
+      <w:r>
+        <w:t xml:space="preserve"> </w:t>
+      </w:r>
+      <w:r>
+        <w:t xml:space="preserve">recognized its potential and launched production of the</w:t>
+      </w:r>
+      <w:r>
+        <w:t xml:space="preserve"> </w:t>
+      </w:r>
+      <w:r>
+        <w:rPr>
+          <w:iCs/>
+          <w:i/>
+        </w:rPr>
+        <w:t xml:space="preserve">Volksempfänger</w:t>
+      </w:r>
+      <w:r>
+        <w:t xml:space="preserve"> </w:t>
+      </w:r>
+      <w:r>
+        <w:t xml:space="preserve">— the</w:t>
+      </w:r>
+      <w:r>
+        <w:t xml:space="preserve"> </w:t>
+      </w:r>
+      <w:r>
+        <w:t xml:space="preserve">"People's Receiver" — a cheap, standardized radio set designed to bring Nazi broadcasts</w:t>
+      </w:r>
+      <w:r>
+        <w:t xml:space="preserve"> </w:t>
+      </w:r>
+      <w:r>
+        <w:t xml:space="preserve">into every German home. By 1939, Germany had the highest rate of radio ownership in</w:t>
+      </w:r>
+      <w:r>
+        <w:t xml:space="preserve"> </w:t>
+      </w:r>
+      <w:r>
+        <w:t xml:space="preserve">the world, with radios reaching roughly seventy percent of German households — about</w:t>
+      </w:r>
+      <w:r>
+        <w:t xml:space="preserve"> </w:t>
+      </w:r>
+      <w:r>
+        <w:t xml:space="preserve">three times the share in 1932. (Counts of the</w:t>
+      </w:r>
+      <w:r>
+        <w:t xml:space="preserve"> </w:t>
+      </w:r>
+      <w:r>
+        <w:rPr>
+          <w:iCs/>
+          <w:i/>
+        </w:rPr>
+        <w:t xml:space="preserve">Volksempfänger</w:t>
+      </w:r>
+      <w:r>
+        <w:t xml:space="preserve"> </w:t>
+      </w:r>
+      <w:r>
+        <w:t xml:space="preserve">itself vary</w:t>
+      </w:r>
+      <w:r>
+        <w:t xml:space="preserve"> </w:t>
+      </w:r>
+      <w:r>
+        <w:t xml:space="preserve">between sources; the household reach is the better-attested figure, and the more</w:t>
+      </w:r>
+      <w:r>
+        <w:t xml:space="preserve"> </w:t>
+      </w:r>
+      <w:r>
+        <w:t xml:space="preserve">telling one.)</w:t>
+      </w:r>
+    </w:p>
+    <w:p>
+      <w:pPr>
+        <w:pStyle w:val="CaseStudy"/>
+      </w:pPr>
+      <w:r>
+        <w:t xml:space="preserve">The Nazis used radio to broadcast Hitler's speeches live to the entire nation, to saturate</w:t>
+      </w:r>
+      <w:r>
+        <w:t xml:space="preserve"> </w:t>
+      </w:r>
+      <w:r>
+        <w:t xml:space="preserve">daily life with Party music, news, and ideology, and to create the impression of a unified,</w:t>
+      </w:r>
+      <w:r>
+        <w:t xml:space="preserve"> </w:t>
+      </w:r>
+      <w:r>
+        <w:t xml:space="preserve">enthusiastic national community. Crucially, the sets were built to listen with, not to answer</w:t>
+      </w:r>
+      <w:r>
+        <w:t xml:space="preserve"> </w:t>
+      </w:r>
+      <w:r>
+        <w:t xml:space="preserve">back, and cheaper models deliberately omitted shortwave bands so that owners could not easily</w:t>
+      </w:r>
+      <w:r>
+        <w:t xml:space="preserve"> </w:t>
+      </w:r>
+      <w:r>
+        <w:t xml:space="preserve">tune in foreign broadcasts. This was, as Orwell and Arendt would</w:t>
+      </w:r>
+      <w:r>
+        <w:t xml:space="preserve"> </w:t>
+      </w:r>
+      <w:r>
+        <w:t xml:space="preserve">have predicted, a technology of one-way communication deployed in service of a regime that</w:t>
+      </w:r>
+      <w:r>
+        <w:t xml:space="preserve"> </w:t>
+      </w:r>
+      <w:r>
+        <w:t xml:space="preserve">required passive acceptance, not active citizenship.</w:t>
+      </w:r>
+    </w:p>
+    <w:p>
+      <w:pPr>
+        <w:pStyle w:val="CaseStudy"/>
+      </w:pPr>
+      <w:r>
+        <w:t xml:space="preserve">The Nazi radio program illustrates a structural feature of broadcast media that internet</w:t>
+      </w:r>
+      <w:r>
+        <w:t xml:space="preserve"> </w:t>
+      </w:r>
+      <w:r>
+        <w:t xml:space="preserve">advocates often cite as a weakness: it is inherently one-to-many, not many-to-many. The</w:t>
+      </w:r>
+      <w:r>
+        <w:t xml:space="preserve"> </w:t>
+      </w:r>
+      <w:r>
+        <w:t xml:space="preserve">question of whether social media's many-to-many structure is better or worse in practice</w:t>
+      </w:r>
+      <w:r>
+        <w:t xml:space="preserve"> </w:t>
+      </w:r>
+      <w:r>
+        <w:t xml:space="preserve">is one we will examine in later chapters.</w:t>
+      </w:r>
+    </w:p>
+    <w:p>
+      <w:pPr>
+        <w:pStyle w:val="BoxLabel"/>
+      </w:pPr>
+      <w:r>
+        <w:t xml:space="preserve">Thought Questions</w:t>
+      </w:r>
+    </w:p>
+    <w:p>
+      <w:pPr>
+        <w:numPr>
+          <w:ilvl w:val="0"/>
+          <w:numId w:val="1010"/>
+        </w:numPr>
+        <w:pStyle w:val="Compact"/>
+      </w:pPr>
+      <w:r>
+        <w:t xml:space="preserve">Arendt argues that loneliness makes people susceptible to totalitarian movements. If social media increases loneliness, does it increase this risk? What evidence bears on this question?</w:t>
+      </w:r>
+    </w:p>
+    <w:p>
+      <w:pPr>
+        <w:numPr>
+          <w:ilvl w:val="0"/>
+          <w:numId w:val="1010"/>
+        </w:numPr>
+        <w:pStyle w:val="Compact"/>
+      </w:pPr>
+      <w:r>
+        <w:t xml:space="preserve">Orwell thought the ultimate goal of propaganda was to destroy people's capacity to distinguish truth from falsehood. Does the term "post-truth" suggest this has happened, or is it an exaggeration?</w:t>
+      </w:r>
+    </w:p>
+    <w:p>
+      <w:pPr>
+        <w:numPr>
+          <w:ilvl w:val="0"/>
+          <w:numId w:val="1010"/>
+        </w:numPr>
+        <w:pStyle w:val="Compact"/>
       </w:pPr>
       <w:r>
         <w:t xml:space="preserve">The Nazis used radio to create a sense of national unity and belonging. Is the sense of community created by online groups healthy, dangerous, or something in between?</w:t>
       </w:r>
     </w:p>
-    <w:bookmarkEnd w:id="51"/>
-    <w:bookmarkEnd w:id="52"/>
-    <w:bookmarkStart w:id="54" w:name="the-web"/>
-    <w:bookmarkStart w:id="53" w:name="s6-heading"/>
+    <w:bookmarkEnd w:id="63"/>
+    <w:bookmarkEnd w:id="64"/>
+    <w:bookmarkStart w:id="66" w:name="the-web"/>
+    <w:bookmarkStart w:id="65" w:name="s6-heading"/>
     <w:p>
       <w:pPr>
         <w:pStyle w:val="Heading2"/>
@@ -4172,7 +4882,13 @@
         <w:pStyle w:val="FirstParagraph"/>
       </w:pPr>
       <w:r>
-        <w:t xml:space="preserve">In 1989, a British physicist named Tim Berners-Lee, working at the European particle physics</w:t>
+        <w:t xml:space="preserve">In 1989, a British software engineer named Tim Berners-Lee, trained as a physicist and</w:t>
+      </w:r>
+      <w:r>
+        <w:t xml:space="preserve"> </w:t>
+      </w:r>
+      <w:r>
+        <w:t xml:space="preserve">working at the European particle physics</w:t>
       </w:r>
       <w:r>
         <w:t xml:space="preserve"> </w:t>
@@ -4202,13 +4918,19 @@
         <w:t xml:space="preserve"> </w:t>
       </w:r>
       <w:r>
-        <w:t xml:space="preserve">He deliberately refused to patent his invention, releasing it as an open standard for the</w:t>
-      </w:r>
-      <w:r>
-        <w:t xml:space="preserve"> </w:t>
-      </w:r>
-      <w:r>
-        <w:t xml:space="preserve">benefit of all humanity. By the mid-1990s, the Web was transforming global communication.</w:t>
+        <w:t xml:space="preserve">He then pressed CERN not to lock it down, and on April 30, 1993, CERN placed the Web</w:t>
+      </w:r>
+      <w:r>
+        <w:t xml:space="preserve"> </w:t>
+      </w:r>
+      <w:r>
+        <w:t xml:space="preserve">software in the public domain, free for anyone to use or modify without a license fee. By the</w:t>
+      </w:r>
+      <w:r>
+        <w:t xml:space="preserve"> </w:t>
+      </w:r>
+      <w:r>
+        <w:t xml:space="preserve">mid-1990s, the Web was transforming global communication.</w:t>
       </w:r>
       <w:r>
         <w:t xml:space="preserve"> </w:t>
@@ -4228,7 +4950,38 @@
         <w:t xml:space="preserve"> </w:t>
       </w:r>
       <w:r>
-        <w:t xml:space="preserve">"Information wants to be free," declared the technologist Stewart Brand. The web would</w:t>
+        <w:t xml:space="preserve">"Information wants to be free," declared the technologist Stewart Brand — a slogan usually</w:t>
+      </w:r>
+      <w:r>
+        <w:t xml:space="preserve"> </w:t>
+      </w:r>
+      <w:r>
+        <w:t xml:space="preserve">quoted at half its length, since Brand's point at the 1984 Hackers Conference was that</w:t>
+      </w:r>
+      <w:r>
+        <w:t xml:space="preserve"> </w:t>
+      </w:r>
+      <w:r>
+        <w:t xml:space="preserve">information also wants to be</w:t>
+      </w:r>
+      <w:r>
+        <w:t xml:space="preserve"> </w:t>
+      </w:r>
+      <w:r>
+        <w:rPr>
+          <w:iCs/>
+          <w:i/>
+        </w:rPr>
+        <w:t xml:space="preserve">expensive</w:t>
+      </w:r>
+      <w:r>
+        <w:t xml:space="preserve">, and that the two pulls fight each other</w:t>
+      </w:r>
+      <w:r>
+        <w:t xml:space="preserve"> </w:t>
+      </w:r>
+      <w:r>
+        <w:t xml:space="preserve">forever. The web would</w:t>
       </w:r>
       <w:r>
         <w:t xml:space="preserve"> </w:t>
@@ -4287,8 +5040,8 @@
       </w:r>
       <w:r>
         <w:rPr>
+          <w:iCs/>
           <w:i/>
-          <w:iCs/>
         </w:rPr>
         <w:t xml:space="preserve">reintermediation</w:t>
       </w:r>
@@ -4334,61 +5087,67 @@
         <w:t xml:space="preserve"> </w:t>
       </w:r>
       <w:r>
-        <w:t xml:space="preserve">on maximizing user engagement — and research has shown that engagement is maximized by</w:t>
-      </w:r>
-      <w:r>
-        <w:t xml:space="preserve"> </w:t>
-      </w:r>
-      <w:r>
-        <w:t xml:space="preserve">content that produces strong emotional reactions, including outrage and fear. For example,</w:t>
-      </w:r>
-      <w:r>
-        <w:t xml:space="preserve"> </w:t>
-      </w:r>
-      <w:r>
-        <w:t xml:space="preserve">YouTube's recommendation algorithm was documented in multiple studies to systematically</w:t>
-      </w:r>
-      <w:r>
-        <w:t xml:space="preserve"> </w:t>
-      </w:r>
-      <w:r>
-        <w:t xml:space="preserve">guide viewers toward increasingly extreme content: a casual search for a mainstream</w:t>
-      </w:r>
-      <w:r>
-        <w:t xml:space="preserve"> </w:t>
-      </w:r>
-      <w:r>
-        <w:t xml:space="preserve">political speech could, within a handful of recommended videos, lead toward fringe</w:t>
-      </w:r>
-      <w:r>
-        <w:t xml:space="preserve"> </w:t>
-      </w:r>
-      <w:r>
-        <w:t xml:space="preserve">conspiracy channels — not because anyone programmed it to radicalize users, but because</w:t>
-      </w:r>
-      <w:r>
-        <w:t xml:space="preserve"> </w:t>
-      </w:r>
-      <w:r>
-        <w:t xml:space="preserve">more extreme content generated more watch time. Facebook's internal researchers, whose</w:t>
-      </w:r>
-      <w:r>
-        <w:t xml:space="preserve"> </w:t>
-      </w:r>
-      <w:r>
-        <w:t xml:space="preserve">findings were later leaked to Congress by whistleblower Frances Haugen in 2021, discovered</w:t>
-      </w:r>
-      <w:r>
-        <w:t xml:space="preserve"> </w:t>
-      </w:r>
-      <w:r>
-        <w:t xml:space="preserve">that posts provoking "angry" reactions received five times the algorithmic weight of posts</w:t>
-      </w:r>
-      <w:r>
-        <w:t xml:space="preserve"> </w:t>
-      </w:r>
-      <w:r>
-        <w:t xml:space="preserve">receiving a simple Like — making outrage the platform's most-rewarded currency.</w:t>
+        <w:t xml:space="preserve">on maximizing user engagement — and emotionally charged content, including content that</w:t>
+      </w:r>
+      <w:r>
+        <w:t xml:space="preserve"> </w:t>
+      </w:r>
+      <w:r>
+        <w:t xml:space="preserve">provokes outrage and fear, tends to generate more engagement than calm content does.</w:t>
+      </w:r>
+      <w:r>
+        <w:t xml:space="preserve"> </w:t>
+      </w:r>
+      <w:r>
+        <w:t xml:space="preserve">The best-documented example comes from Facebook's own files. In 2021, the former Facebook</w:t>
+      </w:r>
+      <w:r>
+        <w:t xml:space="preserve"> </w:t>
+      </w:r>
+      <w:r>
+        <w:t xml:space="preserve">product manager Frances Haugen copied thousands of internal documents and provided them to</w:t>
+      </w:r>
+      <w:r>
+        <w:t xml:space="preserve"> </w:t>
+      </w:r>
+      <w:r>
+        <w:t xml:space="preserve">the Securities and Exchange Commission, to Congress, and to journalists. Among them was the</w:t>
+      </w:r>
+      <w:r>
+        <w:t xml:space="preserve"> </w:t>
+      </w:r>
+      <w:r>
+        <w:t xml:space="preserve">finding that since 2017 the News Feed ranking system had counted each emoji reaction —</w:t>
+      </w:r>
+      <w:r>
+        <w:t xml:space="preserve"> </w:t>
+      </w:r>
+      <w:r>
+        <w:t xml:space="preserve">including the "angry" reaction — as five times more valuable than an ordinary Like, on the</w:t>
+      </w:r>
+      <w:r>
+        <w:t xml:space="preserve"> </w:t>
+      </w:r>
+      <w:r>
+        <w:t xml:space="preserve">theory that reactions signaled deeper engagement. By 2019 the company's own researchers had</w:t>
+      </w:r>
+      <w:r>
+        <w:t xml:space="preserve"> </w:t>
+      </w:r>
+      <w:r>
+        <w:t xml:space="preserve">concluded that heavily "angry"-reacted posts were disproportionately likely to carry</w:t>
+      </w:r>
+      <w:r>
+        <w:t xml:space="preserve"> </w:t>
+      </w:r>
+      <w:r>
+        <w:t xml:space="preserve">misinformation and low-quality news. Facebook cut all reactions to one and a half times a</w:t>
+      </w:r>
+      <w:r>
+        <w:t xml:space="preserve"> </w:t>
+      </w:r>
+      <w:r>
+        <w:t xml:space="preserve">Like, and eventually cut the weight of "angry" to zero.</w:t>
       </w:r>
     </w:p>
     <w:p>
@@ -4396,6 +5155,105 @@
         <w:pStyle w:val="BodyText"/>
       </w:pPr>
       <w:r>
+        <w:t xml:space="preserve">A word of caution is in order here, because this is territory where confident claims outrun</w:t>
+      </w:r>
+      <w:r>
+        <w:t xml:space="preserve"> </w:t>
+      </w:r>
+      <w:r>
+        <w:t xml:space="preserve">the evidence. The most widely repeated story about algorithmic harm is the YouTube "rabbit</w:t>
+      </w:r>
+      <w:r>
+        <w:t xml:space="preserve"> </w:t>
+      </w:r>
+      <w:r>
+        <w:t xml:space="preserve">hole": the idea that the recommendation system reliably walks ordinary viewers from</w:t>
+      </w:r>
+      <w:r>
+        <w:t xml:space="preserve"> </w:t>
+      </w:r>
+      <w:r>
+        <w:t xml:space="preserve">mainstream political video toward fringe and extremist channels. It is a vivid story, and</w:t>
+      </w:r>
+      <w:r>
+        <w:t xml:space="preserve"> </w:t>
+      </w:r>
+      <w:r>
+        <w:t xml:space="preserve">early journalism and small-scale audits supported it. Larger studies published since 2021,</w:t>
+      </w:r>
+      <w:r>
+        <w:t xml:space="preserve"> </w:t>
+      </w:r>
+      <w:r>
+        <w:t xml:space="preserve">working from real browsing histories rather than from fresh accounts clicking whatever is</w:t>
+      </w:r>
+      <w:r>
+        <w:t xml:space="preserve"> </w:t>
+      </w:r>
+      <w:r>
+        <w:t xml:space="preserve">recommended, have found much weaker effects: most viewing of extreme content appears to</w:t>
+      </w:r>
+      <w:r>
+        <w:t xml:space="preserve"> </w:t>
+      </w:r>
+      <w:r>
+        <w:t xml:space="preserve">follow from subscriptions, off-platform links, and prior preferences rather than from the</w:t>
+      </w:r>
+      <w:r>
+        <w:t xml:space="preserve"> </w:t>
+      </w:r>
+      <w:r>
+        <w:t xml:space="preserve">algorithm's suggestions</w:t>
+      </w:r>
+      <w:r>
+        <w:t xml:space="preserve"> </w:t>
+      </w:r>
+      <w:r>
+        <w:t xml:space="preserve">(Hosseinmardi et al., 2021)</w:t>
+      </w:r>
+      <w:r>
+        <w:t xml:space="preserve">. Those studies cannot rule out effects on small vulnerable groups or</w:t>
+      </w:r>
+      <w:r>
+        <w:t xml:space="preserve"> </w:t>
+      </w:r>
+      <w:r>
+        <w:t xml:space="preserve">over long periods, and the debate is unsettled. The honest summary is that platform ranking</w:t>
+      </w:r>
+      <w:r>
+        <w:t xml:space="preserve"> </w:t>
+      </w:r>
+      <w:r>
+        <w:t xml:space="preserve">systems demonstrably reward emotional intensity, and that how much they</w:t>
+      </w:r>
+      <w:r>
+        <w:t xml:space="preserve"> </w:t>
+      </w:r>
+      <w:r>
+        <w:rPr>
+          <w:iCs/>
+          <w:i/>
+        </w:rPr>
+        <w:t xml:space="preserve">radicalize</w:t>
+      </w:r>
+      <w:r>
+        <w:t xml:space="preserve"> </w:t>
+      </w:r>
+      <w:r>
+        <w:t xml:space="preserve">anyone remains genuinely contested. A course about technology ethics should be able to say</w:t>
+      </w:r>
+      <w:r>
+        <w:t xml:space="preserve"> </w:t>
+      </w:r>
+      <w:r>
+        <w:t xml:space="preserve">both of those things at once.</w:t>
+      </w:r>
+    </w:p>
+    <w:p>
+      <w:pPr>
+        <w:pStyle w:val="BodyText"/>
+      </w:pPr>
+      <w:r>
         <w:t xml:space="preserve">The result is a communications environment whose basic structure none of the early web</w:t>
       </w:r>
       <w:r>
@@ -4414,7 +5272,16 @@
         <w:t xml:space="preserve"> </w:t>
       </w:r>
       <w:r>
-        <w:t xml:space="preserve">with the public good. This is not unique to the web. The telegram was carried by companies</w:t>
+        <w:t xml:space="preserve">with the public good — the arrangement Shoshana Zuboff named "surveillance capitalism"</w:t>
+      </w:r>
+      <w:r>
+        <w:t xml:space="preserve"> </w:t>
+      </w:r>
+      <w:r>
+        <w:t xml:space="preserve">(Zuboff, 2019)</w:t>
+      </w:r>
+      <w:r>
+        <w:t xml:space="preserve">. This is not unique to the web. The telegraph was carried by companies</w:t>
       </w:r>
       <w:r>
         <w:t xml:space="preserve"> </w:t>
@@ -4458,13 +5325,19 @@
         <w:t xml:space="preserve"> </w:t>
       </w:r>
       <w:r>
-        <w:t xml:space="preserve">the postal system, but within years Western Union had a near-monopoly on telegraph</w:t>
-      </w:r>
-      <w:r>
-        <w:t xml:space="preserve"> </w:t>
-      </w:r>
-      <w:r>
-        <w:t xml:space="preserve">wires and used it to favor certain newspaper clients over others. Radio promised to</w:t>
+        <w:t xml:space="preserve">the postal system, but within a generation Western Union had a near-monopoly on American</w:t>
+      </w:r>
+      <w:r>
+        <w:t xml:space="preserve"> </w:t>
+      </w:r>
+      <w:r>
+        <w:t xml:space="preserve">telegraph wires and an exclusive arrangement with the Associated Press that shaped which</w:t>
+      </w:r>
+      <w:r>
+        <w:t xml:space="preserve"> </w:t>
+      </w:r>
+      <w:r>
+        <w:t xml:space="preserve">newspapers got the news first. Radio promised to</w:t>
       </w:r>
       <w:r>
         <w:t xml:space="preserve"> </w:t>
@@ -4476,7 +5349,13 @@
         <w:t xml:space="preserve"> </w:t>
       </w:r>
       <w:r>
-        <w:t xml:space="preserve">— NBC, CBS, ABC — controlled what most Americans heard. The internet promised to</w:t>
+        <w:t xml:space="preserve">— NBC, CBS, and Mutual, joined by ABC in the 1940s — controlled what most Americans heard.</w:t>
+      </w:r>
+      <w:r>
+        <w:t xml:space="preserve"> </w:t>
+      </w:r>
+      <w:r>
+        <w:t xml:space="preserve">The internet promised to</w:t>
       </w:r>
       <w:r>
         <w:t xml:space="preserve"> </w:t>
@@ -4504,6 +5383,7 @@
         <w:tblStyle w:val="Table"/>
         <w:tblW w:type="auto" w:w="0"/>
         <w:tblLook w:firstRow="1" w:lastRow="0" w:firstColumn="0" w:lastColumn="0" w:noHBand="0" w:noVBand="0" w:val="0020"/>
+        <w:jc w:val="start"/>
         <w:tblCaption w:val="Table 1.2 — Key Debates in the Digital Present"/>
       </w:tblPr>
       <w:tblGrid>
@@ -4513,13 +5393,14 @@
       </w:tblGrid>
       <w:tr>
         <w:trPr>
-          <w:tblHeader w:val="on"/>
+          <w:tblHeader w:val="true"/>
         </w:trPr>
         <w:tc>
           <w:tcPr/>
           <w:p>
             <w:pPr>
               <w:pStyle w:val="Compact"/>
+              <w:jc w:val="left"/>
             </w:pPr>
             <w:r>
               <w:t xml:space="preserve">Debate</w:t>
@@ -4531,6 +5412,7 @@
           <w:p>
             <w:pPr>
               <w:pStyle w:val="Compact"/>
+              <w:jc w:val="left"/>
             </w:pPr>
             <w:r>
               <w:t xml:space="preserve">Position A</w:t>
@@ -4542,6 +5424,7 @@
           <w:p>
             <w:pPr>
               <w:pStyle w:val="Compact"/>
+              <w:jc w:val="left"/>
             </w:pPr>
             <w:r>
               <w:t xml:space="preserve">Position B</w:t>
@@ -4555,6 +5438,7 @@
           <w:p>
             <w:pPr>
               <w:pStyle w:val="Compact"/>
+              <w:jc w:val="left"/>
             </w:pPr>
             <w:r>
               <w:t xml:space="preserve">Content moderation</w:t>
@@ -4566,6 +5450,7 @@
           <w:p>
             <w:pPr>
               <w:pStyle w:val="Compact"/>
+              <w:jc w:val="left"/>
             </w:pPr>
             <w:r>
               <w:t xml:space="preserve">Maximize free expression; platforms should not censor</w:t>
@@ -4577,6 +5462,7 @@
           <w:p>
             <w:pPr>
               <w:pStyle w:val="Compact"/>
+              <w:jc w:val="left"/>
             </w:pPr>
             <w:r>
               <w:t xml:space="preserve">Platforms must limit harmful content to protect users and democracy</w:t>
@@ -4590,6 +5476,7 @@
           <w:p>
             <w:pPr>
               <w:pStyle w:val="Compact"/>
+              <w:jc w:val="left"/>
             </w:pPr>
             <w:r>
               <w:t xml:space="preserve">Data privacy</w:t>
@@ -4601,6 +5488,7 @@
           <w:p>
             <w:pPr>
               <w:pStyle w:val="Compact"/>
+              <w:jc w:val="left"/>
             </w:pPr>
             <w:r>
               <w:t xml:space="preserve">Users accept terms of service; data sharing enables services</w:t>
@@ -4612,6 +5500,7 @@
           <w:p>
             <w:pPr>
               <w:pStyle w:val="Compact"/>
+              <w:jc w:val="left"/>
             </w:pPr>
             <w:r>
               <w:t xml:space="preserve">Users cannot meaningfully consent to surveillance at this scale</w:t>
@@ -4625,6 +5514,7 @@
           <w:p>
             <w:pPr>
               <w:pStyle w:val="Compact"/>
+              <w:jc w:val="left"/>
             </w:pPr>
             <w:r>
               <w:t xml:space="preserve">Platform responsibility</w:t>
@@ -4636,6 +5526,7 @@
           <w:p>
             <w:pPr>
               <w:pStyle w:val="Compact"/>
+              <w:jc w:val="left"/>
             </w:pPr>
             <w:r>
               <w:t xml:space="preserve">Platforms are neutral conduits and should not be held liable for content</w:t>
@@ -4647,6 +5538,7 @@
           <w:p>
             <w:pPr>
               <w:pStyle w:val="Compact"/>
+              <w:jc w:val="left"/>
             </w:pPr>
             <w:r>
               <w:t xml:space="preserve">Platforms actively curate and amplify content; they bear editorial responsibility</w:t>
@@ -4660,6 +5552,7 @@
           <w:p>
             <w:pPr>
               <w:pStyle w:val="Compact"/>
+              <w:jc w:val="left"/>
             </w:pPr>
             <w:r>
               <w:t xml:space="preserve">Algorithmic amplification</w:t>
@@ -4671,6 +5564,7 @@
           <w:p>
             <w:pPr>
               <w:pStyle w:val="Compact"/>
+              <w:jc w:val="left"/>
             </w:pPr>
             <w:r>
               <w:t xml:space="preserve">Personalization improves relevance and user experience</w:t>
@@ -4682,6 +5576,7 @@
           <w:p>
             <w:pPr>
               <w:pStyle w:val="Compact"/>
+              <w:jc w:val="left"/>
             </w:pPr>
             <w:r>
               <w:t xml:space="preserve">Engagement-optimized algorithms amplify outrage and misinformation</w:t>
@@ -4836,11 +5731,11 @@
     </w:p>
     <w:p>
       <w:pPr>
-        <w:pStyle w:val="Compact"/>
         <w:numPr>
           <w:ilvl w:val="0"/>
-          <w:numId w:val="1010"/>
+          <w:numId w:val="1011"/>
         </w:numPr>
+        <w:pStyle w:val="Compact"/>
       </w:pPr>
       <w:r>
         <w:t xml:space="preserve">Tim Berners-Lee gave the Web to humanity as an open standard, refusing to patent it. Was this the right decision? What might have been different if the Web had been proprietary?</w:t>
@@ -4848,11 +5743,11 @@
     </w:p>
     <w:p>
       <w:pPr>
-        <w:pStyle w:val="Compact"/>
         <w:numPr>
           <w:ilvl w:val="0"/>
-          <w:numId w:val="1010"/>
+          <w:numId w:val="1011"/>
         </w:numPr>
+        <w:pStyle w:val="Compact"/>
       </w:pPr>
       <w:r>
         <w:t xml:space="preserve">The Arab Spring showed social media enabling both popular revolution and government repression. What does this suggest about claims that technology is inherently liberating?</w:t>
@@ -4860,20 +5755,32 @@
     </w:p>
     <w:p>
       <w:pPr>
-        <w:pStyle w:val="Compact"/>
         <w:numPr>
           <w:ilvl w:val="0"/>
-          <w:numId w:val="1010"/>
+          <w:numId w:val="1011"/>
         </w:numPr>
+        <w:pStyle w:val="Compact"/>
       </w:pPr>
       <w:r>
         <w:t xml:space="preserve">Each IT revolution has produced new gatekeepers to replace old ones. Is there any way to prevent this, or is it an iron law of information technology history?</w:t>
       </w:r>
     </w:p>
-    <w:bookmarkEnd w:id="53"/>
-    <w:bookmarkEnd w:id="54"/>
-    <w:bookmarkStart w:id="59" w:name="patterns"/>
-    <w:bookmarkStart w:id="58" w:name="s7-heading"/>
+    <w:p>
+      <w:pPr>
+        <w:numPr>
+          <w:ilvl w:val="0"/>
+          <w:numId w:val="1011"/>
+        </w:numPr>
+        <w:pStyle w:val="Compact"/>
+      </w:pPr>
+      <w:r>
+        <w:t xml:space="preserve">Facebook's own documents show its ranking system rewarding outrage; the evidence that YouTube's recommendations radicalize viewers is much weaker than the popular story suggests. How should that difference change the way you argue about platform harm?</w:t>
+      </w:r>
+    </w:p>
+    <w:bookmarkEnd w:id="65"/>
+    <w:bookmarkEnd w:id="66"/>
+    <w:bookmarkStart w:id="71" w:name="patterns"/>
+    <w:bookmarkStart w:id="70" w:name="s7-heading"/>
     <w:p>
       <w:pPr>
         <w:pStyle w:val="Heading2"/>
@@ -5013,20 +5920,20 @@
       <w:r>
         <w:drawing>
           <wp:inline>
-            <wp:extent cx="5334000" cy="609427"/>
+            <wp:extent cx="5334000" cy="615461"/>
             <wp:effectExtent b="0" l="0" r="0" t="0"/>
-            <wp:docPr descr="Diagram 2" title="" id="56" name="Picture"/>
+            <wp:docPr descr="Diagram 2" title="" id="68" name="Picture"/>
             <a:graphic>
               <a:graphicData uri="http://schemas.openxmlformats.org/drawingml/2006/picture">
                 <pic:pic>
                   <pic:nvPicPr>
-                    <pic:cNvPr descr="C:/Users/brend/AppData/Local/Temp/docx-build-2So8QR/ch01_history-diagrams/diag_1.png" id="57" name="Picture"/>
+                    <pic:cNvPr descr="/tmp/docx-build-87TwSJ/ch01_history-diagrams/diag_1.png" id="69" name="Picture"/>
                     <pic:cNvPicPr>
                       <a:picLocks noChangeArrowheads="1" noChangeAspect="1"/>
                     </pic:cNvPicPr>
                   </pic:nvPicPr>
                   <pic:blipFill>
-                    <a:blip r:embed="rId55"/>
+                    <a:blip r:embed="rId67"/>
                     <a:stretch>
                       <a:fillRect/>
                     </a:stretch>
@@ -5034,7 +5941,7 @@
                   <pic:spPr bwMode="auto">
                     <a:xfrm>
                       <a:off x="0" y="0"/>
-                      <a:ext cx="5334000" cy="609427"/>
+                      <a:ext cx="5334000" cy="615461"/>
                     </a:xfrm>
                     <a:prstGeom prst="rect">
                       <a:avLst/>
@@ -5074,6 +5981,7 @@
         <w:tblStyle w:val="Table"/>
         <w:tblW w:type="auto" w:w="0"/>
         <w:tblLook w:firstRow="1" w:lastRow="0" w:firstColumn="0" w:lastColumn="0" w:noHBand="0" w:noVBand="0" w:val="0020"/>
+        <w:jc w:val="start"/>
         <w:tblCaption w:val="Table 1.3 — The Five Revolutions: Promises, Pessimists, and Outcomes"/>
       </w:tblPr>
       <w:tblGrid>
@@ -5084,13 +5992,14 @@
       </w:tblGrid>
       <w:tr>
         <w:trPr>
-          <w:tblHeader w:val="on"/>
+          <w:tblHeader w:val="true"/>
         </w:trPr>
         <w:tc>
           <w:tcPr/>
           <w:p>
             <w:pPr>
               <w:pStyle w:val="Compact"/>
+              <w:jc w:val="left"/>
             </w:pPr>
             <w:r>
               <w:t xml:space="preserve">Revolution</w:t>
@@ -5102,6 +6011,7 @@
           <w:p>
             <w:pPr>
               <w:pStyle w:val="Compact"/>
+              <w:jc w:val="left"/>
             </w:pPr>
             <w:r>
               <w:t xml:space="preserve">Optimist's Promise</w:t>
@@ -5113,6 +6023,7 @@
           <w:p>
             <w:pPr>
               <w:pStyle w:val="Compact"/>
+              <w:jc w:val="left"/>
             </w:pPr>
             <w:r>
               <w:t xml:space="preserve">Pessimist's Warning</w:t>
@@ -5124,6 +6035,7 @@
           <w:p>
             <w:pPr>
               <w:pStyle w:val="Compact"/>
+              <w:jc w:val="left"/>
             </w:pPr>
             <w:r>
               <w:t xml:space="preserve">What Actually Happened</w:t>
@@ -5137,6 +6049,7 @@
           <w:p>
             <w:pPr>
               <w:pStyle w:val="Compact"/>
+              <w:jc w:val="left"/>
             </w:pPr>
             <w:r>
               <w:t xml:space="preserve">Writing</w:t>
@@ -5148,6 +6061,7 @@
           <w:p>
             <w:pPr>
               <w:pStyle w:val="Compact"/>
+              <w:jc w:val="left"/>
             </w:pPr>
             <w:r>
               <w:t xml:space="preserve">Preserve and spread knowledge (Theuth)</w:t>
@@ -5159,6 +6073,7 @@
           <w:p>
             <w:pPr>
               <w:pStyle w:val="Compact"/>
+              <w:jc w:val="left"/>
             </w:pPr>
             <w:r>
               <w:t xml:space="preserve">Weaken memory and produce false wisdom (Socrates)</w:t>
@@ -5170,6 +6085,7 @@
           <w:p>
             <w:pPr>
               <w:pStyle w:val="Compact"/>
+              <w:jc w:val="left"/>
             </w:pPr>
             <w:r>
               <w:t xml:space="preserve">Both: civilization</w:t>
@@ -5179,8 +6095,8 @@
             </w:r>
             <w:r>
               <w:rPr>
+                <w:iCs/>
                 <w:i/>
-                <w:iCs/>
               </w:rPr>
               <w:t xml:space="preserve">and</w:t>
             </w:r>
@@ -5199,6 +6115,7 @@
           <w:p>
             <w:pPr>
               <w:pStyle w:val="Compact"/>
+              <w:jc w:val="left"/>
             </w:pPr>
             <w:r>
               <w:t xml:space="preserve">Printing Press</w:t>
@@ -5210,6 +6127,7 @@
           <w:p>
             <w:pPr>
               <w:pStyle w:val="Compact"/>
+              <w:jc w:val="left"/>
             </w:pPr>
             <w:r>
               <w:t xml:space="preserve">Democratize access to ideas (Luther)</w:t>
@@ -5221,6 +6139,7 @@
           <w:p>
             <w:pPr>
               <w:pStyle w:val="Compact"/>
+              <w:jc w:val="left"/>
             </w:pPr>
             <w:r>
               <w:t xml:space="preserve">Spread dangerous ideas without expert mediation (Erasmus)</w:t>
@@ -5232,6 +6151,7 @@
           <w:p>
             <w:pPr>
               <w:pStyle w:val="Compact"/>
+              <w:jc w:val="left"/>
             </w:pPr>
             <w:r>
               <w:t xml:space="preserve">Both: Scientific Revolution</w:t>
@@ -5241,8 +6161,8 @@
             </w:r>
             <w:r>
               <w:rPr>
+                <w:iCs/>
                 <w:i/>
-                <w:iCs/>
               </w:rPr>
               <w:t xml:space="preserve">and</w:t>
             </w:r>
@@ -5261,6 +6181,7 @@
           <w:p>
             <w:pPr>
               <w:pStyle w:val="Compact"/>
+              <w:jc w:val="left"/>
             </w:pPr>
             <w:r>
               <w:t xml:space="preserve">Distance Communication</w:t>
@@ -5272,6 +6193,7 @@
           <w:p>
             <w:pPr>
               <w:pStyle w:val="Compact"/>
+              <w:jc w:val="left"/>
             </w:pPr>
             <w:r>
               <w:t xml:space="preserve">Unite humanity through free exchange (Mill)</w:t>
@@ -5283,6 +6205,7 @@
           <w:p>
             <w:pPr>
               <w:pStyle w:val="Compact"/>
+              <w:jc w:val="left"/>
             </w:pPr>
             <w:r>
               <w:t xml:space="preserve">Serve whoever owns the infrastructure (Marx)</w:t>
@@ -5294,6 +6217,7 @@
           <w:p>
             <w:pPr>
               <w:pStyle w:val="Compact"/>
+              <w:jc w:val="left"/>
             </w:pPr>
             <w:r>
               <w:t xml:space="preserve">Both: global connection</w:t>
@@ -5303,8 +6227,8 @@
             </w:r>
             <w:r>
               <w:rPr>
+                <w:iCs/>
                 <w:i/>
-                <w:iCs/>
               </w:rPr>
               <w:t xml:space="preserve">and</w:t>
             </w:r>
@@ -5323,6 +6247,7 @@
           <w:p>
             <w:pPr>
               <w:pStyle w:val="Compact"/>
+              <w:jc w:val="left"/>
             </w:pPr>
             <w:r>
               <w:t xml:space="preserve">Mass Media</w:t>
@@ -5334,6 +6259,7 @@
           <w:p>
             <w:pPr>
               <w:pStyle w:val="Compact"/>
+              <w:jc w:val="left"/>
             </w:pPr>
             <w:r>
               <w:t xml:space="preserve">Educate and inform the masses</w:t>
@@ -5345,6 +6271,7 @@
           <w:p>
             <w:pPr>
               <w:pStyle w:val="Compact"/>
+              <w:jc w:val="left"/>
             </w:pPr>
             <w:r>
               <w:t xml:space="preserve">Enable propaganda and destroy political thought (Orwell, Arendt)</w:t>
@@ -5356,6 +6283,7 @@
           <w:p>
             <w:pPr>
               <w:pStyle w:val="Compact"/>
+              <w:jc w:val="left"/>
             </w:pPr>
             <w:r>
               <w:t xml:space="preserve">Both: public education</w:t>
@@ -5365,8 +6293,8 @@
             </w:r>
             <w:r>
               <w:rPr>
+                <w:iCs/>
                 <w:i/>
-                <w:iCs/>
               </w:rPr>
               <w:t xml:space="preserve">and</w:t>
             </w:r>
@@ -5385,6 +6313,7 @@
           <w:p>
             <w:pPr>
               <w:pStyle w:val="Compact"/>
+              <w:jc w:val="left"/>
             </w:pPr>
             <w:r>
               <w:t xml:space="preserve">The Web</w:t>
@@ -5396,6 +6325,7 @@
           <w:p>
             <w:pPr>
               <w:pStyle w:val="Compact"/>
+              <w:jc w:val="left"/>
             </w:pPr>
             <w:r>
               <w:t xml:space="preserve">Empower everyone, disintermediate gatekeepers</w:t>
@@ -5407,6 +6337,7 @@
           <w:p>
             <w:pPr>
               <w:pStyle w:val="Compact"/>
+              <w:jc w:val="left"/>
             </w:pPr>
             <w:r>
               <w:t xml:space="preserve">Create new monopolies and surveillance systems</w:t>
@@ -5418,6 +6349,7 @@
           <w:p>
             <w:pPr>
               <w:pStyle w:val="Compact"/>
+              <w:jc w:val="left"/>
             </w:pPr>
             <w:r>
               <w:t xml:space="preserve">Both: and the story is still being written</w:t>
@@ -5476,82 +6408,194 @@
         <w:t xml:space="preserve">change. The fundamental questions about power, access, truth, and harm recur.</w:t>
       </w:r>
     </w:p>
-    <w:bookmarkEnd w:id="58"/>
-    <w:bookmarkEnd w:id="59"/>
-    <w:bookmarkStart w:id="61" w:name="key-points"/>
-    <w:bookmarkStart w:id="60" w:name="kp-heading"/>
-    <w:p>
-      <w:pPr>
-        <w:pStyle w:val="Heading2"/>
-      </w:pPr>
-      <w:r>
-        <w:t xml:space="preserve">Summary</w:t>
-      </w:r>
-    </w:p>
-    <w:p>
-      <w:pPr>
-        <w:pStyle w:val="FirstParagraph"/>
-      </w:pPr>
-      <w:r>
-        <w:t xml:space="preserve">This chapter has introduced the history of IT ethics through the lens of five major information</w:t>
-      </w:r>
-      <w:r>
-        <w:t xml:space="preserve"> </w:t>
-      </w:r>
-      <w:r>
-        <w:t xml:space="preserve">technology revolutions. In each case, we found both the optimists and the pessimists partially</w:t>
-      </w:r>
-      <w:r>
-        <w:t xml:space="preserve"> </w:t>
-      </w:r>
-      <w:r>
-        <w:t xml:space="preserve">right — and the decisive factor was not the technology itself but who controlled it and toward</w:t>
-      </w:r>
-      <w:r>
-        <w:t xml:space="preserve"> </w:t>
-      </w:r>
-      <w:r>
-        <w:t xml:space="preserve">what ends. The thinkers we have met — Socrates, Plato, Erasmus, Luther, Mill, Marx, Orwell,</w:t>
-      </w:r>
-      <w:r>
-        <w:t xml:space="preserve"> </w:t>
-      </w:r>
-      <w:r>
-        <w:t xml:space="preserve">and Arendt — offer frameworks that remain powerful for analyzing contemporary technology, from</w:t>
-      </w:r>
-      <w:r>
-        <w:t xml:space="preserve"> </w:t>
-      </w:r>
-      <w:r>
-        <w:t xml:space="preserve">content moderation and surveillance capitalism to artificial intelligence and algorithmic</w:t>
-      </w:r>
-      <w:r>
-        <w:t xml:space="preserve"> </w:t>
-      </w:r>
-      <w:r>
-        <w:t xml:space="preserve">amplification. We will draw on all of them in the chapters ahead.</w:t>
-      </w:r>
-    </w:p>
     <w:p>
       <w:pPr>
         <w:pStyle w:val="BoxLabel"/>
       </w:pPr>
       <w:r>
-        <w:t xml:space="preserve">Key Points</w:t>
-      </w:r>
-    </w:p>
-    <w:p>
-      <w:pPr>
-        <w:pStyle w:val="Compact"/>
+        <w:t xml:space="preserve">Thought Questions</w:t>
+      </w:r>
+    </w:p>
+    <w:p>
+      <w:pPr>
         <w:numPr>
           <w:ilvl w:val="0"/>
-          <w:numId w:val="1011"/>
+          <w:numId w:val="1012"/>
         </w:numPr>
+        <w:pStyle w:val="Compact"/>
+      </w:pPr>
+      <w:r>
+        <w:t xml:space="preserve">The chapter claims that "Is this technology good or bad?" is the wrong question. Is that too easy an escape? Try to describe a technology for which the good-or-bad question really is the right one.</w:t>
+      </w:r>
+    </w:p>
+    <w:p>
+      <w:pPr>
+        <w:numPr>
+          <w:ilvl w:val="0"/>
+          <w:numId w:val="1012"/>
+        </w:numPr>
+        <w:pStyle w:val="Compact"/>
+      </w:pPr>
+      <w:r>
+        <w:t xml:space="preserve">Table 1.3 puts both the optimist and the pessimist in the "partially right" column every single time. A skeptic might say this pattern is unfalsifiable — that any outcome could be described this way. How would you answer that skeptic?</w:t>
+      </w:r>
+    </w:p>
+    <w:p>
+      <w:pPr>
+        <w:numPr>
+          <w:ilvl w:val="0"/>
+          <w:numId w:val="1012"/>
+        </w:numPr>
+        <w:pStyle w:val="Compact"/>
+      </w:pPr>
+      <w:r>
+        <w:t xml:space="preserve">Pick one of the five revolutions. If you had been alive at the time, with the information available then, which side would you have taken — and what would have persuaded you?</w:t>
+      </w:r>
+    </w:p>
+    <w:p>
+      <w:pPr>
+        <w:numPr>
+          <w:ilvl w:val="0"/>
+          <w:numId w:val="1012"/>
+        </w:numPr>
+        <w:pStyle w:val="Compact"/>
+      </w:pPr>
+      <w:r>
+        <w:t xml:space="preserve">The chapter suggests we should ask who controls a technology, who benefits, and who bears the costs. Apply those three questions to a technology you used today. Do you know the answers?</w:t>
+      </w:r>
+    </w:p>
+    <w:bookmarkEnd w:id="70"/>
+    <w:bookmarkEnd w:id="71"/>
+    <w:bookmarkStart w:id="73" w:name="key-points"/>
+    <w:bookmarkStart w:id="72" w:name="kp-heading"/>
+    <w:p>
+      <w:pPr>
+        <w:pStyle w:val="Heading2"/>
+      </w:pPr>
+      <w:r>
+        <w:t xml:space="preserve">Summary</w:t>
+      </w:r>
+    </w:p>
+    <w:p>
+      <w:pPr>
+        <w:pStyle w:val="FirstParagraph"/>
+      </w:pPr>
+      <w:r>
+        <w:t xml:space="preserve">This chapter has introduced the history of IT ethics through the lens of five major information</w:t>
+      </w:r>
+      <w:r>
+        <w:t xml:space="preserve"> </w:t>
+      </w:r>
+      <w:r>
+        <w:t xml:space="preserve">technology revolutions. In each case, we found both the optimists and the pessimists partially</w:t>
+      </w:r>
+      <w:r>
+        <w:t xml:space="preserve"> </w:t>
+      </w:r>
+      <w:r>
+        <w:t xml:space="preserve">right — and the decisive factor was not the technology itself but who controlled it and toward</w:t>
+      </w:r>
+      <w:r>
+        <w:t xml:space="preserve"> </w:t>
+      </w:r>
+      <w:r>
+        <w:t xml:space="preserve">what ends. The thinkers we have met — Socrates, Plato, Erasmus, Luther, Mill, Marx, Orwell,</w:t>
+      </w:r>
+      <w:r>
+        <w:t xml:space="preserve"> </w:t>
+      </w:r>
+      <w:r>
+        <w:t xml:space="preserve">and Arendt — offer frameworks that remain powerful for analyzing contemporary technology, from</w:t>
+      </w:r>
+      <w:r>
+        <w:t xml:space="preserve"> </w:t>
+      </w:r>
+      <w:r>
+        <w:t xml:space="preserve">content moderation and surveillance capitalism to artificial intelligence and algorithmic</w:t>
+      </w:r>
+      <w:r>
+        <w:t xml:space="preserve"> </w:t>
+      </w:r>
+      <w:r>
+        <w:t xml:space="preserve">amplification. We will draw on all of them in the chapters ahead.</w:t>
+      </w:r>
+    </w:p>
+    <w:p>
+      <w:pPr>
+        <w:pStyle w:val="BoxLabel"/>
+      </w:pPr>
+      <w:r>
+        <w:t xml:space="preserve">Thought Questions</w:t>
+      </w:r>
+    </w:p>
+    <w:p>
+      <w:pPr>
+        <w:numPr>
+          <w:ilvl w:val="0"/>
+          <w:numId w:val="1013"/>
+        </w:numPr>
+        <w:pStyle w:val="Compact"/>
+      </w:pPr>
+      <w:r>
+        <w:t xml:space="preserve">Of the thinkers in this chapter, whose framework do you expect to be most useful for thinking about artificial intelligence — and whose do you expect to fail you first?</w:t>
+      </w:r>
+    </w:p>
+    <w:p>
+      <w:pPr>
+        <w:numPr>
+          <w:ilvl w:val="0"/>
+          <w:numId w:val="1013"/>
+        </w:numPr>
+        <w:pStyle w:val="Compact"/>
+      </w:pPr>
+      <w:r>
+        <w:t xml:space="preserve">Several of this chapter's most memorable items turned out to be shaky: a myth Plato probably invented, a quotation Luther probably never wrote, a phrase Mill never used. What does that suggest about how ideas get transmitted, and about what you should do with the vivid anecdotes in any textbook, including this one?</w:t>
+      </w:r>
+    </w:p>
+    <w:p>
+      <w:pPr>
+        <w:numPr>
+          <w:ilvl w:val="0"/>
+          <w:numId w:val="1013"/>
+        </w:numPr>
+        <w:pStyle w:val="Compact"/>
+      </w:pPr>
+      <w:r>
+        <w:t xml:space="preserve">Argue the strongest case you can against this chapter's central thesis: that every information revolution both liberates and enables control. What would count as evidence that one revolution was simply good, or simply bad?</w:t>
+      </w:r>
+    </w:p>
+    <w:p>
+      <w:pPr>
+        <w:numPr>
+          <w:ilvl w:val="0"/>
+          <w:numId w:val="1013"/>
+        </w:numPr>
+        <w:pStyle w:val="Compact"/>
+      </w:pPr>
+      <w:r>
+        <w:t xml:space="preserve">If a sixth revolution is underway right now, what is it — and who is playing the roles of Theuth, Thamus, Luther, and Erasmus in it?</w:t>
+      </w:r>
+    </w:p>
+    <w:p>
+      <w:pPr>
+        <w:pStyle w:val="BoxLabel"/>
+      </w:pPr>
+      <w:r>
+        <w:t xml:space="preserve">Key Points</w:t>
+      </w:r>
+    </w:p>
+    <w:p>
+      <w:pPr>
+        <w:numPr>
+          <w:ilvl w:val="0"/>
+          <w:numId w:val="1014"/>
+        </w:numPr>
+        <w:pStyle w:val="Compact"/>
       </w:pPr>
       <w:r>
         <w:rPr>
+          <w:bCs/>
           <w:b/>
-          <w:bCs/>
         </w:rPr>
         <w:t xml:space="preserve">Information technology is ancient:</w:t>
       </w:r>
@@ -5576,16 +6620,16 @@
     </w:p>
     <w:p>
       <w:pPr>
-        <w:pStyle w:val="Compact"/>
         <w:numPr>
           <w:ilvl w:val="0"/>
-          <w:numId w:val="1011"/>
+          <w:numId w:val="1014"/>
         </w:numPr>
+        <w:pStyle w:val="Compact"/>
       </w:pPr>
       <w:r>
         <w:rPr>
+          <w:bCs/>
           <w:b/>
-          <w:bCs/>
         </w:rPr>
         <w:t xml:space="preserve">Socrates's argument</w:t>
       </w:r>
@@ -5600,39 +6644,45 @@
       </w:r>
       <w:r>
         <w:rPr>
+          <w:iCs/>
           <w:i/>
-          <w:iCs/>
         </w:rPr>
         <w:t xml:space="preserve">Phaedrus</w:t>
       </w:r>
       <w:r>
-        <w:t xml:space="preserve">) is the first recorded</w:t>
-      </w:r>
-      <w:r>
-        <w:t xml:space="preserve"> </w:t>
-      </w:r>
-      <w:r>
-        <w:t xml:space="preserve">technology ethics debate: writing produces the appearance of wisdom, not wisdom itself,</w:t>
-      </w:r>
-      <w:r>
-        <w:t xml:space="preserve"> </w:t>
-      </w:r>
-      <w:r>
-        <w:t xml:space="preserve">because it cannot respond to questions or adapt to its audience.</w:t>
-      </w:r>
-    </w:p>
-    <w:p>
-      <w:pPr>
-        <w:pStyle w:val="Compact"/>
+        <w:t xml:space="preserve">) is the earliest</w:t>
+      </w:r>
+      <w:r>
+        <w:t xml:space="preserve"> </w:t>
+      </w:r>
+      <w:r>
+        <w:t xml:space="preserve">technology ethics debate we can read: writing produces the appearance of wisdom, not wisdom</w:t>
+      </w:r>
+      <w:r>
+        <w:t xml:space="preserve"> </w:t>
+      </w:r>
+      <w:r>
+        <w:t xml:space="preserve">itself, because it cannot respond to questions or adapt to its audience. The myth Socrates</w:t>
+      </w:r>
+      <w:r>
+        <w:t xml:space="preserve"> </w:t>
+      </w:r>
+      <w:r>
+        <w:t xml:space="preserve">uses to make the case appears to be Plato's own invention.</w:t>
+      </w:r>
+    </w:p>
+    <w:p>
+      <w:pPr>
         <w:numPr>
           <w:ilvl w:val="0"/>
-          <w:numId w:val="1011"/>
+          <w:numId w:val="1014"/>
         </w:numPr>
+        <w:pStyle w:val="Compact"/>
       </w:pPr>
       <w:r>
         <w:rPr>
+          <w:bCs/>
           <w:b/>
-          <w:bCs/>
         </w:rPr>
         <w:t xml:space="preserve">The Luther-Erasmus debate</w:t>
       </w:r>
@@ -5657,16 +6707,16 @@
     </w:p>
     <w:p>
       <w:pPr>
-        <w:pStyle w:val="Compact"/>
         <w:numPr>
           <w:ilvl w:val="0"/>
-          <w:numId w:val="1011"/>
+          <w:numId w:val="1014"/>
         </w:numPr>
+        <w:pStyle w:val="Compact"/>
       </w:pPr>
       <w:r>
         <w:rPr>
+          <w:bCs/>
           <w:b/>
-          <w:bCs/>
         </w:rPr>
         <w:t xml:space="preserve">Mill</w:t>
       </w:r>
@@ -5680,15 +6730,15 @@
         <w:t xml:space="preserve"> </w:t>
       </w:r>
       <w:r>
-        <w:t xml:space="preserve">and the free marketplace of ideas.</w:t>
+        <w:t xml:space="preserve">and open competition among ideas.</w:t>
       </w:r>
       <w:r>
         <w:t xml:space="preserve"> </w:t>
       </w:r>
       <w:r>
         <w:rPr>
+          <w:bCs/>
           <w:b/>
-          <w:bCs/>
         </w:rPr>
         <w:t xml:space="preserve">Marx</w:t>
       </w:r>
@@ -5696,7 +6746,7 @@
         <w:t xml:space="preserve"> </w:t>
       </w:r>
       <w:r>
-        <w:t xml:space="preserve">countered that technology</w:t>
+        <w:t xml:space="preserve">held that technology</w:t>
       </w:r>
       <w:r>
         <w:t xml:space="preserve"> </w:t>
@@ -5704,19 +6754,25 @@
       <w:r>
         <w:t xml:space="preserve">serves whoever owns it — and that in capitalist societies, ownership is concentrated.</w:t>
       </w:r>
-    </w:p>
-    <w:p>
-      <w:pPr>
-        <w:pStyle w:val="Compact"/>
+      <w:r>
+        <w:t xml:space="preserve"> </w:t>
+      </w:r>
+      <w:r>
+        <w:t xml:space="preserve">The two never actually debated; we use them as representatives of two enduring positions.</w:t>
+      </w:r>
+    </w:p>
+    <w:p>
+      <w:pPr>
         <w:numPr>
           <w:ilvl w:val="0"/>
-          <w:numId w:val="1011"/>
+          <w:numId w:val="1014"/>
         </w:numPr>
+        <w:pStyle w:val="Compact"/>
       </w:pPr>
       <w:r>
         <w:rPr>
+          <w:bCs/>
           <w:b/>
-          <w:bCs/>
         </w:rPr>
         <w:t xml:space="preserve">Orwell</w:t>
       </w:r>
@@ -5737,8 +6793,8 @@
       </w:r>
       <w:r>
         <w:rPr>
+          <w:bCs/>
           <w:b/>
-          <w:bCs/>
         </w:rPr>
         <w:t xml:space="preserve">Arendt</w:t>
       </w:r>
@@ -5763,16 +6819,16 @@
     </w:p>
     <w:p>
       <w:pPr>
-        <w:pStyle w:val="Compact"/>
         <w:numPr>
           <w:ilvl w:val="0"/>
-          <w:numId w:val="1011"/>
+          <w:numId w:val="1014"/>
         </w:numPr>
+        <w:pStyle w:val="Compact"/>
       </w:pPr>
       <w:r>
         <w:rPr>
+          <w:bCs/>
           <w:b/>
-          <w:bCs/>
         </w:rPr>
         <w:t xml:space="preserve">Disintermediation and reintermediation:</w:t>
       </w:r>
@@ -5797,16 +6853,16 @@
     </w:p>
     <w:p>
       <w:pPr>
-        <w:pStyle w:val="Compact"/>
         <w:numPr>
           <w:ilvl w:val="0"/>
-          <w:numId w:val="1011"/>
+          <w:numId w:val="1014"/>
         </w:numPr>
+        <w:pStyle w:val="Compact"/>
       </w:pPr>
       <w:r>
         <w:rPr>
+          <w:bCs/>
           <w:b/>
-          <w:bCs/>
         </w:rPr>
         <w:t xml:space="preserve">The recurring pattern:</w:t>
       </w:r>
@@ -5831,16 +6887,16 @@
     </w:p>
     <w:p>
       <w:pPr>
-        <w:pStyle w:val="Compact"/>
         <w:numPr>
           <w:ilvl w:val="0"/>
-          <w:numId w:val="1011"/>
+          <w:numId w:val="1014"/>
         </w:numPr>
+        <w:pStyle w:val="Compact"/>
       </w:pPr>
       <w:r>
         <w:rPr>
+          <w:bCs/>
           <w:b/>
-          <w:bCs/>
         </w:rPr>
         <w:t xml:space="preserve">The right questions</w:t>
       </w:r>
@@ -5863,9 +6919,9 @@
         <w:t xml:space="preserve">it more just?</w:t>
       </w:r>
     </w:p>
-    <w:bookmarkEnd w:id="60"/>
-    <w:bookmarkEnd w:id="61"/>
-    <w:bookmarkStart w:id="66" w:name="bibliography"/>
+    <w:bookmarkEnd w:id="72"/>
+    <w:bookmarkEnd w:id="73"/>
+    <w:bookmarkStart w:id="85" w:name="bibliography"/>
     <w:p>
       <w:pPr>
         <w:pStyle w:val="Heading1"/>
@@ -5874,13 +6930,138 @@
         <w:t xml:space="preserve">References</w:t>
       </w:r>
     </w:p>
-    <w:bookmarkStart w:id="65" w:name="refs"/>
-    <w:bookmarkStart w:id="62" w:name="ref-mill1859liberty"/>
+    <w:bookmarkStart w:id="84" w:name="refs"/>
+    <w:bookmarkStart w:id="74" w:name="ref-arendt_origins"/>
     <w:p>
       <w:pPr>
         <w:pStyle w:val="Bibliography"/>
       </w:pPr>
       <w:r>
+        <w:t xml:space="preserve">Arendt, H. (1951).</w:t>
+      </w:r>
+      <w:r>
+        <w:t xml:space="preserve"> </w:t>
+      </w:r>
+      <w:r>
+        <w:rPr>
+          <w:iCs/>
+          <w:i/>
+        </w:rPr>
+        <w:t xml:space="preserve">The origins of totalitarianism</w:t>
+      </w:r>
+      <w:r>
+        <w:t xml:space="preserve">. Harcourt, Brace &amp; Company.</w:t>
+      </w:r>
+    </w:p>
+    <w:bookmarkEnd w:id="74"/>
+    <w:bookmarkStart w:id="75" w:name="ref-eisenstein_printing_press"/>
+    <w:p>
+      <w:pPr>
+        <w:pStyle w:val="Bibliography"/>
+      </w:pPr>
+      <w:r>
+        <w:t xml:space="preserve">Eisenstein, E. L. (1979).</w:t>
+      </w:r>
+      <w:r>
+        <w:t xml:space="preserve"> </w:t>
+      </w:r>
+      <w:r>
+        <w:rPr>
+          <w:iCs/>
+          <w:i/>
+        </w:rPr>
+        <w:t xml:space="preserve">The printing press as an agent of change: Communications and cultural transformations in early-modern europe</w:t>
+      </w:r>
+      <w:r>
+        <w:t xml:space="preserve">. Cambridge University Press.</w:t>
+      </w:r>
+    </w:p>
+    <w:bookmarkEnd w:id="75"/>
+    <w:bookmarkStart w:id="77" w:name="ref-hosseinmardi_youtube_radicalization"/>
+    <w:p>
+      <w:pPr>
+        <w:pStyle w:val="Bibliography"/>
+      </w:pPr>
+      <w:r>
+        <w:t xml:space="preserve">Hosseinmardi, H., Ghasemian, A., Clauset, A., Mobius, M., Rothschild, D. M., &amp; Watts, D. J. (2021). Examining the consumption of radical content on</w:t>
+      </w:r>
+      <w:r>
+        <w:t xml:space="preserve"> </w:t>
+      </w:r>
+      <w:r>
+        <w:t xml:space="preserve">YouTube</w:t>
+      </w:r>
+      <w:r>
+        <w:t xml:space="preserve">.</w:t>
+      </w:r>
+      <w:r>
+        <w:t xml:space="preserve"> </w:t>
+      </w:r>
+      <w:r>
+        <w:rPr>
+          <w:iCs/>
+          <w:i/>
+        </w:rPr>
+        <w:t xml:space="preserve">Proceedings of the National Academy of Sciences</w:t>
+      </w:r>
+      <w:r>
+        <w:t xml:space="preserve">,</w:t>
+      </w:r>
+      <w:r>
+        <w:t xml:space="preserve"> </w:t>
+      </w:r>
+      <w:r>
+        <w:rPr>
+          <w:iCs/>
+          <w:i/>
+        </w:rPr>
+        <w:t xml:space="preserve">118</w:t>
+      </w:r>
+      <w:r>
+        <w:t xml:space="preserve">(32).</w:t>
+      </w:r>
+      <w:r>
+        <w:t xml:space="preserve"> </w:t>
+      </w:r>
+      <w:hyperlink r:id="rId76">
+        <w:r>
+          <w:rPr>
+            <w:rStyle w:val="Hyperlink"/>
+          </w:rPr>
+          <w:t xml:space="preserve">https://doi.org/10.1073/pnas.2101967118</w:t>
+        </w:r>
+      </w:hyperlink>
+    </w:p>
+    <w:bookmarkEnd w:id="77"/>
+    <w:bookmarkStart w:id="78" w:name="ref-marx_communist_manifesto"/>
+    <w:p>
+      <w:pPr>
+        <w:pStyle w:val="Bibliography"/>
+      </w:pPr>
+      <w:r>
+        <w:t xml:space="preserve">Marx, K., &amp; Engels, F. (2002).</w:t>
+      </w:r>
+      <w:r>
+        <w:t xml:space="preserve"> </w:t>
+      </w:r>
+      <w:r>
+        <w:rPr>
+          <w:iCs/>
+          <w:i/>
+        </w:rPr>
+        <w:t xml:space="preserve">The communist manifesto</w:t>
+      </w:r>
+      <w:r>
+        <w:t xml:space="preserve">. Penguin Classics.</w:t>
+      </w:r>
+    </w:p>
+    <w:bookmarkEnd w:id="78"/>
+    <w:bookmarkStart w:id="79" w:name="ref-mill1859liberty"/>
+    <w:p>
+      <w:pPr>
+        <w:pStyle w:val="Bibliography"/>
+      </w:pPr>
+      <w:r>
         <w:t xml:space="preserve">Mill, J. S. (1859).</w:t>
       </w:r>
       <w:r>
@@ -5888,8 +7069,8 @@
       </w:r>
       <w:r>
         <w:rPr>
+          <w:iCs/>
           <w:i/>
-          <w:iCs/>
         </w:rPr>
         <w:t xml:space="preserve">On liberty</w:t>
       </w:r>
@@ -5897,8 +7078,8 @@
         <w:t xml:space="preserve">. John W. Parker; Son.</w:t>
       </w:r>
     </w:p>
-    <w:bookmarkEnd w:id="62"/>
-    <w:bookmarkStart w:id="63" w:name="ref-orwell_1984"/>
+    <w:bookmarkEnd w:id="79"/>
+    <w:bookmarkStart w:id="80" w:name="ref-orwell_1984"/>
     <w:p>
       <w:pPr>
         <w:pStyle w:val="Bibliography"/>
@@ -5911,8 +7092,8 @@
       </w:r>
       <w:r>
         <w:rPr>
+          <w:iCs/>
           <w:i/>
-          <w:iCs/>
         </w:rPr>
         <w:t xml:space="preserve">Nineteen eighty-four</w:t>
       </w:r>
@@ -5920,8 +7101,8 @@
         <w:t xml:space="preserve">. Secker &amp; Warburg.</w:t>
       </w:r>
     </w:p>
-    <w:bookmarkEnd w:id="63"/>
-    <w:bookmarkStart w:id="64" w:name="ref-plato_phaedrus"/>
+    <w:bookmarkEnd w:id="80"/>
+    <w:bookmarkStart w:id="81" w:name="ref-plato_phaedrus"/>
     <w:p>
       <w:pPr>
         <w:pStyle w:val="Bibliography"/>
@@ -5934,8 +7115,8 @@
       </w:r>
       <w:r>
         <w:rPr>
+          <w:iCs/>
           <w:i/>
-          <w:iCs/>
         </w:rPr>
         <w:t xml:space="preserve">Phaedrus</w:t>
       </w:r>
@@ -5943,12 +7124,58 @@
         <w:t xml:space="preserve"> </w:t>
       </w:r>
       <w:r>
-        <w:t xml:space="preserve">(H. N. Fowler, Trans.). Harvard University Press.</w:t>
-      </w:r>
-    </w:p>
-    <w:bookmarkEnd w:id="64"/>
-    <w:bookmarkEnd w:id="65"/>
-    <w:bookmarkEnd w:id="66"/>
+        <w:t xml:space="preserve">(H. N. Fowler, Tran.). Harvard University Press.</w:t>
+      </w:r>
+    </w:p>
+    <w:bookmarkEnd w:id="81"/>
+    <w:bookmarkStart w:id="82" w:name="ref-standage_victorian_internet"/>
+    <w:p>
+      <w:pPr>
+        <w:pStyle w:val="Bibliography"/>
+      </w:pPr>
+      <w:r>
+        <w:t xml:space="preserve">Standage, T. (1998).</w:t>
+      </w:r>
+      <w:r>
+        <w:t xml:space="preserve"> </w:t>
+      </w:r>
+      <w:r>
+        <w:rPr>
+          <w:iCs/>
+          <w:i/>
+        </w:rPr>
+        <w:t xml:space="preserve">The victorian internet: The remarkable story of the telegraph and the nineteenth century’s on-line pioneers</w:t>
+      </w:r>
+      <w:r>
+        <w:t xml:space="preserve">. Walker; Company.</w:t>
+      </w:r>
+    </w:p>
+    <w:bookmarkEnd w:id="82"/>
+    <w:bookmarkStart w:id="83" w:name="ref-zuboff_surveillance_capitalism"/>
+    <w:p>
+      <w:pPr>
+        <w:pStyle w:val="Bibliography"/>
+      </w:pPr>
+      <w:r>
+        <w:t xml:space="preserve">Zuboff, S. (2019).</w:t>
+      </w:r>
+      <w:r>
+        <w:t xml:space="preserve"> </w:t>
+      </w:r>
+      <w:r>
+        <w:rPr>
+          <w:iCs/>
+          <w:i/>
+        </w:rPr>
+        <w:t xml:space="preserve">The age of surveillance capitalism: The fight for a human future at the new frontier of power</w:t>
+      </w:r>
+      <w:r>
+        <w:t xml:space="preserve">. PublicAffairs.</w:t>
+      </w:r>
+    </w:p>
+    <w:bookmarkEnd w:id="83"/>
+    <w:bookmarkEnd w:id="84"/>
+    <w:bookmarkEnd w:id="85"/>
     <w:sectPr>
       <w:footnotePr>
         <w:numRestart w:val="eachSect"/>
@@ -5984,14 +7211,14 @@
 <file path=word/numbering.xml><?xml version="1.0" encoding="utf-8"?>
 <w:numbering xmlns:w="http://schemas.openxmlformats.org/wordprocessingml/2006/main">
   <w:abstractNum w:abstractNumId="990">
-    <w:nsid w:val="0000A990"/>
+    <w:nsid w:val="A990"/>
     <w:multiLevelType w:val="multilevel"/>
     <w:lvl w:ilvl="0">
       <w:numFmt w:val="bullet"/>
       <w:lvlText w:val=" "/>
       <w:lvlJc w:val="left"/>
       <w:pPr>
-        <w:ind w:left="720" w:hanging="360"/>
+        <w:ind w:left="720" w:hanging="480"/>
       </w:pPr>
     </w:lvl>
     <w:lvl w:ilvl="1">
@@ -5999,7 +7226,7 @@
       <w:lvlText w:val=" "/>
       <w:lvlJc w:val="left"/>
       <w:pPr>
-        <w:ind w:left="1440" w:hanging="360"/>
+        <w:ind w:left="1440" w:hanging="480"/>
       </w:pPr>
     </w:lvl>
     <w:lvl w:ilvl="2">
@@ -6007,7 +7234,7 @@
       <w:lvlText w:val=" "/>
       <w:lvlJc w:val="left"/>
       <w:pPr>
-        <w:ind w:left="2160" w:hanging="360"/>
+        <w:ind w:left="2160" w:hanging="480"/>
       </w:pPr>
     </w:lvl>
     <w:lvl w:ilvl="3">
@@ -6015,7 +7242,7 @@
       <w:lvlText w:val=" "/>
       <w:lvlJc w:val="left"/>
       <w:pPr>
-        <w:ind w:left="2880" w:hanging="360"/>
+        <w:ind w:left="2880" w:hanging="480"/>
       </w:pPr>
     </w:lvl>
     <w:lvl w:ilvl="4">
@@ -6023,7 +7250,7 @@
       <w:lvlText w:val=" "/>
       <w:lvlJc w:val="left"/>
       <w:pPr>
-        <w:ind w:left="3600" w:hanging="360"/>
+        <w:ind w:left="3600" w:hanging="480"/>
       </w:pPr>
     </w:lvl>
     <w:lvl w:ilvl="5">
@@ -6031,7 +7258,7 @@
       <w:lvlText w:val=" "/>
       <w:lvlJc w:val="left"/>
       <w:pPr>
-        <w:ind w:left="4320" w:hanging="360"/>
+        <w:ind w:left="4320" w:hanging="480"/>
       </w:pPr>
     </w:lvl>
     <w:lvl w:ilvl="6">
@@ -6039,7 +7266,7 @@
       <w:lvlText w:val=" "/>
       <w:lvlJc w:val="left"/>
       <w:pPr>
-        <w:ind w:left="5040" w:hanging="360"/>
+        <w:ind w:left="5040" w:hanging="480"/>
       </w:pPr>
     </w:lvl>
     <w:lvl w:ilvl="7">
@@ -6047,7 +7274,7 @@
       <w:lvlText w:val=" "/>
       <w:lvlJc w:val="left"/>
       <w:pPr>
-        <w:ind w:left="5760" w:hanging="360"/>
+        <w:ind w:left="5760" w:hanging="480"/>
       </w:pPr>
     </w:lvl>
     <w:lvl w:ilvl="8">
@@ -6055,12 +7282,12 @@
       <w:lvlText w:val=" "/>
       <w:lvlJc w:val="left"/>
       <w:pPr>
-        <w:ind w:left="6480" w:hanging="360"/>
+        <w:ind w:left="6480" w:hanging="480"/>
       </w:pPr>
     </w:lvl>
   </w:abstractNum>
   <w:abstractNum w:abstractNumId="99201">
-    <w:nsid w:val="00A99201"/>
+    <w:nsid w:val="A99201"/>
     <w:multiLevelType w:val="multilevel"/>
     <w:lvl w:ilvl="0">
       <w:start w:val="1"/>
@@ -6068,7 +7295,7 @@
       <w:lvlText w:val="%1."/>
       <w:lvlJc w:val="left"/>
       <w:pPr>
-        <w:ind w:left="720" w:hanging="360"/>
+        <w:ind w:left="720" w:hanging="480"/>
       </w:pPr>
     </w:lvl>
     <w:lvl w:ilvl="1">
@@ -6077,7 +7304,7 @@
       <w:lvlText w:val="%2."/>
       <w:lvlJc w:val="left"/>
       <w:pPr>
-        <w:ind w:left="1440" w:hanging="360"/>
+        <w:ind w:left="1440" w:hanging="480"/>
       </w:pPr>
     </w:lvl>
     <w:lvl w:ilvl="2">
@@ -6086,7 +7313,7 @@
       <w:lvlText w:val="%3."/>
       <w:lvlJc w:val="left"/>
       <w:pPr>
-        <w:ind w:left="2160" w:hanging="360"/>
+        <w:ind w:left="2160" w:hanging="480"/>
       </w:pPr>
     </w:lvl>
     <w:lvl w:ilvl="3">
@@ -6095,7 +7322,7 @@
       <w:lvlText w:val="%4."/>
       <w:lvlJc w:val="left"/>
       <w:pPr>
-        <w:ind w:left="2880" w:hanging="360"/>
+        <w:ind w:left="2880" w:hanging="480"/>
       </w:pPr>
     </w:lvl>
     <w:lvl w:ilvl="4">
@@ -6104,7 +7331,7 @@
       <w:lvlText w:val="%5."/>
       <w:lvlJc w:val="left"/>
       <w:pPr>
-        <w:ind w:left="3600" w:hanging="360"/>
+        <w:ind w:left="3600" w:hanging="480"/>
       </w:pPr>
     </w:lvl>
     <w:lvl w:ilvl="5">
@@ -6113,7 +7340,7 @@
       <w:lvlText w:val="%6."/>
       <w:lvlJc w:val="left"/>
       <w:pPr>
-        <w:ind w:left="4320" w:hanging="360"/>
+        <w:ind w:left="4320" w:hanging="480"/>
       </w:pPr>
     </w:lvl>
     <w:lvl w:ilvl="6">
@@ -6122,7 +7349,7 @@
       <w:lvlText w:val="%7."/>
       <w:lvlJc w:val="left"/>
       <w:pPr>
-        <w:ind w:left="5040" w:hanging="360"/>
+        <w:ind w:left="5040" w:hanging="480"/>
       </w:pPr>
     </w:lvl>
     <w:lvl w:ilvl="7">
@@ -6131,7 +7358,7 @@
       <w:lvlText w:val="%8."/>
       <w:lvlJc w:val="left"/>
       <w:pPr>
-        <w:ind w:left="5760" w:hanging="360"/>
+        <w:ind w:left="5760" w:hanging="480"/>
       </w:pPr>
     </w:lvl>
     <w:lvl w:ilvl="8">
@@ -6140,111 +7367,84 @@
       <w:lvlText w:val="%9."/>
       <w:lvlJc w:val="left"/>
       <w:pPr>
-        <w:ind w:left="6480" w:hanging="360"/>
+        <w:ind w:left="6480" w:hanging="480"/>
       </w:pPr>
     </w:lvl>
   </w:abstractNum>
   <w:abstractNum w:abstractNumId="991">
-    <w:nsid w:val="0000A991"/>
+    <w:nsid w:val="A991"/>
     <w:multiLevelType w:val="multilevel"/>
     <w:lvl w:ilvl="0">
       <w:numFmt w:val="bullet"/>
-      <w:lvlText w:val=""/>
+      <w:lvlText w:val="•"/>
       <w:lvlJc w:val="left"/>
       <w:pPr>
-        <w:ind w:left="720" w:hanging="360"/>
-      </w:pPr>
-      <w:rPr>
-        <w:rFonts w:ascii="Symbol" w:hAnsi="Symbol" w:cs="Symbol" w:hint="default"/>
-      </w:rPr>
+        <w:ind w:left="720" w:hanging="480"/>
+      </w:pPr>
     </w:lvl>
     <w:lvl w:ilvl="1">
       <w:numFmt w:val="bullet"/>
-      <w:lvlText w:val="o"/>
+      <w:lvlText w:val="–"/>
       <w:lvlJc w:val="left"/>
       <w:pPr>
-        <w:ind w:left="1440" w:hanging="360"/>
-      </w:pPr>
-      <w:rPr>
-        <w:rFonts w:ascii="Courier New" w:hAnsi="Courier New" w:cs="Courier New" w:hint="default"/>
-      </w:rPr>
+        <w:ind w:left="1440" w:hanging="480"/>
+      </w:pPr>
     </w:lvl>
     <w:lvl w:ilvl="2">
       <w:numFmt w:val="bullet"/>
-      <w:lvlText w:val=""/>
+      <w:lvlText w:val="•"/>
       <w:lvlJc w:val="left"/>
       <w:pPr>
-        <w:ind w:left="2160" w:hanging="360"/>
-      </w:pPr>
-      <w:rPr>
-        <w:rFonts w:ascii="Wingdings" w:hAnsi="Wingdings" w:cs="Wingdings" w:hint="default"/>
-      </w:rPr>
+        <w:ind w:left="2160" w:hanging="480"/>
+      </w:pPr>
     </w:lvl>
     <w:lvl w:ilvl="3">
       <w:numFmt w:val="bullet"/>
-      <w:lvlText w:val=""/>
+      <w:lvlText w:val="–"/>
       <w:lvlJc w:val="left"/>
       <w:pPr>
-        <w:ind w:left="2880" w:hanging="360"/>
-      </w:pPr>
-      <w:rPr>
-        <w:rFonts w:ascii="Symbol" w:hAnsi="Symbol" w:cs="Symbol" w:hint="default"/>
-      </w:rPr>
+        <w:ind w:left="2880" w:hanging="480"/>
+      </w:pPr>
     </w:lvl>
     <w:lvl w:ilvl="4">
       <w:numFmt w:val="bullet"/>
-      <w:lvlText w:val="o"/>
+      <w:lvlText w:val="•"/>
       <w:lvlJc w:val="left"/>
       <w:pPr>
-        <w:ind w:left="3600" w:hanging="360"/>
-      </w:pPr>
-      <w:rPr>
-        <w:rFonts w:ascii="Courier New" w:hAnsi="Courier New" w:cs="Courier New" w:hint="default"/>
-      </w:rPr>
+        <w:ind w:left="3600" w:hanging="480"/>
+      </w:pPr>
     </w:lvl>
     <w:lvl w:ilvl="5">
       <w:numFmt w:val="bullet"/>
-      <w:lvlText w:val=""/>
+      <w:lvlText w:val="–"/>
       <w:lvlJc w:val="left"/>
       <w:pPr>
-        <w:ind w:left="4320" w:hanging="360"/>
-      </w:pPr>
-      <w:rPr>
-        <w:rFonts w:ascii="Wingdings" w:hAnsi="Wingdings" w:cs="Wingdings" w:hint="default"/>
-      </w:rPr>
+        <w:ind w:left="4320" w:hanging="480"/>
+      </w:pPr>
     </w:lvl>
     <w:lvl w:ilvl="6">
       <w:numFmt w:val="bullet"/>
-      <w:lvlText w:val=""/>
+      <w:lvlText w:val="•"/>
       <w:lvlJc w:val="left"/>
       <w:pPr>
-        <w:ind w:left="5040" w:hanging="360"/>
-      </w:pPr>
-      <w:rPr>
-        <w:rFonts w:ascii="Symbol" w:hAnsi="Symbol" w:cs="Symbol" w:hint="default"/>
-      </w:rPr>
+        <w:ind w:left="5040" w:hanging="480"/>
+      </w:pPr>
     </w:lvl>
     <w:lvl w:ilvl="7">
       <w:numFmt w:val="bullet"/>
-      <w:lvlText w:val="o"/>
+      <w:lvlText w:val="–"/>
       <w:lvlJc w:val="left"/>
       <w:pPr>
-        <w:ind w:left="5760" w:hanging="360"/>
-      </w:pPr>
-      <w:rPr>
-        <w:rFonts w:ascii="Courier New" w:hAnsi="Courier New" w:cs="Courier New" w:hint="default"/>
-      </w:rPr>
+        <w:ind w:left="5760" w:hanging="480"/>
+      </w:pPr>
     </w:lvl>
     <w:lvl w:ilvl="8">
       <w:numFmt w:val="bullet"/>
-      <w:lvlText w:val=""/>
+      <w:lvlText w:val="•"/>
       <w:lvlJc w:val="left"/>
       <w:pPr>
-        <w:ind w:left="6480" w:hanging="360"/>
-      </w:pPr>
-      <w:rPr>
-        <w:rFonts w:ascii="Wingdings" w:hAnsi="Wingdings" w:cs="Wingdings" w:hint="default"/>
-      </w:rPr>
+        <w:ind w:left="6480" w:hanging="480"/>
+      </w:pPr>
     </w:lvl>
   </w:abstractNum>
   <w:num w:numId="1000">
@@ -6551,6 +7751,96 @@
     </w:lvlOverride>
   </w:num>
   <w:num w:numId="1011">
+    <w:abstractNumId w:val="99201"/>
+    <w:lvlOverride w:ilvl="0">
+      <w:startOverride w:val="1"/>
+    </w:lvlOverride>
+    <w:lvlOverride w:ilvl="1">
+      <w:startOverride w:val="1"/>
+    </w:lvlOverride>
+    <w:lvlOverride w:ilvl="2">
+      <w:startOverride w:val="1"/>
+    </w:lvlOverride>
+    <w:lvlOverride w:ilvl="3">
+      <w:startOverride w:val="1"/>
+    </w:lvlOverride>
+    <w:lvlOverride w:ilvl="4">
+      <w:startOverride w:val="1"/>
+    </w:lvlOverride>
+    <w:lvlOverride w:ilvl="5">
+      <w:startOverride w:val="1"/>
+    </w:lvlOverride>
+    <w:lvlOverride w:ilvl="6">
+      <w:startOverride w:val="1"/>
+    </w:lvlOverride>
+    <w:lvlOverride w:ilvl="7">
+      <w:startOverride w:val="1"/>
+    </w:lvlOverride>
+    <w:lvlOverride w:ilvl="8">
+      <w:startOverride w:val="1"/>
+    </w:lvlOverride>
+  </w:num>
+  <w:num w:numId="1012">
+    <w:abstractNumId w:val="99201"/>
+    <w:lvlOverride w:ilvl="0">
+      <w:startOverride w:val="1"/>
+    </w:lvlOverride>
+    <w:lvlOverride w:ilvl="1">
+      <w:startOverride w:val="1"/>
+    </w:lvlOverride>
+    <w:lvlOverride w:ilvl="2">
+      <w:startOverride w:val="1"/>
+    </w:lvlOverride>
+    <w:lvlOverride w:ilvl="3">
+      <w:startOverride w:val="1"/>
+    </w:lvlOverride>
+    <w:lvlOverride w:ilvl="4">
+      <w:startOverride w:val="1"/>
+    </w:lvlOverride>
+    <w:lvlOverride w:ilvl="5">
+      <w:startOverride w:val="1"/>
+    </w:lvlOverride>
+    <w:lvlOverride w:ilvl="6">
+      <w:startOverride w:val="1"/>
+    </w:lvlOverride>
+    <w:lvlOverride w:ilvl="7">
+      <w:startOverride w:val="1"/>
+    </w:lvlOverride>
+    <w:lvlOverride w:ilvl="8">
+      <w:startOverride w:val="1"/>
+    </w:lvlOverride>
+  </w:num>
+  <w:num w:numId="1013">
+    <w:abstractNumId w:val="99201"/>
+    <w:lvlOverride w:ilvl="0">
+      <w:startOverride w:val="1"/>
+    </w:lvlOverride>
+    <w:lvlOverride w:ilvl="1">
+      <w:startOverride w:val="1"/>
+    </w:lvlOverride>
+    <w:lvlOverride w:ilvl="2">
+      <w:startOverride w:val="1"/>
+    </w:lvlOverride>
+    <w:lvlOverride w:ilvl="3">
+      <w:startOverride w:val="1"/>
+    </w:lvlOverride>
+    <w:lvlOverride w:ilvl="4">
+      <w:startOverride w:val="1"/>
+    </w:lvlOverride>
+    <w:lvlOverride w:ilvl="5">
+      <w:startOverride w:val="1"/>
+    </w:lvlOverride>
+    <w:lvlOverride w:ilvl="6">
+      <w:startOverride w:val="1"/>
+    </w:lvlOverride>
+    <w:lvlOverride w:ilvl="7">
+      <w:startOverride w:val="1"/>
+    </w:lvlOverride>
+    <w:lvlOverride w:ilvl="8">
+      <w:startOverride w:val="1"/>
+    </w:lvlOverride>
+  </w:num>
+  <w:num w:numId="1014">
     <w:abstractNumId w:val="991"/>
   </w:num>
 </w:numbering>
@@ -7479,8 +8769,8 @@
     <w:name w:val="KeywordTok"/>
     <w:basedOn w:val="VerbatimChar"/>
     <w:rPr>
+      <w:color w:val="007020"/>
       <w:b/>
-      <w:color w:val="007020"/>
     </w:rPr>
   </w:style>
   <w:style w:type="character" w:customStyle="1" w:styleId="DataTypeTok">
@@ -7557,42 +8847,42 @@
     <w:name w:val="ImportTok"/>
     <w:basedOn w:val="VerbatimChar"/>
     <w:rPr>
+      <w:color w:val="008000"/>
       <w:b/>
-      <w:color w:val="008000"/>
     </w:rPr>
   </w:style>
   <w:style w:type="character" w:customStyle="1" w:styleId="CommentTok">
     <w:name w:val="CommentTok"/>
     <w:basedOn w:val="VerbatimChar"/>
     <w:rPr>
+      <w:color w:val="60a0b0"/>
       <w:i/>
-      <w:color w:val="60a0b0"/>
     </w:rPr>
   </w:style>
   <w:style w:type="character" w:customStyle="1" w:styleId="DocumentationTok">
     <w:name w:val="DocumentationTok"/>
     <w:basedOn w:val="VerbatimChar"/>
     <w:rPr>
+      <w:color w:val="ba2121"/>
       <w:i/>
-      <w:color w:val="ba2121"/>
     </w:rPr>
   </w:style>
   <w:style w:type="character" w:customStyle="1" w:styleId="AnnotationTok">
     <w:name w:val="AnnotationTok"/>
     <w:basedOn w:val="VerbatimChar"/>
     <w:rPr>
+      <w:color w:val="60a0b0"/>
       <w:b/>
       <w:i/>
-      <w:color w:val="60a0b0"/>
     </w:rPr>
   </w:style>
   <w:style w:type="character" w:customStyle="1" w:styleId="CommentVarTok">
     <w:name w:val="CommentVarTok"/>
     <w:basedOn w:val="VerbatimChar"/>
     <w:rPr>
+      <w:color w:val="60a0b0"/>
       <w:b/>
       <w:i/>
-      <w:color w:val="60a0b0"/>
     </w:rPr>
   </w:style>
   <w:style w:type="character" w:customStyle="1" w:styleId="OtherTok">
@@ -7620,8 +8910,8 @@
     <w:name w:val="ControlFlowTok"/>
     <w:basedOn w:val="VerbatimChar"/>
     <w:rPr>
+      <w:color w:val="007020"/>
       <w:b/>
-      <w:color w:val="007020"/>
     </w:rPr>
   </w:style>
   <w:style w:type="character" w:customStyle="1" w:styleId="OperatorTok">
@@ -7666,34 +8956,34 @@
     <w:name w:val="InformationTok"/>
     <w:basedOn w:val="VerbatimChar"/>
     <w:rPr>
+      <w:color w:val="60a0b0"/>
       <w:b/>
       <w:i/>
-      <w:color w:val="60a0b0"/>
     </w:rPr>
   </w:style>
   <w:style w:type="character" w:customStyle="1" w:styleId="WarningTok">
     <w:name w:val="WarningTok"/>
     <w:basedOn w:val="VerbatimChar"/>
     <w:rPr>
+      <w:color w:val="60a0b0"/>
       <w:b/>
       <w:i/>
-      <w:color w:val="60a0b0"/>
     </w:rPr>
   </w:style>
   <w:style w:type="character" w:customStyle="1" w:styleId="AlertTok">
     <w:name w:val="AlertTok"/>
     <w:basedOn w:val="VerbatimChar"/>
     <w:rPr>
+      <w:color w:val="ff0000"/>
       <w:b/>
-      <w:color w:val="ff0000"/>
     </w:rPr>
   </w:style>
   <w:style w:type="character" w:customStyle="1" w:styleId="ErrorTok">
     <w:name w:val="ErrorTok"/>
     <w:basedOn w:val="VerbatimChar"/>
     <w:rPr>
+      <w:color w:val="ff0000"/>
       <w:b/>
-      <w:color w:val="ff0000"/>
     </w:rPr>
   </w:style>
   <w:style w:type="character" w:customStyle="1" w:styleId="NormalTok">

--- a/docx/ch01_history.docx
+++ b/docx/ch01_history.docx
@@ -141,7 +141,7 @@
         <w:pStyle w:val="Compact"/>
       </w:pPr>
       <w:r>
-        <w:t xml:space="preserve">What are the five major information technology revolutions, and what ethical patterns do they share?</w:t>
+        <w:t xml:space="preserve">What are the five information technology revolutions, and what ethical patterns do they share?</w:t>
       </w:r>
     </w:p>
     <w:p>
@@ -153,7 +153,7 @@
         <w:pStyle w:val="Compact"/>
       </w:pPr>
       <w:r>
-        <w:t xml:space="preserve">Why does every revolutionary technology promise liberation yet enable new forms of control?</w:t>
+        <w:t xml:space="preserve">Why does every revolutionary technology promise liberation yet enable new control?</w:t>
       </w:r>
     </w:p>
     <w:p>
@@ -189,7 +189,7 @@
         <w:pStyle w:val="Compact"/>
       </w:pPr>
       <w:r>
-        <w:t xml:space="preserve">What historical lessons should we carry into our thinking about AI, privacy, and surveillance today?</w:t>
+        <w:t xml:space="preserve">What lessons should we carry into our thinking about AI, privacy, and surveillance today?</w:t>
       </w:r>
     </w:p>
     <w:bookmarkEnd w:id="21"/>
@@ -209,55 +209,43 @@
         <w:pStyle w:val="FirstParagraph"/>
       </w:pPr>
       <w:r>
-        <w:t xml:space="preserve">In 399 BCE, the philosopher Socrates stood before a jury of five hundred Athenian citizens</w:t>
-      </w:r>
-      <w:r>
-        <w:t xml:space="preserve"> </w:t>
-      </w:r>
-      <w:r>
-        <w:t xml:space="preserve">and was condemned to death. The formal charges were impiety toward the city's gods and corrupting</w:t>
-      </w:r>
-      <w:r>
-        <w:t xml:space="preserve"> </w:t>
-      </w:r>
-      <w:r>
-        <w:t xml:space="preserve">the youth of Athens. His real offense,</w:t>
-      </w:r>
-      <w:r>
-        <w:t xml:space="preserve"> </w:t>
-      </w:r>
-      <w:r>
-        <w:t xml:space="preserve">many historians believe, was something else: he questioned everything, including the authority</w:t>
-      </w:r>
-      <w:r>
-        <w:t xml:space="preserve"> </w:t>
-      </w:r>
-      <w:r>
-        <w:t xml:space="preserve">of those who claimed to know best. He died having written nothing — not a single word. Everything we</w:t>
-      </w:r>
-      <w:r>
-        <w:t xml:space="preserve"> </w:t>
-      </w:r>
-      <w:r>
-        <w:t xml:space="preserve">know about Socrates comes through other people's accounts, above all through the dialogues written by</w:t>
-      </w:r>
-      <w:r>
-        <w:t xml:space="preserve"> </w:t>
-      </w:r>
-      <w:r>
-        <w:t xml:space="preserve">his most famous student, Plato. There is a deep irony here that Socrates himself would have appreciated.</w:t>
-      </w:r>
-      <w:r>
-        <w:t xml:space="preserve"> </w:t>
-      </w:r>
-      <w:r>
-        <w:t xml:space="preserve">He distrusted writing. He thought it was a poor substitute for real conversation. And yet he lives in</w:t>
-      </w:r>
-      <w:r>
-        <w:t xml:space="preserve"> </w:t>
-      </w:r>
-      <w:r>
-        <w:t xml:space="preserve">history</w:t>
+        <w:t xml:space="preserve">In 399 BCE, the philosopher Socrates was condemned to death by a jury of five hundred</w:t>
+      </w:r>
+      <w:r>
+        <w:t xml:space="preserve"> </w:t>
+      </w:r>
+      <w:r>
+        <w:t xml:space="preserve">Athenians for impiety and corrupting the youth. His real offense, many historians believe,</w:t>
+      </w:r>
+      <w:r>
+        <w:t xml:space="preserve"> </w:t>
+      </w:r>
+      <w:r>
+        <w:t xml:space="preserve">was that he questioned everything, including the authority of those who claimed to know best.</w:t>
+      </w:r>
+      <w:r>
+        <w:t xml:space="preserve"> </w:t>
+      </w:r>
+      <w:r>
+        <w:t xml:space="preserve">He died having written nothing. Everything we know about him comes through other people's</w:t>
+      </w:r>
+      <w:r>
+        <w:t xml:space="preserve"> </w:t>
+      </w:r>
+      <w:r>
+        <w:t xml:space="preserve">accounts, above all the dialogues of his student Plato — an irony Socrates would have</w:t>
+      </w:r>
+      <w:r>
+        <w:t xml:space="preserve"> </w:t>
+      </w:r>
+      <w:r>
+        <w:t xml:space="preserve">appreciated, since he distrusted writing as a poor substitute for real conversation. He lives</w:t>
+      </w:r>
+      <w:r>
+        <w:t xml:space="preserve"> </w:t>
+      </w:r>
+      <w:r>
+        <w:t xml:space="preserve">in history</w:t>
       </w:r>
       <w:r>
         <w:t xml:space="preserve"> </w:t>
@@ -278,31 +266,19 @@
         <w:pStyle w:val="BodyText"/>
       </w:pPr>
       <w:r>
-        <w:t xml:space="preserve">This chapter begins with Socrates because his skepticism toward writing captures something important</w:t>
-      </w:r>
-      <w:r>
-        <w:t xml:space="preserve"> </w:t>
-      </w:r>
-      <w:r>
-        <w:t xml:space="preserve">about every major information technology revolution: they always look different from the inside than</w:t>
-      </w:r>
-      <w:r>
-        <w:t xml:space="preserve"> </w:t>
-      </w:r>
-      <w:r>
-        <w:t xml:space="preserve">they do from the outside. The people inventing and adopting a new technology tend to see its</w:t>
-      </w:r>
-      <w:r>
-        <w:t xml:space="preserve"> </w:t>
-      </w:r>
-      <w:r>
-        <w:t xml:space="preserve">possibilities. The critics tend to see the risks. History usually proves both groups partially right —</w:t>
-      </w:r>
-      <w:r>
-        <w:t xml:space="preserve"> </w:t>
-      </w:r>
-      <w:r>
-        <w:t xml:space="preserve">and the surprises tend to be larger than anyone predicted.</w:t>
+        <w:t xml:space="preserve">This chapter begins with Socrates because his skepticism captures something true of every</w:t>
+      </w:r>
+      <w:r>
+        <w:t xml:space="preserve"> </w:t>
+      </w:r>
+      <w:r>
+        <w:t xml:space="preserve">information revolution: adopters see the possibilities, critics see the risks, and history</w:t>
+      </w:r>
+      <w:r>
+        <w:t xml:space="preserve"> </w:t>
+      </w:r>
+      <w:r>
+        <w:t xml:space="preserve">usually proves both partially right — with surprises larger than anyone predicted.</w:t>
       </w:r>
     </w:p>
     <w:p>
@@ -310,13 +286,7 @@
         <w:pStyle w:val="BodyText"/>
       </w:pPr>
       <w:r>
-        <w:t xml:space="preserve">Before diving into specific revolutions, we need two definitions. The first is the subject of this</w:t>
-      </w:r>
-      <w:r>
-        <w:t xml:space="preserve"> </w:t>
-      </w:r>
-      <w:r>
-        <w:t xml:space="preserve">entire course.</w:t>
+        <w:t xml:space="preserve">We need two definitions first.</w:t>
       </w:r>
     </w:p>
     <w:p>
@@ -332,19 +302,19 @@
         <w:pStyle w:val="DefinitionBody"/>
       </w:pPr>
       <w:r>
-        <w:t xml:space="preserve">Any technology used to create, store, transmit, or process information. By this definition,</w:t>
-      </w:r>
-      <w:r>
-        <w:t xml:space="preserve"> </w:t>
-      </w:r>
-      <w:r>
-        <w:t xml:space="preserve">information technology is ancient — writing, the printing press, the telegraph, and the smartphone</w:t>
-      </w:r>
-      <w:r>
-        <w:t xml:space="preserve"> </w:t>
-      </w:r>
-      <w:r>
-        <w:t xml:space="preserve">are all IT, differing in speed and scale but not in kind.</w:t>
+        <w:t xml:space="preserve">Any technology used to create, store, transmit, or process information. By this definition</w:t>
+      </w:r>
+      <w:r>
+        <w:t xml:space="preserve"> </w:t>
+      </w:r>
+      <w:r>
+        <w:t xml:space="preserve">information technology is ancient: writing, the printing press, the telegraph, and the</w:t>
+      </w:r>
+      <w:r>
+        <w:t xml:space="preserve"> </w:t>
+      </w:r>
+      <w:r>
+        <w:t xml:space="preserve">smartphone are all IT, differing in speed and scale but not in kind.</w:t>
       </w:r>
     </w:p>
     <w:p>
@@ -358,19 +328,19 @@
         <w:t xml:space="preserve"> </w:t>
       </w:r>
       <w:r>
-        <w:t xml:space="preserve">something completely unprecedented. Every generation has faced the question of what new communication</w:t>
-      </w:r>
-      <w:r>
-        <w:t xml:space="preserve"> </w:t>
-      </w:r>
-      <w:r>
-        <w:t xml:space="preserve">technologies mean for society, for truth, and for power. The second definition frames how we will</w:t>
-      </w:r>
-      <w:r>
-        <w:t xml:space="preserve"> </w:t>
-      </w:r>
-      <w:r>
-        <w:t xml:space="preserve">evaluate the answers different thinkers have proposed.</w:t>
+        <w:t xml:space="preserve">unprecedented. Every generation has faced the question of what new communication technologies</w:t>
+      </w:r>
+      <w:r>
+        <w:t xml:space="preserve"> </w:t>
+      </w:r>
+      <w:r>
+        <w:t xml:space="preserve">mean for society, for truth, and for power. The second definition frames how we evaluate the</w:t>
+      </w:r>
+      <w:r>
+        <w:t xml:space="preserve"> </w:t>
+      </w:r>
+      <w:r>
+        <w:t xml:space="preserve">answers.</w:t>
       </w:r>
     </w:p>
     <w:p>
@@ -402,25 +372,25 @@
         <w:t xml:space="preserve"> </w:t>
       </w:r>
       <w:r>
-        <w:t xml:space="preserve">to act — with identifying</w:t>
-      </w:r>
-      <w:r>
-        <w:t xml:space="preserve"> </w:t>
-      </w:r>
-      <w:r>
-        <w:t xml:space="preserve">the principles that distinguish right from wrong. Unlike descriptive ethics (what people</w:t>
-      </w:r>
-      <w:r>
-        <w:t xml:space="preserve"> </w:t>
-      </w:r>
-      <w:r>
-        <w:t xml:space="preserve">actually believe) or metaethics (whether moral facts exist at all), normative ethics aims</w:t>
-      </w:r>
-      <w:r>
-        <w:t xml:space="preserve"> </w:t>
-      </w:r>
-      <w:r>
-        <w:t xml:space="preserve">to guide conduct.</w:t>
+        <w:t xml:space="preserve">to act — with the</w:t>
+      </w:r>
+      <w:r>
+        <w:t xml:space="preserve"> </w:t>
+      </w:r>
+      <w:r>
+        <w:t xml:space="preserve">principles that distinguish right from wrong. Unlike descriptive ethics (what people</w:t>
+      </w:r>
+      <w:r>
+        <w:t xml:space="preserve"> </w:t>
+      </w:r>
+      <w:r>
+        <w:t xml:space="preserve">actually believe) or metaethics (whether moral facts exist), normative ethics aims to</w:t>
+      </w:r>
+      <w:r>
+        <w:t xml:space="preserve"> </w:t>
+      </w:r>
+      <w:r>
+        <w:t xml:space="preserve">guide conduct.</w:t>
       </w:r>
     </w:p>
     <w:p>
@@ -440,13 +410,13 @@
         <w:t xml:space="preserve"> </w:t>
       </w:r>
       <w:r>
-        <w:t xml:space="preserve">did it well. The five revolutions we examine are ordered chronologically, and each one will</w:t>
-      </w:r>
-      <w:r>
-        <w:t xml:space="preserve"> </w:t>
-      </w:r>
-      <w:r>
-        <w:t xml:space="preserve">give us new concepts and case studies to bring to that evaluative project.</w:t>
+        <w:t xml:space="preserve">did it well. The five revolutions ahead are chronological, and each gives us new concepts and</w:t>
+      </w:r>
+      <w:r>
+        <w:t xml:space="preserve"> </w:t>
+      </w:r>
+      <w:r>
+        <w:t xml:space="preserve">cases for that project.</w:t>
       </w:r>
     </w:p>
     <w:p>
@@ -463,7 +433,7 @@
               <a:graphicData uri="http://schemas.openxmlformats.org/drawingml/2006/picture">
                 <pic:pic>
                   <pic:nvPicPr>
-                    <pic:cNvPr descr="/tmp/docx-build-87TwSJ/ch01_history-diagrams/diag_0.png" id="25" name="Picture"/>
+                    <pic:cNvPr descr="/tmp/docx-build-7NZiS3/ch01_history-diagrams/diag_0.png" id="25" name="Picture"/>
                     <pic:cNvPicPr>
                       <a:picLocks noChangeArrowheads="1" noChangeAspect="1"/>
                     </pic:cNvPicPr>
@@ -501,7 +471,7 @@
         <w:pStyle w:val="ImageCaption"/>
       </w:pPr>
       <w:r>
-        <w:t xml:space="preserve">Figure 1.1 — The five major information technology revolutions examined in this chapter, in chronological order. Each raised ethical questions that echo into the present.</w:t>
+        <w:t xml:space="preserve">Figure 1.1 — The five information technology revolutions examined in this chapter, in chronological order. Each raised ethical questions that echo into the present.</w:t>
       </w:r>
     </w:p>
     <w:p>
@@ -835,25 +805,19 @@
         <w:pStyle w:val="BodyText"/>
       </w:pPr>
       <w:r>
-        <w:t xml:space="preserve">Notice what the last column of that table is doing. In every row, the same technology is pulling</w:t>
-      </w:r>
-      <w:r>
-        <w:t xml:space="preserve"> </w:t>
-      </w:r>
-      <w:r>
-        <w:t xml:space="preserve">in two directions at once, and the thinkers we will meet line up on opposite sides of that pull.</w:t>
-      </w:r>
-      <w:r>
-        <w:t xml:space="preserve"> </w:t>
-      </w:r>
-      <w:r>
-        <w:t xml:space="preserve">Keeping the tension in view — rather than deciding in advance that technology is good or bad — is</w:t>
-      </w:r>
-      <w:r>
-        <w:t xml:space="preserve"> </w:t>
-      </w:r>
-      <w:r>
-        <w:t xml:space="preserve">the habit of mind this chapter is trying to build.</w:t>
+        <w:t xml:space="preserve">Notice the last column: in every row the same technology pulls in two directions, and the</w:t>
+      </w:r>
+      <w:r>
+        <w:t xml:space="preserve"> </w:t>
+      </w:r>
+      <w:r>
+        <w:t xml:space="preserve">thinkers we will meet line up on opposite sides. Keeping that tension in view, rather than</w:t>
+      </w:r>
+      <w:r>
+        <w:t xml:space="preserve"> </w:t>
+      </w:r>
+      <w:r>
+        <w:t xml:space="preserve">deciding in advance that technology is good or bad, is the habit this chapter is trying to build.</w:t>
       </w:r>
     </w:p>
     <w:p>
@@ -873,7 +837,7 @@
         <w:pStyle w:val="Compact"/>
       </w:pPr>
       <w:r>
-        <w:t xml:space="preserve">Our definition counts writing, the printing press, and the smartphone as the same kind of thing. What does that definition help you notice? What might it cause you to miss?</w:t>
+        <w:t xml:space="preserve">Our definition counts writing, the printing press, and the smartphone as the same kind of thing. What does that help you notice? What might it cause you to miss?</w:t>
       </w:r>
     </w:p>
     <w:p>
@@ -885,7 +849,7 @@
         <w:pStyle w:val="Compact"/>
       </w:pPr>
       <w:r>
-        <w:t xml:space="preserve">What is the oldest piece of information technology you personally use in a normal week — and what would change if it vanished?</w:t>
+        <w:t xml:space="preserve">What is the oldest piece of information technology you use in a normal week — and what would change if it vanished?</w:t>
       </w:r>
     </w:p>
     <w:p>
@@ -913,19 +877,7 @@
         <w:t xml:space="preserve"> </w:t>
       </w:r>
       <w:r>
-        <w:t xml:space="preserve">different in kind, not just in speed and scale, because it computes rather than merely stores. Make that objection as strong as you can. Does it survive?</w:t>
-      </w:r>
-    </w:p>
-    <w:p>
-      <w:pPr>
-        <w:numPr>
-          <w:ilvl w:val="0"/>
-          <w:numId w:val="1002"/>
-        </w:numPr>
-        <w:pStyle w:val="Compact"/>
-      </w:pPr>
-      <w:r>
-        <w:t xml:space="preserve">Normative ethics asks how we ought to act. Who, if anyone, is in a position to answer that question about a technology used by billions of people?</w:t>
+        <w:t xml:space="preserve">different in kind, because it computes rather than merely stores. Make that objection as strong as you can. Does it survive?</w:t>
       </w:r>
     </w:p>
     <w:bookmarkEnd w:id="26"/>
@@ -945,43 +897,31 @@
         <w:pStyle w:val="FirstParagraph"/>
       </w:pPr>
       <w:r>
-        <w:t xml:space="preserve">Around 3200 BCE, in the city-states of ancient Mesopotamia — the region we now call Iraq —</w:t>
-      </w:r>
-      <w:r>
-        <w:t xml:space="preserve"> </w:t>
-      </w:r>
-      <w:r>
-        <w:t xml:space="preserve">scribes began pressing reed styluses into wet clay tablets to produce what we recognize as</w:t>
-      </w:r>
-      <w:r>
-        <w:t xml:space="preserve"> </w:t>
-      </w:r>
-      <w:r>
-        <w:t xml:space="preserve">the world's first writing system: cuneiform. Its early uses were mundane. Archaeologists</w:t>
-      </w:r>
-      <w:r>
-        <w:t xml:space="preserve"> </w:t>
-      </w:r>
-      <w:r>
-        <w:t xml:space="preserve">have found ancient records of grain allocations, cattle inventories, and commercial debts.</w:t>
-      </w:r>
-      <w:r>
-        <w:t xml:space="preserve"> </w:t>
-      </w:r>
-      <w:r>
-        <w:t xml:space="preserve">Writing began as a technology for keeping score. Yet within a few centuries it had transformed</w:t>
-      </w:r>
-      <w:r>
-        <w:t xml:space="preserve"> </w:t>
-      </w:r>
-      <w:r>
-        <w:t xml:space="preserve">into something far more consequential: a tool for preserving law, transmitting religion,</w:t>
-      </w:r>
-      <w:r>
-        <w:t xml:space="preserve"> </w:t>
-      </w:r>
-      <w:r>
-        <w:t xml:space="preserve">accumulating science, and producing literature. The</w:t>
+        <w:t xml:space="preserve">Around 3200 BCE, in the city-states of ancient Mesopotamia — now Iraq — scribes began pressing</w:t>
+      </w:r>
+      <w:r>
+        <w:t xml:space="preserve"> </w:t>
+      </w:r>
+      <w:r>
+        <w:t xml:space="preserve">reed styluses into wet clay to produce the world's first writing system: cuneiform. Its early</w:t>
+      </w:r>
+      <w:r>
+        <w:t xml:space="preserve"> </w:t>
+      </w:r>
+      <w:r>
+        <w:t xml:space="preserve">uses were mundane: grain allocations, cattle inventories, commercial debts. Writing began as a</w:t>
+      </w:r>
+      <w:r>
+        <w:t xml:space="preserve"> </w:t>
+      </w:r>
+      <w:r>
+        <w:t xml:space="preserve">technology for keeping score. Yet within a few centuries it had become a tool for preserving</w:t>
+      </w:r>
+      <w:r>
+        <w:t xml:space="preserve"> </w:t>
+      </w:r>
+      <w:r>
+        <w:t xml:space="preserve">law, transmitting religion, accumulating science, and producing literature. The</w:t>
       </w:r>
       <w:r>
         <w:t xml:space="preserve"> </w:t>
@@ -994,25 +934,13 @@
         <w:t xml:space="preserve">Epic of Gilgamesh</w:t>
       </w:r>
       <w:r>
-        <w:t xml:space="preserve">, composed around</w:t>
-      </w:r>
-      <w:r>
-        <w:t xml:space="preserve"> </w:t>
-      </w:r>
-      <w:r>
-        <w:t xml:space="preserve">2100 BCE and surviving on clay tablets, is one of the earliest pieces of literature in human</w:t>
-      </w:r>
-      <w:r>
-        <w:t xml:space="preserve"> </w:t>
-      </w:r>
-      <w:r>
-        <w:t xml:space="preserve">history — a meditation on mortality, friendship, and the search for meaning that would not</w:t>
-      </w:r>
-      <w:r>
-        <w:t xml:space="preserve"> </w:t>
-      </w:r>
-      <w:r>
-        <w:t xml:space="preserve">feel out of place in a contemporary bookstore.</w:t>
+        <w:t xml:space="preserve">, composed around 2100 BCE, is one of the earliest works of literature</w:t>
+      </w:r>
+      <w:r>
+        <w:t xml:space="preserve"> </w:t>
+      </w:r>
+      <w:r>
+        <w:t xml:space="preserve">we have — a meditation on mortality, friendship, and the search for meaning.</w:t>
       </w:r>
     </w:p>
     <w:p>
@@ -1020,37 +948,31 @@
         <w:pStyle w:val="BodyText"/>
       </w:pPr>
       <w:r>
-        <w:t xml:space="preserve">The invention of writing externalizes memory. Before writing, knowledge lived inside people:</w:t>
-      </w:r>
-      <w:r>
-        <w:t xml:space="preserve"> </w:t>
-      </w:r>
-      <w:r>
-        <w:t xml:space="preserve">in the minds of elders, in the performances of bards, in the accumulated skills of craftspeople.</w:t>
-      </w:r>
-      <w:r>
-        <w:t xml:space="preserve"> </w:t>
-      </w:r>
-      <w:r>
-        <w:t xml:space="preserve">When those people died, their knowledge died with them unless it had been passed on through</w:t>
-      </w:r>
-      <w:r>
-        <w:t xml:space="preserve"> </w:t>
-      </w:r>
-      <w:r>
-        <w:t xml:space="preserve">direct instruction. Writing broke this cycle. Suddenly, a legal code could outlast its author</w:t>
-      </w:r>
-      <w:r>
-        <w:t xml:space="preserve"> </w:t>
-      </w:r>
-      <w:r>
-        <w:t xml:space="preserve">by millennia. A mathematical proof could be checked and built upon by people who never met</w:t>
-      </w:r>
-      <w:r>
-        <w:t xml:space="preserve"> </w:t>
-      </w:r>
-      <w:r>
-        <w:t xml:space="preserve">its originator. A religious text could reach believers scattered across continents.</w:t>
+        <w:t xml:space="preserve">Writing externalizes memory. Before it, knowledge lived inside people — in the minds of elders,</w:t>
+      </w:r>
+      <w:r>
+        <w:t xml:space="preserve"> </w:t>
+      </w:r>
+      <w:r>
+        <w:t xml:space="preserve">the performances of bards, the skills of craftspeople — and died with them unless passed on by</w:t>
+      </w:r>
+      <w:r>
+        <w:t xml:space="preserve"> </w:t>
+      </w:r>
+      <w:r>
+        <w:t xml:space="preserve">direct instruction. Writing broke that cycle. A legal code could outlast its author by</w:t>
+      </w:r>
+      <w:r>
+        <w:t xml:space="preserve"> </w:t>
+      </w:r>
+      <w:r>
+        <w:t xml:space="preserve">millennia; a proof could be checked by people who never met its originator; a religious text</w:t>
+      </w:r>
+      <w:r>
+        <w:t xml:space="preserve"> </w:t>
+      </w:r>
+      <w:r>
+        <w:t xml:space="preserve">could reach believers scattered across continents.</w:t>
       </w:r>
     </w:p>
     <w:p>
@@ -1105,25 +1027,19 @@
         <w:pStyle w:val="ImageCaption"/>
       </w:pPr>
       <w:r>
-        <w:t xml:space="preserve">A cuneiform tablet from ancient Mesopotamia (c. 2400–2200 BCE). The wedge-shaped marks</w:t>
-      </w:r>
-      <w:r>
-        <w:t xml:space="preserve"> </w:t>
-      </w:r>
-      <w:r>
-        <w:t xml:space="preserve">were made by pressing a reed stylus into wet clay. Many early tablets recorded economic</w:t>
-      </w:r>
-      <w:r>
-        <w:t xml:space="preserve"> </w:t>
-      </w:r>
-      <w:r>
-        <w:t xml:space="preserve">transactions — writing began as an accounting tool.</w:t>
-      </w:r>
-      <w:r>
-        <w:t xml:space="preserve"> </w:t>
-      </w:r>
-      <w:r>
-        <w:t xml:space="preserve">Public domain.</w:t>
+        <w:t xml:space="preserve">A cuneiform tablet from ancient Mesopotamia (c. 2400–2200 BCE). The wedge-shaped marks were</w:t>
+      </w:r>
+      <w:r>
+        <w:t xml:space="preserve"> </w:t>
+      </w:r>
+      <w:r>
+        <w:t xml:space="preserve">made by pressing a reed stylus into wet clay. Many early tablets recorded economic</w:t>
+      </w:r>
+      <w:r>
+        <w:t xml:space="preserve"> </w:t>
+      </w:r>
+      <w:r>
+        <w:t xml:space="preserve">transactions. Public domain.</w:t>
       </w:r>
     </w:p>
     <w:p>
@@ -1131,13 +1047,13 @@
         <w:pStyle w:val="BodyText"/>
       </w:pPr>
       <w:r>
-        <w:t xml:space="preserve">Not everyone celebrated this transformation. In ancient Athens, a philosopher named Socrates</w:t>
-      </w:r>
-      <w:r>
-        <w:t xml:space="preserve"> </w:t>
-      </w:r>
-      <w:r>
-        <w:t xml:space="preserve">looked at writing and saw something troubling: a technology that would give people the</w:t>
+        <w:t xml:space="preserve">Not everyone celebrated. In Athens, Socrates looked at writing and saw something troubling:</w:t>
+      </w:r>
+      <w:r>
+        <w:t xml:space="preserve"> </w:t>
+      </w:r>
+      <w:r>
+        <w:t xml:space="preserve">a technology that would give people the</w:t>
       </w:r>
       <w:r>
         <w:t xml:space="preserve"> </w:t>
@@ -1232,31 +1148,25 @@
         <w:pStyle w:val="KeyThinker"/>
       </w:pPr>
       <w:r>
-        <w:t xml:space="preserve">Plato was born into an aristocratic Athenian family and became the most influential student</w:t>
-      </w:r>
-      <w:r>
-        <w:t xml:space="preserve"> </w:t>
-      </w:r>
-      <w:r>
-        <w:t xml:space="preserve">of Socrates. After Socrates's execution in 399 BCE, Plato traveled widely before returning to</w:t>
-      </w:r>
-      <w:r>
-        <w:t xml:space="preserve"> </w:t>
-      </w:r>
-      <w:r>
-        <w:t xml:space="preserve">Athens to found the Academy — one of the first institutions of higher learning in Western</w:t>
-      </w:r>
-      <w:r>
-        <w:t xml:space="preserve"> </w:t>
-      </w:r>
-      <w:r>
-        <w:t xml:space="preserve">history, which survived in one form or another for centuries. His works, all written as dialogues,</w:t>
-      </w:r>
-      <w:r>
-        <w:t xml:space="preserve"> </w:t>
-      </w:r>
-      <w:r>
-        <w:t xml:space="preserve">explore ethics, politics, metaphysics, and epistemology.</w:t>
+        <w:t xml:space="preserve">Plato was born into an aristocratic Athenian family and became Socrates's most influential</w:t>
+      </w:r>
+      <w:r>
+        <w:t xml:space="preserve"> </w:t>
+      </w:r>
+      <w:r>
+        <w:t xml:space="preserve">student. After Socrates's execution in 399 BCE, he traveled widely before returning to</w:t>
+      </w:r>
+      <w:r>
+        <w:t xml:space="preserve"> </w:t>
+      </w:r>
+      <w:r>
+        <w:t xml:space="preserve">Athens to found the Academy. His works, all dialogues, explore ethics, politics,</w:t>
+      </w:r>
+      <w:r>
+        <w:t xml:space="preserve"> </w:t>
+      </w:r>
+      <w:r>
+        <w:t xml:space="preserve">metaphysics, and epistemology.</w:t>
       </w:r>
     </w:p>
     <w:p>
@@ -1296,31 +1206,28 @@
         <w:t xml:space="preserve">Phaedrus</w:t>
       </w:r>
       <w:r>
-        <w:t xml:space="preserve">, Plato records Socrates making an argument against writing itself.</w:t>
-      </w:r>
-      <w:r>
-        <w:t xml:space="preserve"> </w:t>
-      </w:r>
-      <w:r>
-        <w:t xml:space="preserve">We only know this argument because someone wrote it down. Socrates famously wrote nothing.</w:t>
-      </w:r>
-      <w:r>
-        <w:t xml:space="preserve"> </w:t>
-      </w:r>
-      <w:r>
-        <w:t xml:space="preserve">He taught through conversation, believing that genuine understanding could only be reached</w:t>
-      </w:r>
-      <w:r>
-        <w:t xml:space="preserve"> </w:t>
-      </w:r>
-      <w:r>
-        <w:t xml:space="preserve">through live dialogue, not by reading fixed texts. Plato spent his life honoring his teacher's</w:t>
-      </w:r>
-      <w:r>
-        <w:t xml:space="preserve"> </w:t>
-      </w:r>
-      <w:r>
-        <w:t xml:space="preserve">ideas by doing exactly what his teacher distrusted.</w:t>
+        <w:t xml:space="preserve"> </w:t>
+      </w:r>
+      <w:r>
+        <w:t xml:space="preserve">he records Socrates arguing against writing itself — and we know</w:t>
+      </w:r>
+      <w:r>
+        <w:t xml:space="preserve"> </w:t>
+      </w:r>
+      <w:r>
+        <w:t xml:space="preserve">that argument only because someone wrote it down. Socrates wrote nothing, believing genuine</w:t>
+      </w:r>
+      <w:r>
+        <w:t xml:space="preserve"> </w:t>
+      </w:r>
+      <w:r>
+        <w:t xml:space="preserve">understanding could come only through live dialogue. Plato spent his life honoring his</w:t>
+      </w:r>
+      <w:r>
+        <w:t xml:space="preserve"> </w:t>
+      </w:r>
+      <w:r>
+        <w:t xml:space="preserve">teacher's ideas by doing exactly what his teacher distrusted.</w:t>
       </w:r>
     </w:p>
     <w:p>
@@ -1328,7 +1235,7 @@
         <w:pStyle w:val="KeyThinker"/>
       </w:pPr>
       <w:r>
-        <w:t xml:space="preserve">Plato's other major works include the</w:t>
+        <w:t xml:space="preserve">His</w:t>
       </w:r>
       <w:r>
         <w:t xml:space="preserve"> </w:t>
@@ -1344,13 +1251,7 @@
         <w:t xml:space="preserve"> </w:t>
       </w:r>
       <w:r>
-        <w:t xml:space="preserve">— a vision of an ideal state ruled</w:t>
-      </w:r>
-      <w:r>
-        <w:t xml:space="preserve"> </w:t>
-      </w:r>
-      <w:r>
-        <w:t xml:space="preserve">by philosopher-kings — and the</w:t>
+        <w:t xml:space="preserve">imagines an ideal state ruled by philosopher-kings; his</w:t>
       </w:r>
       <w:r>
         <w:t xml:space="preserve"> </w:t>
@@ -1363,19 +1264,16 @@
         <w:t xml:space="preserve">Apology</w:t>
       </w:r>
       <w:r>
-        <w:t xml:space="preserve">, his account of Socrates's trial and death.</w:t>
-      </w:r>
-      <w:r>
-        <w:t xml:space="preserve"> </w:t>
-      </w:r>
-      <w:r>
-        <w:t xml:space="preserve">His theory of Forms, which holds that abstract concepts like Justice and Beauty are more real</w:t>
-      </w:r>
-      <w:r>
-        <w:t xml:space="preserve"> </w:t>
-      </w:r>
-      <w:r>
-        <w:t xml:space="preserve">than physical objects, shaped Western philosophy for two thousand years.</w:t>
+        <w:t xml:space="preserve"> </w:t>
+      </w:r>
+      <w:r>
+        <w:t xml:space="preserve">recounts Socrates's trial and death. His theory of Forms — that abstract concepts like Justice</w:t>
+      </w:r>
+      <w:r>
+        <w:t xml:space="preserve"> </w:t>
+      </w:r>
+      <w:r>
+        <w:t xml:space="preserve">and Beauty are more real than physical objects — shaped Western philosophy for two thousand years.</w:t>
       </w:r>
     </w:p>
     <w:bookmarkStart w:id="35" w:name="the-myth-of-theuth-and-thamus"/>
@@ -1405,25 +1303,19 @@
         <w:t xml:space="preserve">Phaedrus</w:t>
       </w:r>
       <w:r>
-        <w:t xml:space="preserve">, Plato has Socrates tell a story — a myth — about the invention of</w:t>
-      </w:r>
-      <w:r>
-        <w:t xml:space="preserve"> </w:t>
-      </w:r>
-      <w:r>
-        <w:t xml:space="preserve">writing. The Egyptian god Theuth has invented writing and presents it to Thamus, the king of</w:t>
-      </w:r>
-      <w:r>
-        <w:t xml:space="preserve"> </w:t>
-      </w:r>
-      <w:r>
-        <w:t xml:space="preserve">Egypt, for his royal approval. Theuth is enthusiastic: writing, he claims, will make the</w:t>
-      </w:r>
-      <w:r>
-        <w:t xml:space="preserve"> </w:t>
-      </w:r>
-      <w:r>
-        <w:t xml:space="preserve">Egyptians wiser and improve their memory. Thamus disagrees, sharply. He argues that Theuth</w:t>
+        <w:t xml:space="preserve">, Plato has Socrates tell a myth about the invention of writing. The</w:t>
+      </w:r>
+      <w:r>
+        <w:t xml:space="preserve"> </w:t>
+      </w:r>
+      <w:r>
+        <w:t xml:space="preserve">Egyptian god Theuth presents writing to Thamus, king of Egypt, for royal approval, promising</w:t>
+      </w:r>
+      <w:r>
+        <w:t xml:space="preserve"> </w:t>
+      </w:r>
+      <w:r>
+        <w:t xml:space="preserve">it will make the Egyptians wiser and improve their memory. Thamus disagrees, sharply: Theuth</w:t>
       </w:r>
       <w:r>
         <w:t xml:space="preserve"> </w:t>
@@ -1437,49 +1329,43 @@
         <w:pStyle w:val="BodyText"/>
       </w:pPr>
       <w:r>
-        <w:t xml:space="preserve">Before going further, one caution about the story itself. Socrates introduces it as something</w:t>
-      </w:r>
-      <w:r>
-        <w:t xml:space="preserve"> </w:t>
-      </w:r>
-      <w:r>
-        <w:t xml:space="preserve">he has "heard," an old tale handed down from Egypt, and generations of readers have taken him</w:t>
-      </w:r>
-      <w:r>
-        <w:t xml:space="preserve"> </w:t>
-      </w:r>
-      <w:r>
-        <w:t xml:space="preserve">at his word. Classicists generally do not. No Egyptian source tells this story, the names do not</w:t>
-      </w:r>
-      <w:r>
-        <w:t xml:space="preserve"> </w:t>
-      </w:r>
-      <w:r>
-        <w:t xml:space="preserve">behave the way genuine Egyptian traditions behave in Greek retellings, and the tale's structure</w:t>
-      </w:r>
-      <w:r>
-        <w:t xml:space="preserve"> </w:t>
-      </w:r>
-      <w:r>
-        <w:t xml:space="preserve">is suspiciously well suited to the argument Plato wants to make. The myth of Theuth and Thamus</w:t>
-      </w:r>
-      <w:r>
-        <w:t xml:space="preserve"> </w:t>
-      </w:r>
-      <w:r>
-        <w:t xml:space="preserve">is almost certainly Plato's own invention, dressed in borrowed antiquity to lend it authority.</w:t>
-      </w:r>
-      <w:r>
-        <w:t xml:space="preserve"> </w:t>
-      </w:r>
-      <w:r>
-        <w:t xml:space="preserve">That is worth sitting with. Plato invented a story attacking writing, wrote it down, and it</w:t>
-      </w:r>
-      <w:r>
-        <w:t xml:space="preserve"> </w:t>
-      </w:r>
-      <w:r>
-        <w:t xml:space="preserve">survives twenty-four centuries later</w:t>
+        <w:t xml:space="preserve">One caution about the story itself. Socrates introduces it as an old tale he has "heard," handed</w:t>
+      </w:r>
+      <w:r>
+        <w:t xml:space="preserve"> </w:t>
+      </w:r>
+      <w:r>
+        <w:t xml:space="preserve">down from Egypt, and generations of readers have taken him at his word. Classicists generally do</w:t>
+      </w:r>
+      <w:r>
+        <w:t xml:space="preserve"> </w:t>
+      </w:r>
+      <w:r>
+        <w:t xml:space="preserve">not: no Egyptian source tells it, the names do not behave as genuine Egyptian traditions do in</w:t>
+      </w:r>
+      <w:r>
+        <w:t xml:space="preserve"> </w:t>
+      </w:r>
+      <w:r>
+        <w:t xml:space="preserve">Greek retellings, and the structure is suspiciously well suited to Plato's argument. The myth is</w:t>
+      </w:r>
+      <w:r>
+        <w:t xml:space="preserve"> </w:t>
+      </w:r>
+      <w:r>
+        <w:t xml:space="preserve">almost certainly Plato's own invention, dressed in borrowed antiquity for authority. Sit with</w:t>
+      </w:r>
+      <w:r>
+        <w:t xml:space="preserve"> </w:t>
+      </w:r>
+      <w:r>
+        <w:t xml:space="preserve">that. Plato invented a story attacking writing, wrote it down, and it survives twenty-four</w:t>
+      </w:r>
+      <w:r>
+        <w:t xml:space="preserve"> </w:t>
+      </w:r>
+      <w:r>
+        <w:t xml:space="preserve">centuries later</w:t>
       </w:r>
       <w:r>
         <w:t xml:space="preserve"> </w:t>
@@ -1495,19 +1381,13 @@
         <w:t xml:space="preserve"> </w:t>
       </w:r>
       <w:r>
-        <w:t xml:space="preserve">he wrote it down. The critique of the</w:t>
-      </w:r>
-      <w:r>
-        <w:t xml:space="preserve"> </w:t>
-      </w:r>
-      <w:r>
-        <w:t xml:space="preserve">technology reaches us only through the technology it criticizes — and it reaches us wearing a</w:t>
-      </w:r>
-      <w:r>
-        <w:t xml:space="preserve"> </w:t>
-      </w:r>
-      <w:r>
-        <w:t xml:space="preserve">false citation.</w:t>
+        <w:t xml:space="preserve">he wrote it down — the critique reaches us only through the</w:t>
+      </w:r>
+      <w:r>
+        <w:t xml:space="preserve"> </w:t>
+      </w:r>
+      <w:r>
+        <w:t xml:space="preserve">technology it criticizes, and wearing a false citation.</w:t>
       </w:r>
     </w:p>
     <w:p>
@@ -1567,7 +1447,7 @@
         <w:pStyle w:val="BodyText"/>
       </w:pPr>
       <w:r>
-        <w:t xml:space="preserve">This passage repays careful attention. Thamus draws a precise distinction between</w:t>
+        <w:t xml:space="preserve">Thamus draws a precise distinction between</w:t>
       </w:r>
       <w:r>
         <w:t xml:space="preserve"> </w:t>
@@ -1583,7 +1463,13 @@
         <w:t xml:space="preserve"> </w:t>
       </w:r>
       <w:r>
-        <w:t xml:space="preserve">— actively held, internalized knowledge — and</w:t>
+        <w:t xml:space="preserve">— actively held, internalized</w:t>
+      </w:r>
+      <w:r>
+        <w:t xml:space="preserve"> </w:t>
+      </w:r>
+      <w:r>
+        <w:t xml:space="preserve">knowledge — and</w:t>
       </w:r>
       <w:r>
         <w:t xml:space="preserve"> </w:t>
@@ -1599,49 +1485,37 @@
         <w:t xml:space="preserve"> </w:t>
       </w:r>
       <w:r>
-        <w:t xml:space="preserve">— the</w:t>
-      </w:r>
-      <w:r>
-        <w:t xml:space="preserve"> </w:t>
-      </w:r>
-      <w:r>
-        <w:t xml:space="preserve">passive retrieval of externally stored information. His worry is not that the information</w:t>
-      </w:r>
-      <w:r>
-        <w:t xml:space="preserve"> </w:t>
-      </w:r>
-      <w:r>
-        <w:t xml:space="preserve">in a written text is false. His worry is that readers will mistake the ability to look</w:t>
-      </w:r>
-      <w:r>
-        <w:t xml:space="preserve"> </w:t>
-      </w:r>
-      <w:r>
-        <w:t xml:space="preserve">something up for the ability to actually understand it. They will "seem to know many things"</w:t>
-      </w:r>
-      <w:r>
-        <w:t xml:space="preserve"> </w:t>
-      </w:r>
-      <w:r>
-        <w:t xml:space="preserve">while actually knowing very little. Does this concern sound familiar? It should. The same</w:t>
-      </w:r>
-      <w:r>
-        <w:t xml:space="preserve"> </w:t>
-      </w:r>
-      <w:r>
-        <w:t xml:space="preserve">objection has been raised about Google, about Wikipedia, about calculators, and about AI</w:t>
-      </w:r>
-      <w:r>
-        <w:t xml:space="preserve"> </w:t>
-      </w:r>
-      <w:r>
-        <w:t xml:space="preserve">chatbots. Every generation has faced a version of Thamus's worry: does this new tool help</w:t>
-      </w:r>
-      <w:r>
-        <w:t xml:space="preserve"> </w:t>
-      </w:r>
-      <w:r>
-        <w:t xml:space="preserve">us think, or does it think for us?</w:t>
+        <w:t xml:space="preserve">— the passive retrieval of stored information. His worry is</w:t>
+      </w:r>
+      <w:r>
+        <w:t xml:space="preserve"> </w:t>
+      </w:r>
+      <w:r>
+        <w:t xml:space="preserve">not that a written text is false, but that readers will mistake looking something up for</w:t>
+      </w:r>
+      <w:r>
+        <w:t xml:space="preserve"> </w:t>
+      </w:r>
+      <w:r>
+        <w:t xml:space="preserve">understanding it. They will "seem to know many things" while knowing very little. The same</w:t>
+      </w:r>
+      <w:r>
+        <w:t xml:space="preserve"> </w:t>
+      </w:r>
+      <w:r>
+        <w:t xml:space="preserve">objection has since been raised about Google, Wikipedia, calculators, and AI chatbots. Every</w:t>
+      </w:r>
+      <w:r>
+        <w:t xml:space="preserve"> </w:t>
+      </w:r>
+      <w:r>
+        <w:t xml:space="preserve">generation faces a version of Thamus's worry: does this new tool help us think, or does it</w:t>
+      </w:r>
+      <w:r>
+        <w:t xml:space="preserve"> </w:t>
+      </w:r>
+      <w:r>
+        <w:t xml:space="preserve">think for us?</w:t>
       </w:r>
     </w:p>
     <w:p>
@@ -1669,7 +1543,7 @@
         <w:pStyle w:val="Compact"/>
       </w:pPr>
       <w:r>
-        <w:t xml:space="preserve">Genuine knowledge requires active engagement: the ability to respond to questions, to adapt an explanation to a particular audience, and to examine one's own reasoning.</w:t>
+        <w:t xml:space="preserve">Genuine knowledge requires active engagement: responding to questions, adapting an explanation to its audience, and examining one's own reasoning.</w:t>
       </w:r>
     </w:p>
     <w:p>
@@ -1681,7 +1555,7 @@
         <w:pStyle w:val="Compact"/>
       </w:pPr>
       <w:r>
-        <w:t xml:space="preserve">A written text cannot respond to questions or adapt to its reader — it always says the same thing to everyone.</w:t>
+        <w:t xml:space="preserve">A written text cannot respond or adapt — it says the same thing to everyone.</w:t>
       </w:r>
     </w:p>
     <w:p>
@@ -1693,7 +1567,7 @@
         <w:pStyle w:val="Compact"/>
       </w:pPr>
       <w:r>
-        <w:t xml:space="preserve">Relying on written texts therefore produces a false sense of understanding: readers feel informed without having genuinely grasped the subject.</w:t>
+        <w:t xml:space="preserve">Relying on written texts therefore produces a false sense of understanding: readers feel informed without having grasped the subject.</w:t>
       </w:r>
     </w:p>
     <w:p>
@@ -1723,7 +1597,7 @@
         <w:t xml:space="preserve"> </w:t>
       </w:r>
       <w:r>
-        <w:t xml:space="preserve">of wisdom, not genuine wisdom, and is therefore inferior to living dialogue for developing real understanding.</w:t>
+        <w:t xml:space="preserve">of wisdom, not genuine wisdom, and is inferior to living dialogue for developing real understanding.</w:t>
       </w:r>
     </w:p>
     <w:p>
@@ -1731,43 +1605,37 @@
         <w:pStyle w:val="BodyText"/>
       </w:pPr>
       <w:r>
-        <w:t xml:space="preserve">Is this argument convincing? There is something undeniably right about it. Students who can</w:t>
-      </w:r>
-      <w:r>
-        <w:t xml:space="preserve"> </w:t>
-      </w:r>
-      <w:r>
-        <w:t xml:space="preserve">recite a definition from their notes without being able to apply or explain it have experienced</w:t>
-      </w:r>
-      <w:r>
-        <w:t xml:space="preserve"> </w:t>
-      </w:r>
-      <w:r>
-        <w:t xml:space="preserve">exactly what Socrates describes. And yet the argument seems too strong. The accumulated knowledge</w:t>
-      </w:r>
-      <w:r>
-        <w:t xml:space="preserve"> </w:t>
-      </w:r>
-      <w:r>
-        <w:t xml:space="preserve">of human civilization — mathematics, science, literature, history, law — would be impossible</w:t>
-      </w:r>
-      <w:r>
-        <w:t xml:space="preserve"> </w:t>
-      </w:r>
-      <w:r>
-        <w:t xml:space="preserve">without writing. Socrates himself benefited from reading: he was deeply familiar with Homer,</w:t>
-      </w:r>
-      <w:r>
-        <w:t xml:space="preserve"> </w:t>
-      </w:r>
-      <w:r>
-        <w:t xml:space="preserve">with earlier philosophers, with Athenian drama. The argument identifies a real risk — confusing</w:t>
-      </w:r>
-      <w:r>
-        <w:t xml:space="preserve"> </w:t>
-      </w:r>
-      <w:r>
-        <w:t xml:space="preserve">external records with internal understanding — without proving that the risk outweighs the gains.</w:t>
+        <w:t xml:space="preserve">Is this convincing? Something in it is undeniably right: students who can recite a definition</w:t>
+      </w:r>
+      <w:r>
+        <w:t xml:space="preserve"> </w:t>
+      </w:r>
+      <w:r>
+        <w:t xml:space="preserve">without being able to apply or explain it have experienced exactly what Socrates describes. And</w:t>
+      </w:r>
+      <w:r>
+        <w:t xml:space="preserve"> </w:t>
+      </w:r>
+      <w:r>
+        <w:t xml:space="preserve">yet the argument seems too strong. The accumulated knowledge of human civilization —</w:t>
+      </w:r>
+      <w:r>
+        <w:t xml:space="preserve"> </w:t>
+      </w:r>
+      <w:r>
+        <w:t xml:space="preserve">mathematics, science, literature, history, law — would be impossible without writing, and</w:t>
+      </w:r>
+      <w:r>
+        <w:t xml:space="preserve"> </w:t>
+      </w:r>
+      <w:r>
+        <w:t xml:space="preserve">Socrates himself benefited from reading Homer, earlier philosophers, and Athenian drama. The</w:t>
+      </w:r>
+      <w:r>
+        <w:t xml:space="preserve"> </w:t>
+      </w:r>
+      <w:r>
+        <w:t xml:space="preserve">argument identifies a real risk without proving that it outweighs the gains.</w:t>
       </w:r>
     </w:p>
     <w:p>
@@ -1791,43 +1659,37 @@
         <w:pStyle w:val="CaseStudy"/>
       </w:pPr>
       <w:r>
-        <w:t xml:space="preserve">Among the most striking early uses of writing is the Code of Hammurabi, a Babylonian legal</w:t>
-      </w:r>
-      <w:r>
-        <w:t xml:space="preserve"> </w:t>
-      </w:r>
-      <w:r>
-        <w:t xml:space="preserve">code inscribed on a basalt stele more than seven feet tall around 1754 BCE. Commissioned by King Hammurabi</w:t>
-      </w:r>
-      <w:r>
-        <w:t xml:space="preserve"> </w:t>
-      </w:r>
-      <w:r>
-        <w:t xml:space="preserve">of Babylon, the code contains 282 laws governing everything from wages and property disputes</w:t>
-      </w:r>
-      <w:r>
-        <w:t xml:space="preserve"> </w:t>
-      </w:r>
-      <w:r>
-        <w:t xml:space="preserve">to marriage, adoption, and criminal punishment. Its famous principle — "an eye for an eye,</w:t>
-      </w:r>
-      <w:r>
-        <w:t xml:space="preserve"> </w:t>
-      </w:r>
-      <w:r>
-        <w:t xml:space="preserve">a tooth for a tooth" — is often quoted out of context; in fact, the code represented a</w:t>
-      </w:r>
-      <w:r>
-        <w:t xml:space="preserve"> </w:t>
-      </w:r>
-      <w:r>
-        <w:t xml:space="preserve">significant constraint on arbitrary royal power, since the king's judges were now bound by</w:t>
-      </w:r>
-      <w:r>
-        <w:t xml:space="preserve"> </w:t>
-      </w:r>
-      <w:r>
-        <w:t xml:space="preserve">written rules rather than personal whim.</w:t>
+        <w:t xml:space="preserve">The Code of Hammurabi, commissioned by the king of Babylon and inscribed around 1754 BCE on</w:t>
+      </w:r>
+      <w:r>
+        <w:t xml:space="preserve"> </w:t>
+      </w:r>
+      <w:r>
+        <w:t xml:space="preserve">a basalt stele more than seven feet tall, contains 282 laws governing everything from wages</w:t>
+      </w:r>
+      <w:r>
+        <w:t xml:space="preserve"> </w:t>
+      </w:r>
+      <w:r>
+        <w:t xml:space="preserve">and property disputes to marriage, adoption, and criminal punishment. Its famous principle —</w:t>
+      </w:r>
+      <w:r>
+        <w:t xml:space="preserve"> </w:t>
+      </w:r>
+      <w:r>
+        <w:t xml:space="preserve">"an eye for an eye, a tooth for a tooth" — is often quoted out of context; the code in fact</w:t>
+      </w:r>
+      <w:r>
+        <w:t xml:space="preserve"> </w:t>
+      </w:r>
+      <w:r>
+        <w:t xml:space="preserve">constrained arbitrary royal power, binding the king's judges to written rules rather than</w:t>
+      </w:r>
+      <w:r>
+        <w:t xml:space="preserve"> </w:t>
+      </w:r>
+      <w:r>
+        <w:t xml:space="preserve">personal whim.</w:t>
       </w:r>
     </w:p>
     <w:p>
@@ -1841,45 +1703,37 @@
         <w:t xml:space="preserve"> </w:t>
       </w:r>
       <w:r>
-        <w:t xml:space="preserve">(who could read) could check whether a judge's ruling conformed to written law. But the</w:t>
-      </w:r>
-      <w:r>
-        <w:t xml:space="preserve"> </w:t>
-      </w:r>
-      <w:r>
-        <w:t xml:space="preserve">administrative apparatus that writing enabled also empowered an imperial bureaucracy. Tax</w:t>
-      </w:r>
-      <w:r>
-        <w:t xml:space="preserve"> </w:t>
-      </w:r>
-      <w:r>
-        <w:t xml:space="preserve">records, tribute lists, and grain accounting allowed Hammurabi to manage an empire of</w:t>
-      </w:r>
-      <w:r>
-        <w:t xml:space="preserve"> </w:t>
-      </w:r>
-      <w:r>
-        <w:t xml:space="preserve">hundreds of thousands of people with a precision impossible in purely oral societies.</w:t>
-      </w:r>
-      <w:r>
-        <w:t xml:space="preserve"> </w:t>
-      </w:r>
-      <w:r>
-        <w:t xml:space="preserve">Writing was simultaneously a check on arbitrary power and a tool for consolidating it.</w:t>
-      </w:r>
-    </w:p>
-    <w:p>
-      <w:pPr>
-        <w:pStyle w:val="CaseStudy"/>
-      </w:pPr>
-      <w:r>
-        <w:t xml:space="preserve">This paradox is characteristic of every IT revolution: the same technology that enables</w:t>
-      </w:r>
-      <w:r>
-        <w:t xml:space="preserve"> </w:t>
-      </w:r>
-      <w:r>
-        <w:t xml:space="preserve">legal accountability also enables administrative surveillance and control.</w:t>
+        <w:t xml:space="preserve">who could read could check a judge's ruling against written law. But writing also enabled</w:t>
+      </w:r>
+      <w:r>
+        <w:t xml:space="preserve"> </w:t>
+      </w:r>
+      <w:r>
+        <w:t xml:space="preserve">an imperial bureaucracy: tax records, tribute lists, and grain accounting let Hammurabi</w:t>
+      </w:r>
+      <w:r>
+        <w:t xml:space="preserve"> </w:t>
+      </w:r>
+      <w:r>
+        <w:t xml:space="preserve">manage hundreds of thousands of people with a precision impossible in oral societies.</w:t>
+      </w:r>
+      <w:r>
+        <w:t xml:space="preserve"> </w:t>
+      </w:r>
+      <w:r>
+        <w:t xml:space="preserve">Writing was at once a check on arbitrary power and a tool for consolidating it — the paradox</w:t>
+      </w:r>
+      <w:r>
+        <w:t xml:space="preserve"> </w:t>
+      </w:r>
+      <w:r>
+        <w:t xml:space="preserve">that recurs in every IT revolution, where the technology of legal accountability is also the</w:t>
+      </w:r>
+      <w:r>
+        <w:t xml:space="preserve"> </w:t>
+      </w:r>
+      <w:r>
+        <w:t xml:space="preserve">technology of surveillance.</w:t>
       </w:r>
     </w:p>
     <w:p>
@@ -1915,7 +1769,7 @@
         <w:t xml:space="preserve"> </w:t>
       </w:r>
       <w:r>
-        <w:t xml:space="preserve">wise without being wise. Do you think the internet has made this problem better or worse? What evidence would you cite?</w:t>
+        <w:t xml:space="preserve">wise without being wise. Has the internet made this better or worse? What evidence would you cite?</w:t>
       </w:r>
     </w:p>
     <w:p>
@@ -1927,7 +1781,7 @@
         <w:pStyle w:val="Compact"/>
       </w:pPr>
       <w:r>
-        <w:t xml:space="preserve">What would be lost if humanity lost all written records tomorrow? What, if anything, would be gained?</w:t>
+        <w:t xml:space="preserve">Is Socrates's argument against writing a good one? Identify its strongest and weakest premise.</w:t>
       </w:r>
     </w:p>
     <w:p>
@@ -1939,31 +1793,7 @@
         <w:pStyle w:val="Compact"/>
       </w:pPr>
       <w:r>
-        <w:t xml:space="preserve">Is Socrates's argument against writing a good argument? Try to identify its strongest and weakest premise.</w:t>
-      </w:r>
-    </w:p>
-    <w:p>
-      <w:pPr>
-        <w:numPr>
-          <w:ilvl w:val="0"/>
-          <w:numId w:val="1004"/>
-        </w:numPr>
-        <w:pStyle w:val="Compact"/>
-      </w:pPr>
-      <w:r>
-        <w:t xml:space="preserve">Plato appears to have invented the Theuth myth and presented it as an inherited Egyptian tradition. Does that change how much weight the argument deserves? Should it?</w:t>
-      </w:r>
-    </w:p>
-    <w:p>
-      <w:pPr>
-        <w:numPr>
-          <w:ilvl w:val="0"/>
-          <w:numId w:val="1004"/>
-        </w:numPr>
-        <w:pStyle w:val="Compact"/>
-      </w:pPr>
-      <w:r>
-        <w:t xml:space="preserve">Hammurabi's Code was both a protection against arbitrary power and a tool of imperial control. Can you think of a modern technology with the same double-edged quality?</w:t>
+        <w:t xml:space="preserve">Plato appears to have invented the Theuth myth and presented it as inherited Egyptian tradition. Does that change how much weight the argument deserves? Should it?</w:t>
       </w:r>
     </w:p>
     <w:bookmarkEnd w:id="35"/>
@@ -1990,67 +1820,49 @@
         <w:t xml:space="preserve"> </w:t>
       </w:r>
       <w:r>
-        <w:t xml:space="preserve">circulated a list of ninety-five theses — arguments he wanted to debate — in Wittenberg, Germany.</w:t>
-      </w:r>
-      <w:r>
-        <w:t xml:space="preserve"> </w:t>
-      </w:r>
-      <w:r>
-        <w:t xml:space="preserve">The familiar image of Luther nailing them to the door of the Castle Church may or may not be</w:t>
-      </w:r>
-      <w:r>
-        <w:t xml:space="preserve"> </w:t>
-      </w:r>
-      <w:r>
-        <w:t xml:space="preserve">literally true; historians have argued about it since the 1960s, because Luther never mentions</w:t>
-      </w:r>
-      <w:r>
-        <w:t xml:space="preserve"> </w:t>
-      </w:r>
-      <w:r>
-        <w:t xml:space="preserve">the nailing and the earliest report comes from a colleague who was not yet living in Wittenberg.</w:t>
-      </w:r>
-      <w:r>
-        <w:t xml:space="preserve"> </w:t>
-      </w:r>
-      <w:r>
-        <w:t xml:space="preserve">Posting theses on a church door was in any case a routine academic gesture. What was not routine</w:t>
-      </w:r>
-      <w:r>
-        <w:t xml:space="preserve"> </w:t>
-      </w:r>
-      <w:r>
-        <w:t xml:space="preserve">was what happened next. Within two weeks, printed copies of Luther's</w:t>
-      </w:r>
-      <w:r>
-        <w:t xml:space="preserve"> </w:t>
-      </w:r>
-      <w:r>
-        <w:t xml:space="preserve">theses had spread across Germany. Within two months, they had reached much of Europe. Within</w:t>
-      </w:r>
-      <w:r>
-        <w:t xml:space="preserve"> </w:t>
-      </w:r>
-      <w:r>
-        <w:t xml:space="preserve">a few years, his German translation of the Bible had become the best-selling book on the</w:t>
-      </w:r>
-      <w:r>
-        <w:t xml:space="preserve"> </w:t>
-      </w:r>
-      <w:r>
-        <w:t xml:space="preserve">continent. None of this would have been possible without the technology that a German goldsmith</w:t>
-      </w:r>
-      <w:r>
-        <w:t xml:space="preserve"> </w:t>
-      </w:r>
-      <w:r>
-        <w:t xml:space="preserve">named Johannes Gutenberg had developed roughly three-quarters of a century earlier: movable</w:t>
-      </w:r>
-      <w:r>
-        <w:t xml:space="preserve"> </w:t>
-      </w:r>
-      <w:r>
-        <w:t xml:space="preserve">type printing.</w:t>
+        <w:t xml:space="preserve">circulated ninety-five theses — arguments he wanted to debate — in Wittenberg, Germany. The</w:t>
+      </w:r>
+      <w:r>
+        <w:t xml:space="preserve"> </w:t>
+      </w:r>
+      <w:r>
+        <w:t xml:space="preserve">familiar image of Luther nailing them to the Castle Church door may or may not be true;</w:t>
+      </w:r>
+      <w:r>
+        <w:t xml:space="preserve"> </w:t>
+      </w:r>
+      <w:r>
+        <w:t xml:space="preserve">historians have argued about it since the 1960s, because Luther never mentions the nailing and</w:t>
+      </w:r>
+      <w:r>
+        <w:t xml:space="preserve"> </w:t>
+      </w:r>
+      <w:r>
+        <w:t xml:space="preserve">the earliest report comes from a colleague not yet living in Wittenberg. Posting theses on a</w:t>
+      </w:r>
+      <w:r>
+        <w:t xml:space="preserve"> </w:t>
+      </w:r>
+      <w:r>
+        <w:t xml:space="preserve">church door was in any case a routine academic gesture. What happened next was not: within a few</w:t>
+      </w:r>
+      <w:r>
+        <w:t xml:space="preserve"> </w:t>
+      </w:r>
+      <w:r>
+        <w:t xml:space="preserve">years his ideas, and his German translation of the Bible, had swept the continent. None of it</w:t>
+      </w:r>
+      <w:r>
+        <w:t xml:space="preserve"> </w:t>
+      </w:r>
+      <w:r>
+        <w:t xml:space="preserve">would have been possible without the technology a German goldsmith named Johannes Gutenberg had</w:t>
+      </w:r>
+      <w:r>
+        <w:t xml:space="preserve"> </w:t>
+      </w:r>
+      <w:r>
+        <w:t xml:space="preserve">developed roughly three-quarters of a century earlier: movable type printing.</w:t>
       </w:r>
     </w:p>
     <w:p>
@@ -2058,61 +1870,49 @@
         <w:pStyle w:val="BodyText"/>
       </w:pPr>
       <w:r>
-        <w:t xml:space="preserve">Before Gutenberg, books were handwritten, one at a time, by scribes — usually monks in</w:t>
-      </w:r>
-      <w:r>
-        <w:t xml:space="preserve"> </w:t>
-      </w:r>
-      <w:r>
-        <w:t xml:space="preserve">monasteries. A single copy of the Bible might take a skilled scribe years to produce and cost</w:t>
-      </w:r>
-      <w:r>
-        <w:t xml:space="preserve"> </w:t>
-      </w:r>
-      <w:r>
-        <w:t xml:space="preserve">as much as a house. How many books existed in Europe on the eve of printing is genuinely</w:t>
-      </w:r>
-      <w:r>
-        <w:t xml:space="preserve"> </w:t>
-      </w:r>
-      <w:r>
-        <w:t xml:space="preserve">unknown; estimates in circulation range from a few thousand to a few tens of thousands, and</w:t>
-      </w:r>
-      <w:r>
-        <w:t xml:space="preserve"> </w:t>
-      </w:r>
-      <w:r>
-        <w:t xml:space="preserve">they rest on assumptions that are hard to check. The scale of the change, however, is not in</w:t>
-      </w:r>
-      <w:r>
-        <w:t xml:space="preserve"> </w:t>
-      </w:r>
-      <w:r>
-        <w:t xml:space="preserve">dispute. By 1500, fifty years after Gutenberg's press began operating, European printers had</w:t>
-      </w:r>
-      <w:r>
-        <w:t xml:space="preserve"> </w:t>
-      </w:r>
-      <w:r>
-        <w:t xml:space="preserve">produced somewhere between nine and twenty million volumes, depending on whose estimate you</w:t>
-      </w:r>
-      <w:r>
-        <w:t xml:space="preserve"> </w:t>
-      </w:r>
-      <w:r>
-        <w:t xml:space="preserve">accept. Books became dramatically cheaper — cheap enough that a prosperous merchant, and</w:t>
-      </w:r>
-      <w:r>
-        <w:t xml:space="preserve"> </w:t>
-      </w:r>
-      <w:r>
-        <w:t xml:space="preserve">eventually a schoolmaster, could own one. Literacy began to spread beyond</w:t>
-      </w:r>
-      <w:r>
-        <w:t xml:space="preserve"> </w:t>
-      </w:r>
-      <w:r>
-        <w:t xml:space="preserve">the clergy and aristocracy. The monopoly that the Catholic Church had long maintained over</w:t>
+        <w:t xml:space="preserve">Before Gutenberg, books were handwritten one at a time by scribes, usually monks; a single</w:t>
+      </w:r>
+      <w:r>
+        <w:t xml:space="preserve"> </w:t>
+      </w:r>
+      <w:r>
+        <w:t xml:space="preserve">Bible might take a skilled scribe years and cost as much as a house. How many books existed</w:t>
+      </w:r>
+      <w:r>
+        <w:t xml:space="preserve"> </w:t>
+      </w:r>
+      <w:r>
+        <w:t xml:space="preserve">in Europe on the eve of printing is genuinely unknown — estimates range from a few thousand to</w:t>
+      </w:r>
+      <w:r>
+        <w:t xml:space="preserve"> </w:t>
+      </w:r>
+      <w:r>
+        <w:t xml:space="preserve">a few tens of thousands, and rest on assumptions hard to check. The scale of the change is not</w:t>
+      </w:r>
+      <w:r>
+        <w:t xml:space="preserve"> </w:t>
+      </w:r>
+      <w:r>
+        <w:t xml:space="preserve">in dispute: by 1500, fifty years after Gutenberg's press began operating, European printers had</w:t>
+      </w:r>
+      <w:r>
+        <w:t xml:space="preserve"> </w:t>
+      </w:r>
+      <w:r>
+        <w:t xml:space="preserve">produced between nine and twenty million volumes, depending on whose estimate you accept. Books</w:t>
+      </w:r>
+      <w:r>
+        <w:t xml:space="preserve"> </w:t>
+      </w:r>
+      <w:r>
+        <w:t xml:space="preserve">became cheap enough that a prosperous merchant, and eventually a schoolmaster, could own one;</w:t>
+      </w:r>
+      <w:r>
+        <w:t xml:space="preserve"> </w:t>
+      </w:r>
+      <w:r>
+        <w:t xml:space="preserve">literacy spread beyond the clergy and aristocracy; and the Catholic Church's long monopoly over</w:t>
       </w:r>
       <w:r>
         <w:t xml:space="preserve"> </w:t>
@@ -2188,19 +1988,13 @@
         <w:t xml:space="preserve"> </w:t>
       </w:r>
       <w:r>
-        <w:t xml:space="preserve">movable type. The quality of the printing rivaled the finest hand-copied manuscripts.</w:t>
-      </w:r>
-      <w:r>
-        <w:t xml:space="preserve"> </w:t>
-      </w:r>
-      <w:r>
-        <w:t xml:space="preserve">About 180 copies were printed; approximately 49 survive.</w:t>
-      </w:r>
-      <w:r>
-        <w:t xml:space="preserve"> </w:t>
-      </w:r>
-      <w:r>
-        <w:t xml:space="preserve">Public domain.</w:t>
+        <w:t xml:space="preserve">movable type; the printing rivaled the finest hand-copied manuscripts. About 180 copies were</w:t>
+      </w:r>
+      <w:r>
+        <w:t xml:space="preserve"> </w:t>
+      </w:r>
+      <w:r>
+        <w:t xml:space="preserve">printed; approximately 49 survive. Public domain.</w:t>
       </w:r>
     </w:p>
     <w:p>
@@ -2246,25 +2040,25 @@
         <w:t xml:space="preserve"> </w:t>
       </w:r>
       <w:r>
-        <w:t xml:space="preserve">against the Catholic Church's practice of selling "indulgences" — payments that supposedly</w:t>
-      </w:r>
-      <w:r>
-        <w:t xml:space="preserve"> </w:t>
-      </w:r>
-      <w:r>
-        <w:t xml:space="preserve">reduced time in purgatory — launched the Protestant Reformation. His 95 Theses questioned</w:t>
-      </w:r>
-      <w:r>
-        <w:t xml:space="preserve"> </w:t>
-      </w:r>
-      <w:r>
-        <w:t xml:space="preserve">papal authority over salvation, and his subsequent writings developed a theology centered</w:t>
-      </w:r>
-      <w:r>
-        <w:t xml:space="preserve"> </w:t>
-      </w:r>
-      <w:r>
-        <w:t xml:space="preserve">on faith alone (</w:t>
+        <w:t xml:space="preserve">against the Catholic Church's sale of "indulgences" — payments that supposedly reduced</w:t>
+      </w:r>
+      <w:r>
+        <w:t xml:space="preserve"> </w:t>
+      </w:r>
+      <w:r>
+        <w:t xml:space="preserve">time in purgatory — launched the Protestant Reformation. His 95 Theses questioned papal</w:t>
+      </w:r>
+      <w:r>
+        <w:t xml:space="preserve"> </w:t>
+      </w:r>
+      <w:r>
+        <w:t xml:space="preserve">authority over salvation, and his later writings developed a theology of faith alone</w:t>
+      </w:r>
+      <w:r>
+        <w:t xml:space="preserve"> </w:t>
+      </w:r>
+      <w:r>
+        <w:t xml:space="preserve">(</w:t>
       </w:r>
       <w:r>
         <w:rPr>
@@ -2292,37 +2086,31 @@
         <w:pStyle w:val="KeyThinker"/>
       </w:pPr>
       <w:r>
-        <w:t xml:space="preserve">Luther was among the first major thinkers to grasp the printing press as a world-historical</w:t>
-      </w:r>
-      <w:r>
-        <w:t xml:space="preserve"> </w:t>
-      </w:r>
-      <w:r>
-        <w:t xml:space="preserve">tool. He wrote and published with extraordinary speed and productivity; his complete works</w:t>
-      </w:r>
-      <w:r>
-        <w:t xml:space="preserve"> </w:t>
-      </w:r>
-      <w:r>
-        <w:t xml:space="preserve">fill over a hundred volumes. He saw the press as providential: a divine instrument for</w:t>
-      </w:r>
-      <w:r>
-        <w:t xml:space="preserve"> </w:t>
-      </w:r>
-      <w:r>
-        <w:t xml:space="preserve">spreading the Gospel in its pure form, without institutional mediation. His German</w:t>
-      </w:r>
-      <w:r>
-        <w:t xml:space="preserve"> </w:t>
-      </w:r>
-      <w:r>
-        <w:t xml:space="preserve">translation of the Bible standardized the German language and made Scripture accessible</w:t>
-      </w:r>
-      <w:r>
-        <w:t xml:space="preserve"> </w:t>
-      </w:r>
-      <w:r>
-        <w:t xml:space="preserve">to ordinary people who could not read Latin.</w:t>
+        <w:t xml:space="preserve">Luther was among the first to grasp the printing press as a world-historical tool. He</w:t>
+      </w:r>
+      <w:r>
+        <w:t xml:space="preserve"> </w:t>
+      </w:r>
+      <w:r>
+        <w:t xml:space="preserve">published with extraordinary speed; his complete works fill over a hundred volumes. He saw</w:t>
+      </w:r>
+      <w:r>
+        <w:t xml:space="preserve"> </w:t>
+      </w:r>
+      <w:r>
+        <w:t xml:space="preserve">the press as providential: a divine instrument for spreading the Gospel without</w:t>
+      </w:r>
+      <w:r>
+        <w:t xml:space="preserve"> </w:t>
+      </w:r>
+      <w:r>
+        <w:t xml:space="preserve">institutional mediation. His German Bible standardized the language and made Scripture</w:t>
+      </w:r>
+      <w:r>
+        <w:t xml:space="preserve"> </w:t>
+      </w:r>
+      <w:r>
+        <w:t xml:space="preserve">accessible to people who could not read Latin.</w:t>
       </w:r>
     </w:p>
     <w:p>
@@ -2336,25 +2124,25 @@
         <w:t xml:space="preserve"> </w:t>
       </w:r>
       <w:r>
-        <w:t xml:space="preserve">authority also led him to support the brutal suppression of the Peasants' Revolt (1525)</w:t>
-      </w:r>
-      <w:r>
-        <w:t xml:space="preserve"> </w:t>
-      </w:r>
-      <w:r>
-        <w:t xml:space="preserve">and to write virulently anti-Semitic texts late in his life — texts that were later cited</w:t>
-      </w:r>
-      <w:r>
-        <w:t xml:space="preserve"> </w:t>
-      </w:r>
-      <w:r>
-        <w:t xml:space="preserve">by Nazi propagandists. He is a powerful example of how the same technology can serve both</w:t>
-      </w:r>
-      <w:r>
-        <w:t xml:space="preserve"> </w:t>
-      </w:r>
-      <w:r>
-        <w:t xml:space="preserve">liberation and oppression, depending on who is using it and why.</w:t>
+        <w:t xml:space="preserve">authority also led him to back the brutal suppression of the Peasants' Revolt (1525) and</w:t>
+      </w:r>
+      <w:r>
+        <w:t xml:space="preserve"> </w:t>
+      </w:r>
+      <w:r>
+        <w:t xml:space="preserve">to write virulently anti-Semitic texts late in life — texts later cited by Nazi</w:t>
+      </w:r>
+      <w:r>
+        <w:t xml:space="preserve"> </w:t>
+      </w:r>
+      <w:r>
+        <w:t xml:space="preserve">propagandists. He shows how the same technology can serve liberation and oppression alike,</w:t>
+      </w:r>
+      <w:r>
+        <w:t xml:space="preserve"> </w:t>
+      </w:r>
+      <w:r>
+        <w:t xml:space="preserve">depending on who uses it and why.</w:t>
       </w:r>
     </w:p>
     <w:p>
@@ -2362,13 +2150,13 @@
         <w:pStyle w:val="BodyText"/>
       </w:pPr>
       <w:r>
-        <w:t xml:space="preserve">Luther's enthusiasm for the press is usually illustrated with a single sentence, and that</w:t>
-      </w:r>
-      <w:r>
-        <w:t xml:space="preserve"> </w:t>
-      </w:r>
-      <w:r>
-        <w:t xml:space="preserve">sentence is worth pausing over.</w:t>
+        <w:t xml:space="preserve">Luther's enthusiasm for the press is usually illustrated with a single sentence, and it is</w:t>
+      </w:r>
+      <w:r>
+        <w:t xml:space="preserve"> </w:t>
+      </w:r>
+      <w:r>
+        <w:t xml:space="preserve">worth pausing over.</w:t>
       </w:r>
     </w:p>
     <w:p>
@@ -2410,49 +2198,37 @@
         <w:pStyle w:val="BodyText"/>
       </w:pPr>
       <w:r>
-        <w:t xml:space="preserve">This passage circulates everywhere — in histories of printing, in commencement addresses, on</w:t>
-      </w:r>
-      <w:r>
-        <w:t xml:space="preserve"> </w:t>
-      </w:r>
-      <w:r>
-        <w:t xml:space="preserve">posters in library corridors. It is also untraceable. It reaches us secondhand, through later</w:t>
-      </w:r>
-      <w:r>
-        <w:t xml:space="preserve"> </w:t>
-      </w:r>
-      <w:r>
-        <w:t xml:space="preserve">compilers of Luther's table talk and remarks, and it cannot be matched to anything Luther</w:t>
-      </w:r>
-      <w:r>
-        <w:t xml:space="preserve"> </w:t>
-      </w:r>
-      <w:r>
-        <w:t xml:space="preserve">himself is known to have written. The sentiment fits him; the wording may not be his. For a</w:t>
-      </w:r>
-      <w:r>
-        <w:t xml:space="preserve"> </w:t>
-      </w:r>
-      <w:r>
-        <w:t xml:space="preserve">course that asks you to check where claims come from, this is a useful embarrassment, and it</w:t>
-      </w:r>
-      <w:r>
-        <w:t xml:space="preserve"> </w:t>
-      </w:r>
-      <w:r>
-        <w:t xml:space="preserve">rhymes with the chapter's opening: we know Socrates only through Plato, and we know this</w:t>
-      </w:r>
-      <w:r>
-        <w:t xml:space="preserve"> </w:t>
-      </w:r>
-      <w:r>
-        <w:t xml:space="preserve">Luther only through whoever wrote him down. Treat the quotation as a fair summary of Luther's</w:t>
-      </w:r>
-      <w:r>
-        <w:t xml:space="preserve"> </w:t>
-      </w:r>
-      <w:r>
-        <w:t xml:space="preserve">attitude rather than as evidence of what he said.</w:t>
+        <w:t xml:space="preserve">This passage circulates everywhere — histories of printing, commencement addresses, posters in</w:t>
+      </w:r>
+      <w:r>
+        <w:t xml:space="preserve"> </w:t>
+      </w:r>
+      <w:r>
+        <w:t xml:space="preserve">library corridors. It is also untraceable: it reaches us secondhand, through later compilers of</w:t>
+      </w:r>
+      <w:r>
+        <w:t xml:space="preserve"> </w:t>
+      </w:r>
+      <w:r>
+        <w:t xml:space="preserve">Luther's table talk, and cannot be matched to anything Luther himself is known to have written.</w:t>
+      </w:r>
+      <w:r>
+        <w:t xml:space="preserve"> </w:t>
+      </w:r>
+      <w:r>
+        <w:t xml:space="preserve">The sentiment fits him; the wording may not be his. It rhymes with the chapter's opening — we</w:t>
+      </w:r>
+      <w:r>
+        <w:t xml:space="preserve"> </w:t>
+      </w:r>
+      <w:r>
+        <w:t xml:space="preserve">know Socrates only through Plato, and this Luther only through whoever wrote him down. Treat the</w:t>
+      </w:r>
+      <w:r>
+        <w:t xml:space="preserve"> </w:t>
+      </w:r>
+      <w:r>
+        <w:t xml:space="preserve">quotation as a fair summary of Luther's attitude, not as evidence of what he said.</w:t>
       </w:r>
     </w:p>
     <w:bookmarkStart w:id="42" w:name="X072b59d0a25b5ba7ffa1465bddc9b93d4acd994"/>
@@ -2469,13 +2245,13 @@
         <w:pStyle w:val="FirstParagraph"/>
       </w:pPr>
       <w:r>
-        <w:t xml:space="preserve">Luther's great contemporary, the Dutch humanist scholar Desiderius Erasmus (c. 1466–1536), was</w:t>
-      </w:r>
-      <w:r>
-        <w:t xml:space="preserve"> </w:t>
-      </w:r>
-      <w:r>
-        <w:t xml:space="preserve">also a prolific author who benefited enormously from the printing press. Erasmus's satirical work</w:t>
+        <w:t xml:space="preserve">Luther's great contemporary, the Dutch humanist Desiderius Erasmus (c. 1466–1536), also</w:t>
+      </w:r>
+      <w:r>
+        <w:t xml:space="preserve"> </w:t>
+      </w:r>
+      <w:r>
+        <w:t xml:space="preserve">benefited enormously from the press. His satire</w:t>
       </w:r>
       <w:r>
         <w:t xml:space="preserve"> </w:t>
@@ -2491,31 +2267,25 @@
         <w:t xml:space="preserve"> </w:t>
       </w:r>
       <w:r>
-        <w:t xml:space="preserve">was a bestseller. He corresponded with scholars across Europe,</w:t>
-      </w:r>
-      <w:r>
-        <w:t xml:space="preserve"> </w:t>
-      </w:r>
-      <w:r>
-        <w:t xml:space="preserve">and his 1516 edition of the Greek New Testament — collated from Greek manuscripts he tracked</w:t>
-      </w:r>
-      <w:r>
-        <w:t xml:space="preserve"> </w:t>
-      </w:r>
-      <w:r>
-        <w:t xml:space="preserve">down in Basel and England, and printed alongside his own corrected Latin translation — was a</w:t>
-      </w:r>
-      <w:r>
-        <w:t xml:space="preserve"> </w:t>
-      </w:r>
-      <w:r>
-        <w:t xml:space="preserve">monument of Renaissance scholarship. Yet Erasmus viewed Luther's</w:t>
-      </w:r>
-      <w:r>
-        <w:t xml:space="preserve"> </w:t>
-      </w:r>
-      <w:r>
-        <w:t xml:space="preserve">use of the press with deep unease.</w:t>
+        <w:t xml:space="preserve">was a bestseller,</w:t>
+      </w:r>
+      <w:r>
+        <w:t xml:space="preserve"> </w:t>
+      </w:r>
+      <w:r>
+        <w:t xml:space="preserve">and his 1516 edition of the Greek New Testament — collated from manuscripts he tracked down in</w:t>
+      </w:r>
+      <w:r>
+        <w:t xml:space="preserve"> </w:t>
+      </w:r>
+      <w:r>
+        <w:t xml:space="preserve">Basel and England, printed alongside his own corrected Latin translation — was a monument of</w:t>
+      </w:r>
+      <w:r>
+        <w:t xml:space="preserve"> </w:t>
+      </w:r>
+      <w:r>
+        <w:t xml:space="preserve">Renaissance scholarship. Yet he viewed Luther's use of the press with deep unease.</w:t>
       </w:r>
     </w:p>
     <w:p>
@@ -2523,43 +2293,31 @@
         <w:pStyle w:val="BodyText"/>
       </w:pPr>
       <w:r>
-        <w:t xml:space="preserve">For Erasmus, the problem was not the press itself but the use to which Luther put it:</w:t>
-      </w:r>
-      <w:r>
-        <w:t xml:space="preserve"> </w:t>
-      </w:r>
-      <w:r>
-        <w:t xml:space="preserve">flooding the reading public with inflammatory, doctrinally complex arguments that, in</w:t>
-      </w:r>
-      <w:r>
-        <w:t xml:space="preserve"> </w:t>
-      </w:r>
-      <w:r>
-        <w:t xml:space="preserve">Erasmus's view, most readers were not equipped to evaluate. Where Luther saw a marketplace</w:t>
-      </w:r>
-      <w:r>
-        <w:t xml:space="preserve"> </w:t>
-      </w:r>
-      <w:r>
-        <w:t xml:space="preserve">of ideas in which truth would triumph, Erasmus saw a crowded and dangerous bazaar where</w:t>
-      </w:r>
-      <w:r>
-        <w:t xml:space="preserve"> </w:t>
-      </w:r>
-      <w:r>
-        <w:t xml:space="preserve">the loudest voice, not the wisest, would win. Reform, he believed, should come from</w:t>
-      </w:r>
-      <w:r>
-        <w:t xml:space="preserve"> </w:t>
-      </w:r>
-      <w:r>
-        <w:t xml:space="preserve">careful scholars working within the Church, not from mass popular movements whipped up</w:t>
-      </w:r>
-      <w:r>
-        <w:t xml:space="preserve"> </w:t>
-      </w:r>
-      <w:r>
-        <w:t xml:space="preserve">by pamphlets. History suggests both men were partially right.</w:t>
+        <w:t xml:space="preserve">For Erasmus the problem was not the press but Luther's use of it: flooding the reading public</w:t>
+      </w:r>
+      <w:r>
+        <w:t xml:space="preserve"> </w:t>
+      </w:r>
+      <w:r>
+        <w:t xml:space="preserve">with inflammatory, doctrinally complex arguments most readers were not equipped to evaluate.</w:t>
+      </w:r>
+      <w:r>
+        <w:t xml:space="preserve"> </w:t>
+      </w:r>
+      <w:r>
+        <w:t xml:space="preserve">Where Luther saw a marketplace of ideas in which truth would triumph, Erasmus saw a bazaar where</w:t>
+      </w:r>
+      <w:r>
+        <w:t xml:space="preserve"> </w:t>
+      </w:r>
+      <w:r>
+        <w:t xml:space="preserve">the loudest voice, not the wisest, would win. Reform should come from careful scholars within</w:t>
+      </w:r>
+      <w:r>
+        <w:t xml:space="preserve"> </w:t>
+      </w:r>
+      <w:r>
+        <w:t xml:space="preserve">the Church, not from mass movements whipped up by pamphlets. Both men were partially right.</w:t>
       </w:r>
     </w:p>
     <w:p>
@@ -2641,19 +2399,13 @@
         <w:pStyle w:val="ProArgument"/>
       </w:pPr>
       <w:r>
-        <w:t xml:space="preserve">The evidence supports Erasmus's concern. The first century and a half of printing</w:t>
-      </w:r>
-      <w:r>
-        <w:t xml:space="preserve"> </w:t>
-      </w:r>
-      <w:r>
-        <w:t xml:space="preserve">spread literacy and biblical knowledge, but it also turned the witch-hunting</w:t>
-      </w:r>
-      <w:r>
-        <w:t xml:space="preserve"> </w:t>
-      </w:r>
-      <w:r>
-        <w:t xml:space="preserve">manual</w:t>
+        <w:t xml:space="preserve">The evidence supports Erasmus's concern. Printing's first century and a half spread literacy</w:t>
+      </w:r>
+      <w:r>
+        <w:t xml:space="preserve"> </w:t>
+      </w:r>
+      <w:r>
+        <w:t xml:space="preserve">and biblical knowledge, but it also made a durable bestseller of the witch-hunting manual</w:t>
       </w:r>
       <w:r>
         <w:t xml:space="preserve"> </w:t>
@@ -2669,31 +2421,31 @@
         <w:t xml:space="preserve"> </w:t>
       </w:r>
       <w:r>
-        <w:t xml:space="preserve">(first printed in 1486–87, and reprinted in edition</w:t>
-      </w:r>
-      <w:r>
-        <w:t xml:space="preserve"> </w:t>
-      </w:r>
-      <w:r>
-        <w:t xml:space="preserve">after edition well into the seventeenth century) into a durable bestseller, carried the</w:t>
-      </w:r>
-      <w:r>
-        <w:t xml:space="preserve"> </w:t>
-      </w:r>
-      <w:r>
-        <w:t xml:space="preserve">pamphlet warfare that helped fuel religious conflicts culminating in the Thirty Years' War,</w:t>
-      </w:r>
-      <w:r>
-        <w:t xml:space="preserve"> </w:t>
-      </w:r>
-      <w:r>
-        <w:t xml:space="preserve">and gave inflammatory anti-Semitic tracts a reach they had never had before. The press did</w:t>
-      </w:r>
-      <w:r>
-        <w:t xml:space="preserve"> </w:t>
-      </w:r>
-      <w:r>
-        <w:t xml:space="preserve">not just spread truth — it amplified every dangerous idea with equal indifference.</w:t>
+        <w:t xml:space="preserve">(first printed 1486–87, and reprinted well into the</w:t>
+      </w:r>
+      <w:r>
+        <w:t xml:space="preserve"> </w:t>
+      </w:r>
+      <w:r>
+        <w:t xml:space="preserve">seventeenth century), carried the pamphlet warfare that helped fuel the religious conflicts</w:t>
+      </w:r>
+      <w:r>
+        <w:t xml:space="preserve"> </w:t>
+      </w:r>
+      <w:r>
+        <w:t xml:space="preserve">culminating in the Thirty Years' War, and gave anti-Semitic tracts a reach they had never</w:t>
+      </w:r>
+      <w:r>
+        <w:t xml:space="preserve"> </w:t>
+      </w:r>
+      <w:r>
+        <w:t xml:space="preserve">had. The press did not just spread truth — it amplified every dangerous idea with equal</w:t>
+      </w:r>
+      <w:r>
+        <w:t xml:space="preserve"> </w:t>
+      </w:r>
+      <w:r>
+        <w:t xml:space="preserve">indifference.</w:t>
       </w:r>
     </w:p>
     <w:p>
@@ -2709,37 +2461,31 @@
         <w:pStyle w:val="Objection"/>
       </w:pPr>
       <w:r>
-        <w:t xml:space="preserve">But who gets to be the gatekeeper? In Luther's day, the gatekeepers were the Catholic</w:t>
-      </w:r>
-      <w:r>
-        <w:t xml:space="preserve"> </w:t>
-      </w:r>
-      <w:r>
-        <w:t xml:space="preserve">Church and secular princes who banned and burned books on the basis of their own</w:t>
-      </w:r>
-      <w:r>
-        <w:t xml:space="preserve"> </w:t>
-      </w:r>
-      <w:r>
-        <w:t xml:space="preserve">interests. Erasmus himself was censured by Church authorities. A gatekeeping system</w:t>
-      </w:r>
-      <w:r>
-        <w:t xml:space="preserve"> </w:t>
-      </w:r>
-      <w:r>
-        <w:t xml:space="preserve">tends to protect the powerful, not the truth. Erasmus's argument, however reasonable</w:t>
-      </w:r>
-      <w:r>
-        <w:t xml:space="preserve"> </w:t>
-      </w:r>
-      <w:r>
-        <w:t xml:space="preserve">it sounds in the abstract, risks being a defense of the status quo against any</w:t>
-      </w:r>
-      <w:r>
-        <w:t xml:space="preserve"> </w:t>
-      </w:r>
-      <w:r>
-        <w:t xml:space="preserve">challenge from below.</w:t>
+        <w:t xml:space="preserve">But who gets to be the gatekeeper? In Luther's day it was the Catholic Church and secular</w:t>
+      </w:r>
+      <w:r>
+        <w:t xml:space="preserve"> </w:t>
+      </w:r>
+      <w:r>
+        <w:t xml:space="preserve">princes, who banned and burned books to suit their own interests; Erasmus himself was</w:t>
+      </w:r>
+      <w:r>
+        <w:t xml:space="preserve"> </w:t>
+      </w:r>
+      <w:r>
+        <w:t xml:space="preserve">censured by Church authorities. Gatekeeping tends to protect the powerful, not the truth.</w:t>
+      </w:r>
+      <w:r>
+        <w:t xml:space="preserve"> </w:t>
+      </w:r>
+      <w:r>
+        <w:t xml:space="preserve">Erasmus's argument, however reasonable in the abstract, risks being a defense of the status</w:t>
+      </w:r>
+      <w:r>
+        <w:t xml:space="preserve"> </w:t>
+      </w:r>
+      <w:r>
+        <w:t xml:space="preserve">quo against any challenge from below.</w:t>
       </w:r>
     </w:p>
     <w:p>
@@ -2747,31 +2493,25 @@
         <w:pStyle w:val="BodyText"/>
       </w:pPr>
       <w:r>
-        <w:t xml:space="preserve">The Luther-Erasmus debate is the prototype for an argument that recurs across every</w:t>
-      </w:r>
-      <w:r>
-        <w:t xml:space="preserve"> </w:t>
-      </w:r>
-      <w:r>
-        <w:t xml:space="preserve">subsequent information revolution: between those who want to maximize the free flow of</w:t>
-      </w:r>
-      <w:r>
-        <w:t xml:space="preserve"> </w:t>
-      </w:r>
-      <w:r>
-        <w:t xml:space="preserve">information and those who argue that some filtering is necessary to prevent harm. We</w:t>
-      </w:r>
-      <w:r>
-        <w:t xml:space="preserve"> </w:t>
-      </w:r>
-      <w:r>
-        <w:t xml:space="preserve">will encounter it again when we discuss internet content moderation in Chapter 3 and</w:t>
-      </w:r>
-      <w:r>
-        <w:t xml:space="preserve"> </w:t>
-      </w:r>
-      <w:r>
-        <w:t xml:space="preserve">AI-generated misinformation in Chapter 7.</w:t>
+        <w:t xml:space="preserve">The Luther-Erasmus debate is the prototype for an argument that recurs in every later</w:t>
+      </w:r>
+      <w:r>
+        <w:t xml:space="preserve"> </w:t>
+      </w:r>
+      <w:r>
+        <w:t xml:space="preserve">information revolution: maximize the free flow of information, or filter it to prevent harm.</w:t>
+      </w:r>
+      <w:r>
+        <w:t xml:space="preserve"> </w:t>
+      </w:r>
+      <w:r>
+        <w:t xml:space="preserve">We meet it again in internet content moderation (Chapter 3) and AI-generated misinformation</w:t>
+      </w:r>
+      <w:r>
+        <w:t xml:space="preserve"> </w:t>
+      </w:r>
+      <w:r>
+        <w:t xml:space="preserve">(Chapter 7).</w:t>
       </w:r>
     </w:p>
     <w:p>
@@ -2795,67 +2535,43 @@
         <w:pStyle w:val="CaseStudy"/>
       </w:pPr>
       <w:r>
-        <w:t xml:space="preserve">Luther circulated his 95 Theses on October 31, 1517. Within two weeks, friends had them</w:t>
-      </w:r>
-      <w:r>
-        <w:t xml:space="preserve"> </w:t>
-      </w:r>
-      <w:r>
-        <w:t xml:space="preserve">printed in Leipzig, Nuremberg, and Basel. Within two months, they had reached</w:t>
-      </w:r>
-      <w:r>
-        <w:t xml:space="preserve"> </w:t>
-      </w:r>
-      <w:r>
-        <w:t xml:space="preserve">much of the German-speaking world and beyond it into France, England, and Italy.</w:t>
-      </w:r>
-      <w:r>
-        <w:t xml:space="preserve"> </w:t>
-      </w:r>
-      <w:r>
-        <w:t xml:space="preserve">This was staggeringly fast by the standards of the time. A manuscript letter might take</w:t>
-      </w:r>
-      <w:r>
-        <w:t xml:space="preserve"> </w:t>
-      </w:r>
-      <w:r>
-        <w:t xml:space="preserve">weeks to travel the same distance. Pope Leo X, reading reports in Rome about an</w:t>
-      </w:r>
-      <w:r>
-        <w:t xml:space="preserve"> </w:t>
-      </w:r>
-      <w:r>
-        <w:t xml:space="preserve">obscure German monk's complaint, is said to have dismissed the affair as a squabble among</w:t>
-      </w:r>
-      <w:r>
-        <w:t xml:space="preserve"> </w:t>
-      </w:r>
-      <w:r>
-        <w:t xml:space="preserve">envious monks — a remark preserved only by later chroniclers, but a fair picture of how</w:t>
-      </w:r>
-      <w:r>
-        <w:t xml:space="preserve"> </w:t>
-      </w:r>
-      <w:r>
-        <w:t xml:space="preserve">little urgency Rome felt.</w:t>
-      </w:r>
-      <w:r>
-        <w:t xml:space="preserve"> </w:t>
-      </w:r>
-      <w:r>
-        <w:t xml:space="preserve">By the time the Church recognized the seriousness of the situation, Luther's ideas had</w:t>
-      </w:r>
-      <w:r>
-        <w:t xml:space="preserve"> </w:t>
-      </w:r>
-      <w:r>
-        <w:t xml:space="preserve">already taken root across an entire continent. The press had changed the speed of</w:t>
-      </w:r>
-      <w:r>
-        <w:t xml:space="preserve"> </w:t>
-      </w:r>
-      <w:r>
-        <w:t xml:space="preserve">intellectual history.</w:t>
+        <w:t xml:space="preserve">Within two weeks of October 31, 1517, friends had Luther's theses printed in Leipzig,</w:t>
+      </w:r>
+      <w:r>
+        <w:t xml:space="preserve"> </w:t>
+      </w:r>
+      <w:r>
+        <w:t xml:space="preserve">Nuremberg, and Basel; within two months they had reached much of the German-speaking world</w:t>
+      </w:r>
+      <w:r>
+        <w:t xml:space="preserve"> </w:t>
+      </w:r>
+      <w:r>
+        <w:t xml:space="preserve">and beyond it into France, England, and Italy — staggeringly fast for a time when a</w:t>
+      </w:r>
+      <w:r>
+        <w:t xml:space="preserve"> </w:t>
+      </w:r>
+      <w:r>
+        <w:t xml:space="preserve">manuscript letter might take weeks to travel the same distance. Pope Leo X is said to have</w:t>
+      </w:r>
+      <w:r>
+        <w:t xml:space="preserve"> </w:t>
+      </w:r>
+      <w:r>
+        <w:t xml:space="preserve">dismissed the affair as a squabble among envious monks, a remark preserved only by later</w:t>
+      </w:r>
+      <w:r>
+        <w:t xml:space="preserve"> </w:t>
+      </w:r>
+      <w:r>
+        <w:t xml:space="preserve">chroniclers but a fair picture of how little urgency Rome felt. By the time the Church</w:t>
+      </w:r>
+      <w:r>
+        <w:t xml:space="preserve"> </w:t>
+      </w:r>
+      <w:r>
+        <w:t xml:space="preserve">recognized the seriousness of the situation, Luther's ideas had taken root across a continent.</w:t>
       </w:r>
     </w:p>
     <w:p>
@@ -2863,13 +2579,7 @@
         <w:pStyle w:val="CaseStudy"/>
       </w:pPr>
       <w:r>
-        <w:t xml:space="preserve">What this case illustrates is a property of information technology that recurs throughout</w:t>
-      </w:r>
-      <w:r>
-        <w:t xml:space="preserve"> </w:t>
-      </w:r>
-      <w:r>
-        <w:t xml:space="preserve">history: new technologies change not just the</w:t>
+        <w:t xml:space="preserve">New technologies change not just the</w:t>
       </w:r>
       <w:r>
         <w:t xml:space="preserve"> </w:t>
@@ -2898,43 +2608,37 @@
         <w:t xml:space="preserve">velocity</w:t>
       </w:r>
       <w:r>
-        <w:t xml:space="preserve">. An idea that spreads slowly gives institutions time to respond,</w:t>
-      </w:r>
-      <w:r>
-        <w:t xml:space="preserve"> </w:t>
-      </w:r>
-      <w:r>
-        <w:t xml:space="preserve">refute, and adapt. An idea that spreads in days does not. This acceleration creates</w:t>
-      </w:r>
-      <w:r>
-        <w:t xml:space="preserve"> </w:t>
-      </w:r>
-      <w:r>
-        <w:t xml:space="preserve">both opportunity (marginalized voices can reach audiences quickly) and danger</w:t>
-      </w:r>
-      <w:r>
-        <w:t xml:space="preserve"> </w:t>
-      </w:r>
-      <w:r>
-        <w:t xml:space="preserve">(misinformation can spread faster than correction). In the sixteenth century, this</w:t>
-      </w:r>
-      <w:r>
-        <w:t xml:space="preserve"> </w:t>
-      </w:r>
-      <w:r>
-        <w:t xml:space="preserve">dynamic helped shatter the thousand-year institutional unity of Western Christianity.</w:t>
-      </w:r>
-      <w:r>
-        <w:t xml:space="preserve"> </w:t>
-      </w:r>
-      <w:r>
-        <w:t xml:space="preserve">In the twenty-first, it shapes the spread of everything from political disinformation</w:t>
-      </w:r>
-      <w:r>
-        <w:t xml:space="preserve"> </w:t>
-      </w:r>
-      <w:r>
-        <w:t xml:space="preserve">to scientific discoveries.</w:t>
+        <w:t xml:space="preserve">.</w:t>
+      </w:r>
+      <w:r>
+        <w:t xml:space="preserve"> </w:t>
+      </w:r>
+      <w:r>
+        <w:t xml:space="preserve">An idea that spreads slowly gives institutions time to respond and adapt; an idea that</w:t>
+      </w:r>
+      <w:r>
+        <w:t xml:space="preserve"> </w:t>
+      </w:r>
+      <w:r>
+        <w:t xml:space="preserve">spreads in days does not. That acceleration creates both opportunity (marginalized voices</w:t>
+      </w:r>
+      <w:r>
+        <w:t xml:space="preserve"> </w:t>
+      </w:r>
+      <w:r>
+        <w:t xml:space="preserve">reach audiences quickly) and danger (misinformation outruns correction). In the sixteenth</w:t>
+      </w:r>
+      <w:r>
+        <w:t xml:space="preserve"> </w:t>
+      </w:r>
+      <w:r>
+        <w:t xml:space="preserve">century it helped shatter the thousand-year unity of Western Christianity; in the twenty-first</w:t>
+      </w:r>
+      <w:r>
+        <w:t xml:space="preserve"> </w:t>
+      </w:r>
+      <w:r>
+        <w:t xml:space="preserve">it shapes everything from political disinformation to scientific discovery.</w:t>
       </w:r>
     </w:p>
     <w:p>
@@ -2954,7 +2658,7 @@
         <w:pStyle w:val="Compact"/>
       </w:pPr>
       <w:r>
-        <w:t xml:space="preserve">Erasmus worried that the press would spread ideas too quickly for ordinary readers to evaluate them. Does social media have the same problem? Is the problem worse or better now?</w:t>
+        <w:t xml:space="preserve">Erasmus worried that the press spread ideas too quickly for ordinary readers to evaluate. Does social media have the same problem? Is it worse or better now?</w:t>
       </w:r>
     </w:p>
     <w:p>
@@ -2966,7 +2670,7 @@
         <w:pStyle w:val="Compact"/>
       </w:pPr>
       <w:r>
-        <w:t xml:space="preserve">A line attributed to Luther calls the printing press "the last and greatest gift" for spreading true religion. Can a technology be a gift for spreading truth if it is equally useful for spreading falsehood?</w:t>
+        <w:t xml:space="preserve">Who are the "gatekeepers" of information today? What legitimacy do they have — and who watches the watchmen?</w:t>
       </w:r>
     </w:p>
     <w:p>
@@ -2978,19 +2682,7 @@
         <w:pStyle w:val="Compact"/>
       </w:pPr>
       <w:r>
-        <w:t xml:space="preserve">Who are the "gatekeepers" of information today? What legitimacy do they have — and who watches the watchmen?</w:t>
-      </w:r>
-    </w:p>
-    <w:p>
-      <w:pPr>
-        <w:numPr>
-          <w:ilvl w:val="0"/>
-          <w:numId w:val="1006"/>
-        </w:numPr>
-        <w:pStyle w:val="Compact"/>
-      </w:pPr>
-      <w:r>
-        <w:t xml:space="preserve">The most famous Luther quotation about printing cannot be traced to Luther, and the most famous image of him — hammer in hand at the church door — may never have happened. What should a reader do with a claim that is probably right in spirit but unverifiable in detail?</w:t>
+        <w:t xml:space="preserve">The most famous Luther quotation about printing cannot be traced to Luther, and the most famous image of him — hammer in hand at the church door — may never have happened. What should a reader do with a claim that is right in spirit but unverifiable in detail?</w:t>
       </w:r>
     </w:p>
     <w:bookmarkEnd w:id="42"/>
@@ -3011,61 +2703,43 @@
         <w:pStyle w:val="FirstParagraph"/>
       </w:pPr>
       <w:r>
-        <w:t xml:space="preserve">On May 24, 1844, Samuel Morse sat in the Supreme Court chamber of the U.S. Capitol in Washington,</w:t>
-      </w:r>
-      <w:r>
-        <w:t xml:space="preserve"> </w:t>
-      </w:r>
-      <w:r>
-        <w:t xml:space="preserve">D.C., and tapped out the first message over America's first long-distance telegraph line,</w:t>
-      </w:r>
-      <w:r>
-        <w:t xml:space="preserve"> </w:t>
-      </w:r>
-      <w:r>
-        <w:t xml:space="preserve">transmitting it forty miles</w:t>
-      </w:r>
-      <w:r>
-        <w:t xml:space="preserve"> </w:t>
-      </w:r>
-      <w:r>
-        <w:t xml:space="preserve">to Baltimore. (Britain had beaten him to a working commercial telegraph by a few years, but</w:t>
-      </w:r>
-      <w:r>
-        <w:t xml:space="preserve"> </w:t>
-      </w:r>
-      <w:r>
-        <w:t xml:space="preserve">Morse's line was the one that convinced the United States.)</w:t>
-      </w:r>
-      <w:r>
-        <w:t xml:space="preserve"> </w:t>
-      </w:r>
-      <w:r>
-        <w:t xml:space="preserve">The message, chosen by a young woman named Annie Ellsworth from the Book of Numbers,</w:t>
-      </w:r>
-      <w:r>
-        <w:t xml:space="preserve"> </w:t>
-      </w:r>
-      <w:r>
-        <w:t xml:space="preserve">read: "What hath God wrought!" It is hard to know whether the exclamation point reflects astonishment</w:t>
-      </w:r>
-      <w:r>
-        <w:t xml:space="preserve"> </w:t>
-      </w:r>
-      <w:r>
-        <w:t xml:space="preserve">or gratitude, but either would be appropriate. The telegraph was, by the standards of its time,</w:t>
-      </w:r>
-      <w:r>
-        <w:t xml:space="preserve"> </w:t>
-      </w:r>
-      <w:r>
-        <w:t xml:space="preserve">magic. News that had previously traveled at the speed of a rider or a ship now arrived in</w:t>
-      </w:r>
-      <w:r>
-        <w:t xml:space="preserve"> </w:t>
-      </w:r>
-      <w:r>
-        <w:t xml:space="preserve">seconds. For the first time in human history, a message could outrun the messenger.</w:t>
+        <w:t xml:space="preserve">On May 24, 1844, Samuel Morse sat in the Supreme Court chamber of the U.S. Capitol and tapped</w:t>
+      </w:r>
+      <w:r>
+        <w:t xml:space="preserve"> </w:t>
+      </w:r>
+      <w:r>
+        <w:t xml:space="preserve">out the first message over America's first long-distance telegraph line, forty miles to</w:t>
+      </w:r>
+      <w:r>
+        <w:t xml:space="preserve"> </w:t>
+      </w:r>
+      <w:r>
+        <w:t xml:space="preserve">Baltimore. (Britain had beaten him to a working commercial telegraph by a few years, but</w:t>
+      </w:r>
+      <w:r>
+        <w:t xml:space="preserve"> </w:t>
+      </w:r>
+      <w:r>
+        <w:t xml:space="preserve">Morse's line was the one that convinced the United States.) The message, chosen by Annie</w:t>
+      </w:r>
+      <w:r>
+        <w:t xml:space="preserve"> </w:t>
+      </w:r>
+      <w:r>
+        <w:t xml:space="preserve">Ellsworth from the Book of Numbers, read: "What hath God wrought!" The telegraph was, by the</w:t>
+      </w:r>
+      <w:r>
+        <w:t xml:space="preserve"> </w:t>
+      </w:r>
+      <w:r>
+        <w:t xml:space="preserve">standards of its time, magic: news that had traveled at the speed of a rider or a ship now</w:t>
+      </w:r>
+      <w:r>
+        <w:t xml:space="preserve"> </w:t>
+      </w:r>
+      <w:r>
+        <w:t xml:space="preserve">arrived in seconds. For the first time in human history, a message could outrun the messenger.</w:t>
       </w:r>
     </w:p>
     <w:p>
@@ -3073,43 +2747,31 @@
         <w:pStyle w:val="BodyText"/>
       </w:pPr>
       <w:r>
-        <w:t xml:space="preserve">Nineteenth-century commentators responded to the telegraph with extravagant enthusiasm.</w:t>
-      </w:r>
-      <w:r>
-        <w:t xml:space="preserve"> </w:t>
-      </w:r>
-      <w:r>
-        <w:t xml:space="preserve">Newspapers declared that it would unite all nations, abolish war, and usher in an era of</w:t>
-      </w:r>
-      <w:r>
-        <w:t xml:space="preserve"> </w:t>
-      </w:r>
-      <w:r>
-        <w:t xml:space="preserve">universal peace and understanding. An 1858 transatlantic cable worked for barely three weeks</w:t>
-      </w:r>
-      <w:r>
-        <w:t xml:space="preserve"> </w:t>
-      </w:r>
-      <w:r>
-        <w:t xml:space="preserve">before failing; when a durable cable finally joined North America and Europe in 1866, it was</w:t>
-      </w:r>
-      <w:r>
-        <w:t xml:space="preserve"> </w:t>
-      </w:r>
-      <w:r>
-        <w:t xml:space="preserve">celebrated as one of the</w:t>
-      </w:r>
-      <w:r>
-        <w:t xml:space="preserve"> </w:t>
-      </w:r>
-      <w:r>
-        <w:t xml:space="preserve">greatest achievements in human history. The journalist Tom Standage has called the telegraph</w:t>
-      </w:r>
-      <w:r>
-        <w:t xml:space="preserve"> </w:t>
-      </w:r>
-      <w:r>
-        <w:t xml:space="preserve">"the Victorian Internet"</w:t>
+        <w:t xml:space="preserve">Nineteenth-century commentators responded with extravagant enthusiasm: newspapers declared the</w:t>
+      </w:r>
+      <w:r>
+        <w:t xml:space="preserve"> </w:t>
+      </w:r>
+      <w:r>
+        <w:t xml:space="preserve">telegraph would unite all nations, abolish war, and usher in universal peace. An 1858</w:t>
+      </w:r>
+      <w:r>
+        <w:t xml:space="preserve"> </w:t>
+      </w:r>
+      <w:r>
+        <w:t xml:space="preserve">transatlantic cable worked barely three weeks before failing; when a durable cable finally</w:t>
+      </w:r>
+      <w:r>
+        <w:t xml:space="preserve"> </w:t>
+      </w:r>
+      <w:r>
+        <w:t xml:space="preserve">joined North America and Europe in 1866, it was celebrated as one of the greatest achievements</w:t>
+      </w:r>
+      <w:r>
+        <w:t xml:space="preserve"> </w:t>
+      </w:r>
+      <w:r>
+        <w:t xml:space="preserve">in human history. The journalist Tom Standage calls the telegraph "the Victorian Internet"</w:t>
       </w:r>
       <w:r>
         <w:t xml:space="preserve"> </w:t>
@@ -3118,19 +2780,19 @@
         <w:t xml:space="preserve">(Standage, 1998)</w:t>
       </w:r>
       <w:r>
-        <w:t xml:space="preserve">, and the comparison is apt in more ways than one: the same utopian</w:t>
-      </w:r>
-      <w:r>
-        <w:t xml:space="preserve"> </w:t>
-      </w:r>
-      <w:r>
-        <w:t xml:space="preserve">claims made about the telegraph in the 1860s were made almost word for word about the internet</w:t>
-      </w:r>
-      <w:r>
-        <w:t xml:space="preserve"> </w:t>
-      </w:r>
-      <w:r>
-        <w:t xml:space="preserve">in the 1990s.</w:t>
+        <w:t xml:space="preserve">, and the comparison is apt: the utopian</w:t>
+      </w:r>
+      <w:r>
+        <w:t xml:space="preserve"> </w:t>
+      </w:r>
+      <w:r>
+        <w:t xml:space="preserve">claims made about it in the 1860s were made almost word for word about the internet in the</w:t>
+      </w:r>
+      <w:r>
+        <w:t xml:space="preserve"> </w:t>
+      </w:r>
+      <w:r>
+        <w:t xml:space="preserve">1990s.</w:t>
       </w:r>
     </w:p>
     <w:p>
@@ -3185,25 +2847,19 @@
         <w:pStyle w:val="ImageCaption"/>
       </w:pPr>
       <w:r>
-        <w:t xml:space="preserve">Samuel F. B. Morse (1791–1872), who developed the Morse code telegraph system with his</w:t>
-      </w:r>
-      <w:r>
-        <w:t xml:space="preserve"> </w:t>
-      </w:r>
-      <w:r>
-        <w:t xml:space="preserve">collaborator Alfred Vail. Morse began his career as a portrait painter before turning to</w:t>
-      </w:r>
-      <w:r>
-        <w:t xml:space="preserve"> </w:t>
-      </w:r>
-      <w:r>
-        <w:t xml:space="preserve">invention. His first long-distance telegraph message was sent on May 24, 1844.</w:t>
-      </w:r>
-      <w:r>
-        <w:t xml:space="preserve"> </w:t>
-      </w:r>
-      <w:r>
-        <w:t xml:space="preserve">Public domain.</w:t>
+        <w:t xml:space="preserve">Samuel F. B. Morse (1791–1872), who developed the Morse code telegraph system with Alfred</w:t>
+      </w:r>
+      <w:r>
+        <w:t xml:space="preserve"> </w:t>
+      </w:r>
+      <w:r>
+        <w:t xml:space="preserve">Vail. Morse began his career as a portrait painter before turning to invention. His first</w:t>
+      </w:r>
+      <w:r>
+        <w:t xml:space="preserve"> </w:t>
+      </w:r>
+      <w:r>
+        <w:t xml:space="preserve">long-distance message was sent on May 24, 1844. Public domain.</w:t>
       </w:r>
     </w:p>
     <w:p>
@@ -3211,31 +2867,31 @@
         <w:pStyle w:val="BodyText"/>
       </w:pPr>
       <w:r>
-        <w:t xml:space="preserve">Two of the most important thinkers of the nineteenth century, the British philosopher John</w:t>
-      </w:r>
-      <w:r>
-        <w:t xml:space="preserve"> </w:t>
-      </w:r>
-      <w:r>
-        <w:t xml:space="preserve">Stuart Mill and the German philosopher Karl Marx, offered sharply contrasting analyses of</w:t>
-      </w:r>
-      <w:r>
-        <w:t xml:space="preserve"> </w:t>
-      </w:r>
-      <w:r>
-        <w:t xml:space="preserve">what communications technology meant for society. Their disagreement goes to the heart of a</w:t>
-      </w:r>
-      <w:r>
-        <w:t xml:space="preserve"> </w:t>
-      </w:r>
-      <w:r>
-        <w:t xml:space="preserve">debate that still divides us: Is technology a neutral tool that enables individual freedom,</w:t>
-      </w:r>
-      <w:r>
-        <w:t xml:space="preserve"> </w:t>
-      </w:r>
-      <w:r>
-        <w:t xml:space="preserve">or is it always shaped by — and in service of — whoever holds economic and political power?</w:t>
+        <w:t xml:space="preserve">Two of the century's most important thinkers, John Stuart Mill and Karl Marx, offered sharply</w:t>
+      </w:r>
+      <w:r>
+        <w:t xml:space="preserve"> </w:t>
+      </w:r>
+      <w:r>
+        <w:t xml:space="preserve">contrasting analyses of what communications technology meant for society. Their disagreement</w:t>
+      </w:r>
+      <w:r>
+        <w:t xml:space="preserve"> </w:t>
+      </w:r>
+      <w:r>
+        <w:t xml:space="preserve">goes to the heart of a debate that still divides us: Is technology a neutral tool that enables</w:t>
+      </w:r>
+      <w:r>
+        <w:t xml:space="preserve"> </w:t>
+      </w:r>
+      <w:r>
+        <w:t xml:space="preserve">individual freedom, or is it always shaped by — and in service of — whoever holds economic and</w:t>
+      </w:r>
+      <w:r>
+        <w:t xml:space="preserve"> </w:t>
+      </w:r>
+      <w:r>
+        <w:t xml:space="preserve">political power?</w:t>
       </w:r>
     </w:p>
     <w:p>
@@ -3243,49 +2899,43 @@
         <w:pStyle w:val="BodyText"/>
       </w:pPr>
       <w:r>
-        <w:t xml:space="preserve">A word about how we are using them. Mill and Marx never debated the telegraph. They never</w:t>
-      </w:r>
-      <w:r>
-        <w:t xml:space="preserve"> </w:t>
-      </w:r>
-      <w:r>
-        <w:t xml:space="preserve">debated each other about anything, in print or in person, and neither wrote a systematic</w:t>
-      </w:r>
-      <w:r>
-        <w:t xml:space="preserve"> </w:t>
-      </w:r>
-      <w:r>
-        <w:t xml:space="preserve">philosophy of communications technology; the telegraph is a passing presence in both bodies of</w:t>
-      </w:r>
-      <w:r>
-        <w:t xml:space="preserve"> </w:t>
-      </w:r>
-      <w:r>
-        <w:t xml:space="preserve">work. What follows is not intellectual history but a reconstruction. We are treating Mill and</w:t>
-      </w:r>
-      <w:r>
-        <w:t xml:space="preserve"> </w:t>
-      </w:r>
-      <w:r>
-        <w:t xml:space="preserve">Marx as representatives of two positions that have outlasted them both, because each states</w:t>
-      </w:r>
-      <w:r>
-        <w:t xml:space="preserve"> </w:t>
-      </w:r>
-      <w:r>
-        <w:t xml:space="preserve">his position with unusual clarity and because the disagreement between those positions</w:t>
-      </w:r>
-      <w:r>
-        <w:t xml:space="preserve"> </w:t>
-      </w:r>
-      <w:r>
-        <w:t xml:space="preserve">organizes almost every argument about media ownership that has happened since. Read the next</w:t>
-      </w:r>
-      <w:r>
-        <w:t xml:space="preserve"> </w:t>
-      </w:r>
-      <w:r>
-        <w:t xml:space="preserve">few pages as a staged contrast, not as a report of an argument these two men actually had.</w:t>
+        <w:t xml:space="preserve">A word about how we are using them. Mill and Marx never debated the telegraph — or each other</w:t>
+      </w:r>
+      <w:r>
+        <w:t xml:space="preserve"> </w:t>
+      </w:r>
+      <w:r>
+        <w:t xml:space="preserve">about anything, in print or in person — and neither wrote a systematic philosophy of</w:t>
+      </w:r>
+      <w:r>
+        <w:t xml:space="preserve"> </w:t>
+      </w:r>
+      <w:r>
+        <w:t xml:space="preserve">communications technology. What follows is not intellectual history but a reconstruction: we</w:t>
+      </w:r>
+      <w:r>
+        <w:t xml:space="preserve"> </w:t>
+      </w:r>
+      <w:r>
+        <w:t xml:space="preserve">treat them as representatives of two positions that have outlasted them both, because each</w:t>
+      </w:r>
+      <w:r>
+        <w:t xml:space="preserve"> </w:t>
+      </w:r>
+      <w:r>
+        <w:t xml:space="preserve">states his side with unusual clarity and because that disagreement organizes almost every</w:t>
+      </w:r>
+      <w:r>
+        <w:t xml:space="preserve"> </w:t>
+      </w:r>
+      <w:r>
+        <w:t xml:space="preserve">argument about media ownership since. Read it as a staged contrast, not as a report of an</w:t>
+      </w:r>
+      <w:r>
+        <w:t xml:space="preserve"> </w:t>
+      </w:r>
+      <w:r>
+        <w:t xml:space="preserve">argument these two men actually had.</w:t>
       </w:r>
     </w:p>
     <w:p>
@@ -3364,31 +3014,31 @@
         <w:pStyle w:val="KeyThinker"/>
       </w:pPr>
       <w:r>
-        <w:t xml:space="preserve">John Stuart Mill was a British philosopher, economist, and Member of Parliament who</w:t>
-      </w:r>
-      <w:r>
-        <w:t xml:space="preserve"> </w:t>
-      </w:r>
-      <w:r>
-        <w:t xml:space="preserve">became the most influential liberal thinker of the nineteenth century. He was educated</w:t>
-      </w:r>
-      <w:r>
-        <w:t xml:space="preserve"> </w:t>
-      </w:r>
-      <w:r>
-        <w:t xml:space="preserve">with extraordinary intensity by his father, James Mill — learning Greek at age three</w:t>
-      </w:r>
-      <w:r>
-        <w:t xml:space="preserve"> </w:t>
-      </w:r>
-      <w:r>
-        <w:t xml:space="preserve">and Latin at eight — in an experiment in radical rationalist education that he later</w:t>
-      </w:r>
-      <w:r>
-        <w:t xml:space="preserve"> </w:t>
-      </w:r>
-      <w:r>
-        <w:t xml:space="preserve">described as both a blessing and a cause of serious psychological collapse in his twenties.</w:t>
+        <w:t xml:space="preserve">John Stuart Mill was a British philosopher, economist, and Member of Parliament, and the</w:t>
+      </w:r>
+      <w:r>
+        <w:t xml:space="preserve"> </w:t>
+      </w:r>
+      <w:r>
+        <w:t xml:space="preserve">most influential liberal thinker of the nineteenth century. His father, James Mill,</w:t>
+      </w:r>
+      <w:r>
+        <w:t xml:space="preserve"> </w:t>
+      </w:r>
+      <w:r>
+        <w:t xml:space="preserve">educated him with extraordinary intensity — Greek at three, Latin at eight — an experiment</w:t>
+      </w:r>
+      <w:r>
+        <w:t xml:space="preserve"> </w:t>
+      </w:r>
+      <w:r>
+        <w:t xml:space="preserve">in radical rationalist education he later blamed for a serious psychological collapse in</w:t>
+      </w:r>
+      <w:r>
+        <w:t xml:space="preserve"> </w:t>
+      </w:r>
+      <w:r>
+        <w:t xml:space="preserve">his twenties.</w:t>
       </w:r>
     </w:p>
     <w:p>
@@ -3396,7 +3046,7 @@
         <w:pStyle w:val="KeyThinker"/>
       </w:pPr>
       <w:r>
-        <w:t xml:space="preserve">Mill's most enduring contribution to political philosophy is his 1859 book</w:t>
+        <w:t xml:space="preserve">His most enduring work is</w:t>
       </w:r>
       <w:r>
         <w:t xml:space="preserve"> </w:t>
@@ -3409,31 +3059,28 @@
         <w:t xml:space="preserve">On Liberty</w:t>
       </w:r>
       <w:r>
-        <w:t xml:space="preserve">,</w:t>
-      </w:r>
-      <w:r>
-        <w:t xml:space="preserve"> </w:t>
-      </w:r>
-      <w:r>
-        <w:t xml:space="preserve">which argues for the maximum possible sphere of individual freedom constrained only by the</w:t>
-      </w:r>
-      <w:r>
-        <w:t xml:space="preserve"> </w:t>
-      </w:r>
-      <w:r>
-        <w:t xml:space="preserve">"harm principle": you may do as you like until your actions harm others. In the domain of</w:t>
-      </w:r>
-      <w:r>
-        <w:t xml:space="preserve"> </w:t>
-      </w:r>
-      <w:r>
-        <w:t xml:space="preserve">ideas, Mill was an absolute advocate for free speech, arguing that even false opinions must</w:t>
-      </w:r>
-      <w:r>
-        <w:t xml:space="preserve"> </w:t>
-      </w:r>
-      <w:r>
-        <w:t xml:space="preserve">be allowed expression because the collision of ideas is how truth advances. Later readers</w:t>
+        <w:t xml:space="preserve"> </w:t>
+      </w:r>
+      <w:r>
+        <w:t xml:space="preserve">(1859), which argues for the maximum sphere of</w:t>
+      </w:r>
+      <w:r>
+        <w:t xml:space="preserve"> </w:t>
+      </w:r>
+      <w:r>
+        <w:t xml:space="preserve">individual freedom constrained only by the "harm principle": you may do as you like until</w:t>
+      </w:r>
+      <w:r>
+        <w:t xml:space="preserve"> </w:t>
+      </w:r>
+      <w:r>
+        <w:t xml:space="preserve">your actions harm others. On ideas Mill was an absolutist: even false opinions must be</w:t>
+      </w:r>
+      <w:r>
+        <w:t xml:space="preserve"> </w:t>
+      </w:r>
+      <w:r>
+        <w:t xml:space="preserve">allowed expression, because the collision of ideas is how truth advances. Later readers</w:t>
       </w:r>
       <w:r>
         <w:t xml:space="preserve"> </w:t>
@@ -3445,19 +3092,19 @@
         <w:t xml:space="preserve"> </w:t>
       </w:r>
       <w:r>
-        <w:t xml:space="preserve">circulation through twentieth-century American free-speech law, and Mill himself would</w:t>
-      </w:r>
-      <w:r>
-        <w:t xml:space="preserve"> </w:t>
-      </w:r>
-      <w:r>
-        <w:t xml:space="preserve">probably have resisted it, since he wanted unpopular opinions actively protected rather</w:t>
-      </w:r>
-      <w:r>
-        <w:t xml:space="preserve"> </w:t>
-      </w:r>
-      <w:r>
-        <w:t xml:space="preserve">than left to compete.</w:t>
+        <w:t xml:space="preserve">circulation through twentieth-century American free-speech law, and Mill would probably have</w:t>
+      </w:r>
+      <w:r>
+        <w:t xml:space="preserve"> </w:t>
+      </w:r>
+      <w:r>
+        <w:t xml:space="preserve">resisted it, since he wanted unpopular opinions actively protected rather than left to</w:t>
+      </w:r>
+      <w:r>
+        <w:t xml:space="preserve"> </w:t>
+      </w:r>
+      <w:r>
+        <w:t xml:space="preserve">compete.</w:t>
       </w:r>
     </w:p>
     <w:p>
@@ -3465,19 +3112,19 @@
         <w:pStyle w:val="KeyThinker"/>
       </w:pPr>
       <w:r>
-        <w:t xml:space="preserve">Mill also championed women's suffrage and worked throughout his career to extend the</w:t>
-      </w:r>
-      <w:r>
-        <w:t xml:space="preserve"> </w:t>
-      </w:r>
-      <w:r>
-        <w:t xml:space="preserve">benefits of liberal society to those excluded from it. He saw communications technology</w:t>
-      </w:r>
-      <w:r>
-        <w:t xml:space="preserve"> </w:t>
-      </w:r>
-      <w:r>
-        <w:t xml:space="preserve">as, on balance, a force for individual liberation and the spread of beneficial ideas.</w:t>
+        <w:t xml:space="preserve">Mill also championed women's suffrage and worked to extend the benefits of liberal society</w:t>
+      </w:r>
+      <w:r>
+        <w:t xml:space="preserve"> </w:t>
+      </w:r>
+      <w:r>
+        <w:t xml:space="preserve">to those excluded from it. He saw communications technology as, on balance, a force for</w:t>
+      </w:r>
+      <w:r>
+        <w:t xml:space="preserve"> </w:t>
+      </w:r>
+      <w:r>
+        <w:t xml:space="preserve">individual liberation.</w:t>
       </w:r>
     </w:p>
     <w:p>
@@ -3556,43 +3203,31 @@
         <w:pStyle w:val="KeyThinker"/>
       </w:pPr>
       <w:r>
-        <w:t xml:space="preserve">Karl Marx was a German philosopher, economist, and revolutionary who, with his collaborator</w:t>
-      </w:r>
-      <w:r>
-        <w:t xml:space="preserve"> </w:t>
-      </w:r>
-      <w:r>
-        <w:t xml:space="preserve">Friedrich Engels, developed the theory of historical materialism and founded modern</w:t>
-      </w:r>
-      <w:r>
-        <w:t xml:space="preserve"> </w:t>
-      </w:r>
-      <w:r>
-        <w:t xml:space="preserve">communist thought. Born in Prussia into a middle-class family of Jewish descent — his</w:t>
-      </w:r>
-      <w:r>
-        <w:t xml:space="preserve"> </w:t>
-      </w:r>
-      <w:r>
-        <w:t xml:space="preserve">father, a lawyer, had converted to Lutheranism — Marx was radicalized</w:t>
-      </w:r>
-      <w:r>
-        <w:t xml:space="preserve"> </w:t>
-      </w:r>
-      <w:r>
-        <w:t xml:space="preserve">by his studies of Hegel and his observations of industrial capitalism's human costs.</w:t>
-      </w:r>
-      <w:r>
-        <w:t xml:space="preserve"> </w:t>
-      </w:r>
-      <w:r>
-        <w:t xml:space="preserve">He was expelled from Germany, France, and Belgium before settling permanently in London,</w:t>
-      </w:r>
-      <w:r>
-        <w:t xml:space="preserve"> </w:t>
-      </w:r>
-      <w:r>
-        <w:t xml:space="preserve">where he spent years researching in the British Museum while living in poverty.</w:t>
+        <w:t xml:space="preserve">Karl Marx was a German philosopher, economist, and revolutionary who, with Friedrich</w:t>
+      </w:r>
+      <w:r>
+        <w:t xml:space="preserve"> </w:t>
+      </w:r>
+      <w:r>
+        <w:t xml:space="preserve">Engels, developed historical materialism and founded modern communist thought. Born in</w:t>
+      </w:r>
+      <w:r>
+        <w:t xml:space="preserve"> </w:t>
+      </w:r>
+      <w:r>
+        <w:t xml:space="preserve">Prussia into a middle-class family of Jewish descent, he was radicalized by his studies of</w:t>
+      </w:r>
+      <w:r>
+        <w:t xml:space="preserve"> </w:t>
+      </w:r>
+      <w:r>
+        <w:t xml:space="preserve">Hegel and by industrial capitalism's human costs. Expelled from Germany, France, and</w:t>
+      </w:r>
+      <w:r>
+        <w:t xml:space="preserve"> </w:t>
+      </w:r>
+      <w:r>
+        <w:t xml:space="preserve">Belgium, he settled in London, researching in the British Museum while living in poverty.</w:t>
       </w:r>
     </w:p>
     <w:p>
@@ -3606,19 +3241,13 @@
         <w:t xml:space="preserve"> </w:t>
       </w:r>
       <w:r>
-        <w:t xml:space="preserve">It is always developed, owned, and deployed within a specific economic system, and it</w:t>
-      </w:r>
-      <w:r>
-        <w:t xml:space="preserve"> </w:t>
-      </w:r>
-      <w:r>
-        <w:t xml:space="preserve">tends to serve the interests of those who control it. "The ruling ideas of each age,"</w:t>
-      </w:r>
-      <w:r>
-        <w:t xml:space="preserve"> </w:t>
-      </w:r>
-      <w:r>
-        <w:t xml:space="preserve">he and Engels wrote in the</w:t>
+        <w:t xml:space="preserve">It is developed, owned, and deployed within a specific economic system, and tends to serve</w:t>
+      </w:r>
+      <w:r>
+        <w:t xml:space="preserve"> </w:t>
+      </w:r>
+      <w:r>
+        <w:t xml:space="preserve">those who control it. "The ruling ideas of each age," he and Engels wrote in the</w:t>
       </w:r>
       <w:r>
         <w:t xml:space="preserve"> </w:t>
@@ -3631,13 +3260,7 @@
         <w:t xml:space="preserve">Communist Manifesto</w:t>
       </w:r>
       <w:r>
-        <w:t xml:space="preserve">, "have ever been the ideas of its</w:t>
-      </w:r>
-      <w:r>
-        <w:t xml:space="preserve"> </w:t>
-      </w:r>
-      <w:r>
-        <w:t xml:space="preserve">ruling class"</w:t>
+        <w:t xml:space="preserve">, "have ever been the ideas of its ruling class"</w:t>
       </w:r>
       <w:r>
         <w:t xml:space="preserve"> </w:t>
@@ -3646,19 +3269,19 @@
         <w:t xml:space="preserve">(Marx &amp; Engels, 2002)</w:t>
       </w:r>
       <w:r>
-        <w:t xml:space="preserve">. Applied to communications</w:t>
-      </w:r>
-      <w:r>
-        <w:t xml:space="preserve"> </w:t>
-      </w:r>
-      <w:r>
-        <w:t xml:space="preserve">technology: whoever owns the newspapers, the telegraph wires, or the social media</w:t>
-      </w:r>
-      <w:r>
-        <w:t xml:space="preserve"> </w:t>
-      </w:r>
-      <w:r>
-        <w:t xml:space="preserve">platforms controls what ideas reach the public — and on what terms.</w:t>
+        <w:t xml:space="preserve">. Applied to communications: whoever owns</w:t>
+      </w:r>
+      <w:r>
+        <w:t xml:space="preserve"> </w:t>
+      </w:r>
+      <w:r>
+        <w:t xml:space="preserve">the newspapers, the telegraph wires, or the platforms controls what ideas reach the public,</w:t>
+      </w:r>
+      <w:r>
+        <w:t xml:space="preserve"> </w:t>
+      </w:r>
+      <w:r>
+        <w:t xml:space="preserve">and on what terms.</w:t>
       </w:r>
     </w:p>
     <w:p>
@@ -3666,25 +3289,25 @@
         <w:pStyle w:val="KeyThinker"/>
       </w:pPr>
       <w:r>
-        <w:t xml:space="preserve">This does not mean Marx was always right. His predictions about the inevitable collapse</w:t>
-      </w:r>
-      <w:r>
-        <w:t xml:space="preserve"> </w:t>
-      </w:r>
-      <w:r>
-        <w:t xml:space="preserve">of capitalism proved incorrect, and regimes claiming to act in his name produced some</w:t>
-      </w:r>
-      <w:r>
-        <w:t xml:space="preserve"> </w:t>
-      </w:r>
-      <w:r>
-        <w:t xml:space="preserve">of the worst tyrannies in history. But his framework for thinking about technology and</w:t>
-      </w:r>
-      <w:r>
-        <w:t xml:space="preserve"> </w:t>
-      </w:r>
-      <w:r>
-        <w:t xml:space="preserve">power remains essential and is applied by thinkers across the political spectrum today.</w:t>
+        <w:t xml:space="preserve">This does not mean Marx was always right. His predictions of capitalism's inevitable</w:t>
+      </w:r>
+      <w:r>
+        <w:t xml:space="preserve"> </w:t>
+      </w:r>
+      <w:r>
+        <w:t xml:space="preserve">collapse proved incorrect, and regimes claiming to act in his name produced some of the</w:t>
+      </w:r>
+      <w:r>
+        <w:t xml:space="preserve"> </w:t>
+      </w:r>
+      <w:r>
+        <w:t xml:space="preserve">worst tyrannies in history. But his framework for thinking about technology and power is</w:t>
+      </w:r>
+      <w:r>
+        <w:t xml:space="preserve"> </w:t>
+      </w:r>
+      <w:r>
+        <w:t xml:space="preserve">applied today by thinkers across the political spectrum.</w:t>
       </w:r>
     </w:p>
     <w:p>
@@ -3720,37 +3343,31 @@
         <w:pStyle w:val="BodyText"/>
       </w:pPr>
       <w:r>
-        <w:t xml:space="preserve">Mill's argument rests on the claim that truth tends to emerge from open debate. If an</w:t>
-      </w:r>
-      <w:r>
-        <w:t xml:space="preserve"> </w:t>
-      </w:r>
-      <w:r>
-        <w:t xml:space="preserve">opinion is right and is suppressed, we lose the truth. If it is wrong and is suppressed,</w:t>
-      </w:r>
-      <w:r>
-        <w:t xml:space="preserve"> </w:t>
-      </w:r>
-      <w:r>
-        <w:t xml:space="preserve">we lose the opportunity to understand why it is wrong — and an unexamined belief is a</w:t>
-      </w:r>
-      <w:r>
-        <w:t xml:space="preserve"> </w:t>
-      </w:r>
-      <w:r>
-        <w:t xml:space="preserve">fragile one. This is a powerful argument for freedom of expression. But it assumes that</w:t>
-      </w:r>
-      <w:r>
-        <w:t xml:space="preserve"> </w:t>
-      </w:r>
-      <w:r>
-        <w:t xml:space="preserve">the "marketplace of ideas" operates fairly: that all voices have equal access and that</w:t>
-      </w:r>
-      <w:r>
-        <w:t xml:space="preserve"> </w:t>
-      </w:r>
-      <w:r>
-        <w:t xml:space="preserve">the best arguments tend to win. Marx's analysis challenges precisely this assumption.</w:t>
+        <w:t xml:space="preserve">Mill's argument rests on the claim that truth tends to emerge from open debate. Suppress a</w:t>
+      </w:r>
+      <w:r>
+        <w:t xml:space="preserve"> </w:t>
+      </w:r>
+      <w:r>
+        <w:t xml:space="preserve">right opinion and we lose the truth; suppress a wrong one and we lose the chance to understand</w:t>
+      </w:r>
+      <w:r>
+        <w:t xml:space="preserve"> </w:t>
+      </w:r>
+      <w:r>
+        <w:t xml:space="preserve">why it is wrong — and an unexamined belief is a fragile one. But it assumes the market in ideas</w:t>
+      </w:r>
+      <w:r>
+        <w:t xml:space="preserve"> </w:t>
+      </w:r>
+      <w:r>
+        <w:t xml:space="preserve">operates fairly: that all voices have equal access and the best arguments tend to win. Marx</w:t>
+      </w:r>
+      <w:r>
+        <w:t xml:space="preserve"> </w:t>
+      </w:r>
+      <w:r>
+        <w:t xml:space="preserve">challenges precisely that assumption.</w:t>
       </w:r>
     </w:p>
     <w:p>
@@ -3778,7 +3395,7 @@
         <w:pStyle w:val="Compact"/>
       </w:pPr>
       <w:r>
-        <w:t xml:space="preserve">In any society, those who control the means of production — including the means of communication — have decisive influence over public opinion.</w:t>
+        <w:t xml:space="preserve">Those who control the means of production — including the means of communication — have decisive influence over public opinion.</w:t>
       </w:r>
     </w:p>
     <w:p>
@@ -3790,7 +3407,7 @@
         <w:pStyle w:val="Compact"/>
       </w:pPr>
       <w:r>
-        <w:t xml:space="preserve">Under capitalism, the means of communication (printing houses, telegraph companies, later broadcast networks and social media platforms) are owned by the wealthy.</w:t>
+        <w:t xml:space="preserve">Under capitalism, the means of communication (printing houses, telegraph companies, later broadcast networks and platforms) are owned by the wealthy.</w:t>
       </w:r>
     </w:p>
     <w:p>
@@ -3802,7 +3419,7 @@
         <w:pStyle w:val="Compact"/>
       </w:pPr>
       <w:r>
-        <w:t xml:space="preserve">Owners use their control to promote ideas that serve their interests and to suppress or marginalize ideas that threaten them.</w:t>
+        <w:t xml:space="preserve">Owners use that control to promote ideas serving their interests and to marginalize ideas that threaten them.</w:t>
       </w:r>
     </w:p>
     <w:p>
@@ -3816,7 +3433,7 @@
         <w:t xml:space="preserve"> </w:t>
       </w:r>
       <w:r>
-        <w:t xml:space="preserve">The "free marketplace of ideas" credited to Mill is a fiction: the market is rigged in favor of those who own the infrastructure, and "free" communication in a capitalist society primarily amplifies the ideas of the ruling class.</w:t>
+        <w:t xml:space="preserve">The "free marketplace of ideas" credited to Mill is a fiction: the market is rigged toward those who own the infrastructure, and "free" communication primarily amplifies the ideas of the ruling class.</w:t>
       </w:r>
     </w:p>
     <w:p>
@@ -3824,49 +3441,43 @@
         <w:pStyle w:val="BodyText"/>
       </w:pPr>
       <w:r>
-        <w:t xml:space="preserve">You do not need to be a Marxist to find this argument troubling. Consider: in the United</w:t>
-      </w:r>
-      <w:r>
-        <w:t xml:space="preserve"> </w:t>
-      </w:r>
-      <w:r>
-        <w:t xml:space="preserve">States today, most major media outlets are owned by a small number of large corporations.</w:t>
-      </w:r>
-      <w:r>
-        <w:t xml:space="preserve"> </w:t>
-      </w:r>
-      <w:r>
-        <w:t xml:space="preserve">The handful of social media platforms through which most people receive their news are</w:t>
-      </w:r>
-      <w:r>
-        <w:t xml:space="preserve"> </w:t>
-      </w:r>
-      <w:r>
-        <w:t xml:space="preserve">operated by some of the wealthiest companies in history. The algorithmic decisions these</w:t>
-      </w:r>
-      <w:r>
-        <w:t xml:space="preserve"> </w:t>
-      </w:r>
-      <w:r>
-        <w:t xml:space="preserve">platforms make — which stories are shown, which voices are amplified, which content is</w:t>
-      </w:r>
-      <w:r>
-        <w:t xml:space="preserve"> </w:t>
-      </w:r>
-      <w:r>
-        <w:t xml:space="preserve">suppressed — have enormous consequences for public discourse. Mill's dream of an open</w:t>
-      </w:r>
-      <w:r>
-        <w:t xml:space="preserve"> </w:t>
-      </w:r>
-      <w:r>
-        <w:t xml:space="preserve">marketplace and Marx's warning about concentrated ownership are both relevant to this</w:t>
-      </w:r>
-      <w:r>
-        <w:t xml:space="preserve"> </w:t>
-      </w:r>
-      <w:r>
-        <w:t xml:space="preserve">situation, and neither analysis alone is sufficient.</w:t>
+        <w:t xml:space="preserve">You do not need to be a Marxist to find this argument troubling. In the United States today,</w:t>
+      </w:r>
+      <w:r>
+        <w:t xml:space="preserve"> </w:t>
+      </w:r>
+      <w:r>
+        <w:t xml:space="preserve">most major media outlets are owned by a small number of large corporations, and the platforms</w:t>
+      </w:r>
+      <w:r>
+        <w:t xml:space="preserve"> </w:t>
+      </w:r>
+      <w:r>
+        <w:t xml:space="preserve">through which most people receive their news are run by some of the wealthiest companies in</w:t>
+      </w:r>
+      <w:r>
+        <w:t xml:space="preserve"> </w:t>
+      </w:r>
+      <w:r>
+        <w:t xml:space="preserve">history. Their algorithmic decisions — which stories are shown, which voices amplified, which</w:t>
+      </w:r>
+      <w:r>
+        <w:t xml:space="preserve"> </w:t>
+      </w:r>
+      <w:r>
+        <w:t xml:space="preserve">content suppressed — have enormous consequences for public discourse. Mill's dream of open</w:t>
+      </w:r>
+      <w:r>
+        <w:t xml:space="preserve"> </w:t>
+      </w:r>
+      <w:r>
+        <w:t xml:space="preserve">exchange and Marx's warning about concentrated ownership are both relevant here; neither alone</w:t>
+      </w:r>
+      <w:r>
+        <w:t xml:space="preserve"> </w:t>
+      </w:r>
+      <w:r>
+        <w:t xml:space="preserve">is sufficient.</w:t>
       </w:r>
     </w:p>
     <w:p>
@@ -3886,7 +3497,7 @@
         <w:pStyle w:val="Compact"/>
       </w:pPr>
       <w:r>
-        <w:t xml:space="preserve">Mill argues that even false opinions should be allowed because debate is how we find truth. Does this argument work on social media, where algorithms determine which voices are amplified?</w:t>
+        <w:t xml:space="preserve">Mill argues that even false opinions should be allowed because debate is how we find truth. Does that work on social media, where algorithms determine which voices are amplified?</w:t>
       </w:r>
     </w:p>
     <w:p>
@@ -3898,7 +3509,7 @@
         <w:pStyle w:val="Compact"/>
       </w:pPr>
       <w:r>
-        <w:t xml:space="preserve">Marx argues that whoever owns the means of communication controls the dominant ideas. Can you think of examples that support this claim? Counterexamples?</w:t>
+        <w:t xml:space="preserve">Marx argues that whoever owns the means of communication controls the dominant ideas. What examples support this claim? What counterexamples?</w:t>
       </w:r>
     </w:p>
     <w:p>
@@ -3910,19 +3521,7 @@
         <w:pStyle w:val="Compact"/>
       </w:pPr>
       <w:r>
-        <w:t xml:space="preserve">Is there a way to have both Mill's open debate and a check on the power that Marx warns about? What would it look like in practice?</w:t>
-      </w:r>
-    </w:p>
-    <w:p>
-      <w:pPr>
-        <w:numPr>
-          <w:ilvl w:val="0"/>
-          <w:numId w:val="1008"/>
-        </w:numPr>
-        <w:pStyle w:val="Compact"/>
-      </w:pPr>
-      <w:r>
-        <w:t xml:space="preserve">This section stages a debate between two men who never had one. What does that framing help you see clearly, and what might it distort about either thinker?</w:t>
+        <w:t xml:space="preserve">This section stages a debate between two men who never had one. What does that framing help you see, and what might it distort?</w:t>
       </w:r>
     </w:p>
     <w:bookmarkEnd w:id="56"/>
@@ -3942,31 +3541,25 @@
         <w:pStyle w:val="FirstParagraph"/>
       </w:pPr>
       <w:r>
-        <w:t xml:space="preserve">The first three information revolutions — writing, printing, distance communication — shared</w:t>
-      </w:r>
-      <w:r>
-        <w:t xml:space="preserve"> </w:t>
-      </w:r>
-      <w:r>
-        <w:t xml:space="preserve">a structural feature: they primarily enabled information to move between individuals or small</w:t>
-      </w:r>
-      <w:r>
-        <w:t xml:space="preserve"> </w:t>
-      </w:r>
-      <w:r>
-        <w:t xml:space="preserve">groups. A letter goes from one person to another. A printed pamphlet reaches thousands, but</w:t>
-      </w:r>
-      <w:r>
-        <w:t xml:space="preserve"> </w:t>
-      </w:r>
-      <w:r>
-        <w:t xml:space="preserve">each reader reads alone. The fourth revolution, the rise of radio and then television in the</w:t>
-      </w:r>
-      <w:r>
-        <w:t xml:space="preserve"> </w:t>
-      </w:r>
-      <w:r>
-        <w:t xml:space="preserve">twentieth century, introduced something qualitatively new:</w:t>
+        <w:t xml:space="preserve">The first three revolutions — writing, printing, distance communication — shared a structural</w:t>
+      </w:r>
+      <w:r>
+        <w:t xml:space="preserve"> </w:t>
+      </w:r>
+      <w:r>
+        <w:t xml:space="preserve">feature: they moved information between individuals or small groups. A letter goes from one</w:t>
+      </w:r>
+      <w:r>
+        <w:t xml:space="preserve"> </w:t>
+      </w:r>
+      <w:r>
+        <w:t xml:space="preserve">person to another; a printed pamphlet reaches thousands, but each reader reads alone. Radio and</w:t>
+      </w:r>
+      <w:r>
+        <w:t xml:space="preserve"> </w:t>
+      </w:r>
+      <w:r>
+        <w:t xml:space="preserve">then television introduced something qualitatively new:</w:t>
       </w:r>
       <w:r>
         <w:t xml:space="preserve"> </w:t>
@@ -3988,13 +3581,13 @@
         <w:t xml:space="preserve"> </w:t>
       </w:r>
       <w:r>
-        <w:t xml:space="preserve">transmission of identical content to millions of passive recipients. A single radio broadcast</w:t>
-      </w:r>
-      <w:r>
-        <w:t xml:space="preserve"> </w:t>
-      </w:r>
-      <w:r>
-        <w:t xml:space="preserve">could, for the first time in history, address an entire nation at once.</w:t>
+        <w:t xml:space="preserve">transmission of identical content to millions of passive recipients. For the first time in</w:t>
+      </w:r>
+      <w:r>
+        <w:t xml:space="preserve"> </w:t>
+      </w:r>
+      <w:r>
+        <w:t xml:space="preserve">history, a single broadcast could address an entire nation at once.</w:t>
       </w:r>
     </w:p>
     <w:p>
@@ -4002,43 +3595,37 @@
         <w:pStyle w:val="BodyText"/>
       </w:pPr>
       <w:r>
-        <w:t xml:space="preserve">The implications of this shift were enormous. Radio and television created genuinely shared</w:t>
-      </w:r>
-      <w:r>
-        <w:t xml:space="preserve"> </w:t>
-      </w:r>
-      <w:r>
-        <w:t xml:space="preserve">cultural experiences at national scale. They enabled rapid dissemination of public health</w:t>
-      </w:r>
-      <w:r>
-        <w:t xml:space="preserve"> </w:t>
-      </w:r>
-      <w:r>
-        <w:t xml:space="preserve">information, political news, and educational content. But they also created a new kind of</w:t>
-      </w:r>
-      <w:r>
-        <w:t xml:space="preserve"> </w:t>
-      </w:r>
-      <w:r>
-        <w:t xml:space="preserve">vulnerability: a small number of people controlling the broadcast infrastructure could shape</w:t>
-      </w:r>
-      <w:r>
-        <w:t xml:space="preserve"> </w:t>
-      </w:r>
-      <w:r>
-        <w:t xml:space="preserve">the beliefs and emotions of a mass audience in ways that earlier media could not match.</w:t>
-      </w:r>
-      <w:r>
-        <w:t xml:space="preserve"> </w:t>
-      </w:r>
-      <w:r>
-        <w:t xml:space="preserve">Two thinkers who witnessed the most catastrophic demonstration of this vulnerability —</w:t>
-      </w:r>
-      <w:r>
-        <w:t xml:space="preserve"> </w:t>
-      </w:r>
-      <w:r>
-        <w:t xml:space="preserve">the rise of totalitarianism in Europe — provide our framework for this revolution.</w:t>
+        <w:t xml:space="preserve">The implications were enormous. Radio and television created genuinely shared cultural</w:t>
+      </w:r>
+      <w:r>
+        <w:t xml:space="preserve"> </w:t>
+      </w:r>
+      <w:r>
+        <w:t xml:space="preserve">experiences at national scale and spread public health information, political news, and</w:t>
+      </w:r>
+      <w:r>
+        <w:t xml:space="preserve"> </w:t>
+      </w:r>
+      <w:r>
+        <w:t xml:space="preserve">educational content rapidly. But they also created a new vulnerability: a small number of people</w:t>
+      </w:r>
+      <w:r>
+        <w:t xml:space="preserve"> </w:t>
+      </w:r>
+      <w:r>
+        <w:t xml:space="preserve">controlling the broadcast infrastructure could shape the beliefs and emotions of a mass audience</w:t>
+      </w:r>
+      <w:r>
+        <w:t xml:space="preserve"> </w:t>
+      </w:r>
+      <w:r>
+        <w:t xml:space="preserve">as earlier media could not. Two thinkers who witnessed the most catastrophic demonstration of</w:t>
+      </w:r>
+      <w:r>
+        <w:t xml:space="preserve"> </w:t>
+      </w:r>
+      <w:r>
+        <w:t xml:space="preserve">that vulnerability — the rise of totalitarianism in Europe — provide our framework here.</w:t>
       </w:r>
     </w:p>
     <w:p>
@@ -4084,43 +3671,31 @@
         <w:t xml:space="preserve"> </w:t>
       </w:r>
       <w:r>
-        <w:t xml:space="preserve">journalist who spent his career bearing witness to the political catastrophes of the twentieth</w:t>
-      </w:r>
-      <w:r>
-        <w:t xml:space="preserve"> </w:t>
-      </w:r>
-      <w:r>
-        <w:t xml:space="preserve">century. He served as a colonial police officer in Burma, fought in the Spanish Civil War</w:t>
-      </w:r>
-      <w:r>
-        <w:t xml:space="preserve"> </w:t>
-      </w:r>
-      <w:r>
-        <w:t xml:space="preserve">on the Republican side (where he was shot through the throat and narrowly survived),</w:t>
-      </w:r>
-      <w:r>
-        <w:t xml:space="preserve"> </w:t>
-      </w:r>
-      <w:r>
-        <w:t xml:space="preserve">and observed at first hand the way both fascist and Stalinist propaganda worked to</w:t>
-      </w:r>
-      <w:r>
-        <w:t xml:space="preserve"> </w:t>
-      </w:r>
-      <w:r>
-        <w:t xml:space="preserve">distort reality and silence dissent.</w:t>
+        <w:t xml:space="preserve">journalist who spent his career bearing witness to the political catastrophes of the</w:t>
+      </w:r>
+      <w:r>
+        <w:t xml:space="preserve"> </w:t>
+      </w:r>
+      <w:r>
+        <w:t xml:space="preserve">twentieth century. He served as a colonial police officer in Burma, fought in the Spanish</w:t>
+      </w:r>
+      <w:r>
+        <w:t xml:space="preserve"> </w:t>
+      </w:r>
+      <w:r>
+        <w:t xml:space="preserve">Civil War on the Republican side (where he was shot through the throat), and saw at first</w:t>
+      </w:r>
+      <w:r>
+        <w:t xml:space="preserve"> </w:t>
+      </w:r>
+      <w:r>
+        <w:t xml:space="preserve">hand how both fascist and Stalinist propaganda distorted reality and silenced dissent.</w:t>
       </w:r>
     </w:p>
     <w:p>
       <w:pPr>
         <w:pStyle w:val="KeyThinker"/>
       </w:pPr>
-      <w:r>
-        <w:t xml:space="preserve">His two most famous works,</w:t>
-      </w:r>
-      <w:r>
-        <w:t xml:space="preserve"> </w:t>
-      </w:r>
       <w:r>
         <w:rPr>
           <w:iCs/>
@@ -4148,13 +3723,39 @@
         <w:t xml:space="preserve"> </w:t>
       </w:r>
       <w:r>
-        <w:t xml:space="preserve">(1949), are written as fiction but function as extended philosophical arguments about</w:t>
-      </w:r>
-      <w:r>
-        <w:t xml:space="preserve"> </w:t>
-      </w:r>
-      <w:r>
-        <w:t xml:space="preserve">the relationship between language, truth, and power.</w:t>
+        <w:t xml:space="preserve">(1949) are written as fiction</w:t>
+      </w:r>
+      <w:r>
+        <w:t xml:space="preserve"> </w:t>
+      </w:r>
+      <w:r>
+        <w:t xml:space="preserve">but function as extended philosophical arguments about language, truth, and power. Orwell's</w:t>
+      </w:r>
+      <w:r>
+        <w:t xml:space="preserve"> </w:t>
+      </w:r>
+      <w:r>
+        <w:t xml:space="preserve">central concern was the deliberate corruption of language — official terminology that means</w:t>
+      </w:r>
+      <w:r>
+        <w:t xml:space="preserve"> </w:t>
+      </w:r>
+      <w:r>
+        <w:t xml:space="preserve">the opposite of what it seems to say ("War is Peace, Freedom is Slavery") — as a tool for</w:t>
+      </w:r>
+      <w:r>
+        <w:t xml:space="preserve"> </w:t>
+      </w:r>
+      <w:r>
+        <w:t xml:space="preserve">eliminating political thought altogether.</w:t>
+      </w:r>
+    </w:p>
+    <w:p>
+      <w:pPr>
+        <w:pStyle w:val="KeyThinker"/>
+      </w:pPr>
+      <w:r>
+        <w:t xml:space="preserve">Orwell died of tuberculosis in 1950, at forty-six, shortly after finishing</w:t>
       </w:r>
       <w:r>
         <w:t xml:space="preserve"> </w:t>
@@ -4167,73 +3768,19 @@
         <w:t xml:space="preserve">Nineteen Eighty-Four</w:t>
       </w:r>
       <w:r>
-        <w:t xml:space="preserve"> </w:t>
-      </w:r>
-      <w:r>
-        <w:t xml:space="preserve">in</w:t>
-      </w:r>
-      <w:r>
-        <w:t xml:space="preserve"> </w:t>
-      </w:r>
-      <w:r>
-        <w:t xml:space="preserve">particular contains some of the most trenchant analysis of propaganda ever written.</w:t>
-      </w:r>
-      <w:r>
-        <w:t xml:space="preserve"> </w:t>
-      </w:r>
-      <w:r>
-        <w:t xml:space="preserve">Orwell's central concern was the deliberate corruption of language — the use of</w:t>
-      </w:r>
-      <w:r>
-        <w:t xml:space="preserve"> </w:t>
-      </w:r>
-      <w:r>
-        <w:t xml:space="preserve">official terminology that means the opposite of what it seems to say</w:t>
-      </w:r>
-      <w:r>
-        <w:t xml:space="preserve"> </w:t>
-      </w:r>
-      <w:r>
-        <w:t xml:space="preserve">("War is Peace, Freedom is Slavery") — as a tool for eliminating political thought</w:t>
-      </w:r>
-      <w:r>
-        <w:t xml:space="preserve"> </w:t>
-      </w:r>
-      <w:r>
-        <w:t xml:space="preserve">altogether.</w:t>
-      </w:r>
-    </w:p>
-    <w:p>
-      <w:pPr>
-        <w:pStyle w:val="KeyThinker"/>
-      </w:pPr>
-      <w:r>
-        <w:t xml:space="preserve">Orwell died of tuberculosis in 1950 at the age of forty-six, shortly after finishing</w:t>
-      </w:r>
-      <w:r>
-        <w:t xml:space="preserve"> </w:t>
-      </w:r>
-      <w:r>
-        <w:rPr>
-          <w:iCs/>
-          <w:i/>
-        </w:rPr>
-        <w:t xml:space="preserve">Nineteen Eighty-Four</w:t>
-      </w:r>
-      <w:r>
         <w:t xml:space="preserve">. His coinages — "doublethink," "memory hole," "Big Brother,"</w:t>
       </w:r>
       <w:r>
         <w:t xml:space="preserve"> </w:t>
       </w:r>
       <w:r>
-        <w:t xml:space="preserve">"Newspeak," "thoughtcrime" — have entered the English language as permanent contributions</w:t>
-      </w:r>
-      <w:r>
-        <w:t xml:space="preserve"> </w:t>
-      </w:r>
-      <w:r>
-        <w:t xml:space="preserve">to our vocabulary for describing political manipulation.</w:t>
+        <w:t xml:space="preserve">"Newspeak," "thoughtcrime" — are now permanent vocabulary for describing political</w:t>
+      </w:r>
+      <w:r>
+        <w:t xml:space="preserve"> </w:t>
+      </w:r>
+      <w:r>
+        <w:t xml:space="preserve">manipulation.</w:t>
       </w:r>
     </w:p>
     <w:p>
@@ -4287,31 +3834,25 @@
         <w:t xml:space="preserve"> </w:t>
       </w:r>
       <w:r>
-        <w:t xml:space="preserve">from false at all. Once that capacity is gone, the regime no longer needs to win arguments —</w:t>
-      </w:r>
-      <w:r>
-        <w:t xml:space="preserve"> </w:t>
-      </w:r>
-      <w:r>
-        <w:t xml:space="preserve">it just needs to repeat assertions loudly enough and often enough. Mass broadcast media, in</w:t>
-      </w:r>
-      <w:r>
-        <w:t xml:space="preserve"> </w:t>
-      </w:r>
-      <w:r>
-        <w:t xml:space="preserve">Orwell's analysis, was particularly dangerous because it could reach everyone simultaneously</w:t>
-      </w:r>
-      <w:r>
-        <w:t xml:space="preserve"> </w:t>
-      </w:r>
-      <w:r>
-        <w:t xml:space="preserve">with the same message, eliminating the diversity of information sources that might otherwise</w:t>
-      </w:r>
-      <w:r>
-        <w:t xml:space="preserve"> </w:t>
-      </w:r>
-      <w:r>
-        <w:t xml:space="preserve">give people the resources to resist.</w:t>
+        <w:t xml:space="preserve">from false at all. Once that is gone, a regime no longer needs to win arguments — only to repeat</w:t>
+      </w:r>
+      <w:r>
+        <w:t xml:space="preserve"> </w:t>
+      </w:r>
+      <w:r>
+        <w:t xml:space="preserve">assertions loudly and often. Broadcast media was especially dangerous, in Orwell's analysis,</w:t>
+      </w:r>
+      <w:r>
+        <w:t xml:space="preserve"> </w:t>
+      </w:r>
+      <w:r>
+        <w:t xml:space="preserve">because it reached everyone at once with the same message, eliminating the diversity of sources</w:t>
+      </w:r>
+      <w:r>
+        <w:t xml:space="preserve"> </w:t>
+      </w:r>
+      <w:r>
+        <w:t xml:space="preserve">that might give people the resources to resist.</w:t>
       </w:r>
     </w:p>
     <w:p>
@@ -4396,25 +3937,19 @@
         <w:t xml:space="preserve"> </w:t>
       </w:r>
       <w:r>
-        <w:t xml:space="preserve">eighteen years as a stateless refugee, and eventually became one of the most important</w:t>
-      </w:r>
-      <w:r>
-        <w:t xml:space="preserve"> </w:t>
-      </w:r>
-      <w:r>
-        <w:t xml:space="preserve">political philosophers of the twentieth century. Her experience of persecution, statelessness,</w:t>
-      </w:r>
-      <w:r>
-        <w:t xml:space="preserve"> </w:t>
-      </w:r>
-      <w:r>
-        <w:t xml:space="preserve">and exile gave her an outsider's perspective on the political institutions most Western</w:t>
-      </w:r>
-      <w:r>
-        <w:t xml:space="preserve"> </w:t>
-      </w:r>
-      <w:r>
-        <w:t xml:space="preserve">thinkers took for granted.</w:t>
+        <w:t xml:space="preserve">eighteen years as a stateless refugee, and became one of the most important political</w:t>
+      </w:r>
+      <w:r>
+        <w:t xml:space="preserve"> </w:t>
+      </w:r>
+      <w:r>
+        <w:t xml:space="preserve">philosophers of the twentieth century. Persecution and exile gave her an outsider's</w:t>
+      </w:r>
+      <w:r>
+        <w:t xml:space="preserve"> </w:t>
+      </w:r>
+      <w:r>
+        <w:t xml:space="preserve">perspective on institutions most Western thinkers took for granted.</w:t>
       </w:r>
     </w:p>
     <w:p>
@@ -4438,19 +3973,19 @@
         <w:t xml:space="preserve"> </w:t>
       </w:r>
       <w:r>
-        <w:t xml:space="preserve">(1951), Arendt offered an analysis of how</w:t>
-      </w:r>
-      <w:r>
-        <w:t xml:space="preserve"> </w:t>
-      </w:r>
-      <w:r>
-        <w:t xml:space="preserve">Nazi Germany and Stalinist Russia had been possible — not as aberrations, but as</w:t>
-      </w:r>
-      <w:r>
-        <w:t xml:space="preserve"> </w:t>
-      </w:r>
-      <w:r>
-        <w:t xml:space="preserve">outcomes of specific historical and social conditions</w:t>
+        <w:t xml:space="preserve">(1951), she argued that Nazi Germany and</w:t>
+      </w:r>
+      <w:r>
+        <w:t xml:space="preserve"> </w:t>
+      </w:r>
+      <w:r>
+        <w:t xml:space="preserve">Stalinist Russia were not aberrations but outcomes of specific historical and social</w:t>
+      </w:r>
+      <w:r>
+        <w:t xml:space="preserve"> </w:t>
+      </w:r>
+      <w:r>
+        <w:t xml:space="preserve">conditions</w:t>
       </w:r>
       <w:r>
         <w:t xml:space="preserve"> </w:t>
@@ -4459,19 +3994,13 @@
         <w:t xml:space="preserve">(Arendt, 1951)</w:t>
       </w:r>
       <w:r>
-        <w:t xml:space="preserve">.</w:t>
-      </w:r>
-      <w:r>
-        <w:t xml:space="preserve"> </w:t>
-      </w:r>
-      <w:r>
-        <w:t xml:space="preserve">Her analysis is distinctive in</w:t>
-      </w:r>
-      <w:r>
-        <w:t xml:space="preserve"> </w:t>
-      </w:r>
-      <w:r>
-        <w:t xml:space="preserve">focusing not primarily on ideology but on</w:t>
+        <w:t xml:space="preserve">. Her analysis is distinctive in focusing</w:t>
+      </w:r>
+      <w:r>
+        <w:t xml:space="preserve"> </w:t>
+      </w:r>
+      <w:r>
+        <w:t xml:space="preserve">not on ideology but on</w:t>
       </w:r>
       <w:r>
         <w:t xml:space="preserve"> </w:t>
@@ -4484,25 +4013,19 @@
         <w:t xml:space="preserve">loneliness</w:t>
       </w:r>
       <w:r>
-        <w:t xml:space="preserve">: the breakdown of the</w:t>
-      </w:r>
-      <w:r>
-        <w:t xml:space="preserve"> </w:t>
-      </w:r>
-      <w:r>
-        <w:t xml:space="preserve">social bonds and shared public world that give individuals a stable sense of reality.</w:t>
-      </w:r>
-      <w:r>
-        <w:t xml:space="preserve"> </w:t>
-      </w:r>
-      <w:r>
-        <w:t xml:space="preserve">People who feel genuinely isolated, she argued, become susceptible to movements that</w:t>
-      </w:r>
-      <w:r>
-        <w:t xml:space="preserve"> </w:t>
-      </w:r>
-      <w:r>
-        <w:t xml:space="preserve">offer belonging and a totalizing explanation of the world.</w:t>
+        <w:t xml:space="preserve">: the breakdown of the social bonds and shared</w:t>
+      </w:r>
+      <w:r>
+        <w:t xml:space="preserve"> </w:t>
+      </w:r>
+      <w:r>
+        <w:t xml:space="preserve">public world that give individuals a stable sense of reality. Isolated people, she argued,</w:t>
+      </w:r>
+      <w:r>
+        <w:t xml:space="preserve"> </w:t>
+      </w:r>
+      <w:r>
+        <w:t xml:space="preserve">become susceptible to movements offering belonging and a totalizing explanation of the world.</w:t>
       </w:r>
     </w:p>
     <w:p>
@@ -4510,31 +4033,25 @@
         <w:pStyle w:val="KeyThinker"/>
       </w:pPr>
       <w:r>
-        <w:t xml:space="preserve">Arendt is also famous for her coverage of the 1961 trial of Adolf Eichmann, a Nazi war</w:t>
-      </w:r>
-      <w:r>
-        <w:t xml:space="preserve"> </w:t>
-      </w:r>
-      <w:r>
-        <w:t xml:space="preserve">criminal responsible for organizing the transportation of Jews to death camps. Her concept</w:t>
-      </w:r>
-      <w:r>
-        <w:t xml:space="preserve"> </w:t>
-      </w:r>
-      <w:r>
-        <w:t xml:space="preserve">of the "banality of evil" — her observation that Eichmann was not a monster but a</w:t>
-      </w:r>
-      <w:r>
-        <w:t xml:space="preserve"> </w:t>
-      </w:r>
-      <w:r>
-        <w:t xml:space="preserve">bureaucrat who had stopped thinking — remains one of the most disturbing and important</w:t>
-      </w:r>
-      <w:r>
-        <w:t xml:space="preserve"> </w:t>
-      </w:r>
-      <w:r>
-        <w:t xml:space="preserve">ideas in modern ethics.</w:t>
+        <w:t xml:space="preserve">Arendt is also famous for covering the 1961 trial of Adolf Eichmann, the Nazi official who</w:t>
+      </w:r>
+      <w:r>
+        <w:t xml:space="preserve"> </w:t>
+      </w:r>
+      <w:r>
+        <w:t xml:space="preserve">organized the transportation of Jews to death camps. Her "banality of evil" — the</w:t>
+      </w:r>
+      <w:r>
+        <w:t xml:space="preserve"> </w:t>
+      </w:r>
+      <w:r>
+        <w:t xml:space="preserve">observation that Eichmann was not a monster but a bureaucrat who had stopped thinking —</w:t>
+      </w:r>
+      <w:r>
+        <w:t xml:space="preserve"> </w:t>
+      </w:r>
+      <w:r>
+        <w:t xml:space="preserve">remains one of the most disturbing ideas in modern ethics.</w:t>
       </w:r>
     </w:p>
     <w:p>
@@ -4562,7 +4079,7 @@
         <w:pStyle w:val="Compact"/>
       </w:pPr>
       <w:r>
-        <w:t xml:space="preserve">Industrial modernity uproots people from stable communities, traditional roles, and inherited social bonds, producing widespread social isolation — what Arendt calls "atomization."</w:t>
+        <w:t xml:space="preserve">Industrial modernity uproots people from stable communities, traditional roles, and inherited bonds, producing widespread isolation — what Arendt calls "atomization."</w:t>
       </w:r>
     </w:p>
     <w:p>
@@ -4586,7 +4103,7 @@
         <w:pStyle w:val="Compact"/>
       </w:pPr>
       <w:r>
-        <w:t xml:space="preserve">Mass broadcast media can deliver, simultaneously to millions of isolated individuals, a totalizing ideology that appears to explain everything and offers membership in a powerful movement.</w:t>
+        <w:t xml:space="preserve">Mass broadcast media can deliver, simultaneously to millions of them, a totalizing ideology that explains everything and offers membership in a powerful movement.</w:t>
       </w:r>
     </w:p>
     <w:p>
@@ -4600,7 +4117,7 @@
         <w:t xml:space="preserve"> </w:t>
       </w:r>
       <w:r>
-        <w:t xml:space="preserve">Mass media combined with social atomization creates conditions uniquely favorable to totalitarian movements: isolated individuals, hungry for belonging, are offered an all-encompassing worldview that promises to make them part of something greater than themselves.</w:t>
+        <w:t xml:space="preserve">Mass media combined with social atomization creates conditions uniquely favorable to totalitarian movements: isolated individuals, hungry for belonging, are offered a worldview that makes them part of something greater than themselves.</w:t>
       </w:r>
     </w:p>
     <w:p>
@@ -4608,43 +4125,37 @@
         <w:pStyle w:val="BodyText"/>
       </w:pPr>
       <w:r>
-        <w:t xml:space="preserve">Arendt's argument adds an important dimension to Orwell's analysis. Orwell focuses on the</w:t>
-      </w:r>
-      <w:r>
-        <w:t xml:space="preserve"> </w:t>
-      </w:r>
-      <w:r>
-        <w:t xml:space="preserve">content of propaganda — the lies, the slogans, the manipulation. Arendt focuses on the</w:t>
-      </w:r>
-      <w:r>
-        <w:t xml:space="preserve"> </w:t>
-      </w:r>
-      <w:r>
-        <w:t xml:space="preserve">audience: why are people susceptible to propaganda in the first place? Her answer — that</w:t>
-      </w:r>
-      <w:r>
-        <w:t xml:space="preserve"> </w:t>
-      </w:r>
-      <w:r>
-        <w:t xml:space="preserve">social isolation makes people hungry for the kind of belonging that ideological movements</w:t>
-      </w:r>
-      <w:r>
-        <w:t xml:space="preserve"> </w:t>
-      </w:r>
-      <w:r>
-        <w:t xml:space="preserve">provide — has obvious implications for our present situation. If social media simultaneously</w:t>
-      </w:r>
-      <w:r>
-        <w:t xml:space="preserve"> </w:t>
-      </w:r>
-      <w:r>
-        <w:t xml:space="preserve">increases social connection and deepens loneliness, as some researchers argue, it might</w:t>
-      </w:r>
-      <w:r>
-        <w:t xml:space="preserve"> </w:t>
-      </w:r>
-      <w:r>
-        <w:t xml:space="preserve">be amplifying exactly the vulnerability that Arendt identified.</w:t>
+        <w:t xml:space="preserve">Arendt adds an important dimension to Orwell. He focuses on the content of propaganda — the</w:t>
+      </w:r>
+      <w:r>
+        <w:t xml:space="preserve"> </w:t>
+      </w:r>
+      <w:r>
+        <w:t xml:space="preserve">lies, the slogans, the manipulation; she focuses on the audience: why are people susceptible</w:t>
+      </w:r>
+      <w:r>
+        <w:t xml:space="preserve"> </w:t>
+      </w:r>
+      <w:r>
+        <w:t xml:space="preserve">in the first place? Her answer — that isolation makes people hungry for the belonging</w:t>
+      </w:r>
+      <w:r>
+        <w:t xml:space="preserve"> </w:t>
+      </w:r>
+      <w:r>
+        <w:t xml:space="preserve">ideological movements provide — has obvious implications for the present. If social media</w:t>
+      </w:r>
+      <w:r>
+        <w:t xml:space="preserve"> </w:t>
+      </w:r>
+      <w:r>
+        <w:t xml:space="preserve">simultaneously increases connection and deepens loneliness, as some researchers argue, it may</w:t>
+      </w:r>
+      <w:r>
+        <w:t xml:space="preserve"> </w:t>
+      </w:r>
+      <w:r>
+        <w:t xml:space="preserve">be amplifying exactly the vulnerability Arendt identified.</w:t>
       </w:r>
     </w:p>
     <w:p>
@@ -4668,19 +4179,13 @@
         <w:pStyle w:val="CaseStudy"/>
       </w:pPr>
       <w:r>
-        <w:t xml:space="preserve">When the National Socialist (Nazi) Party came to power in Germany in 1933, radio was still</w:t>
-      </w:r>
-      <w:r>
-        <w:t xml:space="preserve"> </w:t>
-      </w:r>
-      <w:r>
-        <w:t xml:space="preserve">a relatively expensive medium. Nazi Propaganda Minister Joseph Goebbels immediately</w:t>
-      </w:r>
-      <w:r>
-        <w:t xml:space="preserve"> </w:t>
-      </w:r>
-      <w:r>
-        <w:t xml:space="preserve">recognized its potential and launched production of the</w:t>
+        <w:t xml:space="preserve">When the Nazi Party came to power in Germany in 1933, radio was still relatively expensive.</w:t>
+      </w:r>
+      <w:r>
+        <w:t xml:space="preserve"> </w:t>
+      </w:r>
+      <w:r>
+        <w:t xml:space="preserve">Propaganda Minister Joseph Goebbels recognized its potential and launched the</w:t>
       </w:r>
       <w:r>
         <w:t xml:space="preserve"> </w:t>
@@ -4696,31 +4201,25 @@
         <w:t xml:space="preserve"> </w:t>
       </w:r>
       <w:r>
-        <w:t xml:space="preserve">— the</w:t>
-      </w:r>
-      <w:r>
-        <w:t xml:space="preserve"> </w:t>
-      </w:r>
-      <w:r>
-        <w:t xml:space="preserve">"People's Receiver" — a cheap, standardized radio set designed to bring Nazi broadcasts</w:t>
-      </w:r>
-      <w:r>
-        <w:t xml:space="preserve"> </w:t>
-      </w:r>
-      <w:r>
-        <w:t xml:space="preserve">into every German home. By 1939, Germany had the highest rate of radio ownership in</w:t>
-      </w:r>
-      <w:r>
-        <w:t xml:space="preserve"> </w:t>
-      </w:r>
-      <w:r>
-        <w:t xml:space="preserve">the world, with radios reaching roughly seventy percent of German households — about</w:t>
-      </w:r>
-      <w:r>
-        <w:t xml:space="preserve"> </w:t>
-      </w:r>
-      <w:r>
-        <w:t xml:space="preserve">three times the share in 1932. (Counts of the</w:t>
+        <w:t xml:space="preserve">— the "People's Receiver" — a cheap, standardized set designed to</w:t>
+      </w:r>
+      <w:r>
+        <w:t xml:space="preserve"> </w:t>
+      </w:r>
+      <w:r>
+        <w:t xml:space="preserve">bring Nazi broadcasts into every German home. By 1939 Germany had the world's highest rate of</w:t>
+      </w:r>
+      <w:r>
+        <w:t xml:space="preserve"> </w:t>
+      </w:r>
+      <w:r>
+        <w:t xml:space="preserve">radio ownership, reaching roughly seventy percent of German households, about three times the</w:t>
+      </w:r>
+      <w:r>
+        <w:t xml:space="preserve"> </w:t>
+      </w:r>
+      <w:r>
+        <w:t xml:space="preserve">share in 1932. (Counts of the</w:t>
       </w:r>
       <w:r>
         <w:t xml:space="preserve"> </w:t>
@@ -4736,19 +4235,13 @@
         <w:t xml:space="preserve"> </w:t>
       </w:r>
       <w:r>
-        <w:t xml:space="preserve">itself vary</w:t>
-      </w:r>
-      <w:r>
-        <w:t xml:space="preserve"> </w:t>
-      </w:r>
-      <w:r>
-        <w:t xml:space="preserve">between sources; the household reach is the better-attested figure, and the more</w:t>
-      </w:r>
-      <w:r>
-        <w:t xml:space="preserve"> </w:t>
-      </w:r>
-      <w:r>
-        <w:t xml:space="preserve">telling one.)</w:t>
+        <w:t xml:space="preserve">itself vary between sources; the</w:t>
+      </w:r>
+      <w:r>
+        <w:t xml:space="preserve"> </w:t>
+      </w:r>
+      <w:r>
+        <w:t xml:space="preserve">household reach is the better-attested figure, and the more telling one.)</w:t>
       </w:r>
     </w:p>
     <w:p>
@@ -4756,37 +4249,31 @@
         <w:pStyle w:val="CaseStudy"/>
       </w:pPr>
       <w:r>
-        <w:t xml:space="preserve">The Nazis used radio to broadcast Hitler's speeches live to the entire nation, to saturate</w:t>
-      </w:r>
-      <w:r>
-        <w:t xml:space="preserve"> </w:t>
-      </w:r>
-      <w:r>
-        <w:t xml:space="preserve">daily life with Party music, news, and ideology, and to create the impression of a unified,</w:t>
-      </w:r>
-      <w:r>
-        <w:t xml:space="preserve"> </w:t>
-      </w:r>
-      <w:r>
-        <w:t xml:space="preserve">enthusiastic national community. Crucially, the sets were built to listen with, not to answer</w:t>
-      </w:r>
-      <w:r>
-        <w:t xml:space="preserve"> </w:t>
-      </w:r>
-      <w:r>
-        <w:t xml:space="preserve">back, and cheaper models deliberately omitted shortwave bands so that owners could not easily</w:t>
-      </w:r>
-      <w:r>
-        <w:t xml:space="preserve"> </w:t>
-      </w:r>
-      <w:r>
-        <w:t xml:space="preserve">tune in foreign broadcasts. This was, as Orwell and Arendt would</w:t>
-      </w:r>
-      <w:r>
-        <w:t xml:space="preserve"> </w:t>
-      </w:r>
-      <w:r>
-        <w:t xml:space="preserve">have predicted, a technology of one-way communication deployed in service of a regime that</w:t>
+        <w:t xml:space="preserve">Radio carried Hitler's speeches live to the entire nation, saturated daily life with Party</w:t>
+      </w:r>
+      <w:r>
+        <w:t xml:space="preserve"> </w:t>
+      </w:r>
+      <w:r>
+        <w:t xml:space="preserve">music, news, and ideology, and created the impression of a unified national community.</w:t>
+      </w:r>
+      <w:r>
+        <w:t xml:space="preserve"> </w:t>
+      </w:r>
+      <w:r>
+        <w:t xml:space="preserve">Crucially, the sets were built to listen with, not to answer back: cheaper models deliberately</w:t>
+      </w:r>
+      <w:r>
+        <w:t xml:space="preserve"> </w:t>
+      </w:r>
+      <w:r>
+        <w:t xml:space="preserve">omitted shortwave bands so that owners could not easily tune in foreign broadcasts. As Orwell</w:t>
+      </w:r>
+      <w:r>
+        <w:t xml:space="preserve"> </w:t>
+      </w:r>
+      <w:r>
+        <w:t xml:space="preserve">and Arendt would have predicted, this was one-way communication in service of a regime that</w:t>
       </w:r>
       <w:r>
         <w:t xml:space="preserve"> </w:t>
@@ -4800,25 +4287,19 @@
         <w:pStyle w:val="CaseStudy"/>
       </w:pPr>
       <w:r>
-        <w:t xml:space="preserve">The Nazi radio program illustrates a structural feature of broadcast media that internet</w:t>
-      </w:r>
-      <w:r>
-        <w:t xml:space="preserve"> </w:t>
-      </w:r>
-      <w:r>
-        <w:t xml:space="preserve">advocates often cite as a weakness: it is inherently one-to-many, not many-to-many. The</w:t>
-      </w:r>
-      <w:r>
-        <w:t xml:space="preserve"> </w:t>
-      </w:r>
-      <w:r>
-        <w:t xml:space="preserve">question of whether social media's many-to-many structure is better or worse in practice</w:t>
-      </w:r>
-      <w:r>
-        <w:t xml:space="preserve"> </w:t>
-      </w:r>
-      <w:r>
-        <w:t xml:space="preserve">is one we will examine in later chapters.</w:t>
+        <w:t xml:space="preserve">Broadcast media is inherently one-to-many, not many-to-many — the structural weakness</w:t>
+      </w:r>
+      <w:r>
+        <w:t xml:space="preserve"> </w:t>
+      </w:r>
+      <w:r>
+        <w:t xml:space="preserve">internet advocates often cite. Whether social media's many-to-many structure is better in</w:t>
+      </w:r>
+      <w:r>
+        <w:t xml:space="preserve"> </w:t>
+      </w:r>
+      <w:r>
+        <w:t xml:space="preserve">practice is a question for later chapters.</w:t>
       </w:r>
     </w:p>
     <w:p>
@@ -4838,7 +4319,7 @@
         <w:pStyle w:val="Compact"/>
       </w:pPr>
       <w:r>
-        <w:t xml:space="preserve">Arendt argues that loneliness makes people susceptible to totalitarian movements. If social media increases loneliness, does it increase this risk? What evidence bears on this question?</w:t>
+        <w:t xml:space="preserve">Arendt argues that loneliness makes people susceptible to totalitarian movements. If social media increases loneliness, does it increase this risk? What evidence bears on it?</w:t>
       </w:r>
     </w:p>
     <w:p>
@@ -4850,7 +4331,7 @@
         <w:pStyle w:val="Compact"/>
       </w:pPr>
       <w:r>
-        <w:t xml:space="preserve">Orwell thought the ultimate goal of propaganda was to destroy people's capacity to distinguish truth from falsehood. Does the term "post-truth" suggest this has happened, or is it an exaggeration?</w:t>
+        <w:t xml:space="preserve">Orwell thought propaganda's ultimate goal was to destroy the capacity to distinguish truth from falsehood. Does "post-truth" suggest this has happened, or is it an exaggeration?</w:t>
       </w:r>
     </w:p>
     <w:p>
@@ -4862,7 +4343,7 @@
         <w:pStyle w:val="Compact"/>
       </w:pPr>
       <w:r>
-        <w:t xml:space="preserve">The Nazis used radio to create a sense of national unity and belonging. Is the sense of community created by online groups healthy, dangerous, or something in between?</w:t>
+        <w:t xml:space="preserve">The Nazis used radio to create a sense of national belonging. Is the community created by online groups healthy, dangerous, or something in between?</w:t>
       </w:r>
     </w:p>
     <w:bookmarkEnd w:id="63"/>
@@ -4882,61 +4363,49 @@
         <w:pStyle w:val="FirstParagraph"/>
       </w:pPr>
       <w:r>
-        <w:t xml:space="preserve">In 1989, a British software engineer named Tim Berners-Lee, trained as a physicist and</w:t>
-      </w:r>
-      <w:r>
-        <w:t xml:space="preserve"> </w:t>
-      </w:r>
-      <w:r>
-        <w:t xml:space="preserve">working at the European particle physics</w:t>
-      </w:r>
-      <w:r>
-        <w:t xml:space="preserve"> </w:t>
-      </w:r>
-      <w:r>
-        <w:t xml:space="preserve">laboratory CERN in Switzerland, wrote a memo proposing a system for managing information</w:t>
-      </w:r>
-      <w:r>
-        <w:t xml:space="preserve"> </w:t>
-      </w:r>
-      <w:r>
-        <w:t xml:space="preserve">across the lab's network of computers. His supervisor wrote "Vague but exciting" on the</w:t>
-      </w:r>
-      <w:r>
-        <w:t xml:space="preserve"> </w:t>
-      </w:r>
-      <w:r>
-        <w:t xml:space="preserve">cover and returned it. Two years later, Berners-Lee had built the World Wide Web: a system</w:t>
-      </w:r>
-      <w:r>
-        <w:t xml:space="preserve"> </w:t>
-      </w:r>
-      <w:r>
-        <w:t xml:space="preserve">of hyperlinked documents accessible through a common protocol and address system.</w:t>
-      </w:r>
-      <w:r>
-        <w:t xml:space="preserve"> </w:t>
-      </w:r>
-      <w:r>
-        <w:t xml:space="preserve">He then pressed CERN not to lock it down, and on April 30, 1993, CERN placed the Web</w:t>
-      </w:r>
-      <w:r>
-        <w:t xml:space="preserve"> </w:t>
-      </w:r>
-      <w:r>
-        <w:t xml:space="preserve">software in the public domain, free for anyone to use or modify without a license fee. By the</w:t>
-      </w:r>
-      <w:r>
-        <w:t xml:space="preserve"> </w:t>
-      </w:r>
-      <w:r>
-        <w:t xml:space="preserve">mid-1990s, the Web was transforming global communication.</w:t>
-      </w:r>
-      <w:r>
-        <w:t xml:space="preserve"> </w:t>
-      </w:r>
-      <w:r>
-        <w:t xml:space="preserve">By the 2000s, it had become the dominant medium of human expression.</w:t>
+        <w:t xml:space="preserve">In 1989, a British software engineer named Tim Berners-Lee, trained as a physicist and working</w:t>
+      </w:r>
+      <w:r>
+        <w:t xml:space="preserve"> </w:t>
+      </w:r>
+      <w:r>
+        <w:t xml:space="preserve">at the CERN particle physics laboratory, wrote a memo proposing a system for managing</w:t>
+      </w:r>
+      <w:r>
+        <w:t xml:space="preserve"> </w:t>
+      </w:r>
+      <w:r>
+        <w:t xml:space="preserve">information across the lab's network. His supervisor wrote "Vague but exciting" on the cover and</w:t>
+      </w:r>
+      <w:r>
+        <w:t xml:space="preserve"> </w:t>
+      </w:r>
+      <w:r>
+        <w:t xml:space="preserve">returned it. Two years later, Berners-Lee had built the World Wide Web: hyperlinked documents</w:t>
+      </w:r>
+      <w:r>
+        <w:t xml:space="preserve"> </w:t>
+      </w:r>
+      <w:r>
+        <w:t xml:space="preserve">reachable through a common protocol and address system. He then pressed CERN not to lock it</w:t>
+      </w:r>
+      <w:r>
+        <w:t xml:space="preserve"> </w:t>
+      </w:r>
+      <w:r>
+        <w:t xml:space="preserve">down, and on April 30, 1993, CERN placed the Web software in the public domain, free for anyone</w:t>
+      </w:r>
+      <w:r>
+        <w:t xml:space="preserve"> </w:t>
+      </w:r>
+      <w:r>
+        <w:t xml:space="preserve">to use or modify. By the mid-1990s the Web was transforming global communication; by the 2000s</w:t>
+      </w:r>
+      <w:r>
+        <w:t xml:space="preserve"> </w:t>
+      </w:r>
+      <w:r>
+        <w:t xml:space="preserve">it was the dominant medium of human expression.</w:t>
       </w:r>
     </w:p>
     <w:p>
@@ -4981,37 +4450,25 @@
         <w:t xml:space="preserve"> </w:t>
       </w:r>
       <w:r>
-        <w:t xml:space="preserve">forever. The web would</w:t>
-      </w:r>
-      <w:r>
-        <w:t xml:space="preserve"> </w:t>
-      </w:r>
-      <w:r>
-        <w:t xml:space="preserve">disintermediate — cut out the middlemen — between producers and consumers of information,</w:t>
-      </w:r>
-      <w:r>
-        <w:t xml:space="preserve"> </w:t>
-      </w:r>
-      <w:r>
-        <w:t xml:space="preserve">empowering individuals and undermining institutional gatekeepers. The comparison with the</w:t>
-      </w:r>
-      <w:r>
-        <w:t xml:space="preserve"> </w:t>
-      </w:r>
-      <w:r>
-        <w:t xml:space="preserve">printing press was everywhere. But if the first phase of the web resembled a printing press</w:t>
-      </w:r>
-      <w:r>
-        <w:t xml:space="preserve"> </w:t>
-      </w:r>
-      <w:r>
-        <w:t xml:space="preserve">in the hands of everyone, the second phase — Web 2.0 and the rise of social media platforms —</w:t>
-      </w:r>
-      <w:r>
-        <w:t xml:space="preserve"> </w:t>
-      </w:r>
-      <w:r>
-        <w:t xml:space="preserve">more closely resembled the consolidation of broadcast media into a few powerful hands.</w:t>
+        <w:t xml:space="preserve">forever. The web would disintermediate — cut out the middlemen — empowering individuals and</w:t>
+      </w:r>
+      <w:r>
+        <w:t xml:space="preserve"> </w:t>
+      </w:r>
+      <w:r>
+        <w:t xml:space="preserve">undermining institutional gatekeepers. But if the first phase of the web resembled a printing</w:t>
+      </w:r>
+      <w:r>
+        <w:t xml:space="preserve"> </w:t>
+      </w:r>
+      <w:r>
+        <w:t xml:space="preserve">press in everyone's hands, the second — Web 2.0 and social media — resembled the consolidation</w:t>
+      </w:r>
+      <w:r>
+        <w:t xml:space="preserve"> </w:t>
+      </w:r>
+      <w:r>
+        <w:t xml:space="preserve">of broadcast media into a few powerful hands.</w:t>
       </w:r>
     </w:p>
     <w:p>
@@ -5049,13 +4506,7 @@
         <w:t xml:space="preserve"> </w:t>
       </w:r>
       <w:r>
-        <w:t xml:space="preserve">— the emergence of new intermediaries, often more powerful</w:t>
-      </w:r>
-      <w:r>
-        <w:t xml:space="preserve"> </w:t>
-      </w:r>
-      <w:r>
-        <w:t xml:space="preserve">than those they replaced.</w:t>
+        <w:t xml:space="preserve">— new intermediaries, often more powerful than those they replaced.</w:t>
       </w:r>
     </w:p>
     <w:p>
@@ -5063,91 +4514,73 @@
         <w:pStyle w:val="BodyText"/>
       </w:pPr>
       <w:r>
-        <w:t xml:space="preserve">By 2010, a handful of American technology companies — Google, Facebook, Amazon, Apple —</w:t>
-      </w:r>
-      <w:r>
-        <w:t xml:space="preserve"> </w:t>
-      </w:r>
-      <w:r>
-        <w:t xml:space="preserve">had become the new gatekeepers of global information. Their algorithms determined what</w:t>
-      </w:r>
-      <w:r>
-        <w:t xml:space="preserve"> </w:t>
-      </w:r>
-      <w:r>
-        <w:t xml:space="preserve">news billions of people saw, what products they were shown, and what ideas were amplified</w:t>
-      </w:r>
-      <w:r>
-        <w:t xml:space="preserve"> </w:t>
-      </w:r>
-      <w:r>
-        <w:t xml:space="preserve">or suppressed. The companies were driven primarily by advertising revenue, which depends</w:t>
-      </w:r>
-      <w:r>
-        <w:t xml:space="preserve"> </w:t>
-      </w:r>
-      <w:r>
-        <w:t xml:space="preserve">on maximizing user engagement — and emotionally charged content, including content that</w:t>
-      </w:r>
-      <w:r>
-        <w:t xml:space="preserve"> </w:t>
-      </w:r>
-      <w:r>
-        <w:t xml:space="preserve">provokes outrage and fear, tends to generate more engagement than calm content does.</w:t>
-      </w:r>
-      <w:r>
-        <w:t xml:space="preserve"> </w:t>
-      </w:r>
-      <w:r>
-        <w:t xml:space="preserve">The best-documented example comes from Facebook's own files. In 2021, the former Facebook</w:t>
-      </w:r>
-      <w:r>
-        <w:t xml:space="preserve"> </w:t>
-      </w:r>
-      <w:r>
-        <w:t xml:space="preserve">product manager Frances Haugen copied thousands of internal documents and provided them to</w:t>
-      </w:r>
-      <w:r>
-        <w:t xml:space="preserve"> </w:t>
-      </w:r>
-      <w:r>
-        <w:t xml:space="preserve">the Securities and Exchange Commission, to Congress, and to journalists. Among them was the</w:t>
-      </w:r>
-      <w:r>
-        <w:t xml:space="preserve"> </w:t>
-      </w:r>
-      <w:r>
-        <w:t xml:space="preserve">finding that since 2017 the News Feed ranking system had counted each emoji reaction —</w:t>
-      </w:r>
-      <w:r>
-        <w:t xml:space="preserve"> </w:t>
-      </w:r>
-      <w:r>
-        <w:t xml:space="preserve">including the "angry" reaction — as five times more valuable than an ordinary Like, on the</w:t>
-      </w:r>
-      <w:r>
-        <w:t xml:space="preserve"> </w:t>
-      </w:r>
-      <w:r>
-        <w:t xml:space="preserve">theory that reactions signaled deeper engagement. By 2019 the company's own researchers had</w:t>
-      </w:r>
-      <w:r>
-        <w:t xml:space="preserve"> </w:t>
-      </w:r>
-      <w:r>
-        <w:t xml:space="preserve">concluded that heavily "angry"-reacted posts were disproportionately likely to carry</w:t>
-      </w:r>
-      <w:r>
-        <w:t xml:space="preserve"> </w:t>
-      </w:r>
-      <w:r>
-        <w:t xml:space="preserve">misinformation and low-quality news. Facebook cut all reactions to one and a half times a</w:t>
-      </w:r>
-      <w:r>
-        <w:t xml:space="preserve"> </w:t>
-      </w:r>
-      <w:r>
-        <w:t xml:space="preserve">Like, and eventually cut the weight of "angry" to zero.</w:t>
+        <w:t xml:space="preserve">By 2010, a handful of American technology companies — Google, Facebook, Amazon, Apple — had</w:t>
+      </w:r>
+      <w:r>
+        <w:t xml:space="preserve"> </w:t>
+      </w:r>
+      <w:r>
+        <w:t xml:space="preserve">become the new gatekeepers of global information, their algorithms determining what news</w:t>
+      </w:r>
+      <w:r>
+        <w:t xml:space="preserve"> </w:t>
+      </w:r>
+      <w:r>
+        <w:t xml:space="preserve">billions of people saw and what ideas were amplified or suppressed. These companies live on</w:t>
+      </w:r>
+      <w:r>
+        <w:t xml:space="preserve"> </w:t>
+      </w:r>
+      <w:r>
+        <w:t xml:space="preserve">advertising revenue, which depends on engagement — and content that provokes outrage and fear</w:t>
+      </w:r>
+      <w:r>
+        <w:t xml:space="preserve"> </w:t>
+      </w:r>
+      <w:r>
+        <w:t xml:space="preserve">generates more of it than calm content does. The best-documented example comes from Facebook's</w:t>
+      </w:r>
+      <w:r>
+        <w:t xml:space="preserve"> </w:t>
+      </w:r>
+      <w:r>
+        <w:t xml:space="preserve">own files, copied in 2021 by the former product manager Frances Haugen and given to regulators,</w:t>
+      </w:r>
+      <w:r>
+        <w:t xml:space="preserve"> </w:t>
+      </w:r>
+      <w:r>
+        <w:t xml:space="preserve">Congress, and journalists. Since 2017 the News Feed had</w:t>
+      </w:r>
+      <w:r>
+        <w:t xml:space="preserve"> </w:t>
+      </w:r>
+      <w:r>
+        <w:t xml:space="preserve">counted each emoji reaction — including "angry" — as five times more valuable than an ordinary</w:t>
+      </w:r>
+      <w:r>
+        <w:t xml:space="preserve"> </w:t>
+      </w:r>
+      <w:r>
+        <w:t xml:space="preserve">Like, on the theory that reactions signaled deeper engagement. By 2019 the company's own</w:t>
+      </w:r>
+      <w:r>
+        <w:t xml:space="preserve"> </w:t>
+      </w:r>
+      <w:r>
+        <w:t xml:space="preserve">researchers had concluded that heavily "angry"-reacted posts were disproportionately likely to</w:t>
+      </w:r>
+      <w:r>
+        <w:t xml:space="preserve"> </w:t>
+      </w:r>
+      <w:r>
+        <w:t xml:space="preserve">carry misinformation and low-quality news. Facebook cut all reactions to one and a half times a</w:t>
+      </w:r>
+      <w:r>
+        <w:t xml:space="preserve"> </w:t>
+      </w:r>
+      <w:r>
+        <w:t xml:space="preserve">Like, and eventually cut "angry" to zero.</w:t>
       </w:r>
     </w:p>
     <w:p>
@@ -5155,55 +4588,43 @@
         <w:pStyle w:val="BodyText"/>
       </w:pPr>
       <w:r>
-        <w:t xml:space="preserve">A word of caution is in order here, because this is territory where confident claims outrun</w:t>
-      </w:r>
-      <w:r>
-        <w:t xml:space="preserve"> </w:t>
-      </w:r>
-      <w:r>
-        <w:t xml:space="preserve">the evidence. The most widely repeated story about algorithmic harm is the YouTube "rabbit</w:t>
-      </w:r>
-      <w:r>
-        <w:t xml:space="preserve"> </w:t>
-      </w:r>
-      <w:r>
-        <w:t xml:space="preserve">hole": the idea that the recommendation system reliably walks ordinary viewers from</w:t>
-      </w:r>
-      <w:r>
-        <w:t xml:space="preserve"> </w:t>
-      </w:r>
-      <w:r>
-        <w:t xml:space="preserve">mainstream political video toward fringe and extremist channels. It is a vivid story, and</w:t>
-      </w:r>
-      <w:r>
-        <w:t xml:space="preserve"> </w:t>
-      </w:r>
-      <w:r>
-        <w:t xml:space="preserve">early journalism and small-scale audits supported it. Larger studies published since 2021,</w:t>
-      </w:r>
-      <w:r>
-        <w:t xml:space="preserve"> </w:t>
-      </w:r>
-      <w:r>
-        <w:t xml:space="preserve">working from real browsing histories rather than from fresh accounts clicking whatever is</w:t>
-      </w:r>
-      <w:r>
-        <w:t xml:space="preserve"> </w:t>
-      </w:r>
-      <w:r>
-        <w:t xml:space="preserve">recommended, have found much weaker effects: most viewing of extreme content appears to</w:t>
-      </w:r>
-      <w:r>
-        <w:t xml:space="preserve"> </w:t>
-      </w:r>
-      <w:r>
-        <w:t xml:space="preserve">follow from subscriptions, off-platform links, and prior preferences rather than from the</w:t>
-      </w:r>
-      <w:r>
-        <w:t xml:space="preserve"> </w:t>
-      </w:r>
-      <w:r>
-        <w:t xml:space="preserve">algorithm's suggestions</w:t>
+        <w:t xml:space="preserve">A caution, because confident claims outrun the evidence here. The most widely repeated story</w:t>
+      </w:r>
+      <w:r>
+        <w:t xml:space="preserve"> </w:t>
+      </w:r>
+      <w:r>
+        <w:t xml:space="preserve">about algorithmic harm is the YouTube "rabbit hole": the idea that recommendations reliably walk</w:t>
+      </w:r>
+      <w:r>
+        <w:t xml:space="preserve"> </w:t>
+      </w:r>
+      <w:r>
+        <w:t xml:space="preserve">ordinary viewers from mainstream political video toward extremist channels. Early journalism and</w:t>
+      </w:r>
+      <w:r>
+        <w:t xml:space="preserve"> </w:t>
+      </w:r>
+      <w:r>
+        <w:t xml:space="preserve">small-scale audits supported it. Larger studies published since 2021, working from real browsing</w:t>
+      </w:r>
+      <w:r>
+        <w:t xml:space="preserve"> </w:t>
+      </w:r>
+      <w:r>
+        <w:t xml:space="preserve">histories rather than from fresh accounts clicking whatever is recommended, find much weaker</w:t>
+      </w:r>
+      <w:r>
+        <w:t xml:space="preserve"> </w:t>
+      </w:r>
+      <w:r>
+        <w:t xml:space="preserve">effects: most viewing of extreme content follows from subscriptions, off-platform links, and</w:t>
+      </w:r>
+      <w:r>
+        <w:t xml:space="preserve"> </w:t>
+      </w:r>
+      <w:r>
+        <w:t xml:space="preserve">prior preferences rather than from the algorithm</w:t>
       </w:r>
       <w:r>
         <w:t xml:space="preserve"> </w:t>
@@ -5212,19 +4633,19 @@
         <w:t xml:space="preserve">(Hosseinmardi et al., 2021)</w:t>
       </w:r>
       <w:r>
-        <w:t xml:space="preserve">. Those studies cannot rule out effects on small vulnerable groups or</w:t>
-      </w:r>
-      <w:r>
-        <w:t xml:space="preserve"> </w:t>
-      </w:r>
-      <w:r>
-        <w:t xml:space="preserve">over long periods, and the debate is unsettled. The honest summary is that platform ranking</w:t>
-      </w:r>
-      <w:r>
-        <w:t xml:space="preserve"> </w:t>
-      </w:r>
-      <w:r>
-        <w:t xml:space="preserve">systems demonstrably reward emotional intensity, and that how much they</w:t>
+        <w:t xml:space="preserve">. They cannot rule out effects on</w:t>
+      </w:r>
+      <w:r>
+        <w:t xml:space="preserve"> </w:t>
+      </w:r>
+      <w:r>
+        <w:t xml:space="preserve">small vulnerable groups or over long periods, and the debate is unsettled. The honest summary</w:t>
+      </w:r>
+      <w:r>
+        <w:t xml:space="preserve"> </w:t>
+      </w:r>
+      <w:r>
+        <w:t xml:space="preserve">is that ranking systems demonstrably reward emotional intensity, and that how much they</w:t>
       </w:r>
       <w:r>
         <w:t xml:space="preserve"> </w:t>
@@ -5240,13 +4661,7 @@
         <w:t xml:space="preserve"> </w:t>
       </w:r>
       <w:r>
-        <w:t xml:space="preserve">anyone remains genuinely contested. A course about technology ethics should be able to say</w:t>
-      </w:r>
-      <w:r>
-        <w:t xml:space="preserve"> </w:t>
-      </w:r>
-      <w:r>
-        <w:t xml:space="preserve">both of those things at once.</w:t>
+        <w:t xml:space="preserve">anyone remains genuinely contested.</w:t>
       </w:r>
     </w:p>
     <w:p>
@@ -5254,25 +4669,25 @@
         <w:pStyle w:val="BodyText"/>
       </w:pPr>
       <w:r>
-        <w:t xml:space="preserve">The result is a communications environment whose basic structure none of the early web</w:t>
-      </w:r>
-      <w:r>
-        <w:t xml:space="preserve"> </w:t>
-      </w:r>
-      <w:r>
-        <w:t xml:space="preserve">utopians predicted: an open network carrying traffic that is filtered and shaped by</w:t>
-      </w:r>
-      <w:r>
-        <w:t xml:space="preserve"> </w:t>
-      </w:r>
-      <w:r>
-        <w:t xml:space="preserve">private, for-profit intermediaries whose business interests are not necessarily aligned</w:t>
-      </w:r>
-      <w:r>
-        <w:t xml:space="preserve"> </w:t>
-      </w:r>
-      <w:r>
-        <w:t xml:space="preserve">with the public good — the arrangement Shoshana Zuboff named "surveillance capitalism"</w:t>
+        <w:t xml:space="preserve">The result is a structure none of the early web utopians predicted: an open network carrying</w:t>
+      </w:r>
+      <w:r>
+        <w:t xml:space="preserve"> </w:t>
+      </w:r>
+      <w:r>
+        <w:t xml:space="preserve">traffic that is filtered and shaped by private, for-profit intermediaries whose interests are</w:t>
+      </w:r>
+      <w:r>
+        <w:t xml:space="preserve"> </w:t>
+      </w:r>
+      <w:r>
+        <w:t xml:space="preserve">not necessarily aligned with the public good — the arrangement Shoshana Zuboff named</w:t>
+      </w:r>
+      <w:r>
+        <w:t xml:space="preserve"> </w:t>
+      </w:r>
+      <w:r>
+        <w:t xml:space="preserve">"surveillance capitalism"</w:t>
       </w:r>
       <w:r>
         <w:t xml:space="preserve"> </w:t>
@@ -5281,25 +4696,19 @@
         <w:t xml:space="preserve">(Zuboff, 2019)</w:t>
       </w:r>
       <w:r>
-        <w:t xml:space="preserve">. This is not unique to the web. The telegraph was carried by companies</w:t>
-      </w:r>
-      <w:r>
-        <w:t xml:space="preserve"> </w:t>
-      </w:r>
-      <w:r>
-        <w:t xml:space="preserve">with commercial interests. Radio and television were dominated by networks serving advertisers.</w:t>
-      </w:r>
-      <w:r>
-        <w:t xml:space="preserve"> </w:t>
-      </w:r>
-      <w:r>
-        <w:t xml:space="preserve">The pattern of disintermediation followed by reintermediation is, at this point, one of</w:t>
-      </w:r>
-      <w:r>
-        <w:t xml:space="preserve"> </w:t>
-      </w:r>
-      <w:r>
-        <w:t xml:space="preserve">the most reliable features of IT history.</w:t>
+        <w:t xml:space="preserve">. This is not unique to the web. The</w:t>
+      </w:r>
+      <w:r>
+        <w:t xml:space="preserve"> </w:t>
+      </w:r>
+      <w:r>
+        <w:t xml:space="preserve">telegraph was carried by companies with commercial interests; radio and television were</w:t>
+      </w:r>
+      <w:r>
+        <w:t xml:space="preserve"> </w:t>
+      </w:r>
+      <w:r>
+        <w:t xml:space="preserve">dominated by networks serving advertisers.</w:t>
       </w:r>
     </w:p>
     <w:p>
@@ -5307,67 +4716,37 @@
         <w:pStyle w:val="BodyText"/>
       </w:pPr>
       <w:r>
-        <w:t xml:space="preserve">Consider how consistent this pattern has been: the printing press disrupted the Church's</w:t>
-      </w:r>
-      <w:r>
-        <w:t xml:space="preserve"> </w:t>
-      </w:r>
-      <w:r>
-        <w:t xml:space="preserve">monopoly on copying texts, but within decades secular printers and state censors had</w:t>
-      </w:r>
-      <w:r>
-        <w:t xml:space="preserve"> </w:t>
-      </w:r>
-      <w:r>
-        <w:t xml:space="preserve">established new forms of control over what could be published. The telegraph disrupted</w:t>
-      </w:r>
-      <w:r>
-        <w:t xml:space="preserve"> </w:t>
-      </w:r>
-      <w:r>
-        <w:t xml:space="preserve">the postal system, but within a generation Western Union had a near-monopoly on American</w:t>
-      </w:r>
-      <w:r>
-        <w:t xml:space="preserve"> </w:t>
-      </w:r>
-      <w:r>
-        <w:t xml:space="preserve">telegraph wires and an exclusive arrangement with the Associated Press that shaped which</w:t>
-      </w:r>
-      <w:r>
-        <w:t xml:space="preserve"> </w:t>
-      </w:r>
-      <w:r>
-        <w:t xml:space="preserve">newspapers got the news first. Radio promised to</w:t>
-      </w:r>
-      <w:r>
-        <w:t xml:space="preserve"> </w:t>
-      </w:r>
-      <w:r>
-        <w:t xml:space="preserve">democratize public discourse, but within two decades a small number of national networks</w:t>
-      </w:r>
-      <w:r>
-        <w:t xml:space="preserve"> </w:t>
-      </w:r>
-      <w:r>
-        <w:t xml:space="preserve">— NBC, CBS, and Mutual, joined by ABC in the 1940s — controlled what most Americans heard.</w:t>
-      </w:r>
-      <w:r>
-        <w:t xml:space="preserve"> </w:t>
-      </w:r>
-      <w:r>
-        <w:t xml:space="preserve">The internet promised to</w:t>
-      </w:r>
-      <w:r>
-        <w:t xml:space="preserve"> </w:t>
-      </w:r>
-      <w:r>
-        <w:t xml:space="preserve">disintermediate everything, and it did — but it reintermediated around Google, Facebook,</w:t>
-      </w:r>
-      <w:r>
-        <w:t xml:space="preserve"> </w:t>
-      </w:r>
-      <w:r>
-        <w:t xml:space="preserve">and Amazon. The form of the intermediary changes; the fact of it does not.</w:t>
+        <w:t xml:space="preserve">The pattern repeats. Secular printers and state censors replaced the Church as arbiters of what</w:t>
+      </w:r>
+      <w:r>
+        <w:t xml:space="preserve"> </w:t>
+      </w:r>
+      <w:r>
+        <w:t xml:space="preserve">could be published; Western Union took a near-monopoly on American telegraph wires, with an</w:t>
+      </w:r>
+      <w:r>
+        <w:t xml:space="preserve"> </w:t>
+      </w:r>
+      <w:r>
+        <w:t xml:space="preserve">exclusive arrangement with the Associated Press; a few national radio networks — NBC, CBS, and</w:t>
+      </w:r>
+      <w:r>
+        <w:t xml:space="preserve"> </w:t>
+      </w:r>
+      <w:r>
+        <w:t xml:space="preserve">Mutual, joined by ABC in the 1940s — controlled what most Americans heard; and the internet</w:t>
+      </w:r>
+      <w:r>
+        <w:t xml:space="preserve"> </w:t>
+      </w:r>
+      <w:r>
+        <w:t xml:space="preserve">reintermediated around Google, Facebook, and Amazon. The form of the intermediary changes; the</w:t>
+      </w:r>
+      <w:r>
+        <w:t xml:space="preserve"> </w:t>
+      </w:r>
+      <w:r>
+        <w:t xml:space="preserve">fact of it does not.</w:t>
       </w:r>
     </w:p>
     <w:p>
@@ -5612,31 +4991,25 @@
         <w:t xml:space="preserve"> </w:t>
       </w:r>
       <w:r>
-        <w:t xml:space="preserve">the Arab Spring was a wave of popular uprisings against authoritarian governments that became</w:t>
-      </w:r>
-      <w:r>
-        <w:t xml:space="preserve"> </w:t>
-      </w:r>
-      <w:r>
-        <w:t xml:space="preserve">closely associated with social media — particularly Facebook, Twitter, and YouTube. Activists</w:t>
-      </w:r>
-      <w:r>
-        <w:t xml:space="preserve"> </w:t>
-      </w:r>
-      <w:r>
-        <w:t xml:space="preserve">used these platforms to organize protests, share video evidence of government abuses, and</w:t>
-      </w:r>
-      <w:r>
-        <w:t xml:space="preserve"> </w:t>
-      </w:r>
-      <w:r>
-        <w:t xml:space="preserve">coordinate across geographic boundaries with a speed and scale that had not been possible before.</w:t>
-      </w:r>
-      <w:r>
-        <w:t xml:space="preserve"> </w:t>
-      </w:r>
-      <w:r>
-        <w:t xml:space="preserve">The Tunisian and Egyptian governments fell within months.</w:t>
+        <w:t xml:space="preserve">the Arab Spring was a wave of popular uprisings against authoritarian governments, closely</w:t>
+      </w:r>
+      <w:r>
+        <w:t xml:space="preserve"> </w:t>
+      </w:r>
+      <w:r>
+        <w:t xml:space="preserve">associated with Facebook, Twitter, and YouTube. Activists used these platforms to organize</w:t>
+      </w:r>
+      <w:r>
+        <w:t xml:space="preserve"> </w:t>
+      </w:r>
+      <w:r>
+        <w:t xml:space="preserve">protests, share video evidence of government abuses, and coordinate at a speed and scale not</w:t>
+      </w:r>
+      <w:r>
+        <w:t xml:space="preserve"> </w:t>
+      </w:r>
+      <w:r>
+        <w:t xml:space="preserve">possible before. The Tunisian and Egyptian governments fell within months.</w:t>
       </w:r>
     </w:p>
     <w:p>
@@ -5644,49 +5017,37 @@
         <w:pStyle w:val="CaseStudy"/>
       </w:pPr>
       <w:r>
-        <w:t xml:space="preserve">The early coverage portrayed the Arab Spring as a vindication of the web's democratic promise:</w:t>
-      </w:r>
-      <w:r>
-        <w:t xml:space="preserve"> </w:t>
-      </w:r>
-      <w:r>
-        <w:t xml:space="preserve">a "Facebook Revolution" or "Twitter Revolution" in which social media had put the tools of</w:t>
-      </w:r>
-      <w:r>
-        <w:t xml:space="preserve"> </w:t>
-      </w:r>
-      <w:r>
-        <w:t xml:space="preserve">political organization in the hands of ordinary people, bypassing state control of broadcast</w:t>
-      </w:r>
-      <w:r>
-        <w:t xml:space="preserve"> </w:t>
-      </w:r>
-      <w:r>
-        <w:t xml:space="preserve">media. By 2013, however, this optimism had faded. Several of the uprisings devolved into</w:t>
-      </w:r>
-      <w:r>
-        <w:t xml:space="preserve"> </w:t>
-      </w:r>
-      <w:r>
-        <w:t xml:space="preserve">civil wars with enormous humanitarian costs. The regimes that survived adapted quickly,</w:t>
-      </w:r>
-      <w:r>
-        <w:t xml:space="preserve"> </w:t>
-      </w:r>
-      <w:r>
-        <w:t xml:space="preserve">using the same social media platforms for surveillance, propaganda, and the identification</w:t>
-      </w:r>
-      <w:r>
-        <w:t xml:space="preserve"> </w:t>
-      </w:r>
-      <w:r>
-        <w:t xml:space="preserve">of dissidents. In Syria, Egypt, and Bahrain, social media posts were used to track and</w:t>
-      </w:r>
-      <w:r>
-        <w:t xml:space="preserve"> </w:t>
-      </w:r>
-      <w:r>
-        <w:t xml:space="preserve">arrest activists.</w:t>
+        <w:t xml:space="preserve">Early coverage portrayed this as a vindication of the web's democratic promise: a "Facebook</w:t>
+      </w:r>
+      <w:r>
+        <w:t xml:space="preserve"> </w:t>
+      </w:r>
+      <w:r>
+        <w:t xml:space="preserve">Revolution" that put the tools of political organization in the hands of ordinary people,</w:t>
+      </w:r>
+      <w:r>
+        <w:t xml:space="preserve"> </w:t>
+      </w:r>
+      <w:r>
+        <w:t xml:space="preserve">bypassing state control of broadcast media. By 2013 the optimism had faded. Several uprisings</w:t>
+      </w:r>
+      <w:r>
+        <w:t xml:space="preserve"> </w:t>
+      </w:r>
+      <w:r>
+        <w:t xml:space="preserve">devolved into civil wars with enormous humanitarian costs, and the regimes that survived</w:t>
+      </w:r>
+      <w:r>
+        <w:t xml:space="preserve"> </w:t>
+      </w:r>
+      <w:r>
+        <w:t xml:space="preserve">adapted quickly, using the same platforms for surveillance, propaganda, and the identification</w:t>
+      </w:r>
+      <w:r>
+        <w:t xml:space="preserve"> </w:t>
+      </w:r>
+      <w:r>
+        <w:t xml:space="preserve">of dissidents. In Syria, Egypt, and Bahrain, posts were used to track and arrest activists.</w:t>
       </w:r>
     </w:p>
     <w:p>
@@ -5694,31 +5055,19 @@
         <w:pStyle w:val="CaseStudy"/>
       </w:pPr>
       <w:r>
-        <w:t xml:space="preserve">The Arab Spring illustrates both halves of the IT revolution pattern: the same platform</w:t>
-      </w:r>
-      <w:r>
-        <w:t xml:space="preserve"> </w:t>
-      </w:r>
-      <w:r>
-        <w:t xml:space="preserve">that enabled unprecedented popular organization also became a tool of state repression.</w:t>
-      </w:r>
-      <w:r>
-        <w:t xml:space="preserve"> </w:t>
-      </w:r>
-      <w:r>
-        <w:t xml:space="preserve">The technology was not neutral — but neither was it simply in service of power.</w:t>
-      </w:r>
-      <w:r>
-        <w:t xml:space="preserve"> </w:t>
-      </w:r>
-      <w:r>
-        <w:t xml:space="preserve">It served whoever used it most effectively, which sometimes meant the people, and</w:t>
-      </w:r>
-      <w:r>
-        <w:t xml:space="preserve"> </w:t>
-      </w:r>
-      <w:r>
-        <w:t xml:space="preserve">sometimes meant the state.</w:t>
+        <w:t xml:space="preserve">Both halves of the pattern are visible: the platform that enabled unprecedented popular</w:t>
+      </w:r>
+      <w:r>
+        <w:t xml:space="preserve"> </w:t>
+      </w:r>
+      <w:r>
+        <w:t xml:space="preserve">organization also became a tool of state repression. The technology served whoever used it</w:t>
+      </w:r>
+      <w:r>
+        <w:t xml:space="preserve"> </w:t>
+      </w:r>
+      <w:r>
+        <w:t xml:space="preserve">most effectively — sometimes the people, sometimes the state.</w:t>
       </w:r>
     </w:p>
     <w:p>
@@ -5738,7 +5087,7 @@
         <w:pStyle w:val="Compact"/>
       </w:pPr>
       <w:r>
-        <w:t xml:space="preserve">Tim Berners-Lee gave the Web to humanity as an open standard, refusing to patent it. Was this the right decision? What might have been different if the Web had been proprietary?</w:t>
+        <w:t xml:space="preserve">Berners-Lee pressed CERN to put the Web in the public domain rather than license it. Was that the right decision? What might have been different if the Web had been proprietary?</w:t>
       </w:r>
     </w:p>
     <w:p>
@@ -5750,7 +5099,7 @@
         <w:pStyle w:val="Compact"/>
       </w:pPr>
       <w:r>
-        <w:t xml:space="preserve">The Arab Spring showed social media enabling both popular revolution and government repression. What does this suggest about claims that technology is inherently liberating?</w:t>
+        <w:t xml:space="preserve">Each IT revolution has produced new gatekeepers to replace old ones. Can this be prevented, or is it an iron law of IT history?</w:t>
       </w:r>
     </w:p>
     <w:p>
@@ -5762,18 +5111,6 @@
         <w:pStyle w:val="Compact"/>
       </w:pPr>
       <w:r>
-        <w:t xml:space="preserve">Each IT revolution has produced new gatekeepers to replace old ones. Is there any way to prevent this, or is it an iron law of information technology history?</w:t>
-      </w:r>
-    </w:p>
-    <w:p>
-      <w:pPr>
-        <w:numPr>
-          <w:ilvl w:val="0"/>
-          <w:numId w:val="1011"/>
-        </w:numPr>
-        <w:pStyle w:val="Compact"/>
-      </w:pPr>
-      <w:r>
         <w:t xml:space="preserve">Facebook's own documents show its ranking system rewarding outrage; the evidence that YouTube's recommendations radicalize viewers is much weaker than the popular story suggests. How should that difference change the way you argue about platform harm?</w:t>
       </w:r>
     </w:p>
@@ -5794,49 +5131,31 @@
         <w:pStyle w:val="FirstParagraph"/>
       </w:pPr>
       <w:r>
-        <w:t xml:space="preserve">Looking across five information technology revolutions, a pattern emerges that is</w:t>
-      </w:r>
-      <w:r>
-        <w:t xml:space="preserve"> </w:t>
-      </w:r>
-      <w:r>
-        <w:t xml:space="preserve">striking in its consistency. Every revolution has promised liberation: writing would</w:t>
-      </w:r>
-      <w:r>
-        <w:t xml:space="preserve"> </w:t>
-      </w:r>
-      <w:r>
-        <w:t xml:space="preserve">preserve wisdom, the printing press would spread it, the telegraph would unite humanity,</w:t>
-      </w:r>
-      <w:r>
-        <w:t xml:space="preserve"> </w:t>
-      </w:r>
-      <w:r>
-        <w:t xml:space="preserve">broadcast media would educate the masses, and the internet would empower everyone equally.</w:t>
-      </w:r>
-      <w:r>
-        <w:t xml:space="preserve"> </w:t>
-      </w:r>
-      <w:r>
-        <w:t xml:space="preserve">Every revolution has also enabled new forms of control: imperial bureaucracy, religious</w:t>
-      </w:r>
-      <w:r>
-        <w:t xml:space="preserve"> </w:t>
-      </w:r>
-      <w:r>
-        <w:t xml:space="preserve">war, colonial coordination, totalitarian propaganda, and surveillance capitalism. In every</w:t>
-      </w:r>
-      <w:r>
-        <w:t xml:space="preserve"> </w:t>
-      </w:r>
-      <w:r>
-        <w:t xml:space="preserve">case, both the optimists and the pessimists turned out to be right — about different things,</w:t>
-      </w:r>
-      <w:r>
-        <w:t xml:space="preserve"> </w:t>
-      </w:r>
-      <w:r>
-        <w:t xml:space="preserve">or about the same things at different times.</w:t>
+        <w:t xml:space="preserve">Across five information technology revolutions the pattern is strikingly consistent: every one</w:t>
+      </w:r>
+      <w:r>
+        <w:t xml:space="preserve"> </w:t>
+      </w:r>
+      <w:r>
+        <w:t xml:space="preserve">promised liberation, and every one also enabled new forms of control — imperial bureaucracy,</w:t>
+      </w:r>
+      <w:r>
+        <w:t xml:space="preserve"> </w:t>
+      </w:r>
+      <w:r>
+        <w:t xml:space="preserve">religious war, colonial coordination, totalitarian propaganda, surveillance capitalism. Both the</w:t>
+      </w:r>
+      <w:r>
+        <w:t xml:space="preserve"> </w:t>
+      </w:r>
+      <w:r>
+        <w:t xml:space="preserve">optimists and the pessimists turned out to be right, about different things or about the same</w:t>
+      </w:r>
+      <w:r>
+        <w:t xml:space="preserve"> </w:t>
+      </w:r>
+      <w:r>
+        <w:t xml:space="preserve">things at different times.</w:t>
       </w:r>
     </w:p>
     <w:p>
@@ -5844,73 +5163,55 @@
         <w:pStyle w:val="BodyText"/>
       </w:pPr>
       <w:r>
-        <w:t xml:space="preserve">The most important lesson of this history may be about the relationship between technology</w:t>
-      </w:r>
-      <w:r>
-        <w:t xml:space="preserve"> </w:t>
-      </w:r>
-      <w:r>
-        <w:t xml:space="preserve">and power. Technology is not a neutral tool that societies simply pick up and use. It is</w:t>
-      </w:r>
-      <w:r>
-        <w:t xml:space="preserve"> </w:t>
-      </w:r>
-      <w:r>
-        <w:t xml:space="preserve">developed within existing social structures, deployed by people with interests and agendas,</w:t>
-      </w:r>
-      <w:r>
-        <w:t xml:space="preserve"> </w:t>
-      </w:r>
-      <w:r>
-        <w:t xml:space="preserve">and has effects that are shaped by who controls it, who has access to it, and what economic</w:t>
-      </w:r>
-      <w:r>
-        <w:t xml:space="preserve"> </w:t>
-      </w:r>
-      <w:r>
-        <w:t xml:space="preserve">and political system it operates within. This is not a counsel of despair — it does not</w:t>
-      </w:r>
-      <w:r>
-        <w:t xml:space="preserve"> </w:t>
-      </w:r>
-      <w:r>
-        <w:t xml:space="preserve">mean that technology always serves the powerful or that resistance is futile. The printing</w:t>
-      </w:r>
-      <w:r>
-        <w:t xml:space="preserve"> </w:t>
-      </w:r>
-      <w:r>
-        <w:t xml:space="preserve">press really did spread literacy and challenge the Church's monopoly on knowledge. Social</w:t>
-      </w:r>
-      <w:r>
-        <w:t xml:space="preserve"> </w:t>
-      </w:r>
-      <w:r>
-        <w:t xml:space="preserve">media really did enable ordinary people to organize and communicate in ways that authoritarian</w:t>
-      </w:r>
-      <w:r>
-        <w:t xml:space="preserve"> </w:t>
-      </w:r>
-      <w:r>
-        <w:t xml:space="preserve">governments found difficult to stop, at least initially. But it does mean that asking</w:t>
-      </w:r>
-      <w:r>
-        <w:t xml:space="preserve"> </w:t>
-      </w:r>
-      <w:r>
-        <w:t xml:space="preserve">"Is this technology good or bad?" is usually the wrong question. The right questions are:</w:t>
-      </w:r>
-      <w:r>
-        <w:t xml:space="preserve"> </w:t>
-      </w:r>
-      <w:r>
-        <w:t xml:space="preserve">Who controls this technology? Who benefits? Who bears the costs? And what governance</w:t>
-      </w:r>
-      <w:r>
-        <w:t xml:space="preserve"> </w:t>
-      </w:r>
-      <w:r>
-        <w:t xml:space="preserve">structures could make the distribution of benefits more just?</w:t>
+        <w:t xml:space="preserve">The most important lesson may be about technology and power. Technology is not a neutral tool</w:t>
+      </w:r>
+      <w:r>
+        <w:t xml:space="preserve"> </w:t>
+      </w:r>
+      <w:r>
+        <w:t xml:space="preserve">societies simply pick up and use. It is developed within existing social structures, deployed by</w:t>
+      </w:r>
+      <w:r>
+        <w:t xml:space="preserve"> </w:t>
+      </w:r>
+      <w:r>
+        <w:t xml:space="preserve">people with interests and agendas, and shaped in its effects by who controls it, who has access</w:t>
+      </w:r>
+      <w:r>
+        <w:t xml:space="preserve"> </w:t>
+      </w:r>
+      <w:r>
+        <w:t xml:space="preserve">to it, and what system it operates within. This is not a counsel of despair: the printing press</w:t>
+      </w:r>
+      <w:r>
+        <w:t xml:space="preserve"> </w:t>
+      </w:r>
+      <w:r>
+        <w:t xml:space="preserve">really did spread literacy and challenge the Church's monopoly, and social media really did let</w:t>
+      </w:r>
+      <w:r>
+        <w:t xml:space="preserve"> </w:t>
+      </w:r>
+      <w:r>
+        <w:t xml:space="preserve">ordinary people organize in ways authoritarian governments found hard to stop. But it does mean</w:t>
+      </w:r>
+      <w:r>
+        <w:t xml:space="preserve"> </w:t>
+      </w:r>
+      <w:r>
+        <w:t xml:space="preserve">that "Is this technology good or bad?" is usually the wrong question. The right questions are:</w:t>
+      </w:r>
+      <w:r>
+        <w:t xml:space="preserve"> </w:t>
+      </w:r>
+      <w:r>
+        <w:t xml:space="preserve">Who controls it? Who benefits? Who bears the costs? And what governance could make the</w:t>
+      </w:r>
+      <w:r>
+        <w:t xml:space="preserve"> </w:t>
+      </w:r>
+      <w:r>
+        <w:t xml:space="preserve">distribution of benefits more just?</w:t>
       </w:r>
     </w:p>
     <w:p>
@@ -5927,7 +5228,7 @@
               <a:graphicData uri="http://schemas.openxmlformats.org/drawingml/2006/picture">
                 <pic:pic>
                   <pic:nvPicPr>
-                    <pic:cNvPr descr="/tmp/docx-build-87TwSJ/ch01_history-diagrams/diag_1.png" id="69" name="Picture"/>
+                    <pic:cNvPr descr="/tmp/docx-build-7NZiS3/ch01_history-diagrams/diag_1.png" id="69" name="Picture"/>
                     <pic:cNvPicPr>
                       <a:picLocks noChangeArrowheads="1" noChangeAspect="1"/>
                     </pic:cNvPicPr>
@@ -5965,7 +5266,7 @@
         <w:pStyle w:val="ImageCaption"/>
       </w:pPr>
       <w:r>
-        <w:t xml:space="preserve">Figure 1.2 — The recurring cycle of information technology revolutions. Each revolution begins with promises of liberation, encounters unforeseen consequences, and leads to new concentrations of power — which eventually prompt criticism and the search for reform.</w:t>
+        <w:t xml:space="preserve">Figure 1.2 — The recurring cycle of information technology revolutions: promises of liberation, unforeseen consequences, new concentrations of power — which eventually prompt criticism and reform.</w:t>
       </w:r>
     </w:p>
     <w:p>
@@ -6363,49 +5664,37 @@
         <w:pStyle w:val="BodyText"/>
       </w:pPr>
       <w:r>
-        <w:t xml:space="preserve">This table reveals something important about how to think about the upcoming topics in this</w:t>
-      </w:r>
-      <w:r>
-        <w:t xml:space="preserve"> </w:t>
-      </w:r>
-      <w:r>
-        <w:t xml:space="preserve">course. Free speech, intellectual property, privacy, AI, and labor automation are not</w:t>
-      </w:r>
-      <w:r>
-        <w:t xml:space="preserve"> </w:t>
-      </w:r>
-      <w:r>
-        <w:t xml:space="preserve">entirely new problems. They are new chapters in a long story. When we ask whether AI</w:t>
-      </w:r>
-      <w:r>
-        <w:t xml:space="preserve"> </w:t>
-      </w:r>
-      <w:r>
-        <w:t xml:space="preserve">companies should be liable for harmful content generated by their systems, we are asking</w:t>
-      </w:r>
-      <w:r>
-        <w:t xml:space="preserve"> </w:t>
-      </w:r>
-      <w:r>
-        <w:t xml:space="preserve">a version of the question that was asked about printing houses in the seventeenth century.</w:t>
-      </w:r>
-      <w:r>
-        <w:t xml:space="preserve"> </w:t>
-      </w:r>
-      <w:r>
-        <w:t xml:space="preserve">When we debate whether to regulate social media algorithms, we are echoing debates about</w:t>
-      </w:r>
-      <w:r>
-        <w:t xml:space="preserve"> </w:t>
-      </w:r>
-      <w:r>
-        <w:t xml:space="preserve">the regulation of telegraph monopolies in the nineteenth century. The specific technologies</w:t>
-      </w:r>
-      <w:r>
-        <w:t xml:space="preserve"> </w:t>
-      </w:r>
-      <w:r>
-        <w:t xml:space="preserve">change. The fundamental questions about power, access, truth, and harm recur.</w:t>
+        <w:t xml:space="preserve">The table also frames the topics ahead. Free speech, intellectual property, privacy, AI, and</w:t>
+      </w:r>
+      <w:r>
+        <w:t xml:space="preserve"> </w:t>
+      </w:r>
+      <w:r>
+        <w:t xml:space="preserve">labor automation are not new problems; they are new chapters in a long story. Asking whether AI</w:t>
+      </w:r>
+      <w:r>
+        <w:t xml:space="preserve"> </w:t>
+      </w:r>
+      <w:r>
+        <w:t xml:space="preserve">companies should be liable for what their systems generate is a version of the question asked</w:t>
+      </w:r>
+      <w:r>
+        <w:t xml:space="preserve"> </w:t>
+      </w:r>
+      <w:r>
+        <w:t xml:space="preserve">about printing houses in the seventeenth century. Debating the regulation of social media</w:t>
+      </w:r>
+      <w:r>
+        <w:t xml:space="preserve"> </w:t>
+      </w:r>
+      <w:r>
+        <w:t xml:space="preserve">algorithms echoes debates about telegraph monopolies in the nineteenth. The technologies change;</w:t>
+      </w:r>
+      <w:r>
+        <w:t xml:space="preserve"> </w:t>
+      </w:r>
+      <w:r>
+        <w:t xml:space="preserve">the questions about power, access, truth, and harm recur.</w:t>
       </w:r>
     </w:p>
     <w:p>
@@ -6425,7 +5714,7 @@
         <w:pStyle w:val="Compact"/>
       </w:pPr>
       <w:r>
-        <w:t xml:space="preserve">The chapter claims that "Is this technology good or bad?" is the wrong question. Is that too easy an escape? Try to describe a technology for which the good-or-bad question really is the right one.</w:t>
+        <w:t xml:space="preserve">The chapter claims that "Is this technology good or bad?" is the wrong question. Is that too easy an escape? Describe a technology for which it really is the right question.</w:t>
       </w:r>
     </w:p>
     <w:p>
@@ -6437,7 +5726,7 @@
         <w:pStyle w:val="Compact"/>
       </w:pPr>
       <w:r>
-        <w:t xml:space="preserve">Table 1.3 puts both the optimist and the pessimist in the "partially right" column every single time. A skeptic might say this pattern is unfalsifiable — that any outcome could be described this way. How would you answer that skeptic?</w:t>
+        <w:t xml:space="preserve">Table 1.3 puts both the optimist and the pessimist in the "partially right" column every time. A skeptic might call that unfalsifiable — any outcome could be described this way. How would you answer?</w:t>
       </w:r>
     </w:p>
     <w:p>
@@ -6449,19 +5738,7 @@
         <w:pStyle w:val="Compact"/>
       </w:pPr>
       <w:r>
-        <w:t xml:space="preserve">Pick one of the five revolutions. If you had been alive at the time, with the information available then, which side would you have taken — and what would have persuaded you?</w:t>
-      </w:r>
-    </w:p>
-    <w:p>
-      <w:pPr>
-        <w:numPr>
-          <w:ilvl w:val="0"/>
-          <w:numId w:val="1012"/>
-        </w:numPr>
-        <w:pStyle w:val="Compact"/>
-      </w:pPr>
-      <w:r>
-        <w:t xml:space="preserve">The chapter suggests we should ask who controls a technology, who benefits, and who bears the costs. Apply those three questions to a technology you used today. Do you know the answers?</w:t>
+        <w:t xml:space="preserve">Apply the chapter's three questions — who controls a technology, who benefits, who bears the costs — to something you used today. Do you know the answers?</w:t>
       </w:r>
     </w:p>
     <w:bookmarkEnd w:id="70"/>
@@ -6481,43 +5758,37 @@
         <w:pStyle w:val="FirstParagraph"/>
       </w:pPr>
       <w:r>
-        <w:t xml:space="preserve">This chapter has introduced the history of IT ethics through the lens of five major information</w:t>
-      </w:r>
-      <w:r>
-        <w:t xml:space="preserve"> </w:t>
-      </w:r>
-      <w:r>
-        <w:t xml:space="preserve">technology revolutions. In each case, we found both the optimists and the pessimists partially</w:t>
-      </w:r>
-      <w:r>
-        <w:t xml:space="preserve"> </w:t>
-      </w:r>
-      <w:r>
-        <w:t xml:space="preserve">right — and the decisive factor was not the technology itself but who controlled it and toward</w:t>
-      </w:r>
-      <w:r>
-        <w:t xml:space="preserve"> </w:t>
-      </w:r>
-      <w:r>
-        <w:t xml:space="preserve">what ends. The thinkers we have met — Socrates, Plato, Erasmus, Luther, Mill, Marx, Orwell,</w:t>
-      </w:r>
-      <w:r>
-        <w:t xml:space="preserve"> </w:t>
-      </w:r>
-      <w:r>
-        <w:t xml:space="preserve">and Arendt — offer frameworks that remain powerful for analyzing contemporary technology, from</w:t>
-      </w:r>
-      <w:r>
-        <w:t xml:space="preserve"> </w:t>
-      </w:r>
-      <w:r>
-        <w:t xml:space="preserve">content moderation and surveillance capitalism to artificial intelligence and algorithmic</w:t>
-      </w:r>
-      <w:r>
-        <w:t xml:space="preserve"> </w:t>
-      </w:r>
-      <w:r>
-        <w:t xml:space="preserve">amplification. We will draw on all of them in the chapters ahead.</w:t>
+        <w:t xml:space="preserve">This chapter has traced the history of IT ethics through five information revolutions. In each,</w:t>
+      </w:r>
+      <w:r>
+        <w:t xml:space="preserve"> </w:t>
+      </w:r>
+      <w:r>
+        <w:t xml:space="preserve">both the optimists and the pessimists were partially right — and the decisive factor was not</w:t>
+      </w:r>
+      <w:r>
+        <w:t xml:space="preserve"> </w:t>
+      </w:r>
+      <w:r>
+        <w:t xml:space="preserve">the technology itself but who controlled it and toward what ends. Socrates, Plato, Erasmus,</w:t>
+      </w:r>
+      <w:r>
+        <w:t xml:space="preserve"> </w:t>
+      </w:r>
+      <w:r>
+        <w:t xml:space="preserve">Luther, Mill, Marx, Orwell, and Arendt offer frameworks that remain powerful for analyzing</w:t>
+      </w:r>
+      <w:r>
+        <w:t xml:space="preserve"> </w:t>
+      </w:r>
+      <w:r>
+        <w:t xml:space="preserve">contemporary technology, from content moderation and surveillance capitalism to artificial</w:t>
+      </w:r>
+      <w:r>
+        <w:t xml:space="preserve"> </w:t>
+      </w:r>
+      <w:r>
+        <w:t xml:space="preserve">intelligence and algorithmic amplification. We draw on all of them in the chapters ahead.</w:t>
       </w:r>
     </w:p>
     <w:p>
@@ -6537,7 +5808,7 @@
         <w:pStyle w:val="Compact"/>
       </w:pPr>
       <w:r>
-        <w:t xml:space="preserve">Of the thinkers in this chapter, whose framework do you expect to be most useful for thinking about artificial intelligence — and whose do you expect to fail you first?</w:t>
+        <w:t xml:space="preserve">Several of this chapter's most memorable items turned out to be shaky: a myth Plato probably invented, a quotation Luther probably never wrote, a phrase Mill never used. What does that suggest about how ideas get transmitted — and about the vivid anecdotes in any textbook, including this one?</w:t>
       </w:r>
     </w:p>
     <w:p>
@@ -6549,7 +5820,7 @@
         <w:pStyle w:val="Compact"/>
       </w:pPr>
       <w:r>
-        <w:t xml:space="preserve">Several of this chapter's most memorable items turned out to be shaky: a myth Plato probably invented, a quotation Luther probably never wrote, a phrase Mill never used. What does that suggest about how ideas get transmitted, and about what you should do with the vivid anecdotes in any textbook, including this one?</w:t>
+        <w:t xml:space="preserve">Argue the strongest case you can against this chapter's central thesis: that every information revolution both liberates and enables control. What would count as evidence that one was simply good, or simply bad?</w:t>
       </w:r>
     </w:p>
     <w:p>
@@ -6561,18 +5832,6 @@
         <w:pStyle w:val="Compact"/>
       </w:pPr>
       <w:r>
-        <w:t xml:space="preserve">Argue the strongest case you can against this chapter's central thesis: that every information revolution both liberates and enables control. What would count as evidence that one revolution was simply good, or simply bad?</w:t>
-      </w:r>
-    </w:p>
-    <w:p>
-      <w:pPr>
-        <w:numPr>
-          <w:ilvl w:val="0"/>
-          <w:numId w:val="1013"/>
-        </w:numPr>
-        <w:pStyle w:val="Compact"/>
-      </w:pPr>
-      <w:r>
         <w:t xml:space="preserve">If a sixth revolution is underway right now, what is it — and who is playing the roles of Theuth, Thamus, Luther, and Erasmus in it?</w:t>
       </w:r>
     </w:p>
@@ -6603,19 +5862,13 @@
         <w:t xml:space="preserve"> </w:t>
       </w:r>
       <w:r>
-        <w:t xml:space="preserve">Writing, the printing press, the</w:t>
-      </w:r>
-      <w:r>
-        <w:t xml:space="preserve"> </w:t>
-      </w:r>
-      <w:r>
-        <w:t xml:space="preserve">telegraph, and the internet are all IT, sharing structural features and raising</w:t>
-      </w:r>
-      <w:r>
-        <w:t xml:space="preserve"> </w:t>
-      </w:r>
-      <w:r>
-        <w:t xml:space="preserve">structurally similar ethical questions.</w:t>
+        <w:t xml:space="preserve">writing, the printing press, the</w:t>
+      </w:r>
+      <w:r>
+        <w:t xml:space="preserve"> </w:t>
+      </w:r>
+      <w:r>
+        <w:t xml:space="preserve">telegraph, and the internet are all IT, and raise structurally similar ethical questions.</w:t>
       </w:r>
     </w:p>
     <w:p>
@@ -6668,7 +5921,7 @@
         <w:t xml:space="preserve"> </w:t>
       </w:r>
       <w:r>
-        <w:t xml:space="preserve">uses to make the case appears to be Plato's own invention.</w:t>
+        <w:t xml:space="preserve">uses appears to be Plato's own invention.</w:t>
       </w:r>
     </w:p>
     <w:p>
@@ -6696,13 +5949,7 @@
         <w:t xml:space="preserve"> </w:t>
       </w:r>
       <w:r>
-        <w:t xml:space="preserve">dissemination of ideas and responsible gatekeeping — a tension directly relevant to content</w:t>
-      </w:r>
-      <w:r>
-        <w:t xml:space="preserve"> </w:t>
-      </w:r>
-      <w:r>
-        <w:t xml:space="preserve">moderation on social media today.</w:t>
+        <w:t xml:space="preserve">dissemination and responsible gatekeeping — directly relevant to content moderation today.</w:t>
       </w:r>
     </w:p>
     <w:p>
@@ -6724,13 +5971,13 @@
         <w:t xml:space="preserve"> </w:t>
       </w:r>
       <w:r>
-        <w:t xml:space="preserve">saw communications technology as aligned with individual liberty</w:t>
-      </w:r>
-      <w:r>
-        <w:t xml:space="preserve"> </w:t>
-      </w:r>
-      <w:r>
-        <w:t xml:space="preserve">and open competition among ideas.</w:t>
+        <w:t xml:space="preserve">saw communications technology as aligned with individual liberty and</w:t>
+      </w:r>
+      <w:r>
+        <w:t xml:space="preserve"> </w:t>
+      </w:r>
+      <w:r>
+        <w:t xml:space="preserve">open competition among ideas.</w:t>
       </w:r>
       <w:r>
         <w:t xml:space="preserve"> </w:t>
@@ -6746,19 +5993,19 @@
         <w:t xml:space="preserve"> </w:t>
       </w:r>
       <w:r>
-        <w:t xml:space="preserve">held that technology</w:t>
-      </w:r>
-      <w:r>
-        <w:t xml:space="preserve"> </w:t>
-      </w:r>
-      <w:r>
-        <w:t xml:space="preserve">serves whoever owns it — and that in capitalist societies, ownership is concentrated.</w:t>
-      </w:r>
-      <w:r>
-        <w:t xml:space="preserve"> </w:t>
-      </w:r>
-      <w:r>
-        <w:t xml:space="preserve">The two never actually debated; we use them as representatives of two enduring positions.</w:t>
+        <w:t xml:space="preserve">held that technology serves whoever</w:t>
+      </w:r>
+      <w:r>
+        <w:t xml:space="preserve"> </w:t>
+      </w:r>
+      <w:r>
+        <w:t xml:space="preserve">owns it, and that ownership is concentrated. The two never actually debated; we use them</w:t>
+      </w:r>
+      <w:r>
+        <w:t xml:space="preserve"> </w:t>
+      </w:r>
+      <w:r>
+        <w:t xml:space="preserve">as representatives of two enduring positions.</w:t>
       </w:r>
     </w:p>
     <w:p>
@@ -6780,13 +6027,13 @@
         <w:t xml:space="preserve"> </w:t>
       </w:r>
       <w:r>
-        <w:t xml:space="preserve">warned that state control of mass media could destroy the</w:t>
-      </w:r>
-      <w:r>
-        <w:t xml:space="preserve"> </w:t>
-      </w:r>
-      <w:r>
-        <w:t xml:space="preserve">capacity to distinguish truth from falsehood.</w:t>
+        <w:t xml:space="preserve">warned that state control of mass media could destroy the capacity</w:t>
+      </w:r>
+      <w:r>
+        <w:t xml:space="preserve"> </w:t>
+      </w:r>
+      <w:r>
+        <w:t xml:space="preserve">to distinguish truth from falsehood.</w:t>
       </w:r>
       <w:r>
         <w:t xml:space="preserve"> </w:t>
@@ -6802,19 +6049,13 @@
         <w:t xml:space="preserve"> </w:t>
       </w:r>
       <w:r>
-        <w:t xml:space="preserve">identified</w:t>
-      </w:r>
-      <w:r>
-        <w:t xml:space="preserve"> </w:t>
-      </w:r>
-      <w:r>
-        <w:t xml:space="preserve">social atomization as the precondition that makes populations susceptible to</w:t>
-      </w:r>
-      <w:r>
-        <w:t xml:space="preserve"> </w:t>
-      </w:r>
-      <w:r>
-        <w:t xml:space="preserve">totalitarian propaganda.</w:t>
+        <w:t xml:space="preserve">identified social atomization</w:t>
+      </w:r>
+      <w:r>
+        <w:t xml:space="preserve"> </w:t>
+      </w:r>
+      <w:r>
+        <w:t xml:space="preserve">as the precondition that makes populations susceptible to propaganda.</w:t>
       </w:r>
     </w:p>
     <w:p>
@@ -6836,19 +6077,19 @@
         <w:t xml:space="preserve"> </w:t>
       </w:r>
       <w:r>
-        <w:t xml:space="preserve">Every IT revolution promises</w:t>
-      </w:r>
-      <w:r>
-        <w:t xml:space="preserve"> </w:t>
-      </w:r>
-      <w:r>
-        <w:t xml:space="preserve">to cut out gatekeepers; every revolution produces new ones. The Web's promised</w:t>
-      </w:r>
-      <w:r>
-        <w:t xml:space="preserve"> </w:t>
-      </w:r>
-      <w:r>
-        <w:t xml:space="preserve">disintermediation has been followed by the rise of a handful of platform monopolies.</w:t>
+        <w:t xml:space="preserve">every IT revolution promises to</w:t>
+      </w:r>
+      <w:r>
+        <w:t xml:space="preserve"> </w:t>
+      </w:r>
+      <w:r>
+        <w:t xml:space="preserve">cut out gatekeepers and produces new ones. The Web's disintermediation was followed by a</w:t>
+      </w:r>
+      <w:r>
+        <w:t xml:space="preserve"> </w:t>
+      </w:r>
+      <w:r>
+        <w:t xml:space="preserve">handful of platform monopolies.</w:t>
       </w:r>
     </w:p>
     <w:p>
@@ -6870,7 +6111,7 @@
         <w:t xml:space="preserve"> </w:t>
       </w:r>
       <w:r>
-        <w:t xml:space="preserve">Every information revolution promises liberation</w:t>
+        <w:t xml:space="preserve">every information revolution promises liberation</w:t>
       </w:r>
       <w:r>
         <w:t xml:space="preserve"> </w:t>
@@ -6904,19 +6145,13 @@
         <w:t xml:space="preserve"> </w:t>
       </w:r>
       <w:r>
-        <w:t xml:space="preserve">about a technology are not "is it good or bad?"</w:t>
-      </w:r>
-      <w:r>
-        <w:t xml:space="preserve"> </w:t>
-      </w:r>
-      <w:r>
-        <w:t xml:space="preserve">but: Who controls it? Who benefits? Who bears the costs? What governance could make</w:t>
-      </w:r>
-      <w:r>
-        <w:t xml:space="preserve"> </w:t>
-      </w:r>
-      <w:r>
-        <w:t xml:space="preserve">it more just?</w:t>
+        <w:t xml:space="preserve">about a technology are not "is it good or bad?" but:</w:t>
+      </w:r>
+      <w:r>
+        <w:t xml:space="preserve"> </w:t>
+      </w:r>
+      <w:r>
+        <w:t xml:space="preserve">Who controls it? Who benefits? Who bears the costs? What governance could make it more just?</w:t>
       </w:r>
     </w:p>
     <w:bookmarkEnd w:id="72"/>
